--- a/2027赛季雷达兵种研发项目规划.docx
+++ b/2027赛季雷达兵种研发项目规划.docx
@@ -36,7 +36,7 @@
         <w:rPr>
           <w:rFonts w:hint="eastAsia" w:ascii="华文楷体" w:hAnsi="华文楷体" w:eastAsia="华文楷体"/>
         </w:rPr>
-        <w:t>基于此，设计思路需围绕“信息制胜”展开。硬件上，需在2026赛季无线充电ASK解调技术的基础上改造出FSK解调与滤波电路，以应对三个难度等级的干扰波及其6位随机密钥；软件上，需在现有单目视觉识别链路上完成2027赛季新地图与装甲模块适配，新增装甲受击信息采集与可加固区域面积A的实时计算模块，并按“对方干扰波难度高于己方时，对方雷达对己方机器人即使准确标记，也不会产生易伤或积累双倍易伤进度”的反制条款，动态调整标记与双倍易伤策略。</w:t>
+        <w:t>基于此，设计思路需围绕“信息制胜”展开。硬件上，需在2026赛季无线充电ASK解调技术的基础上改造出FSK解调与滤波电路，以应对三个难度等级的干扰波及其6位随机密钥，并按“先搭建接收与自测链路、待官方参数发布后再完成参数标定”的节奏推进SDR选型；软件上，需在现有单目视觉识别链路上完成2027赛季新地图与装甲模块适配，新增装甲受击信息采集与可加固区域面积A的实时计算模块，并按“对方干扰波难度高于己方时，对方雷达对己方机器人即使准确标记，也不会产生易伤或积累双倍易伤进度”的反制条款，动态调整标记与双倍易伤策略。</w:t>
       </w:r>
     </w:p>
     <w:p>
@@ -54,6 +54,15 @@
           <w:rFonts w:hint="eastAsia" w:ascii="华文楷体" w:hAnsi="华文楷体" w:eastAsia="华文楷体"/>
         </w:rPr>
         <w:t>RMUC 2027关键节点：10.20–10.27赛季报名；11.18–11.19赛季规划评审（提交规划文档＋进度安排Excel＋团队预算Excel）；12.16–12.17规则测评；1.6–1.7中期进度文档；3.1–3.4裁判系统考核；3.1–3.3完整形态考核（文档）；3.8–3.10完整形态考核（视频）。以下进度按上述节点倒排。</w:t>
+      </w:r>
+    </w:p>
+    <w:p>
+      <w:pPr/>
+      <w:r>
+        <w:rPr>
+          <w:rFonts w:hint="eastAsia" w:ascii="华文楷体" w:hAnsi="华文楷体" w:eastAsia="华文楷体"/>
+        </w:rPr>
+        <w:t>SDR采购安排：先采购2块三位数价位SDR开发板（AD9363，约¥398/块，合计约¥796），用于搭建接收链路与自测发射源；待官方发布解析波（干扰波三级难度）参数后，再采购四位数价位SDR板卡（AD9361，约¥1,799），并按官方参数完成频点、带宽、功率标定。</w:t>
       </w:r>
     </w:p>
     <w:p>
@@ -825,7 +834,7 @@
                 <w:bCs/>
                 <w:lang w:val="en-US" w:eastAsia="zh-CN"/>
               </w:rPr>
-              <w:t>2026年12月</w:t>
+              <w:t>2026年11月</w:t>
             </w:r>
           </w:p>
         </w:tc>
@@ -846,7 +855,7 @@
                 <w:rFonts w:hint="eastAsia"/>
                 <w:lang w:val="en-US" w:eastAsia="zh-CN"/>
               </w:rPr>
-              <w:t>梳理官方发射源干扰波的三级难度接收链路，验证6位随机密钥（数字字母组合）的重置与解调</w:t>
+              <w:t>SDR接收链路选型与采购：采购2块三位数价位SDR开发板（AD9363，约¥398/块），完成接收链路搭建并与上位机联通</w:t>
             </w:r>
           </w:p>
         </w:tc>
@@ -915,7 +924,7 @@
                 <w:bCs/>
                 <w:lang w:val="en-US" w:eastAsia="zh-CN"/>
               </w:rPr>
-              <w:t>2027年1月</w:t>
+              <w:t>2026年12月</w:t>
             </w:r>
           </w:p>
         </w:tc>
@@ -936,7 +945,7 @@
                 <w:rFonts w:hint="eastAsia"/>
                 <w:lang w:val="en-US" w:eastAsia="zh-CN"/>
               </w:rPr>
-              <w:t>完成干扰波解析流程落地：解析成功后向赛事引擎上报，使己方雷达基座干扰源难度提升1级；与雷达视觉完成解析波坐标联调</w:t>
+              <w:t>梳理官方发射源干扰波的三级难度接收链路，验证6位随机密钥（数字字母组合）的重置与解调</w:t>
             </w:r>
           </w:p>
         </w:tc>
@@ -989,7 +998,7 @@
                 <w:bCs/>
                 <w:lang w:val="en-US" w:eastAsia="zh-CN"/>
               </w:rPr>
-              <w:t>2027年2月</w:t>
+              <w:t>2027年1月</w:t>
             </w:r>
           </w:p>
         </w:tc>
@@ -1010,7 +1019,7 @@
                 <w:rFonts w:hint="eastAsia"/>
                 <w:lang w:val="en-US" w:eastAsia="zh-CN"/>
               </w:rPr>
-              <w:t>完成信息波解码（含新增的装甲受击信息字段），并进行长时间稳定性测试</w:t>
+              <w:t>以两块AD9363板搭建自测发射源，完成信息波与干扰波的接收端自测；与雷达视觉完成解析波坐标联调</w:t>
             </w:r>
           </w:p>
         </w:tc>
@@ -1063,7 +1072,7 @@
                 <w:bCs/>
                 <w:lang w:val="en-US" w:eastAsia="zh-CN"/>
               </w:rPr>
-              <w:t>2027年3月</w:t>
+              <w:t>2027年2月</w:t>
             </w:r>
           </w:p>
         </w:tc>
@@ -1084,7 +1093,7 @@
                 <w:rFonts w:hint="eastAsia"/>
                 <w:lang w:val="en-US" w:eastAsia="zh-CN"/>
               </w:rPr>
-              <w:t>完整形态考核前硬件链路稳定性验证，准备现场备用天线与解调方案</w:t>
+              <w:t>完成信息波解码（含新增的装甲受击信息字段），并进行长时间稳定性测试</w:t>
             </w:r>
           </w:p>
         </w:tc>
@@ -1097,7 +1106,1310 @@
           <w:p/>
         </w:tc>
       </w:tr>
+      <w:tr>
+        <w:tblPrEx>
+          <w:tblBorders>
+            <w:top w:val="single" w:color="C8C8C8" w:themeColor="accent3" w:themeTint="99" w:sz="4" w:space="0"/>
+            <w:left w:val="single" w:color="C8C8C8" w:themeColor="accent3" w:themeTint="99" w:sz="4" w:space="0"/>
+            <w:bottom w:val="single" w:color="C8C8C8" w:themeColor="accent3" w:themeTint="99" w:sz="4" w:space="0"/>
+            <w:right w:val="single" w:color="C8C8C8" w:themeColor="accent3" w:themeTint="99" w:sz="4" w:space="0"/>
+            <w:insideH w:val="single" w:color="C8C8C8" w:themeColor="accent3" w:themeTint="99" w:sz="4" w:space="0"/>
+            <w:insideV w:val="none" w:color="auto" w:sz="0" w:space="0"/>
+          </w:tblBorders>
+          <w:tblCellMar>
+            <w:top w:w="0" w:type="dxa"/>
+            <w:left w:w="108" w:type="dxa"/>
+            <w:bottom w:w="0" w:type="dxa"/>
+            <w:right w:w="108" w:type="dxa"/>
+          </w:tblCellMar>
+        </w:tblPrEx>
+        <w:tc>
+          <w:tcPr>
+            <w:tcW w:w="2765" w:type="dxa"/>
+            <w:shd w:val="clear" w:color="auto" w:fill="ECECEC" w:themeFill="accent3" w:themeFillTint="33"/>
+            <w:vAlign w:val="center"/>
+          </w:tcPr>
+          <w:p>
+            <w:pPr>
+              <w:jc w:val="left"/>
+              <w:rPr>
+                <w:rFonts w:hint="default"/>
+                <w:b/>
+                <w:bCs/>
+                <w:lang w:val="en-US" w:eastAsia="zh-CN"/>
+              </w:rPr>
+            </w:pPr>
+            <w:r>
+              <w:rPr>
+                <w:rFonts w:hint="eastAsia"/>
+                <w:b/>
+                <w:bCs/>
+                <w:lang w:val="en-US" w:eastAsia="zh-CN"/>
+              </w:rPr>
+              <w:t>2027年3月</w:t>
+            </w:r>
+          </w:p>
+        </w:tc>
+        <w:tc>
+          <w:tcPr>
+            <w:tcW w:w="2765" w:type="dxa"/>
+            <w:shd w:val="clear" w:color="auto" w:fill="ECECEC" w:themeFill="accent3" w:themeFillTint="33"/>
+          </w:tcPr>
+          <w:p>
+            <w:pPr>
+              <w:rPr>
+                <w:rFonts w:hint="default"/>
+                <w:lang w:val="en-US" w:eastAsia="zh-CN"/>
+              </w:rPr>
+            </w:pPr>
+            <w:r>
+              <w:rPr>
+                <w:rFonts w:hint="eastAsia"/>
+                <w:lang w:val="en-US" w:eastAsia="zh-CN"/>
+              </w:rPr>
+              <w:t>完整形态考核前硬件链路稳定性验证，准备现场备用天线与解调方案</w:t>
+            </w:r>
+          </w:p>
+        </w:tc>
+        <w:tc>
+          <w:tcPr>
+            <w:tcW w:w="2766" w:type="dxa"/>
+            <w:vMerge w:val="continue"/>
+            <w:shd w:val="clear" w:color="auto" w:fill="ECECEC" w:themeFill="accent3" w:themeFillTint="33"/>
+          </w:tcPr>
+          <w:p/>
+        </w:tc>
+      </w:tr>
+      <w:tr>
+        <w:tblPrEx>
+          <w:tblBorders>
+            <w:top w:val="single" w:color="C8C8C8" w:themeColor="accent3" w:themeTint="99" w:sz="4" w:space="0"/>
+            <w:left w:val="single" w:color="C8C8C8" w:themeColor="accent3" w:themeTint="99" w:sz="4" w:space="0"/>
+            <w:bottom w:val="single" w:color="C8C8C8" w:themeColor="accent3" w:themeTint="99" w:sz="4" w:space="0"/>
+            <w:right w:val="single" w:color="C8C8C8" w:themeColor="accent3" w:themeTint="99" w:sz="4" w:space="0"/>
+            <w:insideH w:val="single" w:color="C8C8C8" w:themeColor="accent3" w:themeTint="99" w:sz="4" w:space="0"/>
+            <w:insideV w:val="none" w:color="auto" w:sz="0" w:space="0"/>
+          </w:tblBorders>
+          <w:tblCellMar>
+            <w:top w:w="0" w:type="dxa"/>
+            <w:left w:w="108" w:type="dxa"/>
+            <w:bottom w:w="0" w:type="dxa"/>
+            <w:right w:w="108" w:type="dxa"/>
+          </w:tblCellMar>
+        </w:tblPrEx>
+        <w:tc>
+          <w:tcPr>
+            <w:tcW w:w="2765" w:type="dxa"/>
+            <w:shd w:val="clear" w:color="auto" w:fill="ECECEC" w:themeFill="accent3" w:themeFillTint="33"/>
+            <w:vAlign w:val="center"/>
+          </w:tcPr>
+          <w:p>
+            <w:pPr>
+              <w:jc w:val="left"/>
+              <w:rPr>
+                <w:rFonts w:hint="default"/>
+                <w:b/>
+                <w:bCs/>
+                <w:lang w:val="en-US" w:eastAsia="zh-CN"/>
+              </w:rPr>
+            </w:pPr>
+            <w:r>
+              <w:rPr>
+                <w:rFonts w:hint="eastAsia"/>
+                <w:b/>
+                <w:bCs/>
+                <w:lang w:val="en-US" w:eastAsia="zh-CN"/>
+              </w:rPr>
+              <w:t>官方参数发布后</w:t>
+            </w:r>
+          </w:p>
+        </w:tc>
+        <w:tc>
+          <w:tcPr>
+            <w:tcW w:w="2765" w:type="dxa"/>
+            <w:shd w:val="clear" w:color="auto" w:fill="ECECEC" w:themeFill="accent3" w:themeFillTint="33"/>
+          </w:tcPr>
+          <w:p>
+            <w:pPr>
+              <w:rPr>
+                <w:rFonts w:hint="default"/>
+                <w:lang w:val="en-US" w:eastAsia="zh-CN"/>
+              </w:rPr>
+            </w:pPr>
+            <w:r>
+              <w:rPr>
+                <w:rFonts w:hint="eastAsia"/>
+                <w:lang w:val="en-US" w:eastAsia="zh-CN"/>
+              </w:rPr>
+              <w:t>采购四位数价位SDR板卡（AD9361），按官方发布的干扰波三级难度参数完成频点、带宽、功率标定</w:t>
+            </w:r>
+          </w:p>
+        </w:tc>
+        <w:tc>
+          <w:tcPr>
+            <w:tcW w:w="2766" w:type="dxa"/>
+            <w:vMerge w:val="continue"/>
+            <w:shd w:val="clear" w:color="auto" w:fill="ECECEC" w:themeFill="accent3" w:themeFillTint="33"/>
+          </w:tcPr>
+          <w:p/>
+        </w:tc>
+      </w:tr>
     </w:tbl>
+    <w:p>
+      <w:pPr>
+        <w:pStyle w:val="3"/>
+      </w:pPr>
+      <w:r>
+        <w:t>验收节点</w:t>
+      </w:r>
+    </w:p>
+    <w:p>
+      <w:pPr>
+        <w:pStyle w:val="4"/>
+      </w:pPr>
+      <w:r>
+        <w:t>视觉验收节点</w:t>
+      </w:r>
+    </w:p>
+    <w:tbl>
+      <w:tblPr>
+        <w:tblStyle w:val="40"/>
+        <w:tblW w:w="0" w:type="auto"/>
+        <w:tblInd w:w="0" w:type="dxa"/>
+        <w:tblBorders>
+          <w:top w:val="single" w:color="C8C8C8" w:themeColor="accent3" w:themeTint="99" w:sz="4" w:space="0"/>
+          <w:left w:val="single" w:color="C8C8C8" w:themeColor="accent3" w:themeTint="99" w:sz="4" w:space="0"/>
+          <w:bottom w:val="single" w:color="C8C8C8" w:themeColor="accent3" w:themeTint="99" w:sz="4" w:space="0"/>
+          <w:right w:val="single" w:color="C8C8C8" w:themeColor="accent3" w:themeTint="99" w:sz="4" w:space="0"/>
+          <w:insideH w:val="single" w:color="C8C8C8" w:themeColor="accent3" w:themeTint="99" w:sz="4" w:space="0"/>
+          <w:insideV w:val="none" w:color="auto" w:sz="0" w:space="0"/>
+        </w:tblBorders>
+        <w:tblLayout w:type="autofit"/>
+        <w:tblCellMar>
+          <w:top w:w="0" w:type="dxa"/>
+          <w:left w:w="108" w:type="dxa"/>
+          <w:bottom w:w="0" w:type="dxa"/>
+          <w:right w:w="108" w:type="dxa"/>
+        </w:tblCellMar>
+      </w:tblPr>
+      <w:tblGrid>
+        <w:gridCol w:w="2765"/>
+        <w:gridCol w:w="2765"/>
+        <w:gridCol w:w="2766"/>
+      </w:tblGrid>
+      <w:tr>
+        <w:tblPrEx>
+          <w:tblBorders>
+            <w:top w:val="single" w:color="C8C8C8" w:themeColor="accent3" w:themeTint="99" w:sz="4" w:space="0"/>
+            <w:left w:val="single" w:color="C8C8C8" w:themeColor="accent3" w:themeTint="99" w:sz="4" w:space="0"/>
+            <w:bottom w:val="single" w:color="C8C8C8" w:themeColor="accent3" w:themeTint="99" w:sz="4" w:space="0"/>
+            <w:right w:val="single" w:color="C8C8C8" w:themeColor="accent3" w:themeTint="99" w:sz="4" w:space="0"/>
+            <w:insideH w:val="single" w:color="C8C8C8" w:themeColor="accent3" w:themeTint="99" w:sz="4" w:space="0"/>
+            <w:insideV w:val="none" w:color="auto" w:sz="0" w:space="0"/>
+          </w:tblBorders>
+          <w:tblCellMar>
+            <w:top w:w="0" w:type="dxa"/>
+            <w:left w:w="108" w:type="dxa"/>
+            <w:bottom w:w="0" w:type="dxa"/>
+            <w:right w:w="108" w:type="dxa"/>
+          </w:tblCellMar>
+        </w:tblPrEx>
+        <w:tc>
+          <w:tcPr>
+            <w:tcW w:w="2765" w:type="dxa"/>
+            <w:tcBorders>
+              <w:top w:val="single" w:color="A5A5A5" w:themeColor="accent3" w:sz="4" w:space="0"/>
+              <w:left w:val="single" w:color="A5A5A5" w:themeColor="accent3" w:sz="4" w:space="0"/>
+              <w:bottom w:val="single" w:color="A5A5A5" w:themeColor="accent3" w:sz="4" w:space="0"/>
+              <w:insideH w:val="single" w:sz="4" w:space="0"/>
+            </w:tcBorders>
+            <w:shd w:val="clear" w:color="auto" w:fill="A5A5A5" w:themeFill="accent3"/>
+          </w:tcPr>
+          <w:p>
+            <w:pPr>
+              <w:rPr>
+                <w:b/>
+                <w:bCs/>
+                <w:color w:val="FFFFFF" w:themeColor="background1"/>
+                <w14:textFill>
+                  <w14:solidFill>
+                    <w14:schemeClr w14:val="bg1"/>
+                  </w14:solidFill>
+                </w14:textFill>
+              </w:rPr>
+            </w:pPr>
+            <w:r>
+              <w:rPr>
+                <w:rFonts w:hint="eastAsia"/>
+                <w:b/>
+                <w:bCs/>
+                <w:color w:val="FFFFFF" w:themeColor="background1"/>
+                <w14:textFill>
+                  <w14:solidFill>
+                    <w14:schemeClr w14:val="bg1"/>
+                  </w14:solidFill>
+                </w14:textFill>
+              </w:rPr>
+              <w:t>关键节点</w:t>
+            </w:r>
+          </w:p>
+        </w:tc>
+        <w:tc>
+          <w:tcPr>
+            <w:tcW w:w="2765" w:type="dxa"/>
+            <w:tcBorders>
+              <w:top w:val="single" w:color="A5A5A5" w:themeColor="accent3" w:sz="4" w:space="0"/>
+              <w:bottom w:val="single" w:color="A5A5A5" w:themeColor="accent3" w:sz="4" w:space="0"/>
+              <w:insideH w:val="single" w:sz="4" w:space="0"/>
+            </w:tcBorders>
+            <w:shd w:val="clear" w:color="auto" w:fill="A5A5A5" w:themeFill="accent3"/>
+          </w:tcPr>
+          <w:p>
+            <w:pPr>
+              <w:rPr>
+                <w:b/>
+                <w:bCs/>
+                <w:color w:val="FFFFFF" w:themeColor="background1"/>
+                <w14:textFill>
+                  <w14:solidFill>
+                    <w14:schemeClr w14:val="bg1"/>
+                  </w14:solidFill>
+                </w14:textFill>
+              </w:rPr>
+            </w:pPr>
+            <w:r>
+              <w:rPr>
+                <w:rFonts w:hint="eastAsia"/>
+                <w:b/>
+                <w:bCs/>
+                <w:color w:val="FFFFFF" w:themeColor="background1"/>
+                <w14:textFill>
+                  <w14:solidFill>
+                    <w14:schemeClr w14:val="bg1"/>
+                  </w14:solidFill>
+                </w14:textFill>
+              </w:rPr>
+              <w:t>时间</w:t>
+            </w:r>
+          </w:p>
+        </w:tc>
+        <w:tc>
+          <w:tcPr>
+            <w:tcW w:w="2766" w:type="dxa"/>
+            <w:tcBorders>
+              <w:top w:val="single" w:color="A5A5A5" w:themeColor="accent3" w:sz="4" w:space="0"/>
+              <w:bottom w:val="single" w:color="A5A5A5" w:themeColor="accent3" w:sz="4" w:space="0"/>
+              <w:right w:val="single" w:color="A5A5A5" w:themeColor="accent3" w:sz="4" w:space="0"/>
+              <w:insideH w:val="single" w:sz="4" w:space="0"/>
+            </w:tcBorders>
+            <w:shd w:val="clear" w:color="auto" w:fill="A5A5A5" w:themeFill="accent3"/>
+          </w:tcPr>
+          <w:p>
+            <w:pPr>
+              <w:rPr>
+                <w:b/>
+                <w:bCs/>
+                <w:color w:val="FFFFFF" w:themeColor="background1"/>
+                <w14:textFill>
+                  <w14:solidFill>
+                    <w14:schemeClr w14:val="bg1"/>
+                  </w14:solidFill>
+                </w14:textFill>
+              </w:rPr>
+            </w:pPr>
+            <w:r>
+              <w:rPr>
+                <w:rFonts w:hint="eastAsia"/>
+                <w:b/>
+                <w:bCs/>
+                <w:color w:val="FFFFFF" w:themeColor="background1"/>
+                <w14:textFill>
+                  <w14:solidFill>
+                    <w14:schemeClr w14:val="bg1"/>
+                  </w14:solidFill>
+                </w14:textFill>
+              </w:rPr>
+              <w:t>验收标准</w:t>
+            </w:r>
+          </w:p>
+        </w:tc>
+      </w:tr>
+      <w:tr>
+        <w:tblPrEx>
+          <w:tblBorders>
+            <w:top w:val="single" w:color="C8C8C8" w:themeColor="accent3" w:themeTint="99" w:sz="4" w:space="0"/>
+            <w:left w:val="single" w:color="C8C8C8" w:themeColor="accent3" w:themeTint="99" w:sz="4" w:space="0"/>
+            <w:bottom w:val="single" w:color="C8C8C8" w:themeColor="accent3" w:themeTint="99" w:sz="4" w:space="0"/>
+            <w:right w:val="single" w:color="C8C8C8" w:themeColor="accent3" w:themeTint="99" w:sz="4" w:space="0"/>
+            <w:insideH w:val="single" w:color="C8C8C8" w:themeColor="accent3" w:themeTint="99" w:sz="4" w:space="0"/>
+            <w:insideV w:val="none" w:color="auto" w:sz="0" w:space="0"/>
+          </w:tblBorders>
+          <w:tblCellMar>
+            <w:top w:w="0" w:type="dxa"/>
+            <w:left w:w="108" w:type="dxa"/>
+            <w:bottom w:w="0" w:type="dxa"/>
+            <w:right w:w="108" w:type="dxa"/>
+          </w:tblCellMar>
+        </w:tblPrEx>
+        <w:tc>
+          <w:tcPr>
+            <w:tcW w:w="2765" w:type="dxa"/>
+            <w:shd w:val="clear" w:color="auto" w:fill="ECECEC" w:themeFill="accent3" w:themeFillTint="33"/>
+            <w:vAlign w:val="center"/>
+          </w:tcPr>
+          <w:p>
+            <w:pPr>
+              <w:jc w:val="left"/>
+              <w:rPr>
+                <w:rFonts w:hint="default" w:eastAsia="方正书宋_GBK"/>
+                <w:b/>
+                <w:bCs/>
+                <w:lang w:val="en-US" w:eastAsia="zh-CN"/>
+              </w:rPr>
+            </w:pPr>
+            <w:r>
+              <w:rPr>
+                <w:rFonts w:hint="eastAsia"/>
+                <w:b/>
+                <w:bCs/>
+                <w:lang w:val="en-US" w:eastAsia="zh-CN"/>
+              </w:rPr>
+              <w:t>规则差异与装甲受击信息解析</w:t>
+            </w:r>
+          </w:p>
+        </w:tc>
+        <w:tc>
+          <w:tcPr>
+            <w:tcW w:w="2765" w:type="dxa"/>
+            <w:shd w:val="clear" w:color="auto" w:fill="ECECEC" w:themeFill="accent3" w:themeFillTint="33"/>
+          </w:tcPr>
+          <w:p>
+            <w:pPr>
+              <w:rPr>
+                <w:rFonts w:hint="default" w:eastAsia="方正书宋_GBK"/>
+                <w:lang w:val="en-US" w:eastAsia="zh-CN"/>
+              </w:rPr>
+            </w:pPr>
+            <w:r>
+              <w:rPr>
+                <w:rFonts w:hint="eastAsia"/>
+                <w:lang w:val="en-US" w:eastAsia="zh-CN"/>
+              </w:rPr>
+              <w:t>26.11.30</w:t>
+            </w:r>
+          </w:p>
+        </w:tc>
+        <w:tc>
+          <w:tcPr>
+            <w:tcW w:w="2766" w:type="dxa"/>
+            <w:shd w:val="clear" w:color="auto" w:fill="ECECEC" w:themeFill="accent3" w:themeFillTint="33"/>
+            <w:vAlign w:val="center"/>
+          </w:tcPr>
+          <w:p>
+            <w:pPr>
+              <w:jc w:val="center"/>
+              <w:rPr>
+                <w:rFonts w:hint="eastAsia" w:eastAsia="方正书宋_GBK"/>
+                <w:lang w:val="en-US" w:eastAsia="zh-CN"/>
+              </w:rPr>
+            </w:pPr>
+            <w:r>
+              <w:rPr>
+                <w:rFonts w:hint="eastAsia"/>
+                <w:lang w:val="en-US" w:eastAsia="zh-CN"/>
+              </w:rPr>
+              <w:t>完成2027规则差异梳理；可正确解析并落库每发弹丸的击中位置（x，y，命中区域类别）</w:t>
+            </w:r>
+          </w:p>
+        </w:tc>
+      </w:tr>
+      <w:tr>
+        <w:tblPrEx>
+          <w:tblBorders>
+            <w:top w:val="single" w:color="C8C8C8" w:themeColor="accent3" w:themeTint="99" w:sz="4" w:space="0"/>
+            <w:left w:val="single" w:color="C8C8C8" w:themeColor="accent3" w:themeTint="99" w:sz="4" w:space="0"/>
+            <w:bottom w:val="single" w:color="C8C8C8" w:themeColor="accent3" w:themeTint="99" w:sz="4" w:space="0"/>
+            <w:right w:val="single" w:color="C8C8C8" w:themeColor="accent3" w:themeTint="99" w:sz="4" w:space="0"/>
+            <w:insideH w:val="single" w:color="C8C8C8" w:themeColor="accent3" w:themeTint="99" w:sz="4" w:space="0"/>
+            <w:insideV w:val="none" w:color="auto" w:sz="0" w:space="0"/>
+          </w:tblBorders>
+          <w:tblCellMar>
+            <w:top w:w="0" w:type="dxa"/>
+            <w:left w:w="108" w:type="dxa"/>
+            <w:bottom w:w="0" w:type="dxa"/>
+            <w:right w:w="108" w:type="dxa"/>
+          </w:tblCellMar>
+        </w:tblPrEx>
+        <w:tc>
+          <w:tcPr>
+            <w:tcW w:w="2765" w:type="dxa"/>
+            <w:shd w:val="clear" w:color="auto" w:fill="ECECEC" w:themeFill="accent3" w:themeFillTint="33"/>
+            <w:vAlign w:val="center"/>
+          </w:tcPr>
+          <w:p>
+            <w:pPr>
+              <w:jc w:val="left"/>
+              <w:rPr>
+                <w:rFonts w:hint="default" w:eastAsia="方正书宋_GBK"/>
+                <w:b/>
+                <w:bCs/>
+                <w:lang w:val="en-US" w:eastAsia="zh-CN"/>
+              </w:rPr>
+            </w:pPr>
+            <w:r>
+              <w:rPr>
+                <w:rFonts w:hint="eastAsia"/>
+                <w:b/>
+                <w:bCs/>
+                <w:lang w:val="en-US" w:eastAsia="zh-CN"/>
+              </w:rPr>
+              <w:t>新赛季地图适配</w:t>
+            </w:r>
+          </w:p>
+        </w:tc>
+        <w:tc>
+          <w:tcPr>
+            <w:tcW w:w="2765" w:type="dxa"/>
+            <w:shd w:val="clear" w:color="auto" w:fill="ECECEC" w:themeFill="accent3" w:themeFillTint="33"/>
+          </w:tcPr>
+          <w:p>
+            <w:pPr>
+              <w:rPr>
+                <w:rFonts w:hint="default" w:eastAsia="方正书宋_GBK"/>
+                <w:lang w:val="en-US" w:eastAsia="zh-CN"/>
+              </w:rPr>
+            </w:pPr>
+            <w:r>
+              <w:rPr>
+                <w:rFonts w:hint="eastAsia"/>
+                <w:lang w:val="en-US" w:eastAsia="zh-CN"/>
+              </w:rPr>
+              <w:t>26.12.31</w:t>
+            </w:r>
+          </w:p>
+        </w:tc>
+        <w:tc>
+          <w:tcPr>
+            <w:tcW w:w="2766" w:type="dxa"/>
+            <w:shd w:val="clear" w:color="auto" w:fill="ECECEC" w:themeFill="accent3" w:themeFillTint="33"/>
+          </w:tcPr>
+          <w:p>
+            <w:r>
+              <w:t>红/蓝方视角地图、落点判断掩码、仿射变换标定矩阵、盲区预测点位全部替换为2027场地，标定点在地图上的投影与实际场地一致</w:t>
+            </w:r>
+          </w:p>
+        </w:tc>
+      </w:tr>
+      <w:tr>
+        <w:tblPrEx>
+          <w:tblBorders>
+            <w:top w:val="single" w:color="C8C8C8" w:themeColor="accent3" w:themeTint="99" w:sz="4" w:space="0"/>
+            <w:left w:val="single" w:color="C8C8C8" w:themeColor="accent3" w:themeTint="99" w:sz="4" w:space="0"/>
+            <w:bottom w:val="single" w:color="C8C8C8" w:themeColor="accent3" w:themeTint="99" w:sz="4" w:space="0"/>
+            <w:right w:val="single" w:color="C8C8C8" w:themeColor="accent3" w:themeTint="99" w:sz="4" w:space="0"/>
+            <w:insideH w:val="single" w:color="C8C8C8" w:themeColor="accent3" w:themeTint="99" w:sz="4" w:space="0"/>
+            <w:insideV w:val="none" w:color="auto" w:sz="0" w:space="0"/>
+          </w:tblBorders>
+          <w:tblCellMar>
+            <w:top w:w="0" w:type="dxa"/>
+            <w:left w:w="108" w:type="dxa"/>
+            <w:bottom w:w="0" w:type="dxa"/>
+            <w:right w:w="108" w:type="dxa"/>
+          </w:tblCellMar>
+        </w:tblPrEx>
+        <w:tc>
+          <w:tcPr>
+            <w:tcW w:w="2765" w:type="dxa"/>
+            <w:shd w:val="clear" w:color="auto" w:fill="ECECEC" w:themeFill="accent3" w:themeFillTint="33"/>
+            <w:vAlign w:val="center"/>
+          </w:tcPr>
+          <w:p>
+            <w:pPr>
+              <w:jc w:val="left"/>
+              <w:rPr>
+                <w:rFonts w:hint="default"/>
+                <w:b/>
+                <w:bCs/>
+                <w:lang w:val="en-US" w:eastAsia="zh-CN"/>
+              </w:rPr>
+            </w:pPr>
+            <w:r>
+              <w:rPr>
+                <w:rFonts w:hint="eastAsia"/>
+                <w:b/>
+                <w:bCs/>
+                <w:lang w:val="en-US" w:eastAsia="zh-CN"/>
+              </w:rPr>
+              <w:t>加固区面积A与加固指令</w:t>
+            </w:r>
+          </w:p>
+        </w:tc>
+        <w:tc>
+          <w:tcPr>
+            <w:tcW w:w="2765" w:type="dxa"/>
+            <w:shd w:val="clear" w:color="auto" w:fill="ECECEC" w:themeFill="accent3" w:themeFillTint="33"/>
+          </w:tcPr>
+          <w:p>
+            <w:pPr>
+              <w:rPr>
+                <w:rFonts w:hint="default"/>
+                <w:lang w:val="en-US" w:eastAsia="zh-CN"/>
+              </w:rPr>
+            </w:pPr>
+            <w:r>
+              <w:rPr>
+                <w:rFonts w:hint="eastAsia"/>
+                <w:lang w:val="en-US" w:eastAsia="zh-CN"/>
+              </w:rPr>
+              <w:t>27.1.31</w:t>
+            </w:r>
+          </w:p>
+        </w:tc>
+        <w:tc>
+          <w:tcPr>
+            <w:tcW w:w="2766" w:type="dxa"/>
+            <w:shd w:val="clear" w:color="auto" w:fill="ECECEC" w:themeFill="accent3" w:themeFillTint="33"/>
+          </w:tcPr>
+          <w:p>
+            <w:r>
+              <w:t>在统一装甲模块坐标系下实时计算η、σ、ρ、A；当局累计命中弹丸数≥10且持有加固机会时，可成功向裁判系统下发加固中心点指令，对应区域显示为“已加固”</w:t>
+            </w:r>
+          </w:p>
+        </w:tc>
+      </w:tr>
+      <w:tr>
+        <w:tblPrEx>
+          <w:tblBorders>
+            <w:top w:val="single" w:color="C8C8C8" w:themeColor="accent3" w:themeTint="99" w:sz="4" w:space="0"/>
+            <w:left w:val="single" w:color="C8C8C8" w:themeColor="accent3" w:themeTint="99" w:sz="4" w:space="0"/>
+            <w:bottom w:val="single" w:color="C8C8C8" w:themeColor="accent3" w:themeTint="99" w:sz="4" w:space="0"/>
+            <w:right w:val="single" w:color="C8C8C8" w:themeColor="accent3" w:themeTint="99" w:sz="4" w:space="0"/>
+            <w:insideH w:val="single" w:color="C8C8C8" w:themeColor="accent3" w:themeTint="99" w:sz="4" w:space="0"/>
+            <w:insideV w:val="none" w:color="auto" w:sz="0" w:space="0"/>
+          </w:tblBorders>
+          <w:tblCellMar>
+            <w:top w:w="0" w:type="dxa"/>
+            <w:left w:w="108" w:type="dxa"/>
+            <w:bottom w:w="0" w:type="dxa"/>
+            <w:right w:w="108" w:type="dxa"/>
+          </w:tblCellMar>
+        </w:tblPrEx>
+        <w:tc>
+          <w:tcPr>
+            <w:tcW w:w="2765" w:type="dxa"/>
+            <w:shd w:val="clear" w:color="auto" w:fill="ECECEC" w:themeFill="accent3" w:themeFillTint="33"/>
+            <w:vAlign w:val="center"/>
+          </w:tcPr>
+          <w:p>
+            <w:pPr>
+              <w:jc w:val="left"/>
+              <w:rPr>
+                <w:rFonts w:hint="default"/>
+                <w:b/>
+                <w:bCs/>
+                <w:lang w:val="en-US" w:eastAsia="zh-CN"/>
+              </w:rPr>
+            </w:pPr>
+            <w:r>
+              <w:rPr>
+                <w:rFonts w:hint="eastAsia"/>
+                <w:b/>
+                <w:bCs/>
+                <w:lang w:val="en-US" w:eastAsia="zh-CN"/>
+              </w:rPr>
+              <w:t>装甲板模型重训</w:t>
+            </w:r>
+          </w:p>
+        </w:tc>
+        <w:tc>
+          <w:tcPr>
+            <w:tcW w:w="2765" w:type="dxa"/>
+            <w:shd w:val="clear" w:color="auto" w:fill="ECECEC" w:themeFill="accent3" w:themeFillTint="33"/>
+          </w:tcPr>
+          <w:p>
+            <w:pPr>
+              <w:rPr>
+                <w:rFonts w:hint="default"/>
+                <w:lang w:val="en-US" w:eastAsia="zh-CN"/>
+              </w:rPr>
+            </w:pPr>
+            <w:r>
+              <w:rPr>
+                <w:rFonts w:hint="eastAsia"/>
+                <w:lang w:val="en-US" w:eastAsia="zh-CN"/>
+              </w:rPr>
+              <w:t>27.2.28</w:t>
+            </w:r>
+          </w:p>
+        </w:tc>
+        <w:tc>
+          <w:tcPr>
+            <w:tcW w:w="2766" w:type="dxa"/>
+            <w:shd w:val="clear" w:color="auto" w:fill="ECECEC" w:themeFill="accent3" w:themeFillTint="33"/>
+          </w:tcPr>
+          <w:p>
+            <w:r>
+              <w:t>装甲模块外形/尺寸变化较大时完成armor模型重训并导出onnx/engine，新装甲板检出率不低于现役模型</w:t>
+            </w:r>
+          </w:p>
+        </w:tc>
+      </w:tr>
+      <w:tr>
+        <w:tblPrEx>
+          <w:tblBorders>
+            <w:top w:val="single" w:color="C8C8C8" w:themeColor="accent3" w:themeTint="99" w:sz="4" w:space="0"/>
+            <w:left w:val="single" w:color="C8C8C8" w:themeColor="accent3" w:themeTint="99" w:sz="4" w:space="0"/>
+            <w:bottom w:val="single" w:color="C8C8C8" w:themeColor="accent3" w:themeTint="99" w:sz="4" w:space="0"/>
+            <w:right w:val="single" w:color="C8C8C8" w:themeColor="accent3" w:themeTint="99" w:sz="4" w:space="0"/>
+            <w:insideH w:val="single" w:color="C8C8C8" w:themeColor="accent3" w:themeTint="99" w:sz="4" w:space="0"/>
+            <w:insideV w:val="none" w:color="auto" w:sz="0" w:space="0"/>
+          </w:tblBorders>
+          <w:tblCellMar>
+            <w:top w:w="0" w:type="dxa"/>
+            <w:left w:w="108" w:type="dxa"/>
+            <w:bottom w:w="0" w:type="dxa"/>
+            <w:right w:w="108" w:type="dxa"/>
+          </w:tblCellMar>
+        </w:tblPrEx>
+        <w:tc>
+          <w:tcPr>
+            <w:tcW w:w="2765" w:type="dxa"/>
+            <w:shd w:val="clear" w:color="auto" w:fill="ECECEC" w:themeFill="accent3" w:themeFillTint="33"/>
+            <w:vAlign w:val="center"/>
+          </w:tcPr>
+          <w:p>
+            <w:pPr>
+              <w:jc w:val="left"/>
+              <w:rPr>
+                <w:rFonts w:hint="default"/>
+                <w:b/>
+                <w:bCs/>
+                <w:lang w:val="en-US" w:eastAsia="zh-CN"/>
+              </w:rPr>
+            </w:pPr>
+            <w:r>
+              <w:rPr>
+                <w:rFonts w:hint="eastAsia"/>
+                <w:b/>
+                <w:bCs/>
+                <w:lang w:val="en-US" w:eastAsia="zh-CN"/>
+              </w:rPr>
+              <w:t>全链路联调</w:t>
+            </w:r>
+          </w:p>
+        </w:tc>
+        <w:tc>
+          <w:tcPr>
+            <w:tcW w:w="2765" w:type="dxa"/>
+            <w:shd w:val="clear" w:color="auto" w:fill="ECECEC" w:themeFill="accent3" w:themeFillTint="33"/>
+          </w:tcPr>
+          <w:p>
+            <w:pPr>
+              <w:rPr>
+                <w:rFonts w:hint="eastAsia"/>
+                <w:lang w:val="en-US" w:eastAsia="zh-CN"/>
+              </w:rPr>
+            </w:pPr>
+            <w:r>
+              <w:rPr>
+                <w:rFonts w:hint="eastAsia"/>
+                <w:lang w:val="en-US" w:eastAsia="zh-CN"/>
+              </w:rPr>
+              <w:t>27.3.8</w:t>
+            </w:r>
+          </w:p>
+        </w:tc>
+        <w:tc>
+          <w:tcPr>
+            <w:tcW w:w="2766" w:type="dxa"/>
+            <w:shd w:val="clear" w:color="auto" w:fill="ECECEC" w:themeFill="accent3" w:themeFillTint="33"/>
+          </w:tcPr>
+          <w:p>
+            <w:r>
+              <w:t>完整形态考核前，视觉识别＋加固指令＋解析波坐标融合连续运行稳定，P值与易伤上报正常</w:t>
+            </w:r>
+          </w:p>
+        </w:tc>
+      </w:tr>
+    </w:tbl>
+    <w:p>
+      <w:pPr>
+        <w:pStyle w:val="4"/>
+      </w:pPr>
+      <w:r>
+        <w:t>硬件验收节点</w:t>
+      </w:r>
+    </w:p>
+    <w:tbl>
+      <w:tblPr>
+        <w:tblStyle w:val="40"/>
+        <w:tblW w:w="0" w:type="auto"/>
+        <w:tblInd w:w="0" w:type="dxa"/>
+        <w:tblBorders>
+          <w:top w:val="single" w:color="C8C8C8" w:themeColor="accent3" w:themeTint="99" w:sz="4" w:space="0"/>
+          <w:left w:val="single" w:color="C8C8C8" w:themeColor="accent3" w:themeTint="99" w:sz="4" w:space="0"/>
+          <w:bottom w:val="single" w:color="C8C8C8" w:themeColor="accent3" w:themeTint="99" w:sz="4" w:space="0"/>
+          <w:right w:val="single" w:color="C8C8C8" w:themeColor="accent3" w:themeTint="99" w:sz="4" w:space="0"/>
+          <w:insideH w:val="single" w:color="C8C8C8" w:themeColor="accent3" w:themeTint="99" w:sz="4" w:space="0"/>
+          <w:insideV w:val="none" w:color="auto" w:sz="0" w:space="0"/>
+        </w:tblBorders>
+        <w:tblLayout w:type="autofit"/>
+        <w:tblCellMar>
+          <w:top w:w="0" w:type="dxa"/>
+          <w:left w:w="108" w:type="dxa"/>
+          <w:bottom w:w="0" w:type="dxa"/>
+          <w:right w:w="108" w:type="dxa"/>
+        </w:tblCellMar>
+      </w:tblPr>
+      <w:tblGrid>
+        <w:gridCol w:w="2765"/>
+        <w:gridCol w:w="2765"/>
+        <w:gridCol w:w="2766"/>
+      </w:tblGrid>
+      <w:tr>
+        <w:tblPrEx>
+          <w:tblBorders>
+            <w:top w:val="single" w:color="C8C8C8" w:themeColor="accent3" w:themeTint="99" w:sz="4" w:space="0"/>
+            <w:left w:val="single" w:color="C8C8C8" w:themeColor="accent3" w:themeTint="99" w:sz="4" w:space="0"/>
+            <w:bottom w:val="single" w:color="C8C8C8" w:themeColor="accent3" w:themeTint="99" w:sz="4" w:space="0"/>
+            <w:right w:val="single" w:color="C8C8C8" w:themeColor="accent3" w:themeTint="99" w:sz="4" w:space="0"/>
+            <w:insideH w:val="single" w:color="C8C8C8" w:themeColor="accent3" w:themeTint="99" w:sz="4" w:space="0"/>
+            <w:insideV w:val="none" w:color="auto" w:sz="0" w:space="0"/>
+          </w:tblBorders>
+          <w:tblCellMar>
+            <w:top w:w="0" w:type="dxa"/>
+            <w:left w:w="108" w:type="dxa"/>
+            <w:bottom w:w="0" w:type="dxa"/>
+            <w:right w:w="108" w:type="dxa"/>
+          </w:tblCellMar>
+        </w:tblPrEx>
+        <w:tc>
+          <w:tcPr>
+            <w:tcW w:w="2765" w:type="dxa"/>
+            <w:tcBorders>
+              <w:top w:val="single" w:color="A5A5A5" w:themeColor="accent3" w:sz="4" w:space="0"/>
+              <w:left w:val="single" w:color="A5A5A5" w:themeColor="accent3" w:sz="4" w:space="0"/>
+              <w:bottom w:val="single" w:color="A5A5A5" w:themeColor="accent3" w:sz="4" w:space="0"/>
+              <w:insideH w:val="single" w:sz="4" w:space="0"/>
+            </w:tcBorders>
+            <w:shd w:val="clear" w:color="auto" w:fill="A5A5A5" w:themeFill="accent3"/>
+          </w:tcPr>
+          <w:p>
+            <w:pPr>
+              <w:rPr>
+                <w:b/>
+                <w:bCs/>
+                <w:color w:val="FFFFFF" w:themeColor="background1"/>
+                <w14:textFill>
+                  <w14:solidFill>
+                    <w14:schemeClr w14:val="bg1"/>
+                  </w14:solidFill>
+                </w14:textFill>
+              </w:rPr>
+            </w:pPr>
+            <w:r>
+              <w:rPr>
+                <w:rFonts w:hint="eastAsia"/>
+                <w:b/>
+                <w:bCs/>
+                <w:color w:val="FFFFFF" w:themeColor="background1"/>
+                <w14:textFill>
+                  <w14:solidFill>
+                    <w14:schemeClr w14:val="bg1"/>
+                  </w14:solidFill>
+                </w14:textFill>
+              </w:rPr>
+              <w:t>关键节点</w:t>
+            </w:r>
+          </w:p>
+        </w:tc>
+        <w:tc>
+          <w:tcPr>
+            <w:tcW w:w="2765" w:type="dxa"/>
+            <w:tcBorders>
+              <w:top w:val="single" w:color="A5A5A5" w:themeColor="accent3" w:sz="4" w:space="0"/>
+              <w:bottom w:val="single" w:color="A5A5A5" w:themeColor="accent3" w:sz="4" w:space="0"/>
+              <w:insideH w:val="single" w:sz="4" w:space="0"/>
+            </w:tcBorders>
+            <w:shd w:val="clear" w:color="auto" w:fill="A5A5A5" w:themeFill="accent3"/>
+          </w:tcPr>
+          <w:p>
+            <w:pPr>
+              <w:rPr>
+                <w:b/>
+                <w:bCs/>
+                <w:color w:val="FFFFFF" w:themeColor="background1"/>
+                <w14:textFill>
+                  <w14:solidFill>
+                    <w14:schemeClr w14:val="bg1"/>
+                  </w14:solidFill>
+                </w14:textFill>
+              </w:rPr>
+            </w:pPr>
+            <w:r>
+              <w:rPr>
+                <w:rFonts w:hint="eastAsia"/>
+                <w:b/>
+                <w:bCs/>
+                <w:color w:val="FFFFFF" w:themeColor="background1"/>
+                <w14:textFill>
+                  <w14:solidFill>
+                    <w14:schemeClr w14:val="bg1"/>
+                  </w14:solidFill>
+                </w14:textFill>
+              </w:rPr>
+              <w:t>时间</w:t>
+            </w:r>
+          </w:p>
+        </w:tc>
+        <w:tc>
+          <w:tcPr>
+            <w:tcW w:w="2766" w:type="dxa"/>
+            <w:tcBorders>
+              <w:top w:val="single" w:color="A5A5A5" w:themeColor="accent3" w:sz="4" w:space="0"/>
+              <w:bottom w:val="single" w:color="A5A5A5" w:themeColor="accent3" w:sz="4" w:space="0"/>
+              <w:right w:val="single" w:color="A5A5A5" w:themeColor="accent3" w:sz="4" w:space="0"/>
+              <w:insideH w:val="single" w:sz="4" w:space="0"/>
+            </w:tcBorders>
+            <w:shd w:val="clear" w:color="auto" w:fill="A5A5A5" w:themeFill="accent3"/>
+          </w:tcPr>
+          <w:p>
+            <w:pPr>
+              <w:rPr>
+                <w:b/>
+                <w:bCs/>
+                <w:color w:val="FFFFFF" w:themeColor="background1"/>
+                <w14:textFill>
+                  <w14:solidFill>
+                    <w14:schemeClr w14:val="bg1"/>
+                  </w14:solidFill>
+                </w14:textFill>
+              </w:rPr>
+            </w:pPr>
+            <w:r>
+              <w:rPr>
+                <w:rFonts w:hint="eastAsia"/>
+                <w:b/>
+                <w:bCs/>
+                <w:color w:val="FFFFFF" w:themeColor="background1"/>
+                <w14:textFill>
+                  <w14:solidFill>
+                    <w14:schemeClr w14:val="bg1"/>
+                  </w14:solidFill>
+                </w14:textFill>
+              </w:rPr>
+              <w:t>验收标准</w:t>
+            </w:r>
+          </w:p>
+        </w:tc>
+      </w:tr>
+      <w:tr>
+        <w:tblPrEx>
+          <w:tblBorders>
+            <w:top w:val="single" w:color="C8C8C8" w:themeColor="accent3" w:themeTint="99" w:sz="4" w:space="0"/>
+            <w:left w:val="single" w:color="C8C8C8" w:themeColor="accent3" w:themeTint="99" w:sz="4" w:space="0"/>
+            <w:bottom w:val="single" w:color="C8C8C8" w:themeColor="accent3" w:themeTint="99" w:sz="4" w:space="0"/>
+            <w:right w:val="single" w:color="C8C8C8" w:themeColor="accent3" w:themeTint="99" w:sz="4" w:space="0"/>
+            <w:insideH w:val="single" w:color="C8C8C8" w:themeColor="accent3" w:themeTint="99" w:sz="4" w:space="0"/>
+            <w:insideV w:val="none" w:color="auto" w:sz="0" w:space="0"/>
+          </w:tblBorders>
+          <w:tblCellMar>
+            <w:top w:w="0" w:type="dxa"/>
+            <w:left w:w="108" w:type="dxa"/>
+            <w:bottom w:w="0" w:type="dxa"/>
+            <w:right w:w="108" w:type="dxa"/>
+          </w:tblCellMar>
+        </w:tblPrEx>
+        <w:tc>
+          <w:tcPr>
+            <w:tcW w:w="2765" w:type="dxa"/>
+            <w:shd w:val="clear" w:color="auto" w:fill="ECECEC" w:themeFill="accent3" w:themeFillTint="33"/>
+            <w:vAlign w:val="center"/>
+          </w:tcPr>
+          <w:p>
+            <w:pPr>
+              <w:jc w:val="left"/>
+              <w:rPr>
+                <w:rFonts w:hint="default" w:eastAsia="方正书宋_GBK"/>
+                <w:b/>
+                <w:bCs/>
+                <w:lang w:val="en-US" w:eastAsia="zh-CN"/>
+              </w:rPr>
+            </w:pPr>
+            <w:r>
+              <w:rPr>
+                <w:rFonts w:hint="eastAsia"/>
+                <w:b/>
+                <w:bCs/>
+                <w:lang w:val="en-US" w:eastAsia="zh-CN"/>
+              </w:rPr>
+              <w:t>接收链路选型与采购</w:t>
+            </w:r>
+          </w:p>
+        </w:tc>
+        <w:tc>
+          <w:tcPr>
+            <w:tcW w:w="2765" w:type="dxa"/>
+            <w:shd w:val="clear" w:color="auto" w:fill="ECECEC" w:themeFill="accent3" w:themeFillTint="33"/>
+          </w:tcPr>
+          <w:p>
+            <w:pPr>
+              <w:rPr>
+                <w:rFonts w:hint="default" w:eastAsia="方正书宋_GBK"/>
+                <w:lang w:val="en-US" w:eastAsia="zh-CN"/>
+              </w:rPr>
+            </w:pPr>
+            <w:r>
+              <w:rPr>
+                <w:rFonts w:hint="eastAsia"/>
+                <w:lang w:val="en-US" w:eastAsia="zh-CN"/>
+              </w:rPr>
+              <w:t>26.11.30</w:t>
+            </w:r>
+          </w:p>
+        </w:tc>
+        <w:tc>
+          <w:tcPr>
+            <w:tcW w:w="2766" w:type="dxa"/>
+            <w:shd w:val="clear" w:color="auto" w:fill="ECECEC" w:themeFill="accent3" w:themeFillTint="33"/>
+            <w:vAlign w:val="center"/>
+          </w:tcPr>
+          <w:p>
+            <w:pPr>
+              <w:jc w:val="center"/>
+              <w:rPr>
+                <w:rFonts w:hint="default" w:eastAsia="方正书宋_GBK"/>
+                <w:lang w:val="en-US" w:eastAsia="zh-CN"/>
+              </w:rPr>
+            </w:pPr>
+            <w:r>
+              <w:rPr>
+                <w:rFonts w:hint="eastAsia"/>
+                <w:lang w:val="en-US" w:eastAsia="zh-CN"/>
+              </w:rPr>
+              <w:t>采购2块三位数价位SDR开发板（AD9363，约¥398/块），完成接收链路搭建并与上位机联通</w:t>
+            </w:r>
+          </w:p>
+        </w:tc>
+      </w:tr>
+      <w:tr>
+        <w:tblPrEx>
+          <w:tblBorders>
+            <w:top w:val="single" w:color="C8C8C8" w:themeColor="accent3" w:themeTint="99" w:sz="4" w:space="0"/>
+            <w:left w:val="single" w:color="C8C8C8" w:themeColor="accent3" w:themeTint="99" w:sz="4" w:space="0"/>
+            <w:bottom w:val="single" w:color="C8C8C8" w:themeColor="accent3" w:themeTint="99" w:sz="4" w:space="0"/>
+            <w:right w:val="single" w:color="C8C8C8" w:themeColor="accent3" w:themeTint="99" w:sz="4" w:space="0"/>
+            <w:insideH w:val="single" w:color="C8C8C8" w:themeColor="accent3" w:themeTint="99" w:sz="4" w:space="0"/>
+            <w:insideV w:val="none" w:color="auto" w:sz="0" w:space="0"/>
+          </w:tblBorders>
+          <w:tblCellMar>
+            <w:top w:w="0" w:type="dxa"/>
+            <w:left w:w="108" w:type="dxa"/>
+            <w:bottom w:w="0" w:type="dxa"/>
+            <w:right w:w="108" w:type="dxa"/>
+          </w:tblCellMar>
+        </w:tblPrEx>
+        <w:tc>
+          <w:tcPr>
+            <w:tcW w:w="2765" w:type="dxa"/>
+            <w:shd w:val="clear" w:color="auto" w:fill="ECECEC" w:themeFill="accent3" w:themeFillTint="33"/>
+            <w:vAlign w:val="center"/>
+          </w:tcPr>
+          <w:p>
+            <w:pPr>
+              <w:jc w:val="left"/>
+              <w:rPr>
+                <w:rFonts w:hint="default" w:eastAsia="方正书宋_GBK"/>
+                <w:b/>
+                <w:bCs/>
+                <w:lang w:val="en-US" w:eastAsia="zh-CN"/>
+              </w:rPr>
+            </w:pPr>
+            <w:r>
+              <w:rPr>
+                <w:rFonts w:hint="eastAsia"/>
+                <w:b/>
+                <w:bCs/>
+                <w:lang w:val="en-US" w:eastAsia="zh-CN"/>
+              </w:rPr>
+              <w:t>信息波与干扰波接收</w:t>
+            </w:r>
+          </w:p>
+        </w:tc>
+        <w:tc>
+          <w:tcPr>
+            <w:tcW w:w="2765" w:type="dxa"/>
+            <w:shd w:val="clear" w:color="auto" w:fill="ECECEC" w:themeFill="accent3" w:themeFillTint="33"/>
+          </w:tcPr>
+          <w:p>
+            <w:pPr>
+              <w:rPr>
+                <w:rFonts w:hint="default" w:eastAsia="方正书宋_GBK"/>
+                <w:lang w:val="en-US" w:eastAsia="zh-CN"/>
+              </w:rPr>
+            </w:pPr>
+            <w:r>
+              <w:rPr>
+                <w:rFonts w:hint="eastAsia"/>
+                <w:lang w:val="en-US" w:eastAsia="zh-CN"/>
+              </w:rPr>
+              <w:t>26.12.31</w:t>
+            </w:r>
+          </w:p>
+        </w:tc>
+        <w:tc>
+          <w:tcPr>
+            <w:tcW w:w="2766" w:type="dxa"/>
+            <w:shd w:val="clear" w:color="auto" w:fill="ECECEC" w:themeFill="accent3" w:themeFillTint="33"/>
+          </w:tcPr>
+          <w:p>
+            <w:r>
+              <w:t>可接收官方发射源波形，完成6位随机密钥（数字字母组合）重置机制的解调验证</w:t>
+            </w:r>
+          </w:p>
+        </w:tc>
+      </w:tr>
+      <w:tr>
+        <w:tblPrEx>
+          <w:tblBorders>
+            <w:top w:val="single" w:color="C8C8C8" w:themeColor="accent3" w:themeTint="99" w:sz="4" w:space="0"/>
+            <w:left w:val="single" w:color="C8C8C8" w:themeColor="accent3" w:themeTint="99" w:sz="4" w:space="0"/>
+            <w:bottom w:val="single" w:color="C8C8C8" w:themeColor="accent3" w:themeTint="99" w:sz="4" w:space="0"/>
+            <w:right w:val="single" w:color="C8C8C8" w:themeColor="accent3" w:themeTint="99" w:sz="4" w:space="0"/>
+            <w:insideH w:val="single" w:color="C8C8C8" w:themeColor="accent3" w:themeTint="99" w:sz="4" w:space="0"/>
+            <w:insideV w:val="none" w:color="auto" w:sz="0" w:space="0"/>
+          </w:tblBorders>
+          <w:tblCellMar>
+            <w:top w:w="0" w:type="dxa"/>
+            <w:left w:w="108" w:type="dxa"/>
+            <w:bottom w:w="0" w:type="dxa"/>
+            <w:right w:w="108" w:type="dxa"/>
+          </w:tblCellMar>
+        </w:tblPrEx>
+        <w:tc>
+          <w:tcPr>
+            <w:tcW w:w="2765" w:type="dxa"/>
+            <w:shd w:val="clear" w:color="auto" w:fill="ECECEC" w:themeFill="accent3" w:themeFillTint="33"/>
+            <w:vAlign w:val="center"/>
+          </w:tcPr>
+          <w:p>
+            <w:pPr>
+              <w:jc w:val="left"/>
+              <w:rPr>
+                <w:rFonts w:hint="default"/>
+                <w:b/>
+                <w:bCs/>
+                <w:lang w:val="en-US" w:eastAsia="zh-CN"/>
+              </w:rPr>
+            </w:pPr>
+            <w:r>
+              <w:rPr>
+                <w:rFonts w:hint="eastAsia"/>
+                <w:b/>
+                <w:bCs/>
+                <w:lang w:val="en-US" w:eastAsia="zh-CN"/>
+              </w:rPr>
+              <w:t>自测发射源</w:t>
+            </w:r>
+          </w:p>
+        </w:tc>
+        <w:tc>
+          <w:tcPr>
+            <w:tcW w:w="2765" w:type="dxa"/>
+            <w:shd w:val="clear" w:color="auto" w:fill="ECECEC" w:themeFill="accent3" w:themeFillTint="33"/>
+          </w:tcPr>
+          <w:p>
+            <w:pPr>
+              <w:rPr>
+                <w:rFonts w:hint="default"/>
+                <w:lang w:val="en-US" w:eastAsia="zh-CN"/>
+              </w:rPr>
+            </w:pPr>
+            <w:r>
+              <w:rPr>
+                <w:rFonts w:hint="eastAsia"/>
+                <w:lang w:val="en-US" w:eastAsia="zh-CN"/>
+              </w:rPr>
+              <w:t>27.1.31</w:t>
+            </w:r>
+          </w:p>
+        </w:tc>
+        <w:tc>
+          <w:tcPr>
+            <w:tcW w:w="2766" w:type="dxa"/>
+            <w:shd w:val="clear" w:color="auto" w:fill="ECECEC" w:themeFill="accent3" w:themeFillTint="33"/>
+          </w:tcPr>
+          <w:p>
+            <w:r>
+              <w:t>以两块AD9363板模拟官方发射源，完成信息波与干扰波的接收端自测</w:t>
+            </w:r>
+          </w:p>
+        </w:tc>
+      </w:tr>
+      <w:tr>
+        <w:tblPrEx>
+          <w:tblBorders>
+            <w:top w:val="single" w:color="C8C8C8" w:themeColor="accent3" w:themeTint="99" w:sz="4" w:space="0"/>
+            <w:left w:val="single" w:color="C8C8C8" w:themeColor="accent3" w:themeTint="99" w:sz="4" w:space="0"/>
+            <w:bottom w:val="single" w:color="C8C8C8" w:themeColor="accent3" w:themeTint="99" w:sz="4" w:space="0"/>
+            <w:right w:val="single" w:color="C8C8C8" w:themeColor="accent3" w:themeTint="99" w:sz="4" w:space="0"/>
+            <w:insideH w:val="single" w:color="C8C8C8" w:themeColor="accent3" w:themeTint="99" w:sz="4" w:space="0"/>
+            <w:insideV w:val="none" w:color="auto" w:sz="0" w:space="0"/>
+          </w:tblBorders>
+          <w:tblCellMar>
+            <w:top w:w="0" w:type="dxa"/>
+            <w:left w:w="108" w:type="dxa"/>
+            <w:bottom w:w="0" w:type="dxa"/>
+            <w:right w:w="108" w:type="dxa"/>
+          </w:tblCellMar>
+        </w:tblPrEx>
+        <w:tc>
+          <w:tcPr>
+            <w:tcW w:w="2765" w:type="dxa"/>
+            <w:shd w:val="clear" w:color="auto" w:fill="ECECEC" w:themeFill="accent3" w:themeFillTint="33"/>
+            <w:vAlign w:val="center"/>
+          </w:tcPr>
+          <w:p>
+            <w:pPr>
+              <w:jc w:val="left"/>
+              <w:rPr>
+                <w:rFonts w:hint="default"/>
+                <w:b/>
+                <w:bCs/>
+                <w:lang w:val="en-US" w:eastAsia="zh-CN"/>
+              </w:rPr>
+            </w:pPr>
+            <w:r>
+              <w:rPr>
+                <w:rFonts w:hint="eastAsia"/>
+                <w:b/>
+                <w:bCs/>
+                <w:lang w:val="en-US" w:eastAsia="zh-CN"/>
+              </w:rPr>
+              <w:t>与视觉联调</w:t>
+            </w:r>
+          </w:p>
+        </w:tc>
+        <w:tc>
+          <w:tcPr>
+            <w:tcW w:w="2765" w:type="dxa"/>
+            <w:shd w:val="clear" w:color="auto" w:fill="ECECEC" w:themeFill="accent3" w:themeFillTint="33"/>
+          </w:tcPr>
+          <w:p>
+            <w:pPr>
+              <w:rPr>
+                <w:rFonts w:hint="default"/>
+                <w:lang w:val="en-US" w:eastAsia="zh-CN"/>
+              </w:rPr>
+            </w:pPr>
+            <w:r>
+              <w:rPr>
+                <w:rFonts w:hint="eastAsia"/>
+                <w:lang w:val="en-US" w:eastAsia="zh-CN"/>
+              </w:rPr>
+              <w:t>27.3.8</w:t>
+            </w:r>
+          </w:p>
+        </w:tc>
+        <w:tc>
+          <w:tcPr>
+            <w:tcW w:w="2766" w:type="dxa"/>
+            <w:shd w:val="clear" w:color="auto" w:fill="ECECEC" w:themeFill="accent3" w:themeFillTint="33"/>
+          </w:tcPr>
+          <w:p>
+            <w:r>
+              <w:t>解析结果经无线链路回传视觉端，坐标与裁判系统上报一致</w:t>
+            </w:r>
+          </w:p>
+        </w:tc>
+      </w:tr>
+      <w:tr>
+        <w:tblPrEx>
+          <w:tblBorders>
+            <w:top w:val="single" w:color="C8C8C8" w:themeColor="accent3" w:themeTint="99" w:sz="4" w:space="0"/>
+            <w:left w:val="single" w:color="C8C8C8" w:themeColor="accent3" w:themeTint="99" w:sz="4" w:space="0"/>
+            <w:bottom w:val="single" w:color="C8C8C8" w:themeColor="accent3" w:themeTint="99" w:sz="4" w:space="0"/>
+            <w:right w:val="single" w:color="C8C8C8" w:themeColor="accent3" w:themeTint="99" w:sz="4" w:space="0"/>
+            <w:insideH w:val="single" w:color="C8C8C8" w:themeColor="accent3" w:themeTint="99" w:sz="4" w:space="0"/>
+            <w:insideV w:val="none" w:color="auto" w:sz="0" w:space="0"/>
+          </w:tblBorders>
+          <w:tblCellMar>
+            <w:top w:w="0" w:type="dxa"/>
+            <w:left w:w="108" w:type="dxa"/>
+            <w:bottom w:w="0" w:type="dxa"/>
+            <w:right w:w="108" w:type="dxa"/>
+          </w:tblCellMar>
+        </w:tblPrEx>
+        <w:tc>
+          <w:tcPr>
+            <w:tcW w:w="2765" w:type="dxa"/>
+            <w:shd w:val="clear" w:color="auto" w:fill="ECECEC" w:themeFill="accent3" w:themeFillTint="33"/>
+            <w:vAlign w:val="center"/>
+          </w:tcPr>
+          <w:p>
+            <w:pPr>
+              <w:jc w:val="left"/>
+              <w:rPr>
+                <w:rFonts w:hint="default"/>
+                <w:b/>
+                <w:bCs/>
+                <w:lang w:val="en-US" w:eastAsia="zh-CN"/>
+              </w:rPr>
+            </w:pPr>
+            <w:r>
+              <w:rPr>
+                <w:rFonts w:hint="eastAsia"/>
+                <w:b/>
+                <w:bCs/>
+                <w:lang w:val="en-US" w:eastAsia="zh-CN"/>
+              </w:rPr>
+              <w:t>四位数板卡与参数标定</w:t>
+            </w:r>
+          </w:p>
+        </w:tc>
+        <w:tc>
+          <w:tcPr>
+            <w:tcW w:w="2765" w:type="dxa"/>
+            <w:shd w:val="clear" w:color="auto" w:fill="ECECEC" w:themeFill="accent3" w:themeFillTint="33"/>
+          </w:tcPr>
+          <w:p>
+            <w:pPr>
+              <w:rPr>
+                <w:rFonts w:hint="default"/>
+                <w:lang w:val="en-US" w:eastAsia="zh-CN"/>
+              </w:rPr>
+            </w:pPr>
+            <w:r>
+              <w:rPr>
+                <w:rFonts w:hint="eastAsia"/>
+                <w:lang w:val="en-US" w:eastAsia="zh-CN"/>
+              </w:rPr>
+              <w:t>官方解析波参数发布后</w:t>
+            </w:r>
+          </w:p>
+        </w:tc>
+        <w:tc>
+          <w:tcPr>
+            <w:tcW w:w="2766" w:type="dxa"/>
+            <w:shd w:val="clear" w:color="auto" w:fill="ECECEC" w:themeFill="accent3" w:themeFillTint="33"/>
+          </w:tcPr>
+          <w:p>
+            <w:r>
+              <w:t>采购四位数价位SDR板卡（AD9361，约¥1,799），按官方发布的干扰波三级难度参数完成频点、带宽、功率标定</w:t>
+            </w:r>
+          </w:p>
+        </w:tc>
+      </w:tr>
+    </w:tbl>
+    <w:p>
+      <w:pPr/>
+      <w:r>
+        <w:rPr>
+          <w:rFonts w:hint="eastAsia" w:ascii="华文楷体" w:hAnsi="华文楷体" w:eastAsia="华文楷体"/>
+        </w:rPr>
+        <w:t>说明：2027赛季已取消激光照射空中机器人的反制机制，2026赛季的反制（激光跟踪瞄准）相关模型训练需求同步取消；解析波参数发布前，硬件先以两块AD9363板完成“接收—自测”闭环，参数发布后再完成四位数板卡与参数标定。</w:t>
+      </w:r>
+    </w:p>
     <w:p>
       <w:pPr>
         <w:pStyle w:val="3"/>
@@ -1499,6 +2811,15 @@
           <w:rFonts w:hint="eastAsia" w:ascii="华文楷体" w:hAnsi="华文楷体" w:eastAsia="华文楷体"/>
         </w:rPr>
         <w:t>2、信息波解码，含2027赛季新增的装甲受击信息字段</w:t>
+      </w:r>
+    </w:p>
+    <w:p>
+      <w:pPr/>
+      <w:r>
+        <w:rPr>
+          <w:rFonts w:hint="eastAsia" w:ascii="华文楷体" w:hAnsi="华文楷体" w:eastAsia="华文楷体"/>
+        </w:rPr>
+        <w:t>3、SDR接收链路与自测发射源搭建：单块AD9363仅一条发射链，自测需两块板并行驱动，需解决多板时钟同步与驱动适配问题</w:t>
       </w:r>
     </w:p>
     <w:p>

--- a/2027赛季雷达兵种研发项目规划.docx
+++ b/2027赛季雷达兵种研发项目规划.docx
@@ -27,7 +27,7 @@
         <w:rPr>
           <w:rFonts w:hint="eastAsia" w:ascii="华文楷体" w:hAnsi="华文楷体" w:eastAsia="华文楷体"/>
         </w:rPr>
-        <w:t>雷达兵种是团队的信息中枢与战术核心。2027赛季雷达系统的核心需求源于三大功能：识别（对双方地面机器人进行高精度探测并上报坐标，为“被标记进度P”与“易伤”效果提供基础；空中机器人已不再纳入标记体系）、加固（依据双方弹丸命中精度，通过裁判系统指令为己方所有装甲模块选择加固中心点，降低被命中区域的伤害）、以及解析（解析官方发射源的信息波与干扰波，直接获取对方位置、血量、剩余发弹量、经济与装甲受击等关键状态信息）。相较2026赛季，原“激光照射空中机器人”的雷达反制机制已取消，新增与雷达强绑定的自适应装甲加固机制，并重做了电磁波解析规则。</w:t>
+        <w:t>雷达兵种是团队的信息中枢与战术核心。2027赛季核心需求为三大功能：识别（上报双方地面机器人坐标，支撑“被标记进度P”与易伤）、加固（通过裁判系统指令为己方装甲选择加固中心点，降低被命中伤害）、解析（解析官方发射源的信息波与干扰波，获取对方状态信息）。相较2026赛季，取消激光反制，新增自适应装甲加固机制，并重做电磁波解析规则。</w:t>
       </w:r>
     </w:p>
     <w:p>
@@ -36,7 +36,7 @@
         <w:rPr>
           <w:rFonts w:hint="eastAsia" w:ascii="华文楷体" w:hAnsi="华文楷体" w:eastAsia="华文楷体"/>
         </w:rPr>
-        <w:t>基于此，设计思路需围绕“信息制胜”展开。硬件上，需在2026赛季无线充电ASK解调技术的基础上改造出FSK解调与滤波电路，以应对三个难度等级的干扰波及其6位随机密钥，并按“先搭建接收与自测链路、待官方参数发布后再完成参数标定”的节奏推进SDR选型；软件上，需在现有单目视觉识别链路上完成2027赛季新地图与装甲模块适配，新增装甲受击信息采集与可加固区域面积A的实时计算模块，并按“对方干扰波难度高于己方时，对方雷达对己方机器人即使准确标记，也不会产生易伤或积累双倍易伤进度”的反制条款，动态调整标记与双倍易伤策略。</w:t>
+        <w:t>硬件需改造FSK解调与滤波电路，应对三级难度干扰波与6位随机密钥；软件需适配新地图与装甲模块，新增装甲受击信息采集与加固区面积A计算，并按“对方干扰波难度高于己方时准确标记也不产生易伤”的反制条款调整标记策略。</w:t>
       </w:r>
     </w:p>
     <w:p>
@@ -53,7 +53,7 @@
         <w:rPr>
           <w:rFonts w:hint="eastAsia" w:ascii="华文楷体" w:hAnsi="华文楷体" w:eastAsia="华文楷体"/>
         </w:rPr>
-        <w:t>RMUC 2027关键节点：10.20–10.27赛季报名；11.18–11.19赛季规划评审（提交规划文档＋进度安排Excel＋团队预算Excel）；12.16–12.17规则测评；1.6–1.7中期进度文档；3.1–3.4裁判系统考核；3.1–3.3完整形态考核（文档）；3.8–3.10完整形态考核（视频）。以下进度按上述节点倒排。</w:t>
+        <w:t>RMUC 2027关键节点：11.18–11.19赛季规划评审；12.16–12.17规则测评；1.6–1.7中期进度文档；3.1–3.4裁判系统考核；3.1–3.3完整形态考核（文档）；3.8–3.10完整形态考核（视频）。以下进度按此倒排。</w:t>
       </w:r>
     </w:p>
     <w:p>
@@ -62,7 +62,7 @@
         <w:rPr>
           <w:rFonts w:hint="eastAsia" w:ascii="华文楷体" w:hAnsi="华文楷体" w:eastAsia="华文楷体"/>
         </w:rPr>
-        <w:t>SDR采购安排：先采购2块三位数价位SDR开发板（AD9363，约¥398/块，合计约¥796），用于搭建接收链路与自测发射源；待官方发布解析波（干扰波三级难度）参数后，再采购四位数价位SDR板卡（AD9361，约¥1,799），并按官方参数完成频点、带宽、功率标定。</w:t>
+        <w:t>SDR采购：先买2块三位数价位SDR（AD9363，约¥398/块）做接收与自测；官方解析波参数发布后再买四位数价位SDR（AD9361，约¥1,799）并标定参数。</w:t>
       </w:r>
     </w:p>
     <w:p>
@@ -297,7 +297,7 @@
                 <w:rFonts w:hint="eastAsia"/>
                 <w:lang w:val="en-US" w:eastAsia="zh-CN"/>
               </w:rPr>
-              <w:t>梳理2027规则差异（识别对象收敛为双方地面机器人、P值与双倍易伤逻辑、自适应装甲加固机制、干扰波难度反制）；解析装甲受击信息协议，完成命中坐标（x，y，区域类别）采集与落库</w:t>
+              <w:t>梳理2027规则差异，解析装甲受击信息并落库</w:t>
             </w:r>
           </w:p>
         </w:tc>
@@ -387,7 +387,7 @@
                 <w:rFonts w:hint="eastAsia"/>
                 <w:lang w:val="en-US" w:eastAsia="zh-CN"/>
               </w:rPr>
-              <w:t>完成2027赛季新地图适配：重制红/蓝方视角地图与落点判断掩码、重做仿射变换标定矩阵、重标盲区预测点位；规则测评前同步更新裁判系统上报协议</w:t>
+              <w:t>适配2027新地图：地图、掩码、标定矩阵、盲区点位</w:t>
             </w:r>
           </w:p>
         </w:tc>
@@ -461,7 +461,7 @@
                 <w:rFonts w:hint="eastAsia"/>
                 <w:lang w:val="en-US" w:eastAsia="zh-CN"/>
               </w:rPr>
-              <w:t>实现可加固区域面积A计算模块（命中率η、散布圆半径σ、相对准确率ρ、面积A）与加固中心点选择策略，完成加固指令下发与裁判系统联调；提交中期进度文档</w:t>
+              <w:t>加固区面积A计算与加固指令下发联调</w:t>
             </w:r>
           </w:p>
         </w:tc>
@@ -535,7 +535,7 @@
                 <w:rFonts w:hint="eastAsia"/>
                 <w:lang w:val="en-US" w:eastAsia="zh-CN"/>
               </w:rPr>
-              <w:t>新装甲板样本采集与模型评估：装甲模块外形/尺寸变化较大时重训armor模型，重新导出onnx与TensorRT engine并做回归验证</w:t>
+              <w:t>装甲板模型评估，变化大则重训并导出engine</w:t>
             </w:r>
           </w:p>
         </w:tc>
@@ -609,7 +609,7 @@
                 <w:rFonts w:hint="eastAsia"/>
                 <w:lang w:val="en-US" w:eastAsia="zh-CN"/>
               </w:rPr>
-              <w:t>完整形态考核前全链路联调（视觉识别＋加固指令＋解析波坐标融合），固化赛场参数与备份模型</w:t>
+              <w:t>全链路联调（识别＋加固＋解析波）</w:t>
             </w:r>
           </w:p>
         </w:tc>
@@ -855,7 +855,7 @@
                 <w:rFonts w:hint="eastAsia"/>
                 <w:lang w:val="en-US" w:eastAsia="zh-CN"/>
               </w:rPr>
-              <w:t>SDR接收链路选型与采购：采购2块三位数价位SDR开发板（AD9363，约¥398/块），完成接收链路搭建并与上位机联通</w:t>
+              <w:t>SDR接收链路选型与采购（2块AD9363）</w:t>
             </w:r>
           </w:p>
         </w:tc>
@@ -945,7 +945,7 @@
                 <w:rFonts w:hint="eastAsia"/>
                 <w:lang w:val="en-US" w:eastAsia="zh-CN"/>
               </w:rPr>
-              <w:t>梳理官方发射源干扰波的三级难度接收链路，验证6位随机密钥（数字字母组合）的重置与解调</w:t>
+              <w:t>干扰波三级难度接收与6位密钥解调验证</w:t>
             </w:r>
           </w:p>
         </w:tc>
@@ -1019,7 +1019,7 @@
                 <w:rFonts w:hint="eastAsia"/>
                 <w:lang w:val="en-US" w:eastAsia="zh-CN"/>
               </w:rPr>
-              <w:t>以两块AD9363板搭建自测发射源，完成信息波与干扰波的接收端自测；与雷达视觉完成解析波坐标联调</w:t>
+              <w:t>搭建自测发射源，解析波坐标与视觉联调</w:t>
             </w:r>
           </w:p>
         </w:tc>
@@ -1093,7 +1093,7 @@
                 <w:rFonts w:hint="eastAsia"/>
                 <w:lang w:val="en-US" w:eastAsia="zh-CN"/>
               </w:rPr>
-              <w:t>完成信息波解码（含新增的装甲受击信息字段），并进行长时间稳定性测试</w:t>
+              <w:t>信息波解码（含装甲受击信息）与稳定性测试</w:t>
             </w:r>
           </w:p>
         </w:tc>
@@ -1167,7 +1167,7 @@
                 <w:rFonts w:hint="eastAsia"/>
                 <w:lang w:val="en-US" w:eastAsia="zh-CN"/>
               </w:rPr>
-              <w:t>完整形态考核前硬件链路稳定性验证，准备现场备用天线与解调方案</w:t>
+              <w:t>硬件链路稳定性验证与备用方案</w:t>
             </w:r>
           </w:p>
         </w:tc>
@@ -1241,7 +1241,7 @@
                 <w:rFonts w:hint="eastAsia"/>
                 <w:lang w:val="en-US" w:eastAsia="zh-CN"/>
               </w:rPr>
-              <w:t>采购四位数价位SDR板卡（AD9361），按官方发布的干扰波三级难度参数完成频点、带宽、功率标定</w:t>
+              <w:t>采购四位数SDR（AD9361）并标定参数</w:t>
             </w:r>
           </w:p>
         </w:tc>
@@ -1474,7 +1474,7 @@
                 <w:bCs/>
                 <w:lang w:val="en-US" w:eastAsia="zh-CN"/>
               </w:rPr>
-              <w:t>规则差异与装甲受击信息解析</w:t>
+              <w:t>规则差异与受击信息解析</w:t>
             </w:r>
           </w:p>
         </w:tc>
@@ -1518,7 +1518,7 @@
                 <w:rFonts w:hint="eastAsia"/>
                 <w:lang w:val="en-US" w:eastAsia="zh-CN"/>
               </w:rPr>
-              <w:t>完成2027规则差异梳理；可正确解析并落库每发弹丸的击中位置（x，y，命中区域类别）</w:t>
+              <w:t>正确解析落库弹丸击中位置（x，y，区域类别）</w:t>
             </w:r>
           </w:p>
         </w:tc>
@@ -1595,7 +1595,7 @@
           </w:tcPr>
           <w:p>
             <w:r>
-              <w:t>红/蓝方视角地图、落点判断掩码、仿射变换标定矩阵、盲区预测点位全部替换为2027场地，标定点在地图上的投影与实际场地一致</w:t>
+              <w:t>地图、掩码、标定矩阵、盲区点位全部换为2027场地</w:t>
             </w:r>
           </w:p>
         </w:tc>
@@ -1672,7 +1672,7 @@
           </w:tcPr>
           <w:p>
             <w:r>
-              <w:t>在统一装甲模块坐标系下实时计算η、σ、ρ、A；当局累计命中弹丸数≥10且持有加固机会时，可成功向裁判系统下发加固中心点指令，对应区域显示为“已加固”</w:t>
+              <w:t>正确计算η、σ、ρ、A，加固指令可被裁判系统接受</w:t>
             </w:r>
           </w:p>
         </w:tc>
@@ -1749,7 +1749,7 @@
           </w:tcPr>
           <w:p>
             <w:r>
-              <w:t>装甲模块外形/尺寸变化较大时完成armor模型重训并导出onnx/engine，新装甲板检出率不低于现役模型</w:t>
+              <w:t>变化大时重训并导出onnx/engine，检出率不低于现役模型</w:t>
             </w:r>
           </w:p>
         </w:tc>
@@ -1826,7 +1826,7 @@
           </w:tcPr>
           <w:p>
             <w:r>
-              <w:t>完整形态考核前，视觉识别＋加固指令＋解析波坐标融合连续运行稳定，P值与易伤上报正常</w:t>
+              <w:t>识别＋加固＋解析波全链路稳定运行</w:t>
             </w:r>
           </w:p>
         </w:tc>
@@ -2043,7 +2043,7 @@
                 <w:bCs/>
                 <w:lang w:val="en-US" w:eastAsia="zh-CN"/>
               </w:rPr>
-              <w:t>接收链路选型与采购</w:t>
+              <w:t>接收链路采购</w:t>
             </w:r>
           </w:p>
         </w:tc>
@@ -2087,7 +2087,7 @@
                 <w:rFonts w:hint="eastAsia"/>
                 <w:lang w:val="en-US" w:eastAsia="zh-CN"/>
               </w:rPr>
-              <w:t>采购2块三位数价位SDR开发板（AD9363，约¥398/块），完成接收链路搭建并与上位机联通</w:t>
+              <w:t>2块AD9363板接收链路搭建完成</w:t>
             </w:r>
           </w:p>
         </w:tc>
@@ -2164,7 +2164,7 @@
           </w:tcPr>
           <w:p>
             <w:r>
-              <w:t>可接收官方发射源波形，完成6位随机密钥（数字字母组合）重置机制的解调验证</w:t>
+              <w:t>可接收官方波形并完成6位密钥解调验证</w:t>
             </w:r>
           </w:p>
         </w:tc>
@@ -2241,7 +2241,7 @@
           </w:tcPr>
           <w:p>
             <w:r>
-              <w:t>以两块AD9363板模拟官方发射源，完成信息波与干扰波的接收端自测</w:t>
+              <w:t>用两块板模拟官方发射源完成接收端自测</w:t>
             </w:r>
           </w:p>
         </w:tc>
@@ -2318,7 +2318,7 @@
           </w:tcPr>
           <w:p>
             <w:r>
-              <w:t>解析结果经无线链路回传视觉端，坐标与裁判系统上报一致</w:t>
+              <w:t>解析结果回传视觉端，坐标与裁判系统上报一致</w:t>
             </w:r>
           </w:p>
         </w:tc>
@@ -2384,7 +2384,7 @@
                 <w:rFonts w:hint="eastAsia"/>
                 <w:lang w:val="en-US" w:eastAsia="zh-CN"/>
               </w:rPr>
-              <w:t>官方解析波参数发布后</w:t>
+              <w:t>官方参数发布后</w:t>
             </w:r>
           </w:p>
         </w:tc>
@@ -2395,21 +2395,12 @@
           </w:tcPr>
           <w:p>
             <w:r>
-              <w:t>采购四位数价位SDR板卡（AD9361，约¥1,799），按官方发布的干扰波三级难度参数完成频点、带宽、功率标定</w:t>
+              <w:t>采购AD9361板卡并完成参数标定</w:t>
             </w:r>
           </w:p>
         </w:tc>
       </w:tr>
     </w:tbl>
-    <w:p>
-      <w:pPr/>
-      <w:r>
-        <w:rPr>
-          <w:rFonts w:hint="eastAsia" w:ascii="华文楷体" w:hAnsi="华文楷体" w:eastAsia="华文楷体"/>
-        </w:rPr>
-        <w:t>说明：2027赛季已取消激光照射空中机器人的反制机制，2026赛季的反制（激光跟踪瞄准）相关模型训练需求同步取消；解析波参数发布前，硬件先以两块AD9363板完成“接收—自测”闭环，参数发布后再完成四位数板卡与参数标定。</w:t>
-      </w:r>
-    </w:p>
     <w:p>
       <w:pPr>
         <w:pStyle w:val="3"/>
@@ -2774,7 +2765,7 @@
         <w:rPr>
           <w:rFonts w:hint="eastAsia" w:ascii="华文楷体" w:hAnsi="华文楷体" w:eastAsia="华文楷体"/>
         </w:rPr>
-        <w:t>视觉：1、可加固区域面积A的实时计算：需在统一装甲模块坐标系（以装甲模块检测面左下角为原点）下累计双方命中弹丸坐标，求横纵坐标中位数点与散布圆半径σ，并按A＝装甲板面积×ρ²/(2+ρ²)换算可加固面积</w:t>
+        <w:t>视觉：1、加固区面积A的实时计算（统一装甲模块坐标系下的η、σ、ρ，A＝装甲板面积×ρ²/(2+ρ²)）</w:t>
       </w:r>
     </w:p>
     <w:p>
@@ -2783,7 +2774,7 @@
         <w:rPr>
           <w:rFonts w:hint="eastAsia" w:ascii="华文楷体" w:hAnsi="华文楷体" w:eastAsia="华文楷体"/>
         </w:rPr>
-        <w:t>2、加固中心点选择策略与指令下发时机：当局累计命中弹丸数≥10且持有加固机会时，选择使对方命中率最低的中心点，并避免与“双倍易伤”指令争抢裁判系统通信资源</w:t>
+        <w:t>2、加固中心点选择策略与指令下发时机（累计命中≥10且持有加固机会时）</w:t>
       </w:r>
     </w:p>
     <w:p>
@@ -2792,7 +2783,7 @@
         <w:rPr>
           <w:rFonts w:hint="eastAsia" w:ascii="华文楷体" w:hAnsi="华文楷体" w:eastAsia="华文楷体"/>
         </w:rPr>
-        <w:t>3、解析波与视觉坐标的融合：在对方干扰波难度高于己方时不产生易伤的前提下，按双方干扰波难度差动态调整标记策略与双倍易伤触发时机</w:t>
+        <w:t>3、解析波与视觉坐标融合，按干扰波难度差调整标记与双倍易伤策略</w:t>
       </w:r>
     </w:p>
     <w:p>
@@ -2801,7 +2792,7 @@
         <w:rPr>
           <w:rFonts w:hint="eastAsia" w:ascii="华文楷体" w:hAnsi="华文楷体" w:eastAsia="华文楷体"/>
         </w:rPr>
-        <w:t>硬件：1、官方发射源三个难度等级干扰波的解调，以及6位随机密钥（开局与难度变化时重置）的实时解析</w:t>
+        <w:t>硬件：1、三级难度干扰波解调与6位随机密钥实时解析</w:t>
       </w:r>
     </w:p>
     <w:p>
@@ -2810,7 +2801,7 @@
         <w:rPr>
           <w:rFonts w:hint="eastAsia" w:ascii="华文楷体" w:hAnsi="华文楷体" w:eastAsia="华文楷体"/>
         </w:rPr>
-        <w:t>2、信息波解码，含2027赛季新增的装甲受击信息字段</w:t>
+        <w:t>2、信息波解码（含装甲受击信息）</w:t>
       </w:r>
     </w:p>
     <w:p>
@@ -2819,7 +2810,7 @@
         <w:rPr>
           <w:rFonts w:hint="eastAsia" w:ascii="华文楷体" w:hAnsi="华文楷体" w:eastAsia="华文楷体"/>
         </w:rPr>
-        <w:t>3、SDR接收链路与自测发射源搭建：单块AD9363仅一条发射链，自测需两块板并行驱动，需解决多板时钟同步与驱动适配问题</w:t>
+        <w:t>3、两块AD9363板并行驱动的时钟同步与驱动适配</w:t>
       </w:r>
     </w:p>
     <w:p>
@@ -2836,7 +2827,7 @@
         <w:rPr>
           <w:rFonts w:hint="eastAsia" w:ascii="华文楷体" w:hAnsi="华文楷体" w:eastAsia="华文楷体"/>
         </w:rPr>
-        <w:t>视觉：1、识别对象由“双方地面机器人＋空中机器人”收敛为“仅双方地面机器人”，删除空中机器人标记链路，同步调整地图显示与裁判系统上报内容</w:t>
+        <w:t>视觉：1、识别对象收敛为仅双方地面机器人，删除空中机器人标记链路</w:t>
       </w:r>
     </w:p>
     <w:p>
@@ -2845,7 +2836,7 @@
         <w:rPr>
           <w:rFonts w:hint="eastAsia" w:ascii="华文楷体" w:hAnsi="华文楷体" w:eastAsia="华文楷体"/>
         </w:rPr>
-        <w:t>2、适配2027赛季新地图：地图图像、落点判断掩码、仿射变换标定矩阵、盲区预测点位全部重新标定</w:t>
+        <w:t>2、地图、掩码、标定矩阵、盲区点位重新标定</w:t>
       </w:r>
     </w:p>
     <w:p>
@@ -2854,7 +2845,7 @@
         <w:rPr>
           <w:rFonts w:hint="eastAsia" w:ascii="华文楷体" w:hAnsi="华文楷体" w:eastAsia="华文楷体"/>
         </w:rPr>
-        <w:t>3、装甲板模型按2027赛季装甲模块外形/尺寸重新评估，变化较大时重训并重新导出onnx/engine</w:t>
+        <w:t>3、装甲板模型按新装甲模块重新评估，变化大则重训</w:t>
       </w:r>
     </w:p>
     <w:p>
@@ -2863,7 +2854,7 @@
         <w:rPr>
           <w:rFonts w:hint="eastAsia" w:ascii="华文楷体" w:hAnsi="华文楷体" w:eastAsia="华文楷体"/>
         </w:rPr>
-        <w:t>硬件：1、将无线充电的ASK解调技术加以改造，设计适配干扰波的FSK滤波与解调电路</w:t>
+        <w:t>硬件：1、将无线充电ASK解调技术改造为适配干扰波的FSK滤波解调电路</w:t>
       </w:r>
     </w:p>
     <w:p>

--- a/2027赛季雷达兵种研发项目规划.docx
+++ b/2027赛季雷达兵种研发项目规划.docx
@@ -276,7 +276,7 @@
                 <w:bCs/>
                 <w:lang w:val="en-US" w:eastAsia="zh-CN"/>
               </w:rPr>
-              <w:t>2026年11月</w:t>
+              <w:t>2026年11月–12月</w:t>
             </w:r>
           </w:p>
         </w:tc>
@@ -297,7 +297,7 @@
                 <w:rFonts w:hint="eastAsia"/>
                 <w:lang w:val="en-US" w:eastAsia="zh-CN"/>
               </w:rPr>
-              <w:t>梳理2027规则差异，解析装甲受击信息并落库</w:t>
+              <w:t>梳理2027规则差异、解析装甲受击信息；适配2027新地图（地图、掩码、标定矩阵、盲区点位）</w:t>
             </w:r>
           </w:p>
         </w:tc>
@@ -366,7 +366,7 @@
                 <w:bCs/>
                 <w:lang w:val="en-US" w:eastAsia="zh-CN"/>
               </w:rPr>
-              <w:t>2026年12月</w:t>
+              <w:t>2027年1月–2月</w:t>
             </w:r>
           </w:p>
         </w:tc>
@@ -387,7 +387,7 @@
                 <w:rFonts w:hint="eastAsia"/>
                 <w:lang w:val="en-US" w:eastAsia="zh-CN"/>
               </w:rPr>
-              <w:t>适配2027新地图：地图、掩码、标定矩阵、盲区点位</w:t>
+              <w:t>加固区面积A计算与加固指令下发联调；装甲板模型评估与重训</w:t>
             </w:r>
           </w:p>
         </w:tc>
@@ -440,7 +440,7 @@
                 <w:bCs/>
                 <w:lang w:val="en-US" w:eastAsia="zh-CN"/>
               </w:rPr>
-              <w:t>2027年1月</w:t>
+              <w:t>2027年3月</w:t>
             </w:r>
           </w:p>
         </w:tc>
@@ -453,154 +453,6 @@
             <w:pPr>
               <w:rPr>
                 <w:rFonts w:hint="default"/>
-                <w:lang w:val="en-US" w:eastAsia="zh-CN"/>
-              </w:rPr>
-            </w:pPr>
-            <w:r>
-              <w:rPr>
-                <w:rFonts w:hint="eastAsia"/>
-                <w:lang w:val="en-US" w:eastAsia="zh-CN"/>
-              </w:rPr>
-              <w:t>加固区面积A计算与加固指令下发联调</w:t>
-            </w:r>
-          </w:p>
-        </w:tc>
-        <w:tc>
-          <w:tcPr>
-            <w:tcW w:w="2766" w:type="dxa"/>
-            <w:vMerge w:val="continue"/>
-            <w:shd w:val="clear" w:color="auto" w:fill="ECECEC" w:themeFill="accent3" w:themeFillTint="33"/>
-          </w:tcPr>
-          <w:p/>
-        </w:tc>
-      </w:tr>
-      <w:tr>
-        <w:tblPrEx>
-          <w:tblBorders>
-            <w:top w:val="single" w:color="C8C8C8" w:themeColor="accent3" w:themeTint="99" w:sz="4" w:space="0"/>
-            <w:left w:val="single" w:color="C8C8C8" w:themeColor="accent3" w:themeTint="99" w:sz="4" w:space="0"/>
-            <w:bottom w:val="single" w:color="C8C8C8" w:themeColor="accent3" w:themeTint="99" w:sz="4" w:space="0"/>
-            <w:right w:val="single" w:color="C8C8C8" w:themeColor="accent3" w:themeTint="99" w:sz="4" w:space="0"/>
-            <w:insideH w:val="single" w:color="C8C8C8" w:themeColor="accent3" w:themeTint="99" w:sz="4" w:space="0"/>
-            <w:insideV w:val="none" w:color="auto" w:sz="0" w:space="0"/>
-          </w:tblBorders>
-          <w:tblCellMar>
-            <w:top w:w="0" w:type="dxa"/>
-            <w:left w:w="108" w:type="dxa"/>
-            <w:bottom w:w="0" w:type="dxa"/>
-            <w:right w:w="108" w:type="dxa"/>
-          </w:tblCellMar>
-        </w:tblPrEx>
-        <w:tc>
-          <w:tcPr>
-            <w:tcW w:w="2765" w:type="dxa"/>
-            <w:shd w:val="clear" w:color="auto" w:fill="ECECEC" w:themeFill="accent3" w:themeFillTint="33"/>
-            <w:vAlign w:val="center"/>
-          </w:tcPr>
-          <w:p>
-            <w:pPr>
-              <w:jc w:val="left"/>
-              <w:rPr>
-                <w:rFonts w:hint="default"/>
-                <w:b/>
-                <w:bCs/>
-                <w:lang w:val="en-US" w:eastAsia="zh-CN"/>
-              </w:rPr>
-            </w:pPr>
-            <w:r>
-              <w:rPr>
-                <w:rFonts w:hint="eastAsia"/>
-                <w:b/>
-                <w:bCs/>
-                <w:lang w:val="en-US" w:eastAsia="zh-CN"/>
-              </w:rPr>
-              <w:t>2027年2月</w:t>
-            </w:r>
-          </w:p>
-        </w:tc>
-        <w:tc>
-          <w:tcPr>
-            <w:tcW w:w="2765" w:type="dxa"/>
-            <w:shd w:val="clear" w:color="auto" w:fill="ECECEC" w:themeFill="accent3" w:themeFillTint="33"/>
-          </w:tcPr>
-          <w:p>
-            <w:pPr>
-              <w:rPr>
-                <w:rFonts w:hint="default"/>
-                <w:lang w:val="en-US" w:eastAsia="zh-CN"/>
-              </w:rPr>
-            </w:pPr>
-            <w:r>
-              <w:rPr>
-                <w:rFonts w:hint="eastAsia"/>
-                <w:lang w:val="en-US" w:eastAsia="zh-CN"/>
-              </w:rPr>
-              <w:t>装甲板模型评估，变化大则重训并导出engine</w:t>
-            </w:r>
-          </w:p>
-        </w:tc>
-        <w:tc>
-          <w:tcPr>
-            <w:tcW w:w="2766" w:type="dxa"/>
-            <w:vMerge w:val="continue"/>
-            <w:shd w:val="clear" w:color="auto" w:fill="ECECEC" w:themeFill="accent3" w:themeFillTint="33"/>
-          </w:tcPr>
-          <w:p/>
-        </w:tc>
-      </w:tr>
-      <w:tr>
-        <w:tblPrEx>
-          <w:tblBorders>
-            <w:top w:val="single" w:color="C8C8C8" w:themeColor="accent3" w:themeTint="99" w:sz="4" w:space="0"/>
-            <w:left w:val="single" w:color="C8C8C8" w:themeColor="accent3" w:themeTint="99" w:sz="4" w:space="0"/>
-            <w:bottom w:val="single" w:color="C8C8C8" w:themeColor="accent3" w:themeTint="99" w:sz="4" w:space="0"/>
-            <w:right w:val="single" w:color="C8C8C8" w:themeColor="accent3" w:themeTint="99" w:sz="4" w:space="0"/>
-            <w:insideH w:val="single" w:color="C8C8C8" w:themeColor="accent3" w:themeTint="99" w:sz="4" w:space="0"/>
-            <w:insideV w:val="none" w:color="auto" w:sz="0" w:space="0"/>
-          </w:tblBorders>
-          <w:tblCellMar>
-            <w:top w:w="0" w:type="dxa"/>
-            <w:left w:w="108" w:type="dxa"/>
-            <w:bottom w:w="0" w:type="dxa"/>
-            <w:right w:w="108" w:type="dxa"/>
-          </w:tblCellMar>
-        </w:tblPrEx>
-        <w:tc>
-          <w:tcPr>
-            <w:tcW w:w="2765" w:type="dxa"/>
-            <w:shd w:val="clear" w:color="auto" w:fill="ECECEC" w:themeFill="accent3" w:themeFillTint="33"/>
-            <w:vAlign w:val="center"/>
-          </w:tcPr>
-          <w:p>
-            <w:pPr>
-              <w:jc w:val="left"/>
-              <w:rPr>
-                <w:rFonts w:hint="default"/>
-                <w:b/>
-                <w:bCs/>
-                <w:lang w:val="en-US" w:eastAsia="zh-CN"/>
-              </w:rPr>
-            </w:pPr>
-            <w:r>
-              <w:rPr>
-                <w:rFonts w:hint="eastAsia"/>
-                <w:b/>
-                <w:bCs/>
-                <w:lang w:val="en-US" w:eastAsia="zh-CN"/>
-              </w:rPr>
-              <w:t>2027年3月</w:t>
-            </w:r>
-          </w:p>
-        </w:tc>
-        <w:tc>
-          <w:tcPr>
-            <w:tcW w:w="2765" w:type="dxa"/>
-            <w:shd w:val="clear" w:color="auto" w:fill="ECECEC" w:themeFill="accent3" w:themeFillTint="33"/>
-          </w:tcPr>
-          <w:p>
-            <w:pPr>
-              <w:rPr>
-                <w:rFonts w:hint="eastAsia"/>
                 <w:lang w:val="en-US" w:eastAsia="zh-CN"/>
               </w:rPr>
             </w:pPr>
@@ -834,7 +686,7 @@
                 <w:bCs/>
                 <w:lang w:val="en-US" w:eastAsia="zh-CN"/>
               </w:rPr>
-              <w:t>2026年11月</w:t>
+              <w:t>2026年11月–12月</w:t>
             </w:r>
           </w:p>
         </w:tc>
@@ -855,7 +707,7 @@
                 <w:rFonts w:hint="eastAsia"/>
                 <w:lang w:val="en-US" w:eastAsia="zh-CN"/>
               </w:rPr>
-              <w:t>SDR接收链路选型与采购（2块AD9363）</w:t>
+              <w:t>SDR接收链路选型与采购；干扰波三级难度接收与6位密钥解调验证</w:t>
             </w:r>
           </w:p>
         </w:tc>
@@ -924,7 +776,7 @@
                 <w:bCs/>
                 <w:lang w:val="en-US" w:eastAsia="zh-CN"/>
               </w:rPr>
-              <w:t>2026年12月</w:t>
+              <w:t>2027年1月–2月</w:t>
             </w:r>
           </w:p>
         </w:tc>
@@ -945,155 +797,7 @@
                 <w:rFonts w:hint="eastAsia"/>
                 <w:lang w:val="en-US" w:eastAsia="zh-CN"/>
               </w:rPr>
-              <w:t>干扰波三级难度接收与6位密钥解调验证</w:t>
-            </w:r>
-          </w:p>
-        </w:tc>
-        <w:tc>
-          <w:tcPr>
-            <w:tcW w:w="2766" w:type="dxa"/>
-            <w:vMerge w:val="continue"/>
-            <w:shd w:val="clear" w:color="auto" w:fill="ECECEC" w:themeFill="accent3" w:themeFillTint="33"/>
-          </w:tcPr>
-          <w:p/>
-        </w:tc>
-      </w:tr>
-      <w:tr>
-        <w:tblPrEx>
-          <w:tblBorders>
-            <w:top w:val="single" w:color="C8C8C8" w:themeColor="accent3" w:themeTint="99" w:sz="4" w:space="0"/>
-            <w:left w:val="single" w:color="C8C8C8" w:themeColor="accent3" w:themeTint="99" w:sz="4" w:space="0"/>
-            <w:bottom w:val="single" w:color="C8C8C8" w:themeColor="accent3" w:themeTint="99" w:sz="4" w:space="0"/>
-            <w:right w:val="single" w:color="C8C8C8" w:themeColor="accent3" w:themeTint="99" w:sz="4" w:space="0"/>
-            <w:insideH w:val="single" w:color="C8C8C8" w:themeColor="accent3" w:themeTint="99" w:sz="4" w:space="0"/>
-            <w:insideV w:val="none" w:color="auto" w:sz="0" w:space="0"/>
-          </w:tblBorders>
-          <w:tblCellMar>
-            <w:top w:w="0" w:type="dxa"/>
-            <w:left w:w="108" w:type="dxa"/>
-            <w:bottom w:w="0" w:type="dxa"/>
-            <w:right w:w="108" w:type="dxa"/>
-          </w:tblCellMar>
-        </w:tblPrEx>
-        <w:tc>
-          <w:tcPr>
-            <w:tcW w:w="2765" w:type="dxa"/>
-            <w:shd w:val="clear" w:color="auto" w:fill="ECECEC" w:themeFill="accent3" w:themeFillTint="33"/>
-            <w:vAlign w:val="center"/>
-          </w:tcPr>
-          <w:p>
-            <w:pPr>
-              <w:jc w:val="left"/>
-              <w:rPr>
-                <w:rFonts w:hint="default"/>
-                <w:b/>
-                <w:bCs/>
-                <w:lang w:val="en-US" w:eastAsia="zh-CN"/>
-              </w:rPr>
-            </w:pPr>
-            <w:r>
-              <w:rPr>
-                <w:rFonts w:hint="eastAsia"/>
-                <w:b/>
-                <w:bCs/>
-                <w:lang w:val="en-US" w:eastAsia="zh-CN"/>
-              </w:rPr>
-              <w:t>2027年1月</w:t>
-            </w:r>
-          </w:p>
-        </w:tc>
-        <w:tc>
-          <w:tcPr>
-            <w:tcW w:w="2765" w:type="dxa"/>
-            <w:shd w:val="clear" w:color="auto" w:fill="ECECEC" w:themeFill="accent3" w:themeFillTint="33"/>
-          </w:tcPr>
-          <w:p>
-            <w:pPr>
-              <w:rPr>
-                <w:rFonts w:hint="default"/>
-                <w:lang w:val="en-US" w:eastAsia="zh-CN"/>
-              </w:rPr>
-            </w:pPr>
-            <w:r>
-              <w:rPr>
-                <w:rFonts w:hint="eastAsia"/>
-                <w:lang w:val="en-US" w:eastAsia="zh-CN"/>
-              </w:rPr>
-              <w:t>搭建自测发射源，解析波坐标与视觉联调</w:t>
-            </w:r>
-          </w:p>
-        </w:tc>
-        <w:tc>
-          <w:tcPr>
-            <w:tcW w:w="2766" w:type="dxa"/>
-            <w:vMerge w:val="continue"/>
-            <w:shd w:val="clear" w:color="auto" w:fill="ECECEC" w:themeFill="accent3" w:themeFillTint="33"/>
-          </w:tcPr>
-          <w:p/>
-        </w:tc>
-      </w:tr>
-      <w:tr>
-        <w:tblPrEx>
-          <w:tblBorders>
-            <w:top w:val="single" w:color="C8C8C8" w:themeColor="accent3" w:themeTint="99" w:sz="4" w:space="0"/>
-            <w:left w:val="single" w:color="C8C8C8" w:themeColor="accent3" w:themeTint="99" w:sz="4" w:space="0"/>
-            <w:bottom w:val="single" w:color="C8C8C8" w:themeColor="accent3" w:themeTint="99" w:sz="4" w:space="0"/>
-            <w:right w:val="single" w:color="C8C8C8" w:themeColor="accent3" w:themeTint="99" w:sz="4" w:space="0"/>
-            <w:insideH w:val="single" w:color="C8C8C8" w:themeColor="accent3" w:themeTint="99" w:sz="4" w:space="0"/>
-            <w:insideV w:val="none" w:color="auto" w:sz="0" w:space="0"/>
-          </w:tblBorders>
-          <w:tblCellMar>
-            <w:top w:w="0" w:type="dxa"/>
-            <w:left w:w="108" w:type="dxa"/>
-            <w:bottom w:w="0" w:type="dxa"/>
-            <w:right w:w="108" w:type="dxa"/>
-          </w:tblCellMar>
-        </w:tblPrEx>
-        <w:tc>
-          <w:tcPr>
-            <w:tcW w:w="2765" w:type="dxa"/>
-            <w:shd w:val="clear" w:color="auto" w:fill="ECECEC" w:themeFill="accent3" w:themeFillTint="33"/>
-            <w:vAlign w:val="center"/>
-          </w:tcPr>
-          <w:p>
-            <w:pPr>
-              <w:jc w:val="left"/>
-              <w:rPr>
-                <w:rFonts w:hint="default"/>
-                <w:b/>
-                <w:bCs/>
-                <w:lang w:val="en-US" w:eastAsia="zh-CN"/>
-              </w:rPr>
-            </w:pPr>
-            <w:r>
-              <w:rPr>
-                <w:rFonts w:hint="eastAsia"/>
-                <w:b/>
-                <w:bCs/>
-                <w:lang w:val="en-US" w:eastAsia="zh-CN"/>
-              </w:rPr>
-              <w:t>2027年2月</w:t>
-            </w:r>
-          </w:p>
-        </w:tc>
-        <w:tc>
-          <w:tcPr>
-            <w:tcW w:w="2765" w:type="dxa"/>
-            <w:shd w:val="clear" w:color="auto" w:fill="ECECEC" w:themeFill="accent3" w:themeFillTint="33"/>
-          </w:tcPr>
-          <w:p>
-            <w:pPr>
-              <w:rPr>
-                <w:rFonts w:hint="default"/>
-                <w:lang w:val="en-US" w:eastAsia="zh-CN"/>
-              </w:rPr>
-            </w:pPr>
-            <w:r>
-              <w:rPr>
-                <w:rFonts w:hint="eastAsia"/>
-                <w:lang w:val="en-US" w:eastAsia="zh-CN"/>
-              </w:rPr>
-              <w:t>信息波解码（含装甲受击信息）与稳定性测试</w:t>
+              <w:t>搭建自测发射源，解析波坐标与视觉联调；信息波解码与稳定性测试</w:t>
             </w:r>
           </w:p>
         </w:tc>
@@ -1495,7 +1199,7 @@
                 <w:rFonts w:hint="eastAsia"/>
                 <w:lang w:val="en-US" w:eastAsia="zh-CN"/>
               </w:rPr>
-              <w:t>26.11.30</w:t>
+              <w:t>26.12.31</w:t>
             </w:r>
           </w:p>
         </w:tc>
@@ -1584,7 +1288,7 @@
                 <w:rFonts w:hint="eastAsia"/>
                 <w:lang w:val="en-US" w:eastAsia="zh-CN"/>
               </w:rPr>
-              <w:t>26.12.31</w:t>
+              <w:t>27.1.31</w:t>
             </w:r>
           </w:p>
         </w:tc>
@@ -1661,7 +1365,7 @@
                 <w:rFonts w:hint="eastAsia"/>
                 <w:lang w:val="en-US" w:eastAsia="zh-CN"/>
               </w:rPr>
-              <w:t>27.1.31</w:t>
+              <w:t>27.2.28</w:t>
             </w:r>
           </w:p>
         </w:tc>
@@ -1717,7 +1421,7 @@
                 <w:bCs/>
                 <w:lang w:val="en-US" w:eastAsia="zh-CN"/>
               </w:rPr>
-              <w:t>装甲板模型重训</w:t>
+              <w:t>装甲板模型重训与全链路联调</w:t>
             </w:r>
           </w:p>
         </w:tc>
@@ -1738,7 +1442,7 @@
                 <w:rFonts w:hint="eastAsia"/>
                 <w:lang w:val="en-US" w:eastAsia="zh-CN"/>
               </w:rPr>
-              <w:t>27.2.28</w:t>
+              <w:t>27.3.8</w:t>
             </w:r>
           </w:p>
         </w:tc>
@@ -1749,84 +1453,7 @@
           </w:tcPr>
           <w:p>
             <w:r>
-              <w:t>变化大时重训并导出onnx/engine，检出率不低于现役模型</w:t>
-            </w:r>
-          </w:p>
-        </w:tc>
-      </w:tr>
-      <w:tr>
-        <w:tblPrEx>
-          <w:tblBorders>
-            <w:top w:val="single" w:color="C8C8C8" w:themeColor="accent3" w:themeTint="99" w:sz="4" w:space="0"/>
-            <w:left w:val="single" w:color="C8C8C8" w:themeColor="accent3" w:themeTint="99" w:sz="4" w:space="0"/>
-            <w:bottom w:val="single" w:color="C8C8C8" w:themeColor="accent3" w:themeTint="99" w:sz="4" w:space="0"/>
-            <w:right w:val="single" w:color="C8C8C8" w:themeColor="accent3" w:themeTint="99" w:sz="4" w:space="0"/>
-            <w:insideH w:val="single" w:color="C8C8C8" w:themeColor="accent3" w:themeTint="99" w:sz="4" w:space="0"/>
-            <w:insideV w:val="none" w:color="auto" w:sz="0" w:space="0"/>
-          </w:tblBorders>
-          <w:tblCellMar>
-            <w:top w:w="0" w:type="dxa"/>
-            <w:left w:w="108" w:type="dxa"/>
-            <w:bottom w:w="0" w:type="dxa"/>
-            <w:right w:w="108" w:type="dxa"/>
-          </w:tblCellMar>
-        </w:tblPrEx>
-        <w:tc>
-          <w:tcPr>
-            <w:tcW w:w="2765" w:type="dxa"/>
-            <w:shd w:val="clear" w:color="auto" w:fill="ECECEC" w:themeFill="accent3" w:themeFillTint="33"/>
-            <w:vAlign w:val="center"/>
-          </w:tcPr>
-          <w:p>
-            <w:pPr>
-              <w:jc w:val="left"/>
-              <w:rPr>
-                <w:rFonts w:hint="default"/>
-                <w:b/>
-                <w:bCs/>
-                <w:lang w:val="en-US" w:eastAsia="zh-CN"/>
-              </w:rPr>
-            </w:pPr>
-            <w:r>
-              <w:rPr>
-                <w:rFonts w:hint="eastAsia"/>
-                <w:b/>
-                <w:bCs/>
-                <w:lang w:val="en-US" w:eastAsia="zh-CN"/>
-              </w:rPr>
-              <w:t>全链路联调</w:t>
-            </w:r>
-          </w:p>
-        </w:tc>
-        <w:tc>
-          <w:tcPr>
-            <w:tcW w:w="2765" w:type="dxa"/>
-            <w:shd w:val="clear" w:color="auto" w:fill="ECECEC" w:themeFill="accent3" w:themeFillTint="33"/>
-          </w:tcPr>
-          <w:p>
-            <w:pPr>
-              <w:rPr>
-                <w:rFonts w:hint="eastAsia"/>
-                <w:lang w:val="en-US" w:eastAsia="zh-CN"/>
-              </w:rPr>
-            </w:pPr>
-            <w:r>
-              <w:rPr>
-                <w:rFonts w:hint="eastAsia"/>
-                <w:lang w:val="en-US" w:eastAsia="zh-CN"/>
-              </w:rPr>
-              <w:t>27.3.8</w:t>
-            </w:r>
-          </w:p>
-        </w:tc>
-        <w:tc>
-          <w:tcPr>
-            <w:tcW w:w="2766" w:type="dxa"/>
-            <w:shd w:val="clear" w:color="auto" w:fill="ECECEC" w:themeFill="accent3" w:themeFillTint="33"/>
-          </w:tcPr>
-          <w:p>
-            <w:r>
-              <w:t>识别＋加固＋解析波全链路稳定运行</w:t>
+              <w:t>重训后检出率不低于现役；识别＋加固＋解析波全链路稳定</w:t>
             </w:r>
           </w:p>
         </w:tc>
@@ -2043,7 +1670,7 @@
                 <w:bCs/>
                 <w:lang w:val="en-US" w:eastAsia="zh-CN"/>
               </w:rPr>
-              <w:t>接收链路采购</w:t>
+              <w:t>接收链路与干扰波接收</w:t>
             </w:r>
           </w:p>
         </w:tc>
@@ -2064,7 +1691,7 @@
                 <w:rFonts w:hint="eastAsia"/>
                 <w:lang w:val="en-US" w:eastAsia="zh-CN"/>
               </w:rPr>
-              <w:t>26.11.30</w:t>
+              <w:t>26.12.31</w:t>
             </w:r>
           </w:p>
         </w:tc>
@@ -2087,7 +1714,7 @@
                 <w:rFonts w:hint="eastAsia"/>
                 <w:lang w:val="en-US" w:eastAsia="zh-CN"/>
               </w:rPr>
-              <w:t>2块AD9363板接收链路搭建完成</w:t>
+              <w:t>2块AD9363板接收链路搭建完成，可接收官方波形并完成6位密钥解调验证</w:t>
             </w:r>
           </w:p>
         </w:tc>
@@ -2132,7 +1759,7 @@
                 <w:bCs/>
                 <w:lang w:val="en-US" w:eastAsia="zh-CN"/>
               </w:rPr>
-              <w:t>信息波与干扰波接收</w:t>
+              <w:t>自测发射源与视觉联调</w:t>
             </w:r>
           </w:p>
         </w:tc>
@@ -2153,7 +1780,7 @@
                 <w:rFonts w:hint="eastAsia"/>
                 <w:lang w:val="en-US" w:eastAsia="zh-CN"/>
               </w:rPr>
-              <w:t>26.12.31</w:t>
+              <w:t>27.2.28</w:t>
             </w:r>
           </w:p>
         </w:tc>
@@ -2164,161 +1791,7 @@
           </w:tcPr>
           <w:p>
             <w:r>
-              <w:t>可接收官方波形并完成6位密钥解调验证</w:t>
-            </w:r>
-          </w:p>
-        </w:tc>
-      </w:tr>
-      <w:tr>
-        <w:tblPrEx>
-          <w:tblBorders>
-            <w:top w:val="single" w:color="C8C8C8" w:themeColor="accent3" w:themeTint="99" w:sz="4" w:space="0"/>
-            <w:left w:val="single" w:color="C8C8C8" w:themeColor="accent3" w:themeTint="99" w:sz="4" w:space="0"/>
-            <w:bottom w:val="single" w:color="C8C8C8" w:themeColor="accent3" w:themeTint="99" w:sz="4" w:space="0"/>
-            <w:right w:val="single" w:color="C8C8C8" w:themeColor="accent3" w:themeTint="99" w:sz="4" w:space="0"/>
-            <w:insideH w:val="single" w:color="C8C8C8" w:themeColor="accent3" w:themeTint="99" w:sz="4" w:space="0"/>
-            <w:insideV w:val="none" w:color="auto" w:sz="0" w:space="0"/>
-          </w:tblBorders>
-          <w:tblCellMar>
-            <w:top w:w="0" w:type="dxa"/>
-            <w:left w:w="108" w:type="dxa"/>
-            <w:bottom w:w="0" w:type="dxa"/>
-            <w:right w:w="108" w:type="dxa"/>
-          </w:tblCellMar>
-        </w:tblPrEx>
-        <w:tc>
-          <w:tcPr>
-            <w:tcW w:w="2765" w:type="dxa"/>
-            <w:shd w:val="clear" w:color="auto" w:fill="ECECEC" w:themeFill="accent3" w:themeFillTint="33"/>
-            <w:vAlign w:val="center"/>
-          </w:tcPr>
-          <w:p>
-            <w:pPr>
-              <w:jc w:val="left"/>
-              <w:rPr>
-                <w:rFonts w:hint="default"/>
-                <w:b/>
-                <w:bCs/>
-                <w:lang w:val="en-US" w:eastAsia="zh-CN"/>
-              </w:rPr>
-            </w:pPr>
-            <w:r>
-              <w:rPr>
-                <w:rFonts w:hint="eastAsia"/>
-                <w:b/>
-                <w:bCs/>
-                <w:lang w:val="en-US" w:eastAsia="zh-CN"/>
-              </w:rPr>
-              <w:t>自测发射源</w:t>
-            </w:r>
-          </w:p>
-        </w:tc>
-        <w:tc>
-          <w:tcPr>
-            <w:tcW w:w="2765" w:type="dxa"/>
-            <w:shd w:val="clear" w:color="auto" w:fill="ECECEC" w:themeFill="accent3" w:themeFillTint="33"/>
-          </w:tcPr>
-          <w:p>
-            <w:pPr>
-              <w:rPr>
-                <w:rFonts w:hint="default"/>
-                <w:lang w:val="en-US" w:eastAsia="zh-CN"/>
-              </w:rPr>
-            </w:pPr>
-            <w:r>
-              <w:rPr>
-                <w:rFonts w:hint="eastAsia"/>
-                <w:lang w:val="en-US" w:eastAsia="zh-CN"/>
-              </w:rPr>
-              <w:t>27.1.31</w:t>
-            </w:r>
-          </w:p>
-        </w:tc>
-        <w:tc>
-          <w:tcPr>
-            <w:tcW w:w="2766" w:type="dxa"/>
-            <w:shd w:val="clear" w:color="auto" w:fill="ECECEC" w:themeFill="accent3" w:themeFillTint="33"/>
-          </w:tcPr>
-          <w:p>
-            <w:r>
-              <w:t>用两块板模拟官方发射源完成接收端自测</w:t>
-            </w:r>
-          </w:p>
-        </w:tc>
-      </w:tr>
-      <w:tr>
-        <w:tblPrEx>
-          <w:tblBorders>
-            <w:top w:val="single" w:color="C8C8C8" w:themeColor="accent3" w:themeTint="99" w:sz="4" w:space="0"/>
-            <w:left w:val="single" w:color="C8C8C8" w:themeColor="accent3" w:themeTint="99" w:sz="4" w:space="0"/>
-            <w:bottom w:val="single" w:color="C8C8C8" w:themeColor="accent3" w:themeTint="99" w:sz="4" w:space="0"/>
-            <w:right w:val="single" w:color="C8C8C8" w:themeColor="accent3" w:themeTint="99" w:sz="4" w:space="0"/>
-            <w:insideH w:val="single" w:color="C8C8C8" w:themeColor="accent3" w:themeTint="99" w:sz="4" w:space="0"/>
-            <w:insideV w:val="none" w:color="auto" w:sz="0" w:space="0"/>
-          </w:tblBorders>
-          <w:tblCellMar>
-            <w:top w:w="0" w:type="dxa"/>
-            <w:left w:w="108" w:type="dxa"/>
-            <w:bottom w:w="0" w:type="dxa"/>
-            <w:right w:w="108" w:type="dxa"/>
-          </w:tblCellMar>
-        </w:tblPrEx>
-        <w:tc>
-          <w:tcPr>
-            <w:tcW w:w="2765" w:type="dxa"/>
-            <w:shd w:val="clear" w:color="auto" w:fill="ECECEC" w:themeFill="accent3" w:themeFillTint="33"/>
-            <w:vAlign w:val="center"/>
-          </w:tcPr>
-          <w:p>
-            <w:pPr>
-              <w:jc w:val="left"/>
-              <w:rPr>
-                <w:rFonts w:hint="default"/>
-                <w:b/>
-                <w:bCs/>
-                <w:lang w:val="en-US" w:eastAsia="zh-CN"/>
-              </w:rPr>
-            </w:pPr>
-            <w:r>
-              <w:rPr>
-                <w:rFonts w:hint="eastAsia"/>
-                <w:b/>
-                <w:bCs/>
-                <w:lang w:val="en-US" w:eastAsia="zh-CN"/>
-              </w:rPr>
-              <w:t>与视觉联调</w:t>
-            </w:r>
-          </w:p>
-        </w:tc>
-        <w:tc>
-          <w:tcPr>
-            <w:tcW w:w="2765" w:type="dxa"/>
-            <w:shd w:val="clear" w:color="auto" w:fill="ECECEC" w:themeFill="accent3" w:themeFillTint="33"/>
-          </w:tcPr>
-          <w:p>
-            <w:pPr>
-              <w:rPr>
-                <w:rFonts w:hint="default"/>
-                <w:lang w:val="en-US" w:eastAsia="zh-CN"/>
-              </w:rPr>
-            </w:pPr>
-            <w:r>
-              <w:rPr>
-                <w:rFonts w:hint="eastAsia"/>
-                <w:lang w:val="en-US" w:eastAsia="zh-CN"/>
-              </w:rPr>
-              <w:t>27.3.8</w:t>
-            </w:r>
-          </w:p>
-        </w:tc>
-        <w:tc>
-          <w:tcPr>
-            <w:tcW w:w="2766" w:type="dxa"/>
-            <w:shd w:val="clear" w:color="auto" w:fill="ECECEC" w:themeFill="accent3" w:themeFillTint="33"/>
-          </w:tcPr>
-          <w:p>
-            <w:r>
-              <w:t>解析结果回传视觉端，坐标与裁判系统上报一致</w:t>
+              <w:t>用两块板模拟官方发射源完成接收端自测；解析结果回传视觉端</w:t>
             </w:r>
           </w:p>
         </w:tc>

--- a/2027赛季雷达兵种研发项目规划.docx
+++ b/2027赛季雷达兵种研发项目规划.docx
@@ -65,12 +65,488 @@
         <w:t>SDR采购：先买2块三位数价位SDR（AD9363，约¥398/块）做接收与自测；官方解析波参数发布后再买四位数价位SDR（AD9361，约¥1,799）并标定参数。</w:t>
       </w:r>
     </w:p>
+    <w:tbl>
+      <w:tblPr>
+        <w:tblStyle w:val="40"/>
+        <w:tblW w:w="0" w:type="auto"/>
+        <w:tblInd w:w="0" w:type="dxa"/>
+        <w:tblBorders>
+          <w:top w:val="single" w:color="C8C8C8" w:themeColor="accent3" w:themeTint="99" w:sz="4" w:space="0"/>
+          <w:left w:val="single" w:color="C8C8C8" w:themeColor="accent3" w:themeTint="99" w:sz="4" w:space="0"/>
+          <w:bottom w:val="single" w:color="C8C8C8" w:themeColor="accent3" w:themeTint="99" w:sz="4" w:space="0"/>
+          <w:right w:val="single" w:color="C8C8C8" w:themeColor="accent3" w:themeTint="99" w:sz="4" w:space="0"/>
+          <w:insideH w:val="single" w:color="C8C8C8" w:themeColor="accent3" w:themeTint="99" w:sz="4" w:space="0"/>
+          <w:insideV w:val="none" w:color="auto" w:sz="0" w:space="0"/>
+        </w:tblBorders>
+        <w:tblLayout w:type="autofit"/>
+        <w:tblCellMar>
+          <w:top w:w="0" w:type="dxa"/>
+          <w:left w:w="108" w:type="dxa"/>
+          <w:bottom w:w="0" w:type="dxa"/>
+          <w:right w:w="108" w:type="dxa"/>
+        </w:tblCellMar>
+      </w:tblPr>
+      <w:tblGrid>
+        <w:gridCol w:w="2765"/>
+        <w:gridCol w:w="2765"/>
+        <w:gridCol w:w="2766"/>
+      </w:tblGrid>
+      <w:tr>
+        <w:tblPrEx>
+          <w:tblBorders>
+            <w:top w:val="single" w:color="C8C8C8" w:themeColor="accent3" w:themeTint="99" w:sz="4" w:space="0"/>
+            <w:left w:val="single" w:color="C8C8C8" w:themeColor="accent3" w:themeTint="99" w:sz="4" w:space="0"/>
+            <w:bottom w:val="single" w:color="C8C8C8" w:themeColor="accent3" w:themeTint="99" w:sz="4" w:space="0"/>
+            <w:right w:val="single" w:color="C8C8C8" w:themeColor="accent3" w:themeTint="99" w:sz="4" w:space="0"/>
+            <w:insideH w:val="single" w:color="C8C8C8" w:themeColor="accent3" w:themeTint="99" w:sz="4" w:space="0"/>
+            <w:insideV w:val="none" w:color="auto" w:sz="0" w:space="0"/>
+          </w:tblBorders>
+          <w:tblCellMar>
+            <w:top w:w="0" w:type="dxa"/>
+            <w:left w:w="108" w:type="dxa"/>
+            <w:bottom w:w="0" w:type="dxa"/>
+            <w:right w:w="108" w:type="dxa"/>
+          </w:tblCellMar>
+        </w:tblPrEx>
+        <w:tc>
+          <w:tcPr>
+            <w:tcW w:w="2765" w:type="dxa"/>
+            <w:tcBorders>
+              <w:top w:val="single" w:color="A5A5A5" w:themeColor="accent3" w:sz="4" w:space="0"/>
+              <w:left w:val="single" w:color="A5A5A5" w:themeColor="accent3" w:sz="4" w:space="0"/>
+              <w:bottom w:val="single" w:color="A5A5A5" w:themeColor="accent3" w:sz="4" w:space="0"/>
+              <w:insideH w:val="single" w:sz="4" w:space="0"/>
+            </w:tcBorders>
+            <w:shd w:val="clear" w:color="auto" w:fill="A5A5A5" w:themeFill="accent3"/>
+          </w:tcPr>
+          <w:p>
+            <w:pPr>
+              <w:rPr>
+                <w:b/>
+                <w:bCs/>
+                <w:color w:val="FFFFFF" w:themeColor="background1"/>
+                <w14:textFill>
+                  <w14:solidFill>
+                    <w14:schemeClr w14:val="bg1"/>
+                  </w14:solidFill>
+                </w14:textFill>
+              </w:rPr>
+            </w:pPr>
+            <w:r>
+              <w:rPr>
+                <w:rFonts w:hint="eastAsia"/>
+                <w:b/>
+                <w:bCs/>
+                <w:color w:val="FFFFFF" w:themeColor="background1"/>
+                <w14:textFill>
+                  <w14:solidFill>
+                    <w14:schemeClr w14:val="bg1"/>
+                  </w14:solidFill>
+                </w14:textFill>
+              </w:rPr>
+              <w:t>时间段</w:t>
+            </w:r>
+          </w:p>
+        </w:tc>
+        <w:tc>
+          <w:tcPr>
+            <w:tcW w:w="2765" w:type="dxa"/>
+            <w:tcBorders>
+              <w:top w:val="single" w:color="A5A5A5" w:themeColor="accent3" w:sz="4" w:space="0"/>
+              <w:bottom w:val="single" w:color="A5A5A5" w:themeColor="accent3" w:sz="4" w:space="0"/>
+              <w:insideH w:val="single" w:sz="4" w:space="0"/>
+            </w:tcBorders>
+            <w:shd w:val="clear" w:color="auto" w:fill="A5A5A5" w:themeFill="accent3"/>
+          </w:tcPr>
+          <w:p>
+            <w:pPr>
+              <w:rPr>
+                <w:b/>
+                <w:bCs/>
+                <w:color w:val="FFFFFF" w:themeColor="background1"/>
+                <w14:textFill>
+                  <w14:solidFill>
+                    <w14:schemeClr w14:val="bg1"/>
+                  </w14:solidFill>
+                </w14:textFill>
+              </w:rPr>
+            </w:pPr>
+            <w:r>
+              <w:rPr>
+                <w:rFonts w:hint="eastAsia"/>
+                <w:b/>
+                <w:bCs/>
+                <w:color w:val="FFFFFF" w:themeColor="background1"/>
+                <w14:textFill>
+                  <w14:solidFill>
+                    <w14:schemeClr w14:val="bg1"/>
+                  </w14:solidFill>
+                </w14:textFill>
+              </w:rPr>
+              <w:t>进度要求</w:t>
+            </w:r>
+          </w:p>
+        </w:tc>
+        <w:tc>
+          <w:tcPr>
+            <w:tcW w:w="2766" w:type="dxa"/>
+            <w:tcBorders>
+              <w:top w:val="single" w:color="A5A5A5" w:themeColor="accent3" w:sz="4" w:space="0"/>
+              <w:bottom w:val="single" w:color="A5A5A5" w:themeColor="accent3" w:sz="4" w:space="0"/>
+              <w:right w:val="single" w:color="A5A5A5" w:themeColor="accent3" w:sz="4" w:space="0"/>
+              <w:insideH w:val="single" w:sz="4" w:space="0"/>
+            </w:tcBorders>
+            <w:shd w:val="clear" w:color="auto" w:fill="A5A5A5" w:themeFill="accent3"/>
+          </w:tcPr>
+          <w:p>
+            <w:pPr>
+              <w:rPr>
+                <w:b/>
+                <w:bCs/>
+                <w:color w:val="FFFFFF" w:themeColor="background1"/>
+                <w14:textFill>
+                  <w14:solidFill>
+                    <w14:schemeClr w14:val="bg1"/>
+                  </w14:solidFill>
+                </w14:textFill>
+              </w:rPr>
+            </w:pPr>
+            <w:r>
+              <w:rPr>
+                <w:rFonts w:hint="eastAsia"/>
+                <w:b/>
+                <w:bCs/>
+                <w:color w:val="FFFFFF" w:themeColor="background1"/>
+                <w14:textFill>
+                  <w14:solidFill>
+                    <w14:schemeClr w14:val="bg1"/>
+                  </w14:solidFill>
+                </w14:textFill>
+              </w:rPr>
+              <w:t>负责人</w:t>
+            </w:r>
+          </w:p>
+        </w:tc>
+      </w:tr>
+      <w:tr>
+        <w:tblPrEx>
+          <w:tblBorders>
+            <w:top w:val="single" w:color="C8C8C8" w:themeColor="accent3" w:themeTint="99" w:sz="4" w:space="0"/>
+            <w:left w:val="single" w:color="C8C8C8" w:themeColor="accent3" w:themeTint="99" w:sz="4" w:space="0"/>
+            <w:bottom w:val="single" w:color="C8C8C8" w:themeColor="accent3" w:themeTint="99" w:sz="4" w:space="0"/>
+            <w:right w:val="single" w:color="C8C8C8" w:themeColor="accent3" w:themeTint="99" w:sz="4" w:space="0"/>
+            <w:insideH w:val="single" w:color="C8C8C8" w:themeColor="accent3" w:themeTint="99" w:sz="4" w:space="0"/>
+            <w:insideV w:val="none" w:color="auto" w:sz="0" w:space="0"/>
+          </w:tblBorders>
+          <w:tblCellMar>
+            <w:top w:w="0" w:type="dxa"/>
+            <w:left w:w="108" w:type="dxa"/>
+            <w:bottom w:w="0" w:type="dxa"/>
+            <w:right w:w="108" w:type="dxa"/>
+          </w:tblCellMar>
+        </w:tblPrEx>
+        <w:tc>
+          <w:tcPr>
+            <w:tcW w:w="2765" w:type="dxa"/>
+            <w:shd w:val="clear" w:color="auto" w:fill="ECECEC" w:themeFill="accent3" w:themeFillTint="33"/>
+            <w:vAlign w:val="center"/>
+          </w:tcPr>
+          <w:p>
+            <w:pPr>
+              <w:jc w:val="left"/>
+              <w:rPr>
+                <w:rFonts w:hint="default" w:eastAsia="方正书宋_GBK"/>
+                <w:b/>
+                <w:bCs/>
+                <w:lang w:val="en-US" w:eastAsia="zh-CN"/>
+              </w:rPr>
+            </w:pPr>
+            <w:r>
+              <w:rPr>
+                <w:rFonts w:hint="eastAsia"/>
+                <w:b/>
+                <w:bCs/>
+                <w:lang w:val="en-US" w:eastAsia="zh-CN"/>
+              </w:rPr>
+              <w:t>2026年11月–12月</w:t>
+            </w:r>
+          </w:p>
+        </w:tc>
+        <w:tc>
+          <w:tcPr>
+            <w:tcW w:w="2765" w:type="dxa"/>
+            <w:shd w:val="clear" w:color="auto" w:fill="ECECEC" w:themeFill="accent3" w:themeFillTint="33"/>
+          </w:tcPr>
+          <w:p>
+            <w:pPr>
+              <w:rPr>
+                <w:rFonts w:hint="default" w:eastAsia="方正书宋_GBK"/>
+                <w:lang w:val="en-US" w:eastAsia="zh-CN"/>
+              </w:rPr>
+            </w:pPr>
+            <w:r>
+              <w:rPr>
+                <w:rFonts w:hint="eastAsia"/>
+                <w:lang w:val="en-US" w:eastAsia="zh-CN"/>
+              </w:rPr>
+              <w:t>梳理2027规则差异、解析装甲受击信息；SDR采购与接收链路搭建；干扰波三级难度接收与6位密钥解调验证</w:t>
+            </w:r>
+          </w:p>
+        </w:tc>
+        <w:tc>
+          <w:tcPr>
+            <w:tcW w:w="2766" w:type="dxa"/>
+            <w:vMerge w:val="restart"/>
+            <w:shd w:val="clear" w:color="auto" w:fill="ECECEC" w:themeFill="accent3" w:themeFillTint="33"/>
+            <w:vAlign w:val="center"/>
+          </w:tcPr>
+          <w:p>
+            <w:pPr>
+              <w:jc w:val="center"/>
+              <w:rPr>
+                <w:rFonts w:hint="eastAsia" w:eastAsia="方正书宋_GBK"/>
+                <w:lang w:val="en-US" w:eastAsia="zh-CN"/>
+              </w:rPr>
+            </w:pPr>
+            <w:r>
+              <w:rPr>
+                <w:rFonts w:hint="eastAsia"/>
+                <w:lang w:val="en-US" w:eastAsia="zh-CN"/>
+              </w:rPr>
+              <w:t>苏展鸣</w:t>
+            </w:r>
+          </w:p>
+        </w:tc>
+      </w:tr>
+      <w:tr>
+        <w:tblPrEx>
+          <w:tblBorders>
+            <w:top w:val="single" w:color="C8C8C8" w:themeColor="accent3" w:themeTint="99" w:sz="4" w:space="0"/>
+            <w:left w:val="single" w:color="C8C8C8" w:themeColor="accent3" w:themeTint="99" w:sz="4" w:space="0"/>
+            <w:bottom w:val="single" w:color="C8C8C8" w:themeColor="accent3" w:themeTint="99" w:sz="4" w:space="0"/>
+            <w:right w:val="single" w:color="C8C8C8" w:themeColor="accent3" w:themeTint="99" w:sz="4" w:space="0"/>
+            <w:insideH w:val="single" w:color="C8C8C8" w:themeColor="accent3" w:themeTint="99" w:sz="4" w:space="0"/>
+            <w:insideV w:val="none" w:color="auto" w:sz="0" w:space="0"/>
+          </w:tblBorders>
+          <w:tblCellMar>
+            <w:top w:w="0" w:type="dxa"/>
+            <w:left w:w="108" w:type="dxa"/>
+            <w:bottom w:w="0" w:type="dxa"/>
+            <w:right w:w="108" w:type="dxa"/>
+          </w:tblCellMar>
+        </w:tblPrEx>
+        <w:tc>
+          <w:tcPr>
+            <w:tcW w:w="2765" w:type="dxa"/>
+            <w:shd w:val="clear" w:color="auto" w:fill="ECECEC" w:themeFill="accent3" w:themeFillTint="33"/>
+            <w:vAlign w:val="center"/>
+          </w:tcPr>
+          <w:p>
+            <w:pPr>
+              <w:jc w:val="left"/>
+              <w:rPr>
+                <w:rFonts w:hint="default" w:eastAsia="方正书宋_GBK"/>
+                <w:b/>
+                <w:bCs/>
+                <w:lang w:val="en-US" w:eastAsia="zh-CN"/>
+              </w:rPr>
+            </w:pPr>
+            <w:r>
+              <w:rPr>
+                <w:rFonts w:hint="eastAsia"/>
+                <w:b/>
+                <w:bCs/>
+                <w:lang w:val="en-US" w:eastAsia="zh-CN"/>
+              </w:rPr>
+              <w:t>2027年1月–2月</w:t>
+            </w:r>
+          </w:p>
+        </w:tc>
+        <w:tc>
+          <w:tcPr>
+            <w:tcW w:w="2765" w:type="dxa"/>
+            <w:shd w:val="clear" w:color="auto" w:fill="ECECEC" w:themeFill="accent3" w:themeFillTint="33"/>
+          </w:tcPr>
+          <w:p>
+            <w:pPr>
+              <w:rPr>
+                <w:rFonts w:hint="default" w:eastAsia="方正书宋_GBK"/>
+                <w:lang w:val="en-US" w:eastAsia="zh-CN"/>
+              </w:rPr>
+            </w:pPr>
+            <w:r>
+              <w:rPr>
+                <w:rFonts w:hint="eastAsia"/>
+                <w:lang w:val="en-US" w:eastAsia="zh-CN"/>
+              </w:rPr>
+              <w:t>适配2027新地图（地图、掩码、标定矩阵、盲区点位）；加固区面积A计算与加固指令联调；搭建自测发射源完成接收端自测</w:t>
+            </w:r>
+          </w:p>
+        </w:tc>
+        <w:tc>
+          <w:tcPr>
+            <w:tcW w:w="2766" w:type="dxa"/>
+            <w:vMerge w:val="continue"/>
+            <w:shd w:val="clear" w:color="auto" w:fill="ECECEC" w:themeFill="accent3" w:themeFillTint="33"/>
+          </w:tcPr>
+          <w:p/>
+        </w:tc>
+      </w:tr>
+      <w:tr>
+        <w:tblPrEx>
+          <w:tblBorders>
+            <w:top w:val="single" w:color="C8C8C8" w:themeColor="accent3" w:themeTint="99" w:sz="4" w:space="0"/>
+            <w:left w:val="single" w:color="C8C8C8" w:themeColor="accent3" w:themeTint="99" w:sz="4" w:space="0"/>
+            <w:bottom w:val="single" w:color="C8C8C8" w:themeColor="accent3" w:themeTint="99" w:sz="4" w:space="0"/>
+            <w:right w:val="single" w:color="C8C8C8" w:themeColor="accent3" w:themeTint="99" w:sz="4" w:space="0"/>
+            <w:insideH w:val="single" w:color="C8C8C8" w:themeColor="accent3" w:themeTint="99" w:sz="4" w:space="0"/>
+            <w:insideV w:val="none" w:color="auto" w:sz="0" w:space="0"/>
+          </w:tblBorders>
+          <w:tblCellMar>
+            <w:top w:w="0" w:type="dxa"/>
+            <w:left w:w="108" w:type="dxa"/>
+            <w:bottom w:w="0" w:type="dxa"/>
+            <w:right w:w="108" w:type="dxa"/>
+          </w:tblCellMar>
+        </w:tblPrEx>
+        <w:tc>
+          <w:tcPr>
+            <w:tcW w:w="2765" w:type="dxa"/>
+            <w:shd w:val="clear" w:color="auto" w:fill="ECECEC" w:themeFill="accent3" w:themeFillTint="33"/>
+            <w:vAlign w:val="center"/>
+          </w:tcPr>
+          <w:p>
+            <w:pPr>
+              <w:jc w:val="left"/>
+              <w:rPr>
+                <w:rFonts w:hint="default"/>
+                <w:b/>
+                <w:bCs/>
+                <w:lang w:val="en-US" w:eastAsia="zh-CN"/>
+              </w:rPr>
+            </w:pPr>
+            <w:r>
+              <w:rPr>
+                <w:rFonts w:hint="eastAsia"/>
+                <w:b/>
+                <w:bCs/>
+                <w:lang w:val="en-US" w:eastAsia="zh-CN"/>
+              </w:rPr>
+              <w:t>2027年3月</w:t>
+            </w:r>
+          </w:p>
+        </w:tc>
+        <w:tc>
+          <w:tcPr>
+            <w:tcW w:w="2765" w:type="dxa"/>
+            <w:shd w:val="clear" w:color="auto" w:fill="ECECEC" w:themeFill="accent3" w:themeFillTint="33"/>
+          </w:tcPr>
+          <w:p>
+            <w:pPr>
+              <w:rPr>
+                <w:rFonts w:hint="default"/>
+                <w:lang w:val="en-US" w:eastAsia="zh-CN"/>
+              </w:rPr>
+            </w:pPr>
+            <w:r>
+              <w:rPr>
+                <w:rFonts w:hint="eastAsia"/>
+                <w:lang w:val="en-US" w:eastAsia="zh-CN"/>
+              </w:rPr>
+              <w:t>装甲板模型评估与重训；全链路联调（识别＋加固＋解析波）</w:t>
+            </w:r>
+          </w:p>
+        </w:tc>
+        <w:tc>
+          <w:tcPr>
+            <w:tcW w:w="2766" w:type="dxa"/>
+            <w:vMerge w:val="continue"/>
+            <w:shd w:val="clear" w:color="auto" w:fill="ECECEC" w:themeFill="accent3" w:themeFillTint="33"/>
+          </w:tcPr>
+          <w:p/>
+        </w:tc>
+      </w:tr>
+      <w:tr>
+        <w:tblPrEx>
+          <w:tblBorders>
+            <w:top w:val="single" w:color="C8C8C8" w:themeColor="accent3" w:themeTint="99" w:sz="4" w:space="0"/>
+            <w:left w:val="single" w:color="C8C8C8" w:themeColor="accent3" w:themeTint="99" w:sz="4" w:space="0"/>
+            <w:bottom w:val="single" w:color="C8C8C8" w:themeColor="accent3" w:themeTint="99" w:sz="4" w:space="0"/>
+            <w:right w:val="single" w:color="C8C8C8" w:themeColor="accent3" w:themeTint="99" w:sz="4" w:space="0"/>
+            <w:insideH w:val="single" w:color="C8C8C8" w:themeColor="accent3" w:themeTint="99" w:sz="4" w:space="0"/>
+            <w:insideV w:val="none" w:color="auto" w:sz="0" w:space="0"/>
+          </w:tblBorders>
+          <w:tblCellMar>
+            <w:top w:w="0" w:type="dxa"/>
+            <w:left w:w="108" w:type="dxa"/>
+            <w:bottom w:w="0" w:type="dxa"/>
+            <w:right w:w="108" w:type="dxa"/>
+          </w:tblCellMar>
+        </w:tblPrEx>
+        <w:tc>
+          <w:tcPr>
+            <w:tcW w:w="2765" w:type="dxa"/>
+            <w:shd w:val="clear" w:color="auto" w:fill="ECECEC" w:themeFill="accent3" w:themeFillTint="33"/>
+            <w:vAlign w:val="center"/>
+          </w:tcPr>
+          <w:p>
+            <w:pPr>
+              <w:jc w:val="left"/>
+              <w:rPr>
+                <w:rFonts w:hint="default"/>
+                <w:b/>
+                <w:bCs/>
+                <w:lang w:val="en-US" w:eastAsia="zh-CN"/>
+              </w:rPr>
+            </w:pPr>
+            <w:r>
+              <w:rPr>
+                <w:rFonts w:hint="eastAsia"/>
+                <w:b/>
+                <w:bCs/>
+                <w:lang w:val="en-US" w:eastAsia="zh-CN"/>
+              </w:rPr>
+              <w:t>官方参数发布后</w:t>
+            </w:r>
+          </w:p>
+        </w:tc>
+        <w:tc>
+          <w:tcPr>
+            <w:tcW w:w="2765" w:type="dxa"/>
+            <w:shd w:val="clear" w:color="auto" w:fill="ECECEC" w:themeFill="accent3" w:themeFillTint="33"/>
+          </w:tcPr>
+          <w:p>
+            <w:pPr>
+              <w:rPr>
+                <w:rFonts w:hint="default"/>
+                <w:lang w:val="en-US" w:eastAsia="zh-CN"/>
+              </w:rPr>
+            </w:pPr>
+            <w:r>
+              <w:rPr>
+                <w:rFonts w:hint="eastAsia"/>
+                <w:lang w:val="en-US" w:eastAsia="zh-CN"/>
+              </w:rPr>
+              <w:t>采购四位数SDR（AD9361）并标定参数</w:t>
+            </w:r>
+          </w:p>
+        </w:tc>
+        <w:tc>
+          <w:tcPr>
+            <w:tcW w:w="2766" w:type="dxa"/>
+            <w:vMerge w:val="continue"/>
+            <w:shd w:val="clear" w:color="auto" w:fill="ECECEC" w:themeFill="accent3" w:themeFillTint="33"/>
+          </w:tcPr>
+          <w:p/>
+        </w:tc>
+      </w:tr>
+    </w:tbl>
     <w:p>
       <w:pPr>
-        <w:pStyle w:val="4"/>
+        <w:pStyle w:val="3"/>
       </w:pPr>
       <w:r>
-        <w:t>视觉部分</w:t>
+        <w:t>验收节点</w:t>
       </w:r>
     </w:p>
     <w:tbl>
@@ -152,7 +628,7 @@
                   </w14:solidFill>
                 </w14:textFill>
               </w:rPr>
-              <w:t>时间段</w:t>
+              <w:t>关键节点</w:t>
             </w:r>
           </w:p>
         </w:tc>
@@ -191,7 +667,7 @@
                   </w14:solidFill>
                 </w14:textFill>
               </w:rPr>
-              <w:t>进度要求</w:t>
+              <w:t>时间</w:t>
             </w:r>
           </w:p>
         </w:tc>
@@ -231,7 +707,7 @@
                   </w14:solidFill>
                 </w14:textFill>
               </w:rPr>
-              <w:t>负责人</w:t>
+              <w:t>验收标准</w:t>
             </w:r>
           </w:p>
         </w:tc>
@@ -276,7 +752,7 @@
                 <w:bCs/>
                 <w:lang w:val="en-US" w:eastAsia="zh-CN"/>
               </w:rPr>
-              <w:t>2026年11月–12月</w:t>
+              <w:t>规则差异、受击信息解析与接收链路</w:t>
             </w:r>
           </w:p>
         </w:tc>
@@ -297,14 +773,13 @@
                 <w:rFonts w:hint="eastAsia"/>
                 <w:lang w:val="en-US" w:eastAsia="zh-CN"/>
               </w:rPr>
-              <w:t>梳理2027规则差异、解析装甲受击信息；适配2027新地图（地图、掩码、标定矩阵、盲区点位）</w:t>
+              <w:t>26.12.31</w:t>
             </w:r>
           </w:p>
         </w:tc>
         <w:tc>
           <w:tcPr>
             <w:tcW w:w="2766" w:type="dxa"/>
-            <w:vMerge w:val="restart"/>
             <w:shd w:val="clear" w:color="auto" w:fill="ECECEC" w:themeFill="accent3" w:themeFillTint="33"/>
             <w:vAlign w:val="center"/>
           </w:tcPr>
@@ -321,7 +796,7 @@
                 <w:rFonts w:hint="eastAsia"/>
                 <w:lang w:val="en-US" w:eastAsia="zh-CN"/>
               </w:rPr>
-              <w:t>张晓慧</w:t>
+              <w:t>正确解析落库弹丸击中位置（x，y，区域类别）；接收链路搭建完成，可解调6位密钥</w:t>
             </w:r>
           </w:p>
         </w:tc>
@@ -366,7 +841,7 @@
                 <w:bCs/>
                 <w:lang w:val="en-US" w:eastAsia="zh-CN"/>
               </w:rPr>
-              <w:t>2027年1月–2月</w:t>
+              <w:t>新赛季地图适配</w:t>
             </w:r>
           </w:p>
         </w:tc>
@@ -387,17 +862,20 @@
                 <w:rFonts w:hint="eastAsia"/>
                 <w:lang w:val="en-US" w:eastAsia="zh-CN"/>
               </w:rPr>
-              <w:t>加固区面积A计算与加固指令下发联调；装甲板模型评估与重训</w:t>
+              <w:t>27.1.31</w:t>
             </w:r>
           </w:p>
         </w:tc>
         <w:tc>
           <w:tcPr>
             <w:tcW w:w="2766" w:type="dxa"/>
-            <w:vMerge w:val="continue"/>
-            <w:shd w:val="clear" w:color="auto" w:fill="ECECEC" w:themeFill="accent3" w:themeFillTint="33"/>
-          </w:tcPr>
-          <w:p/>
+            <w:shd w:val="clear" w:color="auto" w:fill="ECECEC" w:themeFill="accent3" w:themeFillTint="33"/>
+          </w:tcPr>
+          <w:p>
+            <w:r>
+              <w:t>地图、掩码、标定矩阵、盲区点位全部换为2027场地</w:t>
+            </w:r>
+          </w:p>
         </w:tc>
       </w:tr>
       <w:tr>
@@ -440,7 +918,7 @@
                 <w:bCs/>
                 <w:lang w:val="en-US" w:eastAsia="zh-CN"/>
               </w:rPr>
-              <w:t>2027年3月</w:t>
+              <w:t>加固区面积A与加固指令</w:t>
             </w:r>
           </w:p>
         </w:tc>
@@ -461,187 +939,18 @@
                 <w:rFonts w:hint="eastAsia"/>
                 <w:lang w:val="en-US" w:eastAsia="zh-CN"/>
               </w:rPr>
-              <w:t>全链路联调（识别＋加固＋解析波）</w:t>
+              <w:t>27.2.28</w:t>
             </w:r>
           </w:p>
         </w:tc>
         <w:tc>
           <w:tcPr>
             <w:tcW w:w="2766" w:type="dxa"/>
-            <w:vMerge w:val="continue"/>
-            <w:shd w:val="clear" w:color="auto" w:fill="ECECEC" w:themeFill="accent3" w:themeFillTint="33"/>
-          </w:tcPr>
-          <w:p/>
-        </w:tc>
-      </w:tr>
-    </w:tbl>
-    <w:p>
-      <w:pPr>
-        <w:pStyle w:val="4"/>
-      </w:pPr>
-      <w:r>
-        <w:t>硬件部分</w:t>
-      </w:r>
-    </w:p>
-    <w:tbl>
-      <w:tblPr>
-        <w:tblStyle w:val="40"/>
-        <w:tblW w:w="0" w:type="auto"/>
-        <w:tblInd w:w="0" w:type="dxa"/>
-        <w:tblBorders>
-          <w:top w:val="single" w:color="C8C8C8" w:themeColor="accent3" w:themeTint="99" w:sz="4" w:space="0"/>
-          <w:left w:val="single" w:color="C8C8C8" w:themeColor="accent3" w:themeTint="99" w:sz="4" w:space="0"/>
-          <w:bottom w:val="single" w:color="C8C8C8" w:themeColor="accent3" w:themeTint="99" w:sz="4" w:space="0"/>
-          <w:right w:val="single" w:color="C8C8C8" w:themeColor="accent3" w:themeTint="99" w:sz="4" w:space="0"/>
-          <w:insideH w:val="single" w:color="C8C8C8" w:themeColor="accent3" w:themeTint="99" w:sz="4" w:space="0"/>
-          <w:insideV w:val="none" w:color="auto" w:sz="0" w:space="0"/>
-        </w:tblBorders>
-        <w:tblLayout w:type="autofit"/>
-        <w:tblCellMar>
-          <w:top w:w="0" w:type="dxa"/>
-          <w:left w:w="108" w:type="dxa"/>
-          <w:bottom w:w="0" w:type="dxa"/>
-          <w:right w:w="108" w:type="dxa"/>
-        </w:tblCellMar>
-      </w:tblPr>
-      <w:tblGrid>
-        <w:gridCol w:w="2765"/>
-        <w:gridCol w:w="2765"/>
-        <w:gridCol w:w="2766"/>
-      </w:tblGrid>
-      <w:tr>
-        <w:tblPrEx>
-          <w:tblBorders>
-            <w:top w:val="single" w:color="C8C8C8" w:themeColor="accent3" w:themeTint="99" w:sz="4" w:space="0"/>
-            <w:left w:val="single" w:color="C8C8C8" w:themeColor="accent3" w:themeTint="99" w:sz="4" w:space="0"/>
-            <w:bottom w:val="single" w:color="C8C8C8" w:themeColor="accent3" w:themeTint="99" w:sz="4" w:space="0"/>
-            <w:right w:val="single" w:color="C8C8C8" w:themeColor="accent3" w:themeTint="99" w:sz="4" w:space="0"/>
-            <w:insideH w:val="single" w:color="C8C8C8" w:themeColor="accent3" w:themeTint="99" w:sz="4" w:space="0"/>
-            <w:insideV w:val="none" w:color="auto" w:sz="0" w:space="0"/>
-          </w:tblBorders>
-          <w:tblCellMar>
-            <w:top w:w="0" w:type="dxa"/>
-            <w:left w:w="108" w:type="dxa"/>
-            <w:bottom w:w="0" w:type="dxa"/>
-            <w:right w:w="108" w:type="dxa"/>
-          </w:tblCellMar>
-        </w:tblPrEx>
-        <w:tc>
-          <w:tcPr>
-            <w:tcW w:w="2765" w:type="dxa"/>
-            <w:tcBorders>
-              <w:top w:val="single" w:color="A5A5A5" w:themeColor="accent3" w:sz="4" w:space="0"/>
-              <w:left w:val="single" w:color="A5A5A5" w:themeColor="accent3" w:sz="4" w:space="0"/>
-              <w:bottom w:val="single" w:color="A5A5A5" w:themeColor="accent3" w:sz="4" w:space="0"/>
-              <w:insideH w:val="single" w:sz="4" w:space="0"/>
-            </w:tcBorders>
-            <w:shd w:val="clear" w:color="auto" w:fill="A5A5A5" w:themeFill="accent3"/>
-          </w:tcPr>
-          <w:p>
-            <w:pPr>
-              <w:rPr>
-                <w:b/>
-                <w:bCs/>
-                <w:color w:val="FFFFFF" w:themeColor="background1"/>
-                <w14:textFill>
-                  <w14:solidFill>
-                    <w14:schemeClr w14:val="bg1"/>
-                  </w14:solidFill>
-                </w14:textFill>
-              </w:rPr>
-            </w:pPr>
-            <w:r>
-              <w:rPr>
-                <w:rFonts w:hint="eastAsia"/>
-                <w:b/>
-                <w:bCs/>
-                <w:color w:val="FFFFFF" w:themeColor="background1"/>
-                <w14:textFill>
-                  <w14:solidFill>
-                    <w14:schemeClr w14:val="bg1"/>
-                  </w14:solidFill>
-                </w14:textFill>
-              </w:rPr>
-              <w:t>时间段</w:t>
-            </w:r>
-          </w:p>
-        </w:tc>
-        <w:tc>
-          <w:tcPr>
-            <w:tcW w:w="2765" w:type="dxa"/>
-            <w:tcBorders>
-              <w:top w:val="single" w:color="A5A5A5" w:themeColor="accent3" w:sz="4" w:space="0"/>
-              <w:bottom w:val="single" w:color="A5A5A5" w:themeColor="accent3" w:sz="4" w:space="0"/>
-              <w:insideH w:val="single" w:sz="4" w:space="0"/>
-            </w:tcBorders>
-            <w:shd w:val="clear" w:color="auto" w:fill="A5A5A5" w:themeFill="accent3"/>
-          </w:tcPr>
-          <w:p>
-            <w:pPr>
-              <w:rPr>
-                <w:b/>
-                <w:bCs/>
-                <w:color w:val="FFFFFF" w:themeColor="background1"/>
-                <w14:textFill>
-                  <w14:solidFill>
-                    <w14:schemeClr w14:val="bg1"/>
-                  </w14:solidFill>
-                </w14:textFill>
-              </w:rPr>
-            </w:pPr>
-            <w:r>
-              <w:rPr>
-                <w:rFonts w:hint="eastAsia"/>
-                <w:b/>
-                <w:bCs/>
-                <w:color w:val="FFFFFF" w:themeColor="background1"/>
-                <w14:textFill>
-                  <w14:solidFill>
-                    <w14:schemeClr w14:val="bg1"/>
-                  </w14:solidFill>
-                </w14:textFill>
-              </w:rPr>
-              <w:t>进度要求</w:t>
-            </w:r>
-          </w:p>
-        </w:tc>
-        <w:tc>
-          <w:tcPr>
-            <w:tcW w:w="2766" w:type="dxa"/>
-            <w:tcBorders>
-              <w:top w:val="single" w:color="A5A5A5" w:themeColor="accent3" w:sz="4" w:space="0"/>
-              <w:bottom w:val="single" w:color="A5A5A5" w:themeColor="accent3" w:sz="4" w:space="0"/>
-              <w:right w:val="single" w:color="A5A5A5" w:themeColor="accent3" w:sz="4" w:space="0"/>
-              <w:insideH w:val="single" w:sz="4" w:space="0"/>
-            </w:tcBorders>
-            <w:shd w:val="clear" w:color="auto" w:fill="A5A5A5" w:themeFill="accent3"/>
-          </w:tcPr>
-          <w:p>
-            <w:pPr>
-              <w:rPr>
-                <w:b/>
-                <w:bCs/>
-                <w:color w:val="FFFFFF" w:themeColor="background1"/>
-                <w14:textFill>
-                  <w14:solidFill>
-                    <w14:schemeClr w14:val="bg1"/>
-                  </w14:solidFill>
-                </w14:textFill>
-              </w:rPr>
-            </w:pPr>
-            <w:r>
-              <w:rPr>
-                <w:rFonts w:hint="eastAsia"/>
-                <w:b/>
-                <w:bCs/>
-                <w:color w:val="FFFFFF" w:themeColor="background1"/>
-                <w14:textFill>
-                  <w14:solidFill>
-                    <w14:schemeClr w14:val="bg1"/>
-                  </w14:solidFill>
-                </w14:textFill>
-              </w:rPr>
-              <w:t>负责人</w:t>
+            <w:shd w:val="clear" w:color="auto" w:fill="ECECEC" w:themeFill="accent3" w:themeFillTint="33"/>
+          </w:tcPr>
+          <w:p>
+            <w:r>
+              <w:t>正确计算η、σ、ρ、A，加固指令可被裁判系统接受</w:t>
             </w:r>
           </w:p>
         </w:tc>
@@ -673,20 +982,20 @@
             <w:pPr>
               <w:jc w:val="left"/>
               <w:rPr>
-                <w:rFonts w:hint="default" w:eastAsia="方正书宋_GBK"/>
-                <w:b/>
-                <w:bCs/>
-                <w:lang w:val="en-US" w:eastAsia="zh-CN"/>
-              </w:rPr>
-            </w:pPr>
-            <w:r>
-              <w:rPr>
-                <w:rFonts w:hint="eastAsia"/>
-                <w:b/>
-                <w:bCs/>
-                <w:lang w:val="en-US" w:eastAsia="zh-CN"/>
-              </w:rPr>
-              <w:t>2026年11月–12月</w:t>
+                <w:rFonts w:hint="default"/>
+                <w:b/>
+                <w:bCs/>
+                <w:lang w:val="en-US" w:eastAsia="zh-CN"/>
+              </w:rPr>
+            </w:pPr>
+            <w:r>
+              <w:rPr>
+                <w:rFonts w:hint="eastAsia"/>
+                <w:b/>
+                <w:bCs/>
+                <w:lang w:val="en-US" w:eastAsia="zh-CN"/>
+              </w:rPr>
+              <w:t>装甲板模型重训与全链路联调</w:t>
             </w:r>
           </w:p>
         </w:tc>
@@ -698,40 +1007,27 @@
           <w:p>
             <w:pPr>
               <w:rPr>
-                <w:rFonts w:hint="default" w:eastAsia="方正书宋_GBK"/>
-                <w:lang w:val="en-US" w:eastAsia="zh-CN"/>
-              </w:rPr>
-            </w:pPr>
-            <w:r>
-              <w:rPr>
-                <w:rFonts w:hint="eastAsia"/>
-                <w:lang w:val="en-US" w:eastAsia="zh-CN"/>
-              </w:rPr>
-              <w:t>SDR接收链路选型与采购；干扰波三级难度接收与6位密钥解调验证</w:t>
+                <w:rFonts w:hint="default"/>
+                <w:lang w:val="en-US" w:eastAsia="zh-CN"/>
+              </w:rPr>
+            </w:pPr>
+            <w:r>
+              <w:rPr>
+                <w:rFonts w:hint="eastAsia"/>
+                <w:lang w:val="en-US" w:eastAsia="zh-CN"/>
+              </w:rPr>
+              <w:t>27.3.8</w:t>
             </w:r>
           </w:p>
         </w:tc>
         <w:tc>
           <w:tcPr>
             <w:tcW w:w="2766" w:type="dxa"/>
-            <w:vMerge w:val="restart"/>
-            <w:shd w:val="clear" w:color="auto" w:fill="ECECEC" w:themeFill="accent3" w:themeFillTint="33"/>
-            <w:vAlign w:val="center"/>
-          </w:tcPr>
-          <w:p>
-            <w:pPr>
-              <w:jc w:val="center"/>
-              <w:rPr>
-                <w:rFonts w:hint="default" w:eastAsia="方正书宋_GBK"/>
-                <w:lang w:val="en-US" w:eastAsia="zh-CN"/>
-              </w:rPr>
-            </w:pPr>
-            <w:r>
-              <w:rPr>
-                <w:rFonts w:hint="eastAsia"/>
-                <w:lang w:val="en-US" w:eastAsia="zh-CN"/>
-              </w:rPr>
-              <w:t>顾晨苏</w:t>
+            <w:shd w:val="clear" w:color="auto" w:fill="ECECEC" w:themeFill="accent3" w:themeFillTint="33"/>
+          </w:tcPr>
+          <w:p>
+            <w:r>
+              <w:t>重训后检出率不低于现役模型；识别＋加固＋解析波全链路稳定</w:t>
             </w:r>
           </w:p>
         </w:tc>
@@ -763,20 +1059,20 @@
             <w:pPr>
               <w:jc w:val="left"/>
               <w:rPr>
-                <w:rFonts w:hint="default" w:eastAsia="方正书宋_GBK"/>
-                <w:b/>
-                <w:bCs/>
-                <w:lang w:val="en-US" w:eastAsia="zh-CN"/>
-              </w:rPr>
-            </w:pPr>
-            <w:r>
-              <w:rPr>
-                <w:rFonts w:hint="eastAsia"/>
-                <w:b/>
-                <w:bCs/>
-                <w:lang w:val="en-US" w:eastAsia="zh-CN"/>
-              </w:rPr>
-              <w:t>2027年1月–2月</w:t>
+                <w:rFonts w:hint="default"/>
+                <w:b/>
+                <w:bCs/>
+                <w:lang w:val="en-US" w:eastAsia="zh-CN"/>
+              </w:rPr>
+            </w:pPr>
+            <w:r>
+              <w:rPr>
+                <w:rFonts w:hint="eastAsia"/>
+                <w:b/>
+                <w:bCs/>
+                <w:lang w:val="en-US" w:eastAsia="zh-CN"/>
+              </w:rPr>
+              <w:t>四位数板卡与参数标定</w:t>
             </w:r>
           </w:p>
         </w:tc>
@@ -788,1067 +1084,7 @@
           <w:p>
             <w:pPr>
               <w:rPr>
-                <w:rFonts w:hint="default" w:eastAsia="方正书宋_GBK"/>
-                <w:lang w:val="en-US" w:eastAsia="zh-CN"/>
-              </w:rPr>
-            </w:pPr>
-            <w:r>
-              <w:rPr>
-                <w:rFonts w:hint="eastAsia"/>
-                <w:lang w:val="en-US" w:eastAsia="zh-CN"/>
-              </w:rPr>
-              <w:t>搭建自测发射源，解析波坐标与视觉联调；信息波解码与稳定性测试</w:t>
-            </w:r>
-          </w:p>
-        </w:tc>
-        <w:tc>
-          <w:tcPr>
-            <w:tcW w:w="2766" w:type="dxa"/>
-            <w:vMerge w:val="continue"/>
-            <w:shd w:val="clear" w:color="auto" w:fill="ECECEC" w:themeFill="accent3" w:themeFillTint="33"/>
-          </w:tcPr>
-          <w:p/>
-        </w:tc>
-      </w:tr>
-      <w:tr>
-        <w:tblPrEx>
-          <w:tblBorders>
-            <w:top w:val="single" w:color="C8C8C8" w:themeColor="accent3" w:themeTint="99" w:sz="4" w:space="0"/>
-            <w:left w:val="single" w:color="C8C8C8" w:themeColor="accent3" w:themeTint="99" w:sz="4" w:space="0"/>
-            <w:bottom w:val="single" w:color="C8C8C8" w:themeColor="accent3" w:themeTint="99" w:sz="4" w:space="0"/>
-            <w:right w:val="single" w:color="C8C8C8" w:themeColor="accent3" w:themeTint="99" w:sz="4" w:space="0"/>
-            <w:insideH w:val="single" w:color="C8C8C8" w:themeColor="accent3" w:themeTint="99" w:sz="4" w:space="0"/>
-            <w:insideV w:val="none" w:color="auto" w:sz="0" w:space="0"/>
-          </w:tblBorders>
-          <w:tblCellMar>
-            <w:top w:w="0" w:type="dxa"/>
-            <w:left w:w="108" w:type="dxa"/>
-            <w:bottom w:w="0" w:type="dxa"/>
-            <w:right w:w="108" w:type="dxa"/>
-          </w:tblCellMar>
-        </w:tblPrEx>
-        <w:tc>
-          <w:tcPr>
-            <w:tcW w:w="2765" w:type="dxa"/>
-            <w:shd w:val="clear" w:color="auto" w:fill="ECECEC" w:themeFill="accent3" w:themeFillTint="33"/>
-            <w:vAlign w:val="center"/>
-          </w:tcPr>
-          <w:p>
-            <w:pPr>
-              <w:jc w:val="left"/>
-              <w:rPr>
-                <w:rFonts w:hint="default"/>
-                <w:b/>
-                <w:bCs/>
-                <w:lang w:val="en-US" w:eastAsia="zh-CN"/>
-              </w:rPr>
-            </w:pPr>
-            <w:r>
-              <w:rPr>
-                <w:rFonts w:hint="eastAsia"/>
-                <w:b/>
-                <w:bCs/>
-                <w:lang w:val="en-US" w:eastAsia="zh-CN"/>
-              </w:rPr>
-              <w:t>2027年3月</w:t>
-            </w:r>
-          </w:p>
-        </w:tc>
-        <w:tc>
-          <w:tcPr>
-            <w:tcW w:w="2765" w:type="dxa"/>
-            <w:shd w:val="clear" w:color="auto" w:fill="ECECEC" w:themeFill="accent3" w:themeFillTint="33"/>
-          </w:tcPr>
-          <w:p>
-            <w:pPr>
-              <w:rPr>
-                <w:rFonts w:hint="default"/>
-                <w:lang w:val="en-US" w:eastAsia="zh-CN"/>
-              </w:rPr>
-            </w:pPr>
-            <w:r>
-              <w:rPr>
-                <w:rFonts w:hint="eastAsia"/>
-                <w:lang w:val="en-US" w:eastAsia="zh-CN"/>
-              </w:rPr>
-              <w:t>硬件链路稳定性验证与备用方案</w:t>
-            </w:r>
-          </w:p>
-        </w:tc>
-        <w:tc>
-          <w:tcPr>
-            <w:tcW w:w="2766" w:type="dxa"/>
-            <w:vMerge w:val="continue"/>
-            <w:shd w:val="clear" w:color="auto" w:fill="ECECEC" w:themeFill="accent3" w:themeFillTint="33"/>
-          </w:tcPr>
-          <w:p/>
-        </w:tc>
-      </w:tr>
-      <w:tr>
-        <w:tblPrEx>
-          <w:tblBorders>
-            <w:top w:val="single" w:color="C8C8C8" w:themeColor="accent3" w:themeTint="99" w:sz="4" w:space="0"/>
-            <w:left w:val="single" w:color="C8C8C8" w:themeColor="accent3" w:themeTint="99" w:sz="4" w:space="0"/>
-            <w:bottom w:val="single" w:color="C8C8C8" w:themeColor="accent3" w:themeTint="99" w:sz="4" w:space="0"/>
-            <w:right w:val="single" w:color="C8C8C8" w:themeColor="accent3" w:themeTint="99" w:sz="4" w:space="0"/>
-            <w:insideH w:val="single" w:color="C8C8C8" w:themeColor="accent3" w:themeTint="99" w:sz="4" w:space="0"/>
-            <w:insideV w:val="none" w:color="auto" w:sz="0" w:space="0"/>
-          </w:tblBorders>
-          <w:tblCellMar>
-            <w:top w:w="0" w:type="dxa"/>
-            <w:left w:w="108" w:type="dxa"/>
-            <w:bottom w:w="0" w:type="dxa"/>
-            <w:right w:w="108" w:type="dxa"/>
-          </w:tblCellMar>
-        </w:tblPrEx>
-        <w:tc>
-          <w:tcPr>
-            <w:tcW w:w="2765" w:type="dxa"/>
-            <w:shd w:val="clear" w:color="auto" w:fill="ECECEC" w:themeFill="accent3" w:themeFillTint="33"/>
-            <w:vAlign w:val="center"/>
-          </w:tcPr>
-          <w:p>
-            <w:pPr>
-              <w:jc w:val="left"/>
-              <w:rPr>
-                <w:rFonts w:hint="default"/>
-                <w:b/>
-                <w:bCs/>
-                <w:lang w:val="en-US" w:eastAsia="zh-CN"/>
-              </w:rPr>
-            </w:pPr>
-            <w:r>
-              <w:rPr>
-                <w:rFonts w:hint="eastAsia"/>
-                <w:b/>
-                <w:bCs/>
-                <w:lang w:val="en-US" w:eastAsia="zh-CN"/>
-              </w:rPr>
-              <w:t>官方参数发布后</w:t>
-            </w:r>
-          </w:p>
-        </w:tc>
-        <w:tc>
-          <w:tcPr>
-            <w:tcW w:w="2765" w:type="dxa"/>
-            <w:shd w:val="clear" w:color="auto" w:fill="ECECEC" w:themeFill="accent3" w:themeFillTint="33"/>
-          </w:tcPr>
-          <w:p>
-            <w:pPr>
-              <w:rPr>
-                <w:rFonts w:hint="default"/>
-                <w:lang w:val="en-US" w:eastAsia="zh-CN"/>
-              </w:rPr>
-            </w:pPr>
-            <w:r>
-              <w:rPr>
-                <w:rFonts w:hint="eastAsia"/>
-                <w:lang w:val="en-US" w:eastAsia="zh-CN"/>
-              </w:rPr>
-              <w:t>采购四位数SDR（AD9361）并标定参数</w:t>
-            </w:r>
-          </w:p>
-        </w:tc>
-        <w:tc>
-          <w:tcPr>
-            <w:tcW w:w="2766" w:type="dxa"/>
-            <w:vMerge w:val="continue"/>
-            <w:shd w:val="clear" w:color="auto" w:fill="ECECEC" w:themeFill="accent3" w:themeFillTint="33"/>
-          </w:tcPr>
-          <w:p/>
-        </w:tc>
-      </w:tr>
-    </w:tbl>
-    <w:p>
-      <w:pPr>
-        <w:pStyle w:val="3"/>
-      </w:pPr>
-      <w:r>
-        <w:t>验收节点</w:t>
-      </w:r>
-    </w:p>
-    <w:p>
-      <w:pPr>
-        <w:pStyle w:val="4"/>
-      </w:pPr>
-      <w:r>
-        <w:t>视觉验收节点</w:t>
-      </w:r>
-    </w:p>
-    <w:tbl>
-      <w:tblPr>
-        <w:tblStyle w:val="40"/>
-        <w:tblW w:w="0" w:type="auto"/>
-        <w:tblInd w:w="0" w:type="dxa"/>
-        <w:tblBorders>
-          <w:top w:val="single" w:color="C8C8C8" w:themeColor="accent3" w:themeTint="99" w:sz="4" w:space="0"/>
-          <w:left w:val="single" w:color="C8C8C8" w:themeColor="accent3" w:themeTint="99" w:sz="4" w:space="0"/>
-          <w:bottom w:val="single" w:color="C8C8C8" w:themeColor="accent3" w:themeTint="99" w:sz="4" w:space="0"/>
-          <w:right w:val="single" w:color="C8C8C8" w:themeColor="accent3" w:themeTint="99" w:sz="4" w:space="0"/>
-          <w:insideH w:val="single" w:color="C8C8C8" w:themeColor="accent3" w:themeTint="99" w:sz="4" w:space="0"/>
-          <w:insideV w:val="none" w:color="auto" w:sz="0" w:space="0"/>
-        </w:tblBorders>
-        <w:tblLayout w:type="autofit"/>
-        <w:tblCellMar>
-          <w:top w:w="0" w:type="dxa"/>
-          <w:left w:w="108" w:type="dxa"/>
-          <w:bottom w:w="0" w:type="dxa"/>
-          <w:right w:w="108" w:type="dxa"/>
-        </w:tblCellMar>
-      </w:tblPr>
-      <w:tblGrid>
-        <w:gridCol w:w="2765"/>
-        <w:gridCol w:w="2765"/>
-        <w:gridCol w:w="2766"/>
-      </w:tblGrid>
-      <w:tr>
-        <w:tblPrEx>
-          <w:tblBorders>
-            <w:top w:val="single" w:color="C8C8C8" w:themeColor="accent3" w:themeTint="99" w:sz="4" w:space="0"/>
-            <w:left w:val="single" w:color="C8C8C8" w:themeColor="accent3" w:themeTint="99" w:sz="4" w:space="0"/>
-            <w:bottom w:val="single" w:color="C8C8C8" w:themeColor="accent3" w:themeTint="99" w:sz="4" w:space="0"/>
-            <w:right w:val="single" w:color="C8C8C8" w:themeColor="accent3" w:themeTint="99" w:sz="4" w:space="0"/>
-            <w:insideH w:val="single" w:color="C8C8C8" w:themeColor="accent3" w:themeTint="99" w:sz="4" w:space="0"/>
-            <w:insideV w:val="none" w:color="auto" w:sz="0" w:space="0"/>
-          </w:tblBorders>
-          <w:tblCellMar>
-            <w:top w:w="0" w:type="dxa"/>
-            <w:left w:w="108" w:type="dxa"/>
-            <w:bottom w:w="0" w:type="dxa"/>
-            <w:right w:w="108" w:type="dxa"/>
-          </w:tblCellMar>
-        </w:tblPrEx>
-        <w:tc>
-          <w:tcPr>
-            <w:tcW w:w="2765" w:type="dxa"/>
-            <w:tcBorders>
-              <w:top w:val="single" w:color="A5A5A5" w:themeColor="accent3" w:sz="4" w:space="0"/>
-              <w:left w:val="single" w:color="A5A5A5" w:themeColor="accent3" w:sz="4" w:space="0"/>
-              <w:bottom w:val="single" w:color="A5A5A5" w:themeColor="accent3" w:sz="4" w:space="0"/>
-              <w:insideH w:val="single" w:sz="4" w:space="0"/>
-            </w:tcBorders>
-            <w:shd w:val="clear" w:color="auto" w:fill="A5A5A5" w:themeFill="accent3"/>
-          </w:tcPr>
-          <w:p>
-            <w:pPr>
-              <w:rPr>
-                <w:b/>
-                <w:bCs/>
-                <w:color w:val="FFFFFF" w:themeColor="background1"/>
-                <w14:textFill>
-                  <w14:solidFill>
-                    <w14:schemeClr w14:val="bg1"/>
-                  </w14:solidFill>
-                </w14:textFill>
-              </w:rPr>
-            </w:pPr>
-            <w:r>
-              <w:rPr>
-                <w:rFonts w:hint="eastAsia"/>
-                <w:b/>
-                <w:bCs/>
-                <w:color w:val="FFFFFF" w:themeColor="background1"/>
-                <w14:textFill>
-                  <w14:solidFill>
-                    <w14:schemeClr w14:val="bg1"/>
-                  </w14:solidFill>
-                </w14:textFill>
-              </w:rPr>
-              <w:t>关键节点</w:t>
-            </w:r>
-          </w:p>
-        </w:tc>
-        <w:tc>
-          <w:tcPr>
-            <w:tcW w:w="2765" w:type="dxa"/>
-            <w:tcBorders>
-              <w:top w:val="single" w:color="A5A5A5" w:themeColor="accent3" w:sz="4" w:space="0"/>
-              <w:bottom w:val="single" w:color="A5A5A5" w:themeColor="accent3" w:sz="4" w:space="0"/>
-              <w:insideH w:val="single" w:sz="4" w:space="0"/>
-            </w:tcBorders>
-            <w:shd w:val="clear" w:color="auto" w:fill="A5A5A5" w:themeFill="accent3"/>
-          </w:tcPr>
-          <w:p>
-            <w:pPr>
-              <w:rPr>
-                <w:b/>
-                <w:bCs/>
-                <w:color w:val="FFFFFF" w:themeColor="background1"/>
-                <w14:textFill>
-                  <w14:solidFill>
-                    <w14:schemeClr w14:val="bg1"/>
-                  </w14:solidFill>
-                </w14:textFill>
-              </w:rPr>
-            </w:pPr>
-            <w:r>
-              <w:rPr>
-                <w:rFonts w:hint="eastAsia"/>
-                <w:b/>
-                <w:bCs/>
-                <w:color w:val="FFFFFF" w:themeColor="background1"/>
-                <w14:textFill>
-                  <w14:solidFill>
-                    <w14:schemeClr w14:val="bg1"/>
-                  </w14:solidFill>
-                </w14:textFill>
-              </w:rPr>
-              <w:t>时间</w:t>
-            </w:r>
-          </w:p>
-        </w:tc>
-        <w:tc>
-          <w:tcPr>
-            <w:tcW w:w="2766" w:type="dxa"/>
-            <w:tcBorders>
-              <w:top w:val="single" w:color="A5A5A5" w:themeColor="accent3" w:sz="4" w:space="0"/>
-              <w:bottom w:val="single" w:color="A5A5A5" w:themeColor="accent3" w:sz="4" w:space="0"/>
-              <w:right w:val="single" w:color="A5A5A5" w:themeColor="accent3" w:sz="4" w:space="0"/>
-              <w:insideH w:val="single" w:sz="4" w:space="0"/>
-            </w:tcBorders>
-            <w:shd w:val="clear" w:color="auto" w:fill="A5A5A5" w:themeFill="accent3"/>
-          </w:tcPr>
-          <w:p>
-            <w:pPr>
-              <w:rPr>
-                <w:b/>
-                <w:bCs/>
-                <w:color w:val="FFFFFF" w:themeColor="background1"/>
-                <w14:textFill>
-                  <w14:solidFill>
-                    <w14:schemeClr w14:val="bg1"/>
-                  </w14:solidFill>
-                </w14:textFill>
-              </w:rPr>
-            </w:pPr>
-            <w:r>
-              <w:rPr>
-                <w:rFonts w:hint="eastAsia"/>
-                <w:b/>
-                <w:bCs/>
-                <w:color w:val="FFFFFF" w:themeColor="background1"/>
-                <w14:textFill>
-                  <w14:solidFill>
-                    <w14:schemeClr w14:val="bg1"/>
-                  </w14:solidFill>
-                </w14:textFill>
-              </w:rPr>
-              <w:t>验收标准</w:t>
-            </w:r>
-          </w:p>
-        </w:tc>
-      </w:tr>
-      <w:tr>
-        <w:tblPrEx>
-          <w:tblBorders>
-            <w:top w:val="single" w:color="C8C8C8" w:themeColor="accent3" w:themeTint="99" w:sz="4" w:space="0"/>
-            <w:left w:val="single" w:color="C8C8C8" w:themeColor="accent3" w:themeTint="99" w:sz="4" w:space="0"/>
-            <w:bottom w:val="single" w:color="C8C8C8" w:themeColor="accent3" w:themeTint="99" w:sz="4" w:space="0"/>
-            <w:right w:val="single" w:color="C8C8C8" w:themeColor="accent3" w:themeTint="99" w:sz="4" w:space="0"/>
-            <w:insideH w:val="single" w:color="C8C8C8" w:themeColor="accent3" w:themeTint="99" w:sz="4" w:space="0"/>
-            <w:insideV w:val="none" w:color="auto" w:sz="0" w:space="0"/>
-          </w:tblBorders>
-          <w:tblCellMar>
-            <w:top w:w="0" w:type="dxa"/>
-            <w:left w:w="108" w:type="dxa"/>
-            <w:bottom w:w="0" w:type="dxa"/>
-            <w:right w:w="108" w:type="dxa"/>
-          </w:tblCellMar>
-        </w:tblPrEx>
-        <w:tc>
-          <w:tcPr>
-            <w:tcW w:w="2765" w:type="dxa"/>
-            <w:shd w:val="clear" w:color="auto" w:fill="ECECEC" w:themeFill="accent3" w:themeFillTint="33"/>
-            <w:vAlign w:val="center"/>
-          </w:tcPr>
-          <w:p>
-            <w:pPr>
-              <w:jc w:val="left"/>
-              <w:rPr>
-                <w:rFonts w:hint="default" w:eastAsia="方正书宋_GBK"/>
-                <w:b/>
-                <w:bCs/>
-                <w:lang w:val="en-US" w:eastAsia="zh-CN"/>
-              </w:rPr>
-            </w:pPr>
-            <w:r>
-              <w:rPr>
-                <w:rFonts w:hint="eastAsia"/>
-                <w:b/>
-                <w:bCs/>
-                <w:lang w:val="en-US" w:eastAsia="zh-CN"/>
-              </w:rPr>
-              <w:t>规则差异与受击信息解析</w:t>
-            </w:r>
-          </w:p>
-        </w:tc>
-        <w:tc>
-          <w:tcPr>
-            <w:tcW w:w="2765" w:type="dxa"/>
-            <w:shd w:val="clear" w:color="auto" w:fill="ECECEC" w:themeFill="accent3" w:themeFillTint="33"/>
-          </w:tcPr>
-          <w:p>
-            <w:pPr>
-              <w:rPr>
-                <w:rFonts w:hint="default" w:eastAsia="方正书宋_GBK"/>
-                <w:lang w:val="en-US" w:eastAsia="zh-CN"/>
-              </w:rPr>
-            </w:pPr>
-            <w:r>
-              <w:rPr>
-                <w:rFonts w:hint="eastAsia"/>
-                <w:lang w:val="en-US" w:eastAsia="zh-CN"/>
-              </w:rPr>
-              <w:t>26.12.31</w:t>
-            </w:r>
-          </w:p>
-        </w:tc>
-        <w:tc>
-          <w:tcPr>
-            <w:tcW w:w="2766" w:type="dxa"/>
-            <w:shd w:val="clear" w:color="auto" w:fill="ECECEC" w:themeFill="accent3" w:themeFillTint="33"/>
-            <w:vAlign w:val="center"/>
-          </w:tcPr>
-          <w:p>
-            <w:pPr>
-              <w:jc w:val="center"/>
-              <w:rPr>
-                <w:rFonts w:hint="eastAsia" w:eastAsia="方正书宋_GBK"/>
-                <w:lang w:val="en-US" w:eastAsia="zh-CN"/>
-              </w:rPr>
-            </w:pPr>
-            <w:r>
-              <w:rPr>
-                <w:rFonts w:hint="eastAsia"/>
-                <w:lang w:val="en-US" w:eastAsia="zh-CN"/>
-              </w:rPr>
-              <w:t>正确解析落库弹丸击中位置（x，y，区域类别）</w:t>
-            </w:r>
-          </w:p>
-        </w:tc>
-      </w:tr>
-      <w:tr>
-        <w:tblPrEx>
-          <w:tblBorders>
-            <w:top w:val="single" w:color="C8C8C8" w:themeColor="accent3" w:themeTint="99" w:sz="4" w:space="0"/>
-            <w:left w:val="single" w:color="C8C8C8" w:themeColor="accent3" w:themeTint="99" w:sz="4" w:space="0"/>
-            <w:bottom w:val="single" w:color="C8C8C8" w:themeColor="accent3" w:themeTint="99" w:sz="4" w:space="0"/>
-            <w:right w:val="single" w:color="C8C8C8" w:themeColor="accent3" w:themeTint="99" w:sz="4" w:space="0"/>
-            <w:insideH w:val="single" w:color="C8C8C8" w:themeColor="accent3" w:themeTint="99" w:sz="4" w:space="0"/>
-            <w:insideV w:val="none" w:color="auto" w:sz="0" w:space="0"/>
-          </w:tblBorders>
-          <w:tblCellMar>
-            <w:top w:w="0" w:type="dxa"/>
-            <w:left w:w="108" w:type="dxa"/>
-            <w:bottom w:w="0" w:type="dxa"/>
-            <w:right w:w="108" w:type="dxa"/>
-          </w:tblCellMar>
-        </w:tblPrEx>
-        <w:tc>
-          <w:tcPr>
-            <w:tcW w:w="2765" w:type="dxa"/>
-            <w:shd w:val="clear" w:color="auto" w:fill="ECECEC" w:themeFill="accent3" w:themeFillTint="33"/>
-            <w:vAlign w:val="center"/>
-          </w:tcPr>
-          <w:p>
-            <w:pPr>
-              <w:jc w:val="left"/>
-              <w:rPr>
-                <w:rFonts w:hint="default" w:eastAsia="方正书宋_GBK"/>
-                <w:b/>
-                <w:bCs/>
-                <w:lang w:val="en-US" w:eastAsia="zh-CN"/>
-              </w:rPr>
-            </w:pPr>
-            <w:r>
-              <w:rPr>
-                <w:rFonts w:hint="eastAsia"/>
-                <w:b/>
-                <w:bCs/>
-                <w:lang w:val="en-US" w:eastAsia="zh-CN"/>
-              </w:rPr>
-              <w:t>新赛季地图适配</w:t>
-            </w:r>
-          </w:p>
-        </w:tc>
-        <w:tc>
-          <w:tcPr>
-            <w:tcW w:w="2765" w:type="dxa"/>
-            <w:shd w:val="clear" w:color="auto" w:fill="ECECEC" w:themeFill="accent3" w:themeFillTint="33"/>
-          </w:tcPr>
-          <w:p>
-            <w:pPr>
-              <w:rPr>
-                <w:rFonts w:hint="default" w:eastAsia="方正书宋_GBK"/>
-                <w:lang w:val="en-US" w:eastAsia="zh-CN"/>
-              </w:rPr>
-            </w:pPr>
-            <w:r>
-              <w:rPr>
-                <w:rFonts w:hint="eastAsia"/>
-                <w:lang w:val="en-US" w:eastAsia="zh-CN"/>
-              </w:rPr>
-              <w:t>27.1.31</w:t>
-            </w:r>
-          </w:p>
-        </w:tc>
-        <w:tc>
-          <w:tcPr>
-            <w:tcW w:w="2766" w:type="dxa"/>
-            <w:shd w:val="clear" w:color="auto" w:fill="ECECEC" w:themeFill="accent3" w:themeFillTint="33"/>
-          </w:tcPr>
-          <w:p>
-            <w:r>
-              <w:t>地图、掩码、标定矩阵、盲区点位全部换为2027场地</w:t>
-            </w:r>
-          </w:p>
-        </w:tc>
-      </w:tr>
-      <w:tr>
-        <w:tblPrEx>
-          <w:tblBorders>
-            <w:top w:val="single" w:color="C8C8C8" w:themeColor="accent3" w:themeTint="99" w:sz="4" w:space="0"/>
-            <w:left w:val="single" w:color="C8C8C8" w:themeColor="accent3" w:themeTint="99" w:sz="4" w:space="0"/>
-            <w:bottom w:val="single" w:color="C8C8C8" w:themeColor="accent3" w:themeTint="99" w:sz="4" w:space="0"/>
-            <w:right w:val="single" w:color="C8C8C8" w:themeColor="accent3" w:themeTint="99" w:sz="4" w:space="0"/>
-            <w:insideH w:val="single" w:color="C8C8C8" w:themeColor="accent3" w:themeTint="99" w:sz="4" w:space="0"/>
-            <w:insideV w:val="none" w:color="auto" w:sz="0" w:space="0"/>
-          </w:tblBorders>
-          <w:tblCellMar>
-            <w:top w:w="0" w:type="dxa"/>
-            <w:left w:w="108" w:type="dxa"/>
-            <w:bottom w:w="0" w:type="dxa"/>
-            <w:right w:w="108" w:type="dxa"/>
-          </w:tblCellMar>
-        </w:tblPrEx>
-        <w:tc>
-          <w:tcPr>
-            <w:tcW w:w="2765" w:type="dxa"/>
-            <w:shd w:val="clear" w:color="auto" w:fill="ECECEC" w:themeFill="accent3" w:themeFillTint="33"/>
-            <w:vAlign w:val="center"/>
-          </w:tcPr>
-          <w:p>
-            <w:pPr>
-              <w:jc w:val="left"/>
-              <w:rPr>
-                <w:rFonts w:hint="default"/>
-                <w:b/>
-                <w:bCs/>
-                <w:lang w:val="en-US" w:eastAsia="zh-CN"/>
-              </w:rPr>
-            </w:pPr>
-            <w:r>
-              <w:rPr>
-                <w:rFonts w:hint="eastAsia"/>
-                <w:b/>
-                <w:bCs/>
-                <w:lang w:val="en-US" w:eastAsia="zh-CN"/>
-              </w:rPr>
-              <w:t>加固区面积A与加固指令</w:t>
-            </w:r>
-          </w:p>
-        </w:tc>
-        <w:tc>
-          <w:tcPr>
-            <w:tcW w:w="2765" w:type="dxa"/>
-            <w:shd w:val="clear" w:color="auto" w:fill="ECECEC" w:themeFill="accent3" w:themeFillTint="33"/>
-          </w:tcPr>
-          <w:p>
-            <w:pPr>
-              <w:rPr>
-                <w:rFonts w:hint="default"/>
-                <w:lang w:val="en-US" w:eastAsia="zh-CN"/>
-              </w:rPr>
-            </w:pPr>
-            <w:r>
-              <w:rPr>
-                <w:rFonts w:hint="eastAsia"/>
-                <w:lang w:val="en-US" w:eastAsia="zh-CN"/>
-              </w:rPr>
-              <w:t>27.2.28</w:t>
-            </w:r>
-          </w:p>
-        </w:tc>
-        <w:tc>
-          <w:tcPr>
-            <w:tcW w:w="2766" w:type="dxa"/>
-            <w:shd w:val="clear" w:color="auto" w:fill="ECECEC" w:themeFill="accent3" w:themeFillTint="33"/>
-          </w:tcPr>
-          <w:p>
-            <w:r>
-              <w:t>正确计算η、σ、ρ、A，加固指令可被裁判系统接受</w:t>
-            </w:r>
-          </w:p>
-        </w:tc>
-      </w:tr>
-      <w:tr>
-        <w:tblPrEx>
-          <w:tblBorders>
-            <w:top w:val="single" w:color="C8C8C8" w:themeColor="accent3" w:themeTint="99" w:sz="4" w:space="0"/>
-            <w:left w:val="single" w:color="C8C8C8" w:themeColor="accent3" w:themeTint="99" w:sz="4" w:space="0"/>
-            <w:bottom w:val="single" w:color="C8C8C8" w:themeColor="accent3" w:themeTint="99" w:sz="4" w:space="0"/>
-            <w:right w:val="single" w:color="C8C8C8" w:themeColor="accent3" w:themeTint="99" w:sz="4" w:space="0"/>
-            <w:insideH w:val="single" w:color="C8C8C8" w:themeColor="accent3" w:themeTint="99" w:sz="4" w:space="0"/>
-            <w:insideV w:val="none" w:color="auto" w:sz="0" w:space="0"/>
-          </w:tblBorders>
-          <w:tblCellMar>
-            <w:top w:w="0" w:type="dxa"/>
-            <w:left w:w="108" w:type="dxa"/>
-            <w:bottom w:w="0" w:type="dxa"/>
-            <w:right w:w="108" w:type="dxa"/>
-          </w:tblCellMar>
-        </w:tblPrEx>
-        <w:tc>
-          <w:tcPr>
-            <w:tcW w:w="2765" w:type="dxa"/>
-            <w:shd w:val="clear" w:color="auto" w:fill="ECECEC" w:themeFill="accent3" w:themeFillTint="33"/>
-            <w:vAlign w:val="center"/>
-          </w:tcPr>
-          <w:p>
-            <w:pPr>
-              <w:jc w:val="left"/>
-              <w:rPr>
-                <w:rFonts w:hint="default"/>
-                <w:b/>
-                <w:bCs/>
-                <w:lang w:val="en-US" w:eastAsia="zh-CN"/>
-              </w:rPr>
-            </w:pPr>
-            <w:r>
-              <w:rPr>
-                <w:rFonts w:hint="eastAsia"/>
-                <w:b/>
-                <w:bCs/>
-                <w:lang w:val="en-US" w:eastAsia="zh-CN"/>
-              </w:rPr>
-              <w:t>装甲板模型重训与全链路联调</w:t>
-            </w:r>
-          </w:p>
-        </w:tc>
-        <w:tc>
-          <w:tcPr>
-            <w:tcW w:w="2765" w:type="dxa"/>
-            <w:shd w:val="clear" w:color="auto" w:fill="ECECEC" w:themeFill="accent3" w:themeFillTint="33"/>
-          </w:tcPr>
-          <w:p>
-            <w:pPr>
-              <w:rPr>
-                <w:rFonts w:hint="default"/>
-                <w:lang w:val="en-US" w:eastAsia="zh-CN"/>
-              </w:rPr>
-            </w:pPr>
-            <w:r>
-              <w:rPr>
-                <w:rFonts w:hint="eastAsia"/>
-                <w:lang w:val="en-US" w:eastAsia="zh-CN"/>
-              </w:rPr>
-              <w:t>27.3.8</w:t>
-            </w:r>
-          </w:p>
-        </w:tc>
-        <w:tc>
-          <w:tcPr>
-            <w:tcW w:w="2766" w:type="dxa"/>
-            <w:shd w:val="clear" w:color="auto" w:fill="ECECEC" w:themeFill="accent3" w:themeFillTint="33"/>
-          </w:tcPr>
-          <w:p>
-            <w:r>
-              <w:t>重训后检出率不低于现役；识别＋加固＋解析波全链路稳定</w:t>
-            </w:r>
-          </w:p>
-        </w:tc>
-      </w:tr>
-    </w:tbl>
-    <w:p>
-      <w:pPr>
-        <w:pStyle w:val="4"/>
-      </w:pPr>
-      <w:r>
-        <w:t>硬件验收节点</w:t>
-      </w:r>
-    </w:p>
-    <w:tbl>
-      <w:tblPr>
-        <w:tblStyle w:val="40"/>
-        <w:tblW w:w="0" w:type="auto"/>
-        <w:tblInd w:w="0" w:type="dxa"/>
-        <w:tblBorders>
-          <w:top w:val="single" w:color="C8C8C8" w:themeColor="accent3" w:themeTint="99" w:sz="4" w:space="0"/>
-          <w:left w:val="single" w:color="C8C8C8" w:themeColor="accent3" w:themeTint="99" w:sz="4" w:space="0"/>
-          <w:bottom w:val="single" w:color="C8C8C8" w:themeColor="accent3" w:themeTint="99" w:sz="4" w:space="0"/>
-          <w:right w:val="single" w:color="C8C8C8" w:themeColor="accent3" w:themeTint="99" w:sz="4" w:space="0"/>
-          <w:insideH w:val="single" w:color="C8C8C8" w:themeColor="accent3" w:themeTint="99" w:sz="4" w:space="0"/>
-          <w:insideV w:val="none" w:color="auto" w:sz="0" w:space="0"/>
-        </w:tblBorders>
-        <w:tblLayout w:type="autofit"/>
-        <w:tblCellMar>
-          <w:top w:w="0" w:type="dxa"/>
-          <w:left w:w="108" w:type="dxa"/>
-          <w:bottom w:w="0" w:type="dxa"/>
-          <w:right w:w="108" w:type="dxa"/>
-        </w:tblCellMar>
-      </w:tblPr>
-      <w:tblGrid>
-        <w:gridCol w:w="2765"/>
-        <w:gridCol w:w="2765"/>
-        <w:gridCol w:w="2766"/>
-      </w:tblGrid>
-      <w:tr>
-        <w:tblPrEx>
-          <w:tblBorders>
-            <w:top w:val="single" w:color="C8C8C8" w:themeColor="accent3" w:themeTint="99" w:sz="4" w:space="0"/>
-            <w:left w:val="single" w:color="C8C8C8" w:themeColor="accent3" w:themeTint="99" w:sz="4" w:space="0"/>
-            <w:bottom w:val="single" w:color="C8C8C8" w:themeColor="accent3" w:themeTint="99" w:sz="4" w:space="0"/>
-            <w:right w:val="single" w:color="C8C8C8" w:themeColor="accent3" w:themeTint="99" w:sz="4" w:space="0"/>
-            <w:insideH w:val="single" w:color="C8C8C8" w:themeColor="accent3" w:themeTint="99" w:sz="4" w:space="0"/>
-            <w:insideV w:val="none" w:color="auto" w:sz="0" w:space="0"/>
-          </w:tblBorders>
-          <w:tblCellMar>
-            <w:top w:w="0" w:type="dxa"/>
-            <w:left w:w="108" w:type="dxa"/>
-            <w:bottom w:w="0" w:type="dxa"/>
-            <w:right w:w="108" w:type="dxa"/>
-          </w:tblCellMar>
-        </w:tblPrEx>
-        <w:tc>
-          <w:tcPr>
-            <w:tcW w:w="2765" w:type="dxa"/>
-            <w:tcBorders>
-              <w:top w:val="single" w:color="A5A5A5" w:themeColor="accent3" w:sz="4" w:space="0"/>
-              <w:left w:val="single" w:color="A5A5A5" w:themeColor="accent3" w:sz="4" w:space="0"/>
-              <w:bottom w:val="single" w:color="A5A5A5" w:themeColor="accent3" w:sz="4" w:space="0"/>
-              <w:insideH w:val="single" w:sz="4" w:space="0"/>
-            </w:tcBorders>
-            <w:shd w:val="clear" w:color="auto" w:fill="A5A5A5" w:themeFill="accent3"/>
-          </w:tcPr>
-          <w:p>
-            <w:pPr>
-              <w:rPr>
-                <w:b/>
-                <w:bCs/>
-                <w:color w:val="FFFFFF" w:themeColor="background1"/>
-                <w14:textFill>
-                  <w14:solidFill>
-                    <w14:schemeClr w14:val="bg1"/>
-                  </w14:solidFill>
-                </w14:textFill>
-              </w:rPr>
-            </w:pPr>
-            <w:r>
-              <w:rPr>
-                <w:rFonts w:hint="eastAsia"/>
-                <w:b/>
-                <w:bCs/>
-                <w:color w:val="FFFFFF" w:themeColor="background1"/>
-                <w14:textFill>
-                  <w14:solidFill>
-                    <w14:schemeClr w14:val="bg1"/>
-                  </w14:solidFill>
-                </w14:textFill>
-              </w:rPr>
-              <w:t>关键节点</w:t>
-            </w:r>
-          </w:p>
-        </w:tc>
-        <w:tc>
-          <w:tcPr>
-            <w:tcW w:w="2765" w:type="dxa"/>
-            <w:tcBorders>
-              <w:top w:val="single" w:color="A5A5A5" w:themeColor="accent3" w:sz="4" w:space="0"/>
-              <w:bottom w:val="single" w:color="A5A5A5" w:themeColor="accent3" w:sz="4" w:space="0"/>
-              <w:insideH w:val="single" w:sz="4" w:space="0"/>
-            </w:tcBorders>
-            <w:shd w:val="clear" w:color="auto" w:fill="A5A5A5" w:themeFill="accent3"/>
-          </w:tcPr>
-          <w:p>
-            <w:pPr>
-              <w:rPr>
-                <w:b/>
-                <w:bCs/>
-                <w:color w:val="FFFFFF" w:themeColor="background1"/>
-                <w14:textFill>
-                  <w14:solidFill>
-                    <w14:schemeClr w14:val="bg1"/>
-                  </w14:solidFill>
-                </w14:textFill>
-              </w:rPr>
-            </w:pPr>
-            <w:r>
-              <w:rPr>
-                <w:rFonts w:hint="eastAsia"/>
-                <w:b/>
-                <w:bCs/>
-                <w:color w:val="FFFFFF" w:themeColor="background1"/>
-                <w14:textFill>
-                  <w14:solidFill>
-                    <w14:schemeClr w14:val="bg1"/>
-                  </w14:solidFill>
-                </w14:textFill>
-              </w:rPr>
-              <w:t>时间</w:t>
-            </w:r>
-          </w:p>
-        </w:tc>
-        <w:tc>
-          <w:tcPr>
-            <w:tcW w:w="2766" w:type="dxa"/>
-            <w:tcBorders>
-              <w:top w:val="single" w:color="A5A5A5" w:themeColor="accent3" w:sz="4" w:space="0"/>
-              <w:bottom w:val="single" w:color="A5A5A5" w:themeColor="accent3" w:sz="4" w:space="0"/>
-              <w:right w:val="single" w:color="A5A5A5" w:themeColor="accent3" w:sz="4" w:space="0"/>
-              <w:insideH w:val="single" w:sz="4" w:space="0"/>
-            </w:tcBorders>
-            <w:shd w:val="clear" w:color="auto" w:fill="A5A5A5" w:themeFill="accent3"/>
-          </w:tcPr>
-          <w:p>
-            <w:pPr>
-              <w:rPr>
-                <w:b/>
-                <w:bCs/>
-                <w:color w:val="FFFFFF" w:themeColor="background1"/>
-                <w14:textFill>
-                  <w14:solidFill>
-                    <w14:schemeClr w14:val="bg1"/>
-                  </w14:solidFill>
-                </w14:textFill>
-              </w:rPr>
-            </w:pPr>
-            <w:r>
-              <w:rPr>
-                <w:rFonts w:hint="eastAsia"/>
-                <w:b/>
-                <w:bCs/>
-                <w:color w:val="FFFFFF" w:themeColor="background1"/>
-                <w14:textFill>
-                  <w14:solidFill>
-                    <w14:schemeClr w14:val="bg1"/>
-                  </w14:solidFill>
-                </w14:textFill>
-              </w:rPr>
-              <w:t>验收标准</w:t>
-            </w:r>
-          </w:p>
-        </w:tc>
-      </w:tr>
-      <w:tr>
-        <w:tblPrEx>
-          <w:tblBorders>
-            <w:top w:val="single" w:color="C8C8C8" w:themeColor="accent3" w:themeTint="99" w:sz="4" w:space="0"/>
-            <w:left w:val="single" w:color="C8C8C8" w:themeColor="accent3" w:themeTint="99" w:sz="4" w:space="0"/>
-            <w:bottom w:val="single" w:color="C8C8C8" w:themeColor="accent3" w:themeTint="99" w:sz="4" w:space="0"/>
-            <w:right w:val="single" w:color="C8C8C8" w:themeColor="accent3" w:themeTint="99" w:sz="4" w:space="0"/>
-            <w:insideH w:val="single" w:color="C8C8C8" w:themeColor="accent3" w:themeTint="99" w:sz="4" w:space="0"/>
-            <w:insideV w:val="none" w:color="auto" w:sz="0" w:space="0"/>
-          </w:tblBorders>
-          <w:tblCellMar>
-            <w:top w:w="0" w:type="dxa"/>
-            <w:left w:w="108" w:type="dxa"/>
-            <w:bottom w:w="0" w:type="dxa"/>
-            <w:right w:w="108" w:type="dxa"/>
-          </w:tblCellMar>
-        </w:tblPrEx>
-        <w:tc>
-          <w:tcPr>
-            <w:tcW w:w="2765" w:type="dxa"/>
-            <w:shd w:val="clear" w:color="auto" w:fill="ECECEC" w:themeFill="accent3" w:themeFillTint="33"/>
-            <w:vAlign w:val="center"/>
-          </w:tcPr>
-          <w:p>
-            <w:pPr>
-              <w:jc w:val="left"/>
-              <w:rPr>
-                <w:rFonts w:hint="default" w:eastAsia="方正书宋_GBK"/>
-                <w:b/>
-                <w:bCs/>
-                <w:lang w:val="en-US" w:eastAsia="zh-CN"/>
-              </w:rPr>
-            </w:pPr>
-            <w:r>
-              <w:rPr>
-                <w:rFonts w:hint="eastAsia"/>
-                <w:b/>
-                <w:bCs/>
-                <w:lang w:val="en-US" w:eastAsia="zh-CN"/>
-              </w:rPr>
-              <w:t>接收链路与干扰波接收</w:t>
-            </w:r>
-          </w:p>
-        </w:tc>
-        <w:tc>
-          <w:tcPr>
-            <w:tcW w:w="2765" w:type="dxa"/>
-            <w:shd w:val="clear" w:color="auto" w:fill="ECECEC" w:themeFill="accent3" w:themeFillTint="33"/>
-          </w:tcPr>
-          <w:p>
-            <w:pPr>
-              <w:rPr>
-                <w:rFonts w:hint="default" w:eastAsia="方正书宋_GBK"/>
-                <w:lang w:val="en-US" w:eastAsia="zh-CN"/>
-              </w:rPr>
-            </w:pPr>
-            <w:r>
-              <w:rPr>
-                <w:rFonts w:hint="eastAsia"/>
-                <w:lang w:val="en-US" w:eastAsia="zh-CN"/>
-              </w:rPr>
-              <w:t>26.12.31</w:t>
-            </w:r>
-          </w:p>
-        </w:tc>
-        <w:tc>
-          <w:tcPr>
-            <w:tcW w:w="2766" w:type="dxa"/>
-            <w:shd w:val="clear" w:color="auto" w:fill="ECECEC" w:themeFill="accent3" w:themeFillTint="33"/>
-            <w:vAlign w:val="center"/>
-          </w:tcPr>
-          <w:p>
-            <w:pPr>
-              <w:jc w:val="center"/>
-              <w:rPr>
-                <w:rFonts w:hint="default" w:eastAsia="方正书宋_GBK"/>
-                <w:lang w:val="en-US" w:eastAsia="zh-CN"/>
-              </w:rPr>
-            </w:pPr>
-            <w:r>
-              <w:rPr>
-                <w:rFonts w:hint="eastAsia"/>
-                <w:lang w:val="en-US" w:eastAsia="zh-CN"/>
-              </w:rPr>
-              <w:t>2块AD9363板接收链路搭建完成，可接收官方波形并完成6位密钥解调验证</w:t>
-            </w:r>
-          </w:p>
-        </w:tc>
-      </w:tr>
-      <w:tr>
-        <w:tblPrEx>
-          <w:tblBorders>
-            <w:top w:val="single" w:color="C8C8C8" w:themeColor="accent3" w:themeTint="99" w:sz="4" w:space="0"/>
-            <w:left w:val="single" w:color="C8C8C8" w:themeColor="accent3" w:themeTint="99" w:sz="4" w:space="0"/>
-            <w:bottom w:val="single" w:color="C8C8C8" w:themeColor="accent3" w:themeTint="99" w:sz="4" w:space="0"/>
-            <w:right w:val="single" w:color="C8C8C8" w:themeColor="accent3" w:themeTint="99" w:sz="4" w:space="0"/>
-            <w:insideH w:val="single" w:color="C8C8C8" w:themeColor="accent3" w:themeTint="99" w:sz="4" w:space="0"/>
-            <w:insideV w:val="none" w:color="auto" w:sz="0" w:space="0"/>
-          </w:tblBorders>
-          <w:tblCellMar>
-            <w:top w:w="0" w:type="dxa"/>
-            <w:left w:w="108" w:type="dxa"/>
-            <w:bottom w:w="0" w:type="dxa"/>
-            <w:right w:w="108" w:type="dxa"/>
-          </w:tblCellMar>
-        </w:tblPrEx>
-        <w:tc>
-          <w:tcPr>
-            <w:tcW w:w="2765" w:type="dxa"/>
-            <w:shd w:val="clear" w:color="auto" w:fill="ECECEC" w:themeFill="accent3" w:themeFillTint="33"/>
-            <w:vAlign w:val="center"/>
-          </w:tcPr>
-          <w:p>
-            <w:pPr>
-              <w:jc w:val="left"/>
-              <w:rPr>
-                <w:rFonts w:hint="default" w:eastAsia="方正书宋_GBK"/>
-                <w:b/>
-                <w:bCs/>
-                <w:lang w:val="en-US" w:eastAsia="zh-CN"/>
-              </w:rPr>
-            </w:pPr>
-            <w:r>
-              <w:rPr>
-                <w:rFonts w:hint="eastAsia"/>
-                <w:b/>
-                <w:bCs/>
-                <w:lang w:val="en-US" w:eastAsia="zh-CN"/>
-              </w:rPr>
-              <w:t>自测发射源与视觉联调</w:t>
-            </w:r>
-          </w:p>
-        </w:tc>
-        <w:tc>
-          <w:tcPr>
-            <w:tcW w:w="2765" w:type="dxa"/>
-            <w:shd w:val="clear" w:color="auto" w:fill="ECECEC" w:themeFill="accent3" w:themeFillTint="33"/>
-          </w:tcPr>
-          <w:p>
-            <w:pPr>
-              <w:rPr>
-                <w:rFonts w:hint="default" w:eastAsia="方正书宋_GBK"/>
-                <w:lang w:val="en-US" w:eastAsia="zh-CN"/>
-              </w:rPr>
-            </w:pPr>
-            <w:r>
-              <w:rPr>
-                <w:rFonts w:hint="eastAsia"/>
-                <w:lang w:val="en-US" w:eastAsia="zh-CN"/>
-              </w:rPr>
-              <w:t>27.2.28</w:t>
-            </w:r>
-          </w:p>
-        </w:tc>
-        <w:tc>
-          <w:tcPr>
-            <w:tcW w:w="2766" w:type="dxa"/>
-            <w:shd w:val="clear" w:color="auto" w:fill="ECECEC" w:themeFill="accent3" w:themeFillTint="33"/>
-          </w:tcPr>
-          <w:p>
-            <w:r>
-              <w:t>用两块板模拟官方发射源完成接收端自测；解析结果回传视觉端</w:t>
-            </w:r>
-          </w:p>
-        </w:tc>
-      </w:tr>
-      <w:tr>
-        <w:tblPrEx>
-          <w:tblBorders>
-            <w:top w:val="single" w:color="C8C8C8" w:themeColor="accent3" w:themeTint="99" w:sz="4" w:space="0"/>
-            <w:left w:val="single" w:color="C8C8C8" w:themeColor="accent3" w:themeTint="99" w:sz="4" w:space="0"/>
-            <w:bottom w:val="single" w:color="C8C8C8" w:themeColor="accent3" w:themeTint="99" w:sz="4" w:space="0"/>
-            <w:right w:val="single" w:color="C8C8C8" w:themeColor="accent3" w:themeTint="99" w:sz="4" w:space="0"/>
-            <w:insideH w:val="single" w:color="C8C8C8" w:themeColor="accent3" w:themeTint="99" w:sz="4" w:space="0"/>
-            <w:insideV w:val="none" w:color="auto" w:sz="0" w:space="0"/>
-          </w:tblBorders>
-          <w:tblCellMar>
-            <w:top w:w="0" w:type="dxa"/>
-            <w:left w:w="108" w:type="dxa"/>
-            <w:bottom w:w="0" w:type="dxa"/>
-            <w:right w:w="108" w:type="dxa"/>
-          </w:tblCellMar>
-        </w:tblPrEx>
-        <w:tc>
-          <w:tcPr>
-            <w:tcW w:w="2765" w:type="dxa"/>
-            <w:shd w:val="clear" w:color="auto" w:fill="ECECEC" w:themeFill="accent3" w:themeFillTint="33"/>
-            <w:vAlign w:val="center"/>
-          </w:tcPr>
-          <w:p>
-            <w:pPr>
-              <w:jc w:val="left"/>
-              <w:rPr>
-                <w:rFonts w:hint="default"/>
-                <w:b/>
-                <w:bCs/>
-                <w:lang w:val="en-US" w:eastAsia="zh-CN"/>
-              </w:rPr>
-            </w:pPr>
-            <w:r>
-              <w:rPr>
-                <w:rFonts w:hint="eastAsia"/>
-                <w:b/>
-                <w:bCs/>
-                <w:lang w:val="en-US" w:eastAsia="zh-CN"/>
-              </w:rPr>
-              <w:t>四位数板卡与参数标定</w:t>
-            </w:r>
-          </w:p>
-        </w:tc>
-        <w:tc>
-          <w:tcPr>
-            <w:tcW w:w="2765" w:type="dxa"/>
-            <w:shd w:val="clear" w:color="auto" w:fill="ECECEC" w:themeFill="accent3" w:themeFillTint="33"/>
-          </w:tcPr>
-          <w:p>
-            <w:pPr>
-              <w:rPr>
-                <w:rFonts w:hint="default"/>
+                <w:rFonts w:hint="eastAsia"/>
                 <w:lang w:val="en-US" w:eastAsia="zh-CN"/>
               </w:rPr>
             </w:pPr>
@@ -2083,7 +1319,7 @@
                 <w:bCs/>
                 <w:lang w:val="en-US" w:eastAsia="zh-CN"/>
               </w:rPr>
-              <w:t>雷达视觉</w:t>
+              <w:t>雷达兵种</w:t>
             </w:r>
           </w:p>
         </w:tc>
@@ -2104,7 +1340,7 @@
                 <w:rFonts w:hint="eastAsia"/>
                 <w:lang w:val="en-US" w:eastAsia="zh-CN"/>
               </w:rPr>
-              <w:t>张晓慧</w:t>
+              <w:t>苏展鸣</w:t>
             </w:r>
           </w:p>
         </w:tc>
@@ -2125,92 +1361,7 @@
                 <w:rFonts w:hint="eastAsia"/>
                 <w:lang w:val="en-US" w:eastAsia="zh-CN"/>
               </w:rPr>
-              <w:t>视觉部分测试开发</w:t>
-            </w:r>
-          </w:p>
-        </w:tc>
-      </w:tr>
-      <w:tr>
-        <w:tblPrEx>
-          <w:tblBorders>
-            <w:top w:val="single" w:color="C8C8C8" w:themeColor="accent3" w:themeTint="99" w:sz="4" w:space="0"/>
-            <w:left w:val="single" w:color="C8C8C8" w:themeColor="accent3" w:themeTint="99" w:sz="4" w:space="0"/>
-            <w:bottom w:val="single" w:color="C8C8C8" w:themeColor="accent3" w:themeTint="99" w:sz="4" w:space="0"/>
-            <w:right w:val="single" w:color="C8C8C8" w:themeColor="accent3" w:themeTint="99" w:sz="4" w:space="0"/>
-            <w:insideH w:val="single" w:color="C8C8C8" w:themeColor="accent3" w:themeTint="99" w:sz="4" w:space="0"/>
-            <w:insideV w:val="none" w:color="auto" w:sz="0" w:space="0"/>
-          </w:tblBorders>
-          <w:tblCellMar>
-            <w:top w:w="0" w:type="dxa"/>
-            <w:left w:w="108" w:type="dxa"/>
-            <w:bottom w:w="0" w:type="dxa"/>
-            <w:right w:w="108" w:type="dxa"/>
-          </w:tblCellMar>
-        </w:tblPrEx>
-        <w:tc>
-          <w:tcPr>
-            <w:tcW w:w="2765" w:type="dxa"/>
-            <w:shd w:val="clear" w:color="auto" w:fill="ECECEC" w:themeFill="accent3" w:themeFillTint="33"/>
-          </w:tcPr>
-          <w:p>
-            <w:pPr>
-              <w:rPr>
-                <w:rFonts w:hint="default"/>
-                <w:b/>
-                <w:bCs/>
-                <w:lang w:val="en-US" w:eastAsia="zh-CN"/>
-              </w:rPr>
-            </w:pPr>
-            <w:r>
-              <w:rPr>
-                <w:rFonts w:hint="eastAsia"/>
-                <w:b/>
-                <w:bCs/>
-                <w:lang w:val="en-US" w:eastAsia="zh-CN"/>
-              </w:rPr>
-              <w:t>雷达硬件</w:t>
-            </w:r>
-          </w:p>
-        </w:tc>
-        <w:tc>
-          <w:tcPr>
-            <w:tcW w:w="2765" w:type="dxa"/>
-            <w:shd w:val="clear" w:color="auto" w:fill="ECECEC" w:themeFill="accent3" w:themeFillTint="33"/>
-          </w:tcPr>
-          <w:p>
-            <w:pPr>
-              <w:rPr>
-                <w:rFonts w:hint="default"/>
-                <w:lang w:val="en-US" w:eastAsia="zh-CN"/>
-              </w:rPr>
-            </w:pPr>
-            <w:r>
-              <w:rPr>
-                <w:rFonts w:hint="eastAsia"/>
-                <w:lang w:val="en-US" w:eastAsia="zh-CN"/>
-              </w:rPr>
-              <w:t>顾晨苏</w:t>
-            </w:r>
-          </w:p>
-        </w:tc>
-        <w:tc>
-          <w:tcPr>
-            <w:tcW w:w="2766" w:type="dxa"/>
-            <w:shd w:val="clear" w:color="auto" w:fill="ECECEC" w:themeFill="accent3" w:themeFillTint="33"/>
-          </w:tcPr>
-          <w:p>
-            <w:pPr>
-              <w:rPr>
-                <w:rFonts w:hint="default"/>
-                <w:lang w:val="en-US" w:eastAsia="zh-CN"/>
-              </w:rPr>
-            </w:pPr>
-            <w:r>
-              <w:rPr>
-                <w:rFonts w:hint="eastAsia"/>
-                <w:lang w:val="en-US" w:eastAsia="zh-CN"/>
-              </w:rPr>
-              <w:t>硬件部分测试开发</w:t>
+              <w:t>视觉＋硬件研发</w:t>
             </w:r>
           </w:p>
         </w:tc>

--- a/2027赛季雷达兵种研发项目规划.docx
+++ b/2027赛季雷达兵种研发项目规划.docx
@@ -202,43 +202,7 @@
               <w:rPr>
                 <w:rFonts w:hint="eastAsia"/>
               </w:rPr>
-              <w:t>梳理</w:t>
-            </w:r>
-            <w:r>
-              <w:rPr>
-                <w:rFonts w:hint="eastAsia"/>
-              </w:rPr>
-              <w:t>2027</w:t>
-            </w:r>
-            <w:r>
-              <w:rPr>
-                <w:rFonts w:hint="eastAsia"/>
-              </w:rPr>
-              <w:t>规则差异、解析装甲受击信息；</w:t>
-            </w:r>
-            <w:r>
-              <w:rPr>
-                <w:rFonts w:hint="eastAsia"/>
-              </w:rPr>
-              <w:t>SDR</w:t>
-            </w:r>
-            <w:r>
-              <w:rPr>
-                <w:rFonts w:hint="eastAsia"/>
-              </w:rPr>
-              <w:t>采购与接收链路搭建；干扰波三级难度接收与</w:t>
-            </w:r>
-            <w:r>
-              <w:rPr>
-                <w:rFonts w:hint="eastAsia"/>
-              </w:rPr>
-              <w:t>6</w:t>
-            </w:r>
-            <w:r>
-              <w:rPr>
-                <w:rFonts w:hint="eastAsia"/>
-              </w:rPr>
-              <w:t>位密钥解调验证</w:t>
+              <w:t>适配2027新地图（地图、掩码、标定矩阵、盲区点位）；加固区面积A计算与加固指令联调；搭建自测发射源完成接收端自测</w:t>
             </w:r>
           </w:p>
         </w:tc>
@@ -330,31 +294,7 @@
               <w:rPr>
                 <w:rFonts w:hint="eastAsia"/>
               </w:rPr>
-              <w:t>适配</w:t>
-            </w:r>
-            <w:r>
-              <w:rPr>
-                <w:rFonts w:hint="eastAsia"/>
-              </w:rPr>
-              <w:t>2027</w:t>
-            </w:r>
-            <w:r>
-              <w:rPr>
-                <w:rFonts w:hint="eastAsia"/>
-              </w:rPr>
-              <w:t>新地图（地图、掩码、标定矩阵、盲区点位）；加固区面积</w:t>
-            </w:r>
-            <w:r>
-              <w:rPr>
-                <w:rFonts w:hint="eastAsia"/>
-              </w:rPr>
-              <w:t>A</w:t>
-            </w:r>
-            <w:r>
-              <w:rPr>
-                <w:rFonts w:hint="eastAsia"/>
-              </w:rPr>
-              <w:t>计算与加固指令联调；搭建自测发射源完成接收端自测</w:t>
+              <w:t>梳理2027规则差异、解析装甲受击信息；SDR采购与接收链路搭建；干扰波三级难度接收与6位密钥解调验证</w:t>
             </w:r>
           </w:p>
         </w:tc>

--- a/2027赛季雷达兵种研发项目规划.docx
+++ b/2027赛季雷达兵种研发项目规划.docx
@@ -1,69 +1,89 @@
 
 <file path=word/document.xml><?xml version="1.0" encoding="utf-8"?>
-<w:document xmlns:wpc="http://schemas.microsoft.com/office/word/2010/wordprocessingCanvas" xmlns:cx="http://schemas.microsoft.com/office/drawing/2014/chartex" xmlns:cx1="http://schemas.microsoft.com/office/drawing/2015/9/8/chartex" xmlns:cx2="http://schemas.microsoft.com/office/drawing/2015/10/21/chartex" xmlns:cx3="http://schemas.microsoft.com/office/drawing/2016/5/9/chartex" xmlns:cx4="http://schemas.microsoft.com/office/drawing/2016/5/10/chartex" xmlns:cx5="http://schemas.microsoft.com/office/drawing/2016/5/11/chartex" xmlns:cx6="http://schemas.microsoft.com/office/drawing/2016/5/12/chartex" xmlns:cx7="http://schemas.microsoft.com/office/drawing/2016/5/13/chartex" xmlns:cx8="http://schemas.microsoft.com/office/drawing/2016/5/14/chartex" xmlns:mc="http://schemas.openxmlformats.org/markup-compatibility/2006" xmlns:aink="http://schemas.microsoft.com/office/drawing/2016/ink" xmlns:am3d="http://schemas.microsoft.com/office/drawing/2017/model3d" xmlns:o="urn:schemas-microsoft-com:office:office" xmlns:oel="http://schemas.microsoft.com/office/2019/extlst" xmlns:r="http://schemas.openxmlformats.org/officeDocument/2006/relationships" xmlns:m="http://schemas.openxmlformats.org/officeDocument/2006/math" xmlns:v="urn:schemas-microsoft-com:vml" xmlns:wp14="http://schemas.microsoft.com/office/word/2010/wordprocessingDrawing" xmlns:wp="http://schemas.openxmlformats.org/drawingml/2006/wordprocessingDrawing" xmlns:w10="urn:schemas-microsoft-com:office:word" xmlns:w="http://schemas.openxmlformats.org/wordprocessingml/2006/main" xmlns:w14="http://schemas.microsoft.com/office/word/2010/wordml" xmlns:w15="http://schemas.microsoft.com/office/word/2012/wordml" xmlns:w16cex="http://schemas.microsoft.com/office/word/2018/wordml/cex" xmlns:w16cid="http://schemas.microsoft.com/office/word/2016/wordml/cid" xmlns:w16="http://schemas.microsoft.com/office/word/2018/wordml" xmlns:w16du="http://schemas.microsoft.com/office/word/2023/wordml/word16du" xmlns:w16sdtdh="http://schemas.microsoft.com/office/word/2020/wordml/sdtdatahash" xmlns:w16sdtfl="http://schemas.microsoft.com/office/word/2024/wordml/sdtformatlock" xmlns:w16se="http://schemas.microsoft.com/office/word/2015/wordml/symex" xmlns:wpg="http://schemas.microsoft.com/office/word/2010/wordprocessingGroup" xmlns:wpi="http://schemas.microsoft.com/office/word/2010/wordprocessingInk" xmlns:wne="http://schemas.microsoft.com/office/word/2006/wordml" xmlns:wps="http://schemas.microsoft.com/office/word/2010/wordprocessingShape" mc:Ignorable="w14 w15 w16se w16cid w16 w16cex w16sdtdh w16sdtfl w16du wp14">
+<w:document xmlns:wpc="http://schemas.microsoft.com/office/word/2010/wordprocessingCanvas" xmlns:cx="http://schemas.microsoft.com/office/drawing/2014/chartex" xmlns:cx1="http://schemas.microsoft.com/office/drawing/2015/9/8/chartex" xmlns:cx2="http://schemas.microsoft.com/office/drawing/2015/10/21/chartex" xmlns:cx3="http://schemas.microsoft.com/office/drawing/2016/5/9/chartex" xmlns:cx4="http://schemas.microsoft.com/office/drawing/2016/5/10/chartex" xmlns:cx5="http://schemas.microsoft.com/office/drawing/2016/5/11/chartex" xmlns:cx6="http://schemas.microsoft.com/office/drawing/2016/5/12/chartex" xmlns:cx7="http://schemas.microsoft.com/office/drawing/2016/5/13/chartex" xmlns:cx8="http://schemas.microsoft.com/office/drawing/2016/5/14/chartex" xmlns:mc="http://schemas.openxmlformats.org/markup-compatibility/2006" xmlns:o="urn:schemas-microsoft-com:office:office" xmlns:r="http://schemas.openxmlformats.org/officeDocument/2006/relationships" xmlns:m="http://schemas.openxmlformats.org/officeDocument/2006/math" xmlns:v="urn:schemas-microsoft-com:vml" xmlns:wp14="http://schemas.microsoft.com/office/word/2010/wordprocessingDrawing" xmlns:wp="http://schemas.openxmlformats.org/drawingml/2006/wordprocessingDrawing" xmlns:w="http://schemas.openxmlformats.org/wordprocessingml/2006/main" xmlns:w14="http://schemas.microsoft.com/office/word/2010/wordml" xmlns:w10="urn:schemas-microsoft-com:office:word" xmlns:w15="http://schemas.microsoft.com/office/word/2012/wordml" xmlns:wpg="http://schemas.microsoft.com/office/word/2010/wordprocessingGroup" xmlns:wpi="http://schemas.microsoft.com/office/word/2010/wordprocessingInk" xmlns:wne="http://schemas.microsoft.com/office/word/2006/wordml" xmlns:wps="http://schemas.microsoft.com/office/word/2010/wordprocessingShape" xmlns:wpsCustomData="http://www.wps.cn/officeDocument/2013/wpsCustomData" mc:Ignorable="w14 w15 wp14">
   <w:body>
-    <w:p/>
     <w:p>
       <w:pPr>
-        <w:pStyle w:val="1"/>
+        <w:pStyle w:val="2"/>
+        <w:rPr>
+          <w:rFonts w:hint="eastAsia"/>
+        </w:rPr>
       </w:pPr>
       <w:r>
-        <w:t>2027赛季雷达兵种 研发项目规划</w:t>
+        <w:rPr>
+          <w:rFonts w:hint="eastAsia"/>
+        </w:rPr>
+        <w:t>2027赛季 雷达兵种 研发项目规划</w:t>
       </w:r>
     </w:p>
     <w:p>
       <w:pPr>
-        <w:pStyle w:val="2"/>
+        <w:pStyle w:val="3"/>
+        <w:rPr>
+          <w:rFonts w:hint="eastAsia"/>
+        </w:rPr>
       </w:pPr>
       <w:r>
-        <w:t>进度安排</w:t>
-      </w:r>
-      <w:r>
+        <w:rPr>
+          <w:rFonts w:hint="eastAsia"/>
+        </w:rPr>
         <w:t>需求分析及设计思路</w:t>
       </w:r>
     </w:p>
     <w:p>
       <w:r>
-        <w:rPr>
-          <w:rFonts w:ascii="华文楷体" w:eastAsia="华文楷体" w:hAnsi="华文楷体" w:hint="eastAsia"/>
-        </w:rPr>
         <w:t>雷达兵种是团队的信息中枢与战术核心。2027赛季核心需求为三大功能：识别（上报双方地面机器人坐标，支撑“被标记进度P”与易伤）、加固（通过裁判系统指令为己方装甲选择加固中心点，降低被命中伤害）、解析（解析官方发射源的信息波与干扰波，获取对方状态信息）。相较2026赛季，取消激光反制，新增自适应装甲加固机制，并重做电磁波解析规则。</w:t>
       </w:r>
     </w:p>
     <w:p>
       <w:r>
-        <w:rPr>
-          <w:rFonts w:ascii="华文楷体" w:eastAsia="华文楷体" w:hAnsi="华文楷体" w:hint="eastAsia"/>
-        </w:rPr>
         <w:t>硬件需改造FSK解调与滤波电路，应对三级难度干扰波与6位随机密钥；软件需适配新地图与装甲模块，新增装甲受击信息采集与加固区面积A计算，并按“对方干扰波难度高于己方时准确标记也不产生易伤”的反制条款调整标记策略。</w:t>
       </w:r>
     </w:p>
     <w:p>
       <w:pPr>
-        <w:pStyle w:val="2"/>
+        <w:pStyle w:val="3"/>
+        <w:rPr>
+          <w:rFonts w:hint="eastAsia"/>
+        </w:rPr>
       </w:pPr>
+      <w:r>
+        <w:rPr>
+          <w:rFonts w:hint="eastAsia"/>
+        </w:rPr>
+        <w:t>进度安排</w:t>
+      </w:r>
     </w:p>
     <w:p>
       <w:r>
-        <w:rPr>
-          <w:rFonts w:ascii="华文楷体" w:eastAsia="华文楷体" w:hAnsi="华文楷体" w:hint="eastAsia"/>
-        </w:rPr>
         <w:t>RMUC 2027关键节点：11.18–11.19赛季规划评审；12.16–12.17规则测评；1.6–1.7中期进度文档；3.1–3.4裁判系统考核；3.1–3.3完整形态考核（文档）；3.8–3.10完整形态考核（视频）。以下进度按此倒排。</w:t>
       </w:r>
     </w:p>
     <w:p>
       <w:r>
-        <w:rPr>
-          <w:rFonts w:ascii="华文楷体" w:eastAsia="华文楷体" w:hAnsi="华文楷体" w:hint="eastAsia"/>
-        </w:rPr>
         <w:t>SDR采购：先买2块三位数价位SDR（AD9363，约¥398/块）做接收与自测；官方解析波参数发布后再买四位数价位SDR（AD9361，约¥1,799）并标定参数。</w:t>
       </w:r>
     </w:p>
     <w:tbl>
       <w:tblPr>
-        <w:tblStyle w:val="4-31"/>
+        <w:tblStyle w:val="40"/>
         <w:tblW w:w="0" w:type="auto"/>
-        <w:tblLook w:val="04A0" w:firstRow="1" w:lastRow="0" w:firstColumn="1" w:lastColumn="0" w:noHBand="0" w:noVBand="1"/>
+        <w:tblInd w:w="0" w:type="dxa"/>
+        <w:tblBorders>
+          <w:top w:val="single" w:color="C8C8C8" w:themeColor="accent3" w:themeTint="99" w:sz="4" w:space="0"/>
+          <w:left w:val="single" w:color="C8C8C8" w:themeColor="accent3" w:themeTint="99" w:sz="4" w:space="0"/>
+          <w:bottom w:val="single" w:color="C8C8C8" w:themeColor="accent3" w:themeTint="99" w:sz="4" w:space="0"/>
+          <w:right w:val="single" w:color="C8C8C8" w:themeColor="accent3" w:themeTint="99" w:sz="4" w:space="0"/>
+          <w:insideH w:val="single" w:color="C8C8C8" w:themeColor="accent3" w:themeTint="99" w:sz="4" w:space="0"/>
+          <w:insideV w:val="none" w:color="auto" w:sz="0" w:space="0"/>
+        </w:tblBorders>
+        <w:tblLayout w:type="autofit"/>
+        <w:tblCellMar>
+          <w:top w:w="0" w:type="dxa"/>
+          <w:left w:w="108" w:type="dxa"/>
+          <w:bottom w:w="0" w:type="dxa"/>
+          <w:right w:w="108" w:type="dxa"/>
+        </w:tblCellMar>
       </w:tblPr>
       <w:tblGrid>
         <w:gridCol w:w="2765"/>
@@ -71,24 +91,57 @@
         <w:gridCol w:w="2766"/>
       </w:tblGrid>
       <w:tr>
-        <w:trPr>
-          <w:cnfStyle w:val="100000000000" w:firstRow="1" w:lastRow="0" w:firstColumn="0" w:lastColumn="0" w:oddVBand="0" w:evenVBand="0" w:oddHBand="0" w:evenHBand="0" w:firstRowFirstColumn="0" w:firstRowLastColumn="0" w:lastRowFirstColumn="0" w:lastRowLastColumn="0"/>
-        </w:trPr>
+        <w:tblPrEx>
+          <w:tblBorders>
+            <w:top w:val="single" w:color="C8C8C8" w:themeColor="accent3" w:themeTint="99" w:sz="4" w:space="0"/>
+            <w:left w:val="single" w:color="C8C8C8" w:themeColor="accent3" w:themeTint="99" w:sz="4" w:space="0"/>
+            <w:bottom w:val="single" w:color="C8C8C8" w:themeColor="accent3" w:themeTint="99" w:sz="4" w:space="0"/>
+            <w:right w:val="single" w:color="C8C8C8" w:themeColor="accent3" w:themeTint="99" w:sz="4" w:space="0"/>
+            <w:insideH w:val="single" w:color="C8C8C8" w:themeColor="accent3" w:themeTint="99" w:sz="4" w:space="0"/>
+            <w:insideV w:val="none" w:color="auto" w:sz="0" w:space="0"/>
+          </w:tblBorders>
+          <w:tblCellMar>
+            <w:top w:w="0" w:type="dxa"/>
+            <w:left w:w="108" w:type="dxa"/>
+            <w:bottom w:w="0" w:type="dxa"/>
+            <w:right w:w="108" w:type="dxa"/>
+          </w:tblCellMar>
+        </w:tblPrEx>
         <w:tc>
           <w:tcPr>
-            <w:cnfStyle w:val="001000000000" w:firstRow="0" w:lastRow="0" w:firstColumn="1" w:lastColumn="0" w:oddVBand="0" w:evenVBand="0" w:oddHBand="0" w:evenHBand="0" w:firstRowFirstColumn="0" w:firstRowLastColumn="0" w:lastRowFirstColumn="0" w:lastRowLastColumn="0"/>
             <w:tcW w:w="2765" w:type="dxa"/>
+            <w:tcBorders>
+              <w:top w:val="single" w:color="A5A5A5" w:themeColor="accent3" w:sz="4" w:space="0"/>
+              <w:left w:val="single" w:color="A5A5A5" w:themeColor="accent3" w:sz="4" w:space="0"/>
+              <w:bottom w:val="single" w:color="A5A5A5" w:themeColor="accent3" w:sz="4" w:space="0"/>
+              <w:insideH w:val="single" w:sz="4" w:space="0"/>
+            </w:tcBorders>
+            <w:shd w:val="clear" w:color="auto" w:fill="A5A5A5" w:themeFill="accent3"/>
           </w:tcPr>
           <w:p>
             <w:pPr>
               <w:rPr>
-                <w:b w:val="0"/>
-                <w:bCs w:val="0"/>
+                <w:b/>
+                <w:bCs/>
+                <w:color w:val="FFFFFF" w:themeColor="background1"/>
+                <w14:textFill>
+                  <w14:solidFill>
+                    <w14:schemeClr w14:val="bg1"/>
+                  </w14:solidFill>
+                </w14:textFill>
               </w:rPr>
             </w:pPr>
             <w:r>
               <w:rPr>
                 <w:rFonts w:hint="eastAsia"/>
+                <w:b/>
+                <w:bCs/>
+                <w:color w:val="FFFFFF" w:themeColor="background1"/>
+                <w14:textFill>
+                  <w14:solidFill>
+                    <w14:schemeClr w14:val="bg1"/>
+                  </w14:solidFill>
+                </w14:textFill>
               </w:rPr>
               <w:t>时间段</w:t>
             </w:r>
@@ -97,18 +150,37 @@
         <w:tc>
           <w:tcPr>
             <w:tcW w:w="2765" w:type="dxa"/>
+            <w:tcBorders>
+              <w:top w:val="single" w:color="A5A5A5" w:themeColor="accent3" w:sz="4" w:space="0"/>
+              <w:bottom w:val="single" w:color="A5A5A5" w:themeColor="accent3" w:sz="4" w:space="0"/>
+              <w:insideH w:val="single" w:sz="4" w:space="0"/>
+            </w:tcBorders>
+            <w:shd w:val="clear" w:color="auto" w:fill="A5A5A5" w:themeFill="accent3"/>
           </w:tcPr>
           <w:p>
             <w:pPr>
-              <w:cnfStyle w:val="100000000000" w:firstRow="1" w:lastRow="0" w:firstColumn="0" w:lastColumn="0" w:oddVBand="0" w:evenVBand="0" w:oddHBand="0" w:evenHBand="0" w:firstRowFirstColumn="0" w:firstRowLastColumn="0" w:lastRowFirstColumn="0" w:lastRowLastColumn="0"/>
               <w:rPr>
-                <w:b w:val="0"/>
-                <w:bCs w:val="0"/>
+                <w:b/>
+                <w:bCs/>
+                <w:color w:val="FFFFFF" w:themeColor="background1"/>
+                <w14:textFill>
+                  <w14:solidFill>
+                    <w14:schemeClr w14:val="bg1"/>
+                  </w14:solidFill>
+                </w14:textFill>
               </w:rPr>
             </w:pPr>
             <w:r>
               <w:rPr>
                 <w:rFonts w:hint="eastAsia"/>
+                <w:b/>
+                <w:bCs/>
+                <w:color w:val="FFFFFF" w:themeColor="background1"/>
+                <w14:textFill>
+                  <w14:solidFill>
+                    <w14:schemeClr w14:val="bg1"/>
+                  </w14:solidFill>
+                </w14:textFill>
               </w:rPr>
               <w:t>进度要求</w:t>
             </w:r>
@@ -117,18 +189,38 @@
         <w:tc>
           <w:tcPr>
             <w:tcW w:w="2766" w:type="dxa"/>
+            <w:tcBorders>
+              <w:top w:val="single" w:color="A5A5A5" w:themeColor="accent3" w:sz="4" w:space="0"/>
+              <w:bottom w:val="single" w:color="A5A5A5" w:themeColor="accent3" w:sz="4" w:space="0"/>
+              <w:right w:val="single" w:color="A5A5A5" w:themeColor="accent3" w:sz="4" w:space="0"/>
+              <w:insideH w:val="single" w:sz="4" w:space="0"/>
+            </w:tcBorders>
+            <w:shd w:val="clear" w:color="auto" w:fill="A5A5A5" w:themeFill="accent3"/>
           </w:tcPr>
           <w:p>
             <w:pPr>
-              <w:cnfStyle w:val="100000000000" w:firstRow="1" w:lastRow="0" w:firstColumn="0" w:lastColumn="0" w:oddVBand="0" w:evenVBand="0" w:oddHBand="0" w:evenHBand="0" w:firstRowFirstColumn="0" w:firstRowLastColumn="0" w:lastRowFirstColumn="0" w:lastRowLastColumn="0"/>
               <w:rPr>
-                <w:b w:val="0"/>
-                <w:bCs w:val="0"/>
+                <w:b/>
+                <w:bCs/>
+                <w:color w:val="FFFFFF" w:themeColor="background1"/>
+                <w14:textFill>
+                  <w14:solidFill>
+                    <w14:schemeClr w14:val="bg1"/>
+                  </w14:solidFill>
+                </w14:textFill>
               </w:rPr>
             </w:pPr>
             <w:r>
               <w:rPr>
                 <w:rFonts w:hint="eastAsia"/>
+                <w:b/>
+                <w:bCs/>
+                <w:color w:val="FFFFFF" w:themeColor="background1"/>
+                <w14:textFill>
+                  <w14:solidFill>
+                    <w14:schemeClr w14:val="bg1"/>
+                  </w14:solidFill>
+                </w14:textFill>
               </w:rPr>
               <w:t>负责人</w:t>
             </w:r>
@@ -136,72 +228,46 @@
         </w:tc>
       </w:tr>
       <w:tr>
+        <w:tblPrEx>
+          <w:tblBorders>
+            <w:top w:val="single" w:color="C8C8C8" w:themeColor="accent3" w:themeTint="99" w:sz="4" w:space="0"/>
+            <w:left w:val="single" w:color="C8C8C8" w:themeColor="accent3" w:themeTint="99" w:sz="4" w:space="0"/>
+            <w:bottom w:val="single" w:color="C8C8C8" w:themeColor="accent3" w:themeTint="99" w:sz="4" w:space="0"/>
+            <w:right w:val="single" w:color="C8C8C8" w:themeColor="accent3" w:themeTint="99" w:sz="4" w:space="0"/>
+            <w:insideH w:val="single" w:color="C8C8C8" w:themeColor="accent3" w:themeTint="99" w:sz="4" w:space="0"/>
+            <w:insideV w:val="none" w:color="auto" w:sz="0" w:space="0"/>
+          </w:tblBorders>
+          <w:tblCellMar>
+            <w:top w:w="0" w:type="dxa"/>
+            <w:left w:w="108" w:type="dxa"/>
+            <w:bottom w:w="0" w:type="dxa"/>
+            <w:right w:w="108" w:type="dxa"/>
+          </w:tblCellMar>
+        </w:tblPrEx>
         <w:tc>
           <w:tcPr>
-            <w:cnfStyle w:val="001000000000" w:firstRow="0" w:lastRow="0" w:firstColumn="1" w:lastColumn="0" w:oddVBand="0" w:evenVBand="0" w:oddHBand="0" w:evenHBand="0" w:firstRowFirstColumn="0" w:firstRowLastColumn="0" w:lastRowFirstColumn="0" w:lastRowLastColumn="0"/>
             <w:tcW w:w="2765" w:type="dxa"/>
-            <w:shd w:val="clear" w:color="auto" w:fill="EDEDED" w:themeFill="accent3" w:themeFillTint="33"/>
-            <w:vAlign w:val="center"/>
+            <w:shd w:val="clear" w:color="auto" w:fill="ECECEC" w:themeFill="accent3" w:themeFillTint="33"/>
           </w:tcPr>
           <w:p>
             <w:pPr>
-              <w:jc w:val="left"/>
               <w:rPr>
-                <w:b w:val="0"/>
-                <w:bCs w:val="0"/>
+                <w:b/>
+                <w:bCs/>
               </w:rPr>
             </w:pPr>
             <w:r>
-              <w:rPr>
-                <w:rFonts w:hint="eastAsia"/>
-              </w:rPr>
-              <w:t>2026</w:t>
-            </w:r>
-            <w:r>
-              <w:rPr>
-                <w:rFonts w:hint="eastAsia"/>
-              </w:rPr>
-              <w:t>年</w:t>
-            </w:r>
-            <w:r>
-              <w:rPr>
-                <w:rFonts w:hint="eastAsia"/>
-              </w:rPr>
-              <w:t>11</w:t>
-            </w:r>
-            <w:r>
-              <w:rPr>
-                <w:rFonts w:hint="eastAsia"/>
-              </w:rPr>
-              <w:t>月–</w:t>
-            </w:r>
-            <w:r>
-              <w:rPr>
-                <w:rFonts w:hint="eastAsia"/>
-              </w:rPr>
-              <w:t>12</w:t>
-            </w:r>
-            <w:r>
-              <w:rPr>
-                <w:rFonts w:hint="eastAsia"/>
-              </w:rPr>
-              <w:t>月</w:t>
+              <w:t>2026年11月–12月</w:t>
             </w:r>
           </w:p>
         </w:tc>
         <w:tc>
           <w:tcPr>
             <w:tcW w:w="2765" w:type="dxa"/>
-            <w:shd w:val="clear" w:color="auto" w:fill="EDEDED" w:themeFill="accent3" w:themeFillTint="33"/>
+            <w:shd w:val="clear" w:color="auto" w:fill="ECECEC" w:themeFill="accent3" w:themeFillTint="33"/>
           </w:tcPr>
           <w:p>
-            <w:pPr>
-              <w:cnfStyle w:val="000000000000" w:firstRow="0" w:lastRow="0" w:firstColumn="0" w:lastColumn="0" w:oddVBand="0" w:evenVBand="0" w:oddHBand="0" w:evenHBand="0" w:firstRowFirstColumn="0" w:firstRowLastColumn="0" w:lastRowFirstColumn="0" w:lastRowLastColumn="0"/>
-            </w:pPr>
             <w:r>
-              <w:rPr>
-                <w:rFonts w:hint="eastAsia"/>
-              </w:rPr>
               <w:t>适配2027新地图（地图、掩码、标定矩阵、盲区点位）；加固区面积A计算与加固指令联调；搭建自测发射源完成接收端自测</w:t>
             </w:r>
           </w:p>
@@ -209,91 +275,56 @@
         <w:tc>
           <w:tcPr>
             <w:tcW w:w="2766" w:type="dxa"/>
-            <w:vMerge w:val="restart"/>
-            <w:shd w:val="clear" w:color="auto" w:fill="EDEDED" w:themeFill="accent3" w:themeFillTint="33"/>
-            <w:vAlign w:val="center"/>
+            <w:shd w:val="clear" w:color="auto" w:fill="ECECEC" w:themeFill="accent3" w:themeFillTint="33"/>
           </w:tcPr>
           <w:p>
-            <w:pPr>
-              <w:jc w:val="center"/>
-              <w:cnfStyle w:val="000000000000" w:firstRow="0" w:lastRow="0" w:firstColumn="0" w:lastColumn="0" w:oddVBand="0" w:evenVBand="0" w:oddHBand="0" w:evenHBand="0" w:firstRowFirstColumn="0" w:firstRowLastColumn="0" w:lastRowFirstColumn="0" w:lastRowLastColumn="0"/>
-            </w:pPr>
             <w:r>
-              <w:rPr>
-                <w:rFonts w:hint="eastAsia"/>
-              </w:rPr>
               <w:t>苏展鸣</w:t>
             </w:r>
           </w:p>
         </w:tc>
       </w:tr>
       <w:tr>
+        <w:tblPrEx>
+          <w:tblBorders>
+            <w:top w:val="single" w:color="C8C8C8" w:themeColor="accent3" w:themeTint="99" w:sz="4" w:space="0"/>
+            <w:left w:val="single" w:color="C8C8C8" w:themeColor="accent3" w:themeTint="99" w:sz="4" w:space="0"/>
+            <w:bottom w:val="single" w:color="C8C8C8" w:themeColor="accent3" w:themeTint="99" w:sz="4" w:space="0"/>
+            <w:right w:val="single" w:color="C8C8C8" w:themeColor="accent3" w:themeTint="99" w:sz="4" w:space="0"/>
+            <w:insideH w:val="single" w:color="C8C8C8" w:themeColor="accent3" w:themeTint="99" w:sz="4" w:space="0"/>
+            <w:insideV w:val="none" w:color="auto" w:sz="0" w:space="0"/>
+          </w:tblBorders>
+          <w:tblCellMar>
+            <w:top w:w="0" w:type="dxa"/>
+            <w:left w:w="108" w:type="dxa"/>
+            <w:bottom w:w="0" w:type="dxa"/>
+            <w:right w:w="108" w:type="dxa"/>
+          </w:tblCellMar>
+        </w:tblPrEx>
         <w:tc>
           <w:tcPr>
-            <w:cnfStyle w:val="001000000000" w:firstRow="0" w:lastRow="0" w:firstColumn="1" w:lastColumn="0" w:oddVBand="0" w:evenVBand="0" w:oddHBand="0" w:evenHBand="0" w:firstRowFirstColumn="0" w:firstRowLastColumn="0" w:lastRowFirstColumn="0" w:lastRowLastColumn="0"/>
             <w:tcW w:w="2765" w:type="dxa"/>
-            <w:shd w:val="clear" w:color="auto" w:fill="EDEDED" w:themeFill="accent3" w:themeFillTint="33"/>
-            <w:vAlign w:val="center"/>
+            <w:shd w:val="clear" w:color="auto" w:fill="ECECEC" w:themeFill="accent3" w:themeFillTint="33"/>
           </w:tcPr>
           <w:p>
             <w:pPr>
-              <w:jc w:val="left"/>
               <w:rPr>
-                <w:b w:val="0"/>
-                <w:bCs w:val="0"/>
+                <w:b/>
+                <w:bCs/>
               </w:rPr>
             </w:pPr>
             <w:r>
-              <w:rPr>
-                <w:rFonts w:hint="eastAsia"/>
-              </w:rPr>
-              <w:t>2027</w:t>
-            </w:r>
-            <w:r>
-              <w:rPr>
-                <w:rFonts w:hint="eastAsia"/>
-              </w:rPr>
-              <w:t>年</w:t>
-            </w:r>
-            <w:r>
-              <w:rPr>
-                <w:rFonts w:hint="eastAsia"/>
-              </w:rPr>
-              <w:t>1</w:t>
-            </w:r>
-            <w:r>
-              <w:rPr>
-                <w:rFonts w:hint="eastAsia"/>
-              </w:rPr>
-              <w:t>月–</w:t>
-            </w:r>
-            <w:r>
-              <w:rPr>
-                <w:rFonts w:hint="eastAsia"/>
-              </w:rPr>
-              <w:t>2</w:t>
-            </w:r>
-            <w:r>
-              <w:rPr>
-                <w:rFonts w:hint="eastAsia"/>
-              </w:rPr>
-              <w:t>月</w:t>
+              <w:t>2027年1月–2月</w:t>
             </w:r>
           </w:p>
         </w:tc>
         <w:tc>
           <w:tcPr>
             <w:tcW w:w="2765" w:type="dxa"/>
-            <w:shd w:val="clear" w:color="auto" w:fill="EDEDED" w:themeFill="accent3" w:themeFillTint="33"/>
+            <w:shd w:val="clear" w:color="auto" w:fill="ECECEC" w:themeFill="accent3" w:themeFillTint="33"/>
           </w:tcPr>
           <w:p>
-            <w:pPr>
-              <w:cnfStyle w:val="000000000000" w:firstRow="0" w:lastRow="0" w:firstColumn="0" w:lastColumn="0" w:oddVBand="0" w:evenVBand="0" w:oddHBand="0" w:evenHBand="0" w:firstRowFirstColumn="0" w:firstRowLastColumn="0" w:lastRowFirstColumn="0" w:lastRowLastColumn="0"/>
-            </w:pPr>
             <w:r>
-              <w:rPr>
-                <w:rFonts w:hint="eastAsia"/>
-              </w:rPr>
               <w:t>梳理2027规则差异、解析装甲受击信息；SDR采购与接收链路搭建；干扰波三级难度接收与6位密钥解调验证</w:t>
             </w:r>
           </w:p>
@@ -301,71 +332,56 @@
         <w:tc>
           <w:tcPr>
             <w:tcW w:w="2766" w:type="dxa"/>
-            <w:vMerge/>
-            <w:shd w:val="clear" w:color="auto" w:fill="EDEDED" w:themeFill="accent3" w:themeFillTint="33"/>
+            <w:shd w:val="clear" w:color="auto" w:fill="ECECEC" w:themeFill="accent3" w:themeFillTint="33"/>
           </w:tcPr>
           <w:p>
-            <w:pPr>
-              <w:cnfStyle w:val="000000000000" w:firstRow="0" w:lastRow="0" w:firstColumn="0" w:lastColumn="0" w:oddVBand="0" w:evenVBand="0" w:oddHBand="0" w:evenHBand="0" w:firstRowFirstColumn="0" w:firstRowLastColumn="0" w:lastRowFirstColumn="0" w:lastRowLastColumn="0"/>
-            </w:pPr>
+            <w:r>
+              <w:t>苏展鸣</w:t>
+            </w:r>
           </w:p>
         </w:tc>
       </w:tr>
       <w:tr>
+        <w:tblPrEx>
+          <w:tblBorders>
+            <w:top w:val="single" w:color="C8C8C8" w:themeColor="accent3" w:themeTint="99" w:sz="4" w:space="0"/>
+            <w:left w:val="single" w:color="C8C8C8" w:themeColor="accent3" w:themeTint="99" w:sz="4" w:space="0"/>
+            <w:bottom w:val="single" w:color="C8C8C8" w:themeColor="accent3" w:themeTint="99" w:sz="4" w:space="0"/>
+            <w:right w:val="single" w:color="C8C8C8" w:themeColor="accent3" w:themeTint="99" w:sz="4" w:space="0"/>
+            <w:insideH w:val="single" w:color="C8C8C8" w:themeColor="accent3" w:themeTint="99" w:sz="4" w:space="0"/>
+            <w:insideV w:val="none" w:color="auto" w:sz="0" w:space="0"/>
+          </w:tblBorders>
+          <w:tblCellMar>
+            <w:top w:w="0" w:type="dxa"/>
+            <w:left w:w="108" w:type="dxa"/>
+            <w:bottom w:w="0" w:type="dxa"/>
+            <w:right w:w="108" w:type="dxa"/>
+          </w:tblCellMar>
+        </w:tblPrEx>
         <w:tc>
           <w:tcPr>
-            <w:cnfStyle w:val="001000000000" w:firstRow="0" w:lastRow="0" w:firstColumn="1" w:lastColumn="0" w:oddVBand="0" w:evenVBand="0" w:oddHBand="0" w:evenHBand="0" w:firstRowFirstColumn="0" w:firstRowLastColumn="0" w:lastRowFirstColumn="0" w:lastRowLastColumn="0"/>
             <w:tcW w:w="2765" w:type="dxa"/>
-            <w:shd w:val="clear" w:color="auto" w:fill="EDEDED" w:themeFill="accent3" w:themeFillTint="33"/>
-            <w:vAlign w:val="center"/>
+            <w:shd w:val="clear" w:color="auto" w:fill="ECECEC" w:themeFill="accent3" w:themeFillTint="33"/>
           </w:tcPr>
           <w:p>
             <w:pPr>
-              <w:jc w:val="left"/>
               <w:rPr>
-                <w:b w:val="0"/>
-                <w:bCs w:val="0"/>
+                <w:b/>
+                <w:bCs/>
               </w:rPr>
             </w:pPr>
             <w:r>
-              <w:rPr>
-                <w:rFonts w:hint="eastAsia"/>
-              </w:rPr>
-              <w:t>2027</w:t>
-            </w:r>
-            <w:r>
-              <w:rPr>
-                <w:rFonts w:hint="eastAsia"/>
-              </w:rPr>
-              <w:t>年</w:t>
-            </w:r>
-            <w:r>
-              <w:rPr>
-                <w:rFonts w:hint="eastAsia"/>
-              </w:rPr>
-              <w:t>3</w:t>
-            </w:r>
-            <w:r>
-              <w:rPr>
-                <w:rFonts w:hint="eastAsia"/>
-              </w:rPr>
-              <w:t>月</w:t>
+              <w:t>2027年3月</w:t>
             </w:r>
           </w:p>
         </w:tc>
         <w:tc>
           <w:tcPr>
             <w:tcW w:w="2765" w:type="dxa"/>
-            <w:shd w:val="clear" w:color="auto" w:fill="EDEDED" w:themeFill="accent3" w:themeFillTint="33"/>
+            <w:shd w:val="clear" w:color="auto" w:fill="ECECEC" w:themeFill="accent3" w:themeFillTint="33"/>
           </w:tcPr>
           <w:p>
-            <w:pPr>
-              <w:cnfStyle w:val="000000000000" w:firstRow="0" w:lastRow="0" w:firstColumn="0" w:lastColumn="0" w:oddVBand="0" w:evenVBand="0" w:oddHBand="0" w:evenHBand="0" w:firstRowFirstColumn="0" w:firstRowLastColumn="0" w:lastRowFirstColumn="0" w:lastRowLastColumn="0"/>
-            </w:pPr>
             <w:r>
-              <w:rPr>
-                <w:rFonts w:hint="eastAsia"/>
-              </w:rPr>
               <w:t>装甲板模型评估与重训；全链路联调（识别＋加固＋解析波）</w:t>
             </w:r>
           </w:p>
@@ -373,36 +389,45 @@
         <w:tc>
           <w:tcPr>
             <w:tcW w:w="2766" w:type="dxa"/>
-            <w:vMerge/>
-            <w:shd w:val="clear" w:color="auto" w:fill="EDEDED" w:themeFill="accent3" w:themeFillTint="33"/>
+            <w:shd w:val="clear" w:color="auto" w:fill="ECECEC" w:themeFill="accent3" w:themeFillTint="33"/>
           </w:tcPr>
           <w:p>
-            <w:pPr>
-              <w:cnfStyle w:val="000000000000" w:firstRow="0" w:lastRow="0" w:firstColumn="0" w:lastColumn="0" w:oddVBand="0" w:evenVBand="0" w:oddHBand="0" w:evenHBand="0" w:firstRowFirstColumn="0" w:firstRowLastColumn="0" w:lastRowFirstColumn="0" w:lastRowLastColumn="0"/>
-            </w:pPr>
+            <w:r>
+              <w:t>苏展鸣</w:t>
+            </w:r>
           </w:p>
         </w:tc>
       </w:tr>
       <w:tr>
+        <w:tblPrEx>
+          <w:tblBorders>
+            <w:top w:val="single" w:color="C8C8C8" w:themeColor="accent3" w:themeTint="99" w:sz="4" w:space="0"/>
+            <w:left w:val="single" w:color="C8C8C8" w:themeColor="accent3" w:themeTint="99" w:sz="4" w:space="0"/>
+            <w:bottom w:val="single" w:color="C8C8C8" w:themeColor="accent3" w:themeTint="99" w:sz="4" w:space="0"/>
+            <w:right w:val="single" w:color="C8C8C8" w:themeColor="accent3" w:themeTint="99" w:sz="4" w:space="0"/>
+            <w:insideH w:val="single" w:color="C8C8C8" w:themeColor="accent3" w:themeTint="99" w:sz="4" w:space="0"/>
+            <w:insideV w:val="none" w:color="auto" w:sz="0" w:space="0"/>
+          </w:tblBorders>
+          <w:tblCellMar>
+            <w:top w:w="0" w:type="dxa"/>
+            <w:left w:w="108" w:type="dxa"/>
+            <w:bottom w:w="0" w:type="dxa"/>
+            <w:right w:w="108" w:type="dxa"/>
+          </w:tblCellMar>
+        </w:tblPrEx>
         <w:tc>
           <w:tcPr>
-            <w:cnfStyle w:val="001000000000" w:firstRow="0" w:lastRow="0" w:firstColumn="1" w:lastColumn="0" w:oddVBand="0" w:evenVBand="0" w:oddHBand="0" w:evenHBand="0" w:firstRowFirstColumn="0" w:firstRowLastColumn="0" w:lastRowFirstColumn="0" w:lastRowLastColumn="0"/>
             <w:tcW w:w="2765" w:type="dxa"/>
-            <w:shd w:val="clear" w:color="auto" w:fill="EDEDED" w:themeFill="accent3" w:themeFillTint="33"/>
-            <w:vAlign w:val="center"/>
+            <w:shd w:val="clear" w:color="auto" w:fill="ECECEC" w:themeFill="accent3" w:themeFillTint="33"/>
           </w:tcPr>
           <w:p>
             <w:pPr>
-              <w:jc w:val="left"/>
               <w:rPr>
-                <w:b w:val="0"/>
-                <w:bCs w:val="0"/>
+                <w:b/>
+                <w:bCs/>
               </w:rPr>
             </w:pPr>
             <w:r>
-              <w:rPr>
-                <w:rFonts w:hint="eastAsia"/>
-              </w:rPr>
               <w:t>官方参数发布后</w:t>
             </w:r>
           </w:p>
@@ -410,71 +435,61 @@
         <w:tc>
           <w:tcPr>
             <w:tcW w:w="2765" w:type="dxa"/>
-            <w:shd w:val="clear" w:color="auto" w:fill="EDEDED" w:themeFill="accent3" w:themeFillTint="33"/>
+            <w:shd w:val="clear" w:color="auto" w:fill="ECECEC" w:themeFill="accent3" w:themeFillTint="33"/>
           </w:tcPr>
           <w:p>
-            <w:pPr>
-              <w:cnfStyle w:val="000000000000" w:firstRow="0" w:lastRow="0" w:firstColumn="0" w:lastColumn="0" w:oddVBand="0" w:evenVBand="0" w:oddHBand="0" w:evenHBand="0" w:firstRowFirstColumn="0" w:firstRowLastColumn="0" w:lastRowFirstColumn="0" w:lastRowLastColumn="0"/>
-            </w:pPr>
             <w:r>
-              <w:rPr>
-                <w:rFonts w:hint="eastAsia"/>
-              </w:rPr>
-              <w:t>采购四位数</w:t>
-            </w:r>
-            <w:r>
-              <w:rPr>
-                <w:rFonts w:hint="eastAsia"/>
-              </w:rPr>
-              <w:t>SDR</w:t>
-            </w:r>
-            <w:r>
-              <w:rPr>
-                <w:rFonts w:hint="eastAsia"/>
-              </w:rPr>
-              <w:t>（</w:t>
-            </w:r>
-            <w:r>
-              <w:rPr>
-                <w:rFonts w:hint="eastAsia"/>
-              </w:rPr>
-              <w:t>AD9361</w:t>
-            </w:r>
-            <w:r>
-              <w:rPr>
-                <w:rFonts w:hint="eastAsia"/>
-              </w:rPr>
-              <w:t>）并标定参数</w:t>
+              <w:t>采购四位数SDR（AD9361）并标定参数</w:t>
             </w:r>
           </w:p>
         </w:tc>
         <w:tc>
           <w:tcPr>
             <w:tcW w:w="2766" w:type="dxa"/>
-            <w:vMerge/>
-            <w:shd w:val="clear" w:color="auto" w:fill="EDEDED" w:themeFill="accent3" w:themeFillTint="33"/>
+            <w:shd w:val="clear" w:color="auto" w:fill="ECECEC" w:themeFill="accent3" w:themeFillTint="33"/>
           </w:tcPr>
           <w:p>
-            <w:pPr>
-              <w:cnfStyle w:val="000000000000" w:firstRow="0" w:lastRow="0" w:firstColumn="0" w:lastColumn="0" w:oddVBand="0" w:evenVBand="0" w:oddHBand="0" w:evenHBand="0" w:firstRowFirstColumn="0" w:firstRowLastColumn="0" w:lastRowFirstColumn="0" w:lastRowLastColumn="0"/>
-            </w:pPr>
+            <w:r>
+              <w:t>苏展鸣</w:t>
+            </w:r>
           </w:p>
         </w:tc>
       </w:tr>
     </w:tbl>
     <w:p>
       <w:pPr>
-        <w:pStyle w:val="2"/>
+        <w:pStyle w:val="3"/>
+        <w:rPr>
+          <w:rFonts w:hint="eastAsia"/>
+        </w:rPr>
       </w:pPr>
       <w:r>
+        <w:rPr>
+          <w:rFonts w:hint="eastAsia"/>
+        </w:rPr>
         <w:t>人员安排</w:t>
       </w:r>
     </w:p>
     <w:tbl>
       <w:tblPr>
-        <w:tblStyle w:val="4-31"/>
+        <w:tblStyle w:val="40"/>
         <w:tblW w:w="0" w:type="auto"/>
-        <w:tblLook w:val="04A0" w:firstRow="1" w:lastRow="0" w:firstColumn="1" w:lastColumn="0" w:noHBand="0" w:noVBand="1"/>
+        <w:tblInd w:w="0" w:type="dxa"/>
+        <w:tblBorders>
+          <w:top w:val="single" w:color="C8C8C8" w:themeColor="accent3" w:themeTint="99" w:sz="4" w:space="0"/>
+          <w:left w:val="single" w:color="C8C8C8" w:themeColor="accent3" w:themeTint="99" w:sz="4" w:space="0"/>
+          <w:bottom w:val="single" w:color="C8C8C8" w:themeColor="accent3" w:themeTint="99" w:sz="4" w:space="0"/>
+          <w:right w:val="single" w:color="C8C8C8" w:themeColor="accent3" w:themeTint="99" w:sz="4" w:space="0"/>
+          <w:insideH w:val="single" w:color="C8C8C8" w:themeColor="accent3" w:themeTint="99" w:sz="4" w:space="0"/>
+          <w:insideV w:val="none" w:color="auto" w:sz="0" w:space="0"/>
+        </w:tblBorders>
+        <w:tblLayout w:type="autofit"/>
+        <w:tblCellMar>
+          <w:top w:w="0" w:type="dxa"/>
+          <w:left w:w="108" w:type="dxa"/>
+          <w:bottom w:w="0" w:type="dxa"/>
+          <w:right w:w="108" w:type="dxa"/>
+        </w:tblCellMar>
       </w:tblPr>
       <w:tblGrid>
         <w:gridCol w:w="2765"/>
@@ -482,24 +497,57 @@
         <w:gridCol w:w="2766"/>
       </w:tblGrid>
       <w:tr>
-        <w:trPr>
-          <w:cnfStyle w:val="100000000000" w:firstRow="1" w:lastRow="0" w:firstColumn="0" w:lastColumn="0" w:oddVBand="0" w:evenVBand="0" w:oddHBand="0" w:evenHBand="0" w:firstRowFirstColumn="0" w:firstRowLastColumn="0" w:lastRowFirstColumn="0" w:lastRowLastColumn="0"/>
-        </w:trPr>
+        <w:tblPrEx>
+          <w:tblBorders>
+            <w:top w:val="single" w:color="C8C8C8" w:themeColor="accent3" w:themeTint="99" w:sz="4" w:space="0"/>
+            <w:left w:val="single" w:color="C8C8C8" w:themeColor="accent3" w:themeTint="99" w:sz="4" w:space="0"/>
+            <w:bottom w:val="single" w:color="C8C8C8" w:themeColor="accent3" w:themeTint="99" w:sz="4" w:space="0"/>
+            <w:right w:val="single" w:color="C8C8C8" w:themeColor="accent3" w:themeTint="99" w:sz="4" w:space="0"/>
+            <w:insideH w:val="single" w:color="C8C8C8" w:themeColor="accent3" w:themeTint="99" w:sz="4" w:space="0"/>
+            <w:insideV w:val="none" w:color="auto" w:sz="0" w:space="0"/>
+          </w:tblBorders>
+          <w:tblCellMar>
+            <w:top w:w="0" w:type="dxa"/>
+            <w:left w:w="108" w:type="dxa"/>
+            <w:bottom w:w="0" w:type="dxa"/>
+            <w:right w:w="108" w:type="dxa"/>
+          </w:tblCellMar>
+        </w:tblPrEx>
         <w:tc>
           <w:tcPr>
-            <w:cnfStyle w:val="001000000000" w:firstRow="0" w:lastRow="0" w:firstColumn="1" w:lastColumn="0" w:oddVBand="0" w:evenVBand="0" w:oddHBand="0" w:evenHBand="0" w:firstRowFirstColumn="0" w:firstRowLastColumn="0" w:lastRowFirstColumn="0" w:lastRowLastColumn="0"/>
             <w:tcW w:w="2765" w:type="dxa"/>
+            <w:tcBorders>
+              <w:top w:val="single" w:color="A5A5A5" w:themeColor="accent3" w:sz="4" w:space="0"/>
+              <w:left w:val="single" w:color="A5A5A5" w:themeColor="accent3" w:sz="4" w:space="0"/>
+              <w:bottom w:val="single" w:color="A5A5A5" w:themeColor="accent3" w:sz="4" w:space="0"/>
+              <w:insideH w:val="single" w:sz="4" w:space="0"/>
+            </w:tcBorders>
+            <w:shd w:val="clear" w:color="auto" w:fill="A5A5A5" w:themeFill="accent3"/>
           </w:tcPr>
           <w:p>
             <w:pPr>
               <w:rPr>
-                <w:b w:val="0"/>
-                <w:bCs w:val="0"/>
+                <w:b/>
+                <w:bCs/>
+                <w:color w:val="FFFFFF" w:themeColor="background1"/>
+                <w14:textFill>
+                  <w14:solidFill>
+                    <w14:schemeClr w14:val="bg1"/>
+                  </w14:solidFill>
+                </w14:textFill>
               </w:rPr>
             </w:pPr>
             <w:r>
               <w:rPr>
                 <w:rFonts w:hint="eastAsia"/>
+                <w:b/>
+                <w:bCs/>
+                <w:color w:val="FFFFFF" w:themeColor="background1"/>
+                <w14:textFill>
+                  <w14:solidFill>
+                    <w14:schemeClr w14:val="bg1"/>
+                  </w14:solidFill>
+                </w14:textFill>
               </w:rPr>
               <w:t>组别</w:t>
             </w:r>
@@ -508,18 +556,37 @@
         <w:tc>
           <w:tcPr>
             <w:tcW w:w="2765" w:type="dxa"/>
+            <w:tcBorders>
+              <w:top w:val="single" w:color="A5A5A5" w:themeColor="accent3" w:sz="4" w:space="0"/>
+              <w:bottom w:val="single" w:color="A5A5A5" w:themeColor="accent3" w:sz="4" w:space="0"/>
+              <w:insideH w:val="single" w:sz="4" w:space="0"/>
+            </w:tcBorders>
+            <w:shd w:val="clear" w:color="auto" w:fill="A5A5A5" w:themeFill="accent3"/>
           </w:tcPr>
           <w:p>
             <w:pPr>
-              <w:cnfStyle w:val="100000000000" w:firstRow="1" w:lastRow="0" w:firstColumn="0" w:lastColumn="0" w:oddVBand="0" w:evenVBand="0" w:oddHBand="0" w:evenHBand="0" w:firstRowFirstColumn="0" w:firstRowLastColumn="0" w:lastRowFirstColumn="0" w:lastRowLastColumn="0"/>
               <w:rPr>
-                <w:b w:val="0"/>
-                <w:bCs w:val="0"/>
+                <w:b/>
+                <w:bCs/>
+                <w:color w:val="FFFFFF" w:themeColor="background1"/>
+                <w14:textFill>
+                  <w14:solidFill>
+                    <w14:schemeClr w14:val="bg1"/>
+                  </w14:solidFill>
+                </w14:textFill>
               </w:rPr>
             </w:pPr>
             <w:r>
               <w:rPr>
                 <w:rFonts w:hint="eastAsia"/>
+                <w:b/>
+                <w:bCs/>
+                <w:color w:val="FFFFFF" w:themeColor="background1"/>
+                <w14:textFill>
+                  <w14:solidFill>
+                    <w14:schemeClr w14:val="bg1"/>
+                  </w14:solidFill>
+                </w14:textFill>
               </w:rPr>
               <w:t>姓名</w:t>
             </w:r>
@@ -528,18 +595,38 @@
         <w:tc>
           <w:tcPr>
             <w:tcW w:w="2766" w:type="dxa"/>
+            <w:tcBorders>
+              <w:top w:val="single" w:color="A5A5A5" w:themeColor="accent3" w:sz="4" w:space="0"/>
+              <w:bottom w:val="single" w:color="A5A5A5" w:themeColor="accent3" w:sz="4" w:space="0"/>
+              <w:right w:val="single" w:color="A5A5A5" w:themeColor="accent3" w:sz="4" w:space="0"/>
+              <w:insideH w:val="single" w:sz="4" w:space="0"/>
+            </w:tcBorders>
+            <w:shd w:val="clear" w:color="auto" w:fill="A5A5A5" w:themeFill="accent3"/>
           </w:tcPr>
           <w:p>
             <w:pPr>
-              <w:cnfStyle w:val="100000000000" w:firstRow="1" w:lastRow="0" w:firstColumn="0" w:lastColumn="0" w:oddVBand="0" w:evenVBand="0" w:oddHBand="0" w:evenHBand="0" w:firstRowFirstColumn="0" w:firstRowLastColumn="0" w:lastRowFirstColumn="0" w:lastRowLastColumn="0"/>
               <w:rPr>
-                <w:b w:val="0"/>
-                <w:bCs w:val="0"/>
+                <w:b/>
+                <w:bCs/>
+                <w:color w:val="FFFFFF" w:themeColor="background1"/>
+                <w14:textFill>
+                  <w14:solidFill>
+                    <w14:schemeClr w14:val="bg1"/>
+                  </w14:solidFill>
+                </w14:textFill>
               </w:rPr>
             </w:pPr>
             <w:r>
               <w:rPr>
                 <w:rFonts w:hint="eastAsia"/>
+                <w:b/>
+                <w:bCs/>
+                <w:color w:val="FFFFFF" w:themeColor="background1"/>
+                <w14:textFill>
+                  <w14:solidFill>
+                    <w14:schemeClr w14:val="bg1"/>
+                  </w14:solidFill>
+                </w14:textFill>
               </w:rPr>
               <w:t>分工</w:t>
             </w:r>
@@ -547,23 +634,35 @@
         </w:tc>
       </w:tr>
       <w:tr>
+        <w:tblPrEx>
+          <w:tblBorders>
+            <w:top w:val="single" w:color="C8C8C8" w:themeColor="accent3" w:themeTint="99" w:sz="4" w:space="0"/>
+            <w:left w:val="single" w:color="C8C8C8" w:themeColor="accent3" w:themeTint="99" w:sz="4" w:space="0"/>
+            <w:bottom w:val="single" w:color="C8C8C8" w:themeColor="accent3" w:themeTint="99" w:sz="4" w:space="0"/>
+            <w:right w:val="single" w:color="C8C8C8" w:themeColor="accent3" w:themeTint="99" w:sz="4" w:space="0"/>
+            <w:insideH w:val="single" w:color="C8C8C8" w:themeColor="accent3" w:themeTint="99" w:sz="4" w:space="0"/>
+            <w:insideV w:val="none" w:color="auto" w:sz="0" w:space="0"/>
+          </w:tblBorders>
+          <w:tblCellMar>
+            <w:top w:w="0" w:type="dxa"/>
+            <w:left w:w="108" w:type="dxa"/>
+            <w:bottom w:w="0" w:type="dxa"/>
+            <w:right w:w="108" w:type="dxa"/>
+          </w:tblCellMar>
+        </w:tblPrEx>
         <w:tc>
           <w:tcPr>
-            <w:cnfStyle w:val="001000000000" w:firstRow="0" w:lastRow="0" w:firstColumn="1" w:lastColumn="0" w:oddVBand="0" w:evenVBand="0" w:oddHBand="0" w:evenHBand="0" w:firstRowFirstColumn="0" w:firstRowLastColumn="0" w:lastRowFirstColumn="0" w:lastRowLastColumn="0"/>
             <w:tcW w:w="2765" w:type="dxa"/>
-            <w:shd w:val="clear" w:color="auto" w:fill="EDEDED" w:themeFill="accent3" w:themeFillTint="33"/>
+            <w:shd w:val="clear" w:color="auto" w:fill="ECECEC" w:themeFill="accent3" w:themeFillTint="33"/>
           </w:tcPr>
           <w:p>
             <w:pPr>
               <w:rPr>
-                <w:b w:val="0"/>
-                <w:bCs w:val="0"/>
+                <w:b/>
+                <w:bCs/>
               </w:rPr>
             </w:pPr>
             <w:r>
-              <w:rPr>
-                <w:rFonts w:hint="eastAsia"/>
-              </w:rPr>
               <w:t>雷达兵种</w:t>
             </w:r>
           </w:p>
@@ -571,16 +670,10 @@
         <w:tc>
           <w:tcPr>
             <w:tcW w:w="2765" w:type="dxa"/>
-            <w:shd w:val="clear" w:color="auto" w:fill="EDEDED" w:themeFill="accent3" w:themeFillTint="33"/>
+            <w:shd w:val="clear" w:color="auto" w:fill="ECECEC" w:themeFill="accent3" w:themeFillTint="33"/>
           </w:tcPr>
           <w:p>
-            <w:pPr>
-              <w:cnfStyle w:val="000000000000" w:firstRow="0" w:lastRow="0" w:firstColumn="0" w:lastColumn="0" w:oddVBand="0" w:evenVBand="0" w:oddHBand="0" w:evenHBand="0" w:firstRowFirstColumn="0" w:firstRowLastColumn="0" w:lastRowFirstColumn="0" w:lastRowLastColumn="0"/>
-            </w:pPr>
             <w:r>
-              <w:rPr>
-                <w:rFonts w:hint="eastAsia"/>
-              </w:rPr>
               <w:t>苏展鸣</w:t>
             </w:r>
           </w:p>
@@ -588,16 +681,10 @@
         <w:tc>
           <w:tcPr>
             <w:tcW w:w="2766" w:type="dxa"/>
-            <w:shd w:val="clear" w:color="auto" w:fill="EDEDED" w:themeFill="accent3" w:themeFillTint="33"/>
+            <w:shd w:val="clear" w:color="auto" w:fill="ECECEC" w:themeFill="accent3" w:themeFillTint="33"/>
           </w:tcPr>
           <w:p>
-            <w:pPr>
-              <w:cnfStyle w:val="000000000000" w:firstRow="0" w:lastRow="0" w:firstColumn="0" w:lastColumn="0" w:oddVBand="0" w:evenVBand="0" w:oddHBand="0" w:evenHBand="0" w:firstRowFirstColumn="0" w:firstRowLastColumn="0" w:lastRowFirstColumn="0" w:lastRowLastColumn="0"/>
-            </w:pPr>
             <w:r>
-              <w:rPr>
-                <w:rFonts w:hint="eastAsia"/>
-              </w:rPr>
               <w:t>视觉</w:t>
             </w:r>
           </w:p>
@@ -606,541 +693,377 @@
     </w:tbl>
     <w:p>
       <w:pPr>
-        <w:pStyle w:val="2"/>
+        <w:pStyle w:val="3"/>
+        <w:rPr>
+          <w:rFonts w:hint="eastAsia"/>
+        </w:rPr>
       </w:pPr>
       <w:r>
+        <w:rPr>
+          <w:rFonts w:hint="eastAsia"/>
+        </w:rPr>
         <w:t>技术难点</w:t>
       </w:r>
     </w:p>
     <w:p>
       <w:pPr>
-        <w:pStyle w:val="3"/>
+        <w:pStyle w:val="4"/>
+        <w:rPr>
+          <w:rFonts w:hint="eastAsia"/>
+        </w:rPr>
       </w:pPr>
       <w:r>
+        <w:rPr>
+          <w:rFonts w:hint="eastAsia"/>
+        </w:rPr>
         <w:t>新技术研发</w:t>
       </w:r>
     </w:p>
     <w:p>
       <w:r>
-        <w:rPr>
-          <w:rFonts w:ascii="华文楷体" w:eastAsia="华文楷体" w:hAnsi="华文楷体" w:hint="eastAsia"/>
-        </w:rPr>
         <w:t>视觉：1、加固区面积A的实时计算（统一装甲模块坐标系下的η、σ、ρ，A＝装甲板面积×ρ²/(2+ρ²)）</w:t>
       </w:r>
     </w:p>
     <w:p>
       <w:r>
-        <w:rPr>
-          <w:rFonts w:ascii="华文楷体" w:eastAsia="华文楷体" w:hAnsi="华文楷体" w:hint="eastAsia"/>
-        </w:rPr>
         <w:t>2、加固中心点选择策略与指令下发时机（累计命中≥10且持有加固机会时）</w:t>
       </w:r>
     </w:p>
     <w:p>
       <w:r>
-        <w:rPr>
-          <w:rFonts w:ascii="华文楷体" w:eastAsia="华文楷体" w:hAnsi="华文楷体" w:hint="eastAsia"/>
-        </w:rPr>
         <w:t>3、解析波与视觉坐标融合，按干扰波难度差调整标记与双倍易伤策略</w:t>
       </w:r>
     </w:p>
     <w:p>
       <w:r>
-        <w:rPr>
-          <w:rFonts w:ascii="华文楷体" w:eastAsia="华文楷体" w:hAnsi="华文楷体" w:hint="eastAsia"/>
-        </w:rPr>
         <w:t>硬件：1、三级难度干扰波解调与6位随机密钥实时解析</w:t>
       </w:r>
     </w:p>
     <w:p>
       <w:r>
-        <w:rPr>
-          <w:rFonts w:ascii="华文楷体" w:eastAsia="华文楷体" w:hAnsi="华文楷体" w:hint="eastAsia"/>
-        </w:rPr>
         <w:t>2、信息波解码（含装甲受击信息）</w:t>
       </w:r>
     </w:p>
     <w:p>
       <w:pPr>
-        <w:pStyle w:val="3"/>
+        <w:pStyle w:val="4"/>
+        <w:rPr>
+          <w:rFonts w:hint="eastAsia"/>
+        </w:rPr>
       </w:pPr>
       <w:r>
+        <w:rPr>
+          <w:rFonts w:hint="eastAsia"/>
+        </w:rPr>
         <w:t>已有技术改进</w:t>
       </w:r>
     </w:p>
     <w:p>
       <w:r>
-        <w:rPr>
-          <w:rFonts w:ascii="华文楷体" w:eastAsia="华文楷体" w:hAnsi="华文楷体" w:hint="eastAsia"/>
-        </w:rPr>
-        <w:t>视觉：</w:t>
-      </w:r>
-      <w:r>
-        <w:rPr>
-          <w:rFonts w:ascii="华文楷体" w:eastAsia="华文楷体" w:hAnsi="华文楷体" w:hint="eastAsia"/>
-        </w:rPr>
-        <w:t>1</w:t>
-      </w:r>
-      <w:r>
-        <w:rPr>
-          <w:rFonts w:ascii="华文楷体" w:eastAsia="华文楷体" w:hAnsi="华文楷体" w:hint="eastAsia"/>
-        </w:rPr>
-        <w:t>、装甲板模型按新装甲模块重新评估，变化大则重训</w:t>
+        <w:t>视觉：1、装甲板模型按新装甲模块重新评估，变化大则重训</w:t>
       </w:r>
     </w:p>
     <w:p>
       <w:r>
-        <w:rPr>
-          <w:rFonts w:ascii="华文楷体" w:eastAsia="华文楷体" w:hAnsi="华文楷体" w:hint="eastAsia"/>
-        </w:rPr>
         <w:t>硬件：1、将无线充电ASK解调技术改造为适配干扰波的FSK滤波解调电路</w:t>
       </w:r>
     </w:p>
-    <w:p/>
-    <w:p/>
     <w:sectPr>
       <w:pgSz w:w="11906" w:h="16838"/>
       <w:pgMar w:top="1440" w:right="1800" w:bottom="1440" w:left="1800" w:header="851" w:footer="992" w:gutter="0"/>
-      <w:cols w:space="425"/>
-      <w:docGrid w:type="lines" w:linePitch="312"/>
+      <w:cols w:space="425" w:num="1"/>
+      <w:docGrid w:type="lines" w:linePitch="312" w:charSpace="0"/>
     </w:sectPr>
   </w:body>
 </w:document>
 </file>
 
-<file path=word/numbering.xml><?xml version="1.0" encoding="utf-8"?>
-<w:numbering xmlns:wpc="http://schemas.microsoft.com/office/word/2010/wordprocessingCanvas" xmlns:cx="http://schemas.microsoft.com/office/drawing/2014/chartex" xmlns:cx1="http://schemas.microsoft.com/office/drawing/2015/9/8/chartex" xmlns:cx2="http://schemas.microsoft.com/office/drawing/2015/10/21/chartex" xmlns:cx3="http://schemas.microsoft.com/office/drawing/2016/5/9/chartex" xmlns:cx4="http://schemas.microsoft.com/office/drawing/2016/5/10/chartex" xmlns:cx5="http://schemas.microsoft.com/office/drawing/2016/5/11/chartex" xmlns:cx6="http://schemas.microsoft.com/office/drawing/2016/5/12/chartex" xmlns:cx7="http://schemas.microsoft.com/office/drawing/2016/5/13/chartex" xmlns:cx8="http://schemas.microsoft.com/office/drawing/2016/5/14/chartex" xmlns:mc="http://schemas.openxmlformats.org/markup-compatibility/2006" xmlns:aink="http://schemas.microsoft.com/office/drawing/2016/ink" xmlns:am3d="http://schemas.microsoft.com/office/drawing/2017/model3d" xmlns:o="urn:schemas-microsoft-com:office:office" xmlns:oel="http://schemas.microsoft.com/office/2019/extlst" xmlns:r="http://schemas.openxmlformats.org/officeDocument/2006/relationships" xmlns:m="http://schemas.openxmlformats.org/officeDocument/2006/math" xmlns:v="urn:schemas-microsoft-com:vml" xmlns:wp14="http://schemas.microsoft.com/office/word/2010/wordprocessingDrawing" xmlns:wp="http://schemas.openxmlformats.org/drawingml/2006/wordprocessingDrawing" xmlns:w10="urn:schemas-microsoft-com:office:word" xmlns:w="http://schemas.openxmlformats.org/wordprocessingml/2006/main" xmlns:w14="http://schemas.microsoft.com/office/word/2010/wordml" xmlns:w15="http://schemas.microsoft.com/office/word/2012/wordml" xmlns:w16cex="http://schemas.microsoft.com/office/word/2018/wordml/cex" xmlns:w16cid="http://schemas.microsoft.com/office/word/2016/wordml/cid" xmlns:w16="http://schemas.microsoft.com/office/word/2018/wordml" xmlns:w16du="http://schemas.microsoft.com/office/word/2023/wordml/word16du" xmlns:w16sdtdh="http://schemas.microsoft.com/office/word/2020/wordml/sdtdatahash" xmlns:w16sdtfl="http://schemas.microsoft.com/office/word/2024/wordml/sdtformatlock" xmlns:w16se="http://schemas.microsoft.com/office/word/2015/wordml/symex" xmlns:wpg="http://schemas.microsoft.com/office/word/2010/wordprocessingGroup" xmlns:wpi="http://schemas.microsoft.com/office/word/2010/wordprocessingInk" xmlns:wne="http://schemas.microsoft.com/office/word/2006/wordml" xmlns:wps="http://schemas.microsoft.com/office/word/2010/wordprocessingShape" mc:Ignorable="w14 w15 w16se w16cid w16 w16cex w16sdtdh w16sdtfl w16du wp14">
-  <w:abstractNum w:abstractNumId="0" w15:restartNumberingAfterBreak="0">
-    <w:nsid w:val="89A1C02E"/>
-    <w:multiLevelType w:val="singleLevel"/>
-    <w:tmpl w:val="89A1C02E"/>
-    <w:lvl w:ilvl="0">
-      <w:start w:val="2"/>
-      <w:numFmt w:val="decimal"/>
-      <w:suff w:val="nothing"/>
-      <w:lvlText w:val="%1、"/>
-      <w:lvlJc w:val="left"/>
-      <w:pPr>
-        <w:ind w:left="630" w:firstLine="0"/>
-      </w:pPr>
-    </w:lvl>
-  </w:abstractNum>
-  <w:num w:numId="1" w16cid:durableId="2068525026">
-    <w:abstractNumId w:val="0"/>
-  </w:num>
-</w:numbering>
-</file>
-
 <file path=word/styles.xml><?xml version="1.0" encoding="utf-8"?>
-<w:styles xmlns:mc="http://schemas.openxmlformats.org/markup-compatibility/2006" xmlns:r="http://schemas.openxmlformats.org/officeDocument/2006/relationships" xmlns:w="http://schemas.openxmlformats.org/wordprocessingml/2006/main" xmlns:w14="http://schemas.microsoft.com/office/word/2010/wordml" xmlns:w15="http://schemas.microsoft.com/office/word/2012/wordml" xmlns:w16cex="http://schemas.microsoft.com/office/word/2018/wordml/cex" xmlns:w16cid="http://schemas.microsoft.com/office/word/2016/wordml/cid" xmlns:w16="http://schemas.microsoft.com/office/word/2018/wordml" xmlns:w16du="http://schemas.microsoft.com/office/word/2023/wordml/word16du" xmlns:w16sdtdh="http://schemas.microsoft.com/office/word/2020/wordml/sdtdatahash" xmlns:w16sdtfl="http://schemas.microsoft.com/office/word/2024/wordml/sdtformatlock" xmlns:w16se="http://schemas.microsoft.com/office/word/2015/wordml/symex" mc:Ignorable="w14 w15 w16se w16cid w16 w16cex w16sdtdh w16sdtfl w16du">
+<w:styles xmlns:mc="http://schemas.openxmlformats.org/markup-compatibility/2006" xmlns:o="urn:schemas-microsoft-com:office:office" xmlns:r="http://schemas.openxmlformats.org/officeDocument/2006/relationships" xmlns:m="http://schemas.openxmlformats.org/officeDocument/2006/math" xmlns:v="urn:schemas-microsoft-com:vml" xmlns:w="http://schemas.openxmlformats.org/wordprocessingml/2006/main" xmlns:w14="http://schemas.microsoft.com/office/word/2010/wordml" xmlns:w10="urn:schemas-microsoft-com:office:word" xmlns:sl="http://schemas.openxmlformats.org/schemaLibrary/2006/main" xmlns:wpsCustomData="http://www.wps.cn/officeDocument/2013/wpsCustomData" mc:Ignorable="w14">
   <w:docDefaults>
     <w:rPrDefault>
       <w:rPr>
-        <w:rFonts w:asciiTheme="minorHAnsi" w:eastAsiaTheme="minorEastAsia" w:hAnsiTheme="minorHAnsi" w:cstheme="minorBidi"/>
-        <w:lang w:val="en-US" w:eastAsia="zh-CN" w:bidi="ar-SA"/>
+        <w:rFonts w:asciiTheme="minorHAnsi" w:hAnsiTheme="minorHAnsi" w:eastAsiaTheme="minorEastAsia" w:cstheme="minorBidi"/>
       </w:rPr>
     </w:rPrDefault>
     <w:pPrDefault/>
   </w:docDefaults>
-  <w:latentStyles w:defLockedState="0" w:defUIPriority="99" w:defSemiHidden="0" w:defUnhideWhenUsed="0" w:defQFormat="0" w:count="376">
-    <w:lsdException w:name="Normal" w:uiPriority="0" w:qFormat="1"/>
-    <w:lsdException w:name="heading 1" w:uiPriority="9" w:qFormat="1"/>
-    <w:lsdException w:name="heading 2" w:uiPriority="9" w:unhideWhenUsed="1" w:qFormat="1"/>
-    <w:lsdException w:name="heading 3" w:uiPriority="9" w:unhideWhenUsed="1" w:qFormat="1"/>
-    <w:lsdException w:name="heading 4" w:uiPriority="9" w:unhideWhenUsed="1" w:qFormat="1"/>
-    <w:lsdException w:name="heading 5" w:semiHidden="1" w:uiPriority="9" w:unhideWhenUsed="1" w:qFormat="1"/>
-    <w:lsdException w:name="heading 6" w:semiHidden="1" w:uiPriority="9" w:unhideWhenUsed="1" w:qFormat="1"/>
-    <w:lsdException w:name="heading 7" w:semiHidden="1" w:uiPriority="9" w:unhideWhenUsed="1" w:qFormat="1"/>
-    <w:lsdException w:name="heading 8" w:semiHidden="1" w:uiPriority="9" w:unhideWhenUsed="1" w:qFormat="1"/>
-    <w:lsdException w:name="heading 9" w:semiHidden="1" w:uiPriority="9" w:unhideWhenUsed="1" w:qFormat="1"/>
-    <w:lsdException w:name="index 1" w:semiHidden="1" w:unhideWhenUsed="1"/>
-    <w:lsdException w:name="index 2" w:semiHidden="1" w:unhideWhenUsed="1"/>
-    <w:lsdException w:name="index 3" w:semiHidden="1" w:unhideWhenUsed="1"/>
-    <w:lsdException w:name="index 4" w:semiHidden="1" w:unhideWhenUsed="1"/>
-    <w:lsdException w:name="index 5" w:semiHidden="1" w:unhideWhenUsed="1"/>
-    <w:lsdException w:name="index 6" w:semiHidden="1" w:unhideWhenUsed="1"/>
-    <w:lsdException w:name="index 7" w:semiHidden="1" w:unhideWhenUsed="1"/>
-    <w:lsdException w:name="index 8" w:semiHidden="1" w:unhideWhenUsed="1"/>
-    <w:lsdException w:name="index 9" w:semiHidden="1" w:unhideWhenUsed="1"/>
-    <w:lsdException w:name="toc 1" w:semiHidden="1" w:uiPriority="39" w:unhideWhenUsed="1"/>
-    <w:lsdException w:name="toc 2" w:semiHidden="1" w:uiPriority="39" w:unhideWhenUsed="1"/>
-    <w:lsdException w:name="toc 3" w:semiHidden="1" w:uiPriority="39" w:unhideWhenUsed="1"/>
-    <w:lsdException w:name="toc 4" w:semiHidden="1" w:uiPriority="39" w:unhideWhenUsed="1"/>
-    <w:lsdException w:name="toc 5" w:semiHidden="1" w:uiPriority="39" w:unhideWhenUsed="1"/>
-    <w:lsdException w:name="toc 6" w:semiHidden="1" w:uiPriority="39" w:unhideWhenUsed="1"/>
-    <w:lsdException w:name="toc 7" w:semiHidden="1" w:uiPriority="39" w:unhideWhenUsed="1"/>
-    <w:lsdException w:name="toc 8" w:semiHidden="1" w:uiPriority="39" w:unhideWhenUsed="1"/>
-    <w:lsdException w:name="toc 9" w:semiHidden="1" w:uiPriority="39" w:unhideWhenUsed="1"/>
-    <w:lsdException w:name="Normal Indent" w:semiHidden="1" w:unhideWhenUsed="1"/>
-    <w:lsdException w:name="footnote text" w:semiHidden="1" w:unhideWhenUsed="1"/>
-    <w:lsdException w:name="annotation text" w:semiHidden="1" w:unhideWhenUsed="1"/>
-    <w:lsdException w:name="header" w:unhideWhenUsed="1" w:qFormat="1"/>
-    <w:lsdException w:name="footer" w:unhideWhenUsed="1" w:qFormat="1"/>
-    <w:lsdException w:name="index heading" w:semiHidden="1" w:unhideWhenUsed="1"/>
-    <w:lsdException w:name="caption" w:semiHidden="1" w:uiPriority="35" w:unhideWhenUsed="1" w:qFormat="1"/>
-    <w:lsdException w:name="table of figures" w:semiHidden="1" w:unhideWhenUsed="1"/>
-    <w:lsdException w:name="envelope address" w:semiHidden="1" w:unhideWhenUsed="1"/>
-    <w:lsdException w:name="envelope return" w:semiHidden="1" w:unhideWhenUsed="1"/>
-    <w:lsdException w:name="footnote reference" w:semiHidden="1" w:unhideWhenUsed="1"/>
-    <w:lsdException w:name="annotation reference" w:semiHidden="1" w:unhideWhenUsed="1"/>
-    <w:lsdException w:name="line number" w:semiHidden="1" w:unhideWhenUsed="1"/>
-    <w:lsdException w:name="page number" w:semiHidden="1" w:unhideWhenUsed="1"/>
-    <w:lsdException w:name="endnote reference" w:semiHidden="1" w:unhideWhenUsed="1"/>
-    <w:lsdException w:name="endnote text" w:semiHidden="1" w:unhideWhenUsed="1"/>
-    <w:lsdException w:name="table of authorities" w:semiHidden="1" w:unhideWhenUsed="1"/>
-    <w:lsdException w:name="macro" w:semiHidden="1" w:unhideWhenUsed="1"/>
-    <w:lsdException w:name="toa heading" w:semiHidden="1" w:unhideWhenUsed="1"/>
-    <w:lsdException w:name="List" w:semiHidden="1" w:unhideWhenUsed="1"/>
-    <w:lsdException w:name="List Bullet" w:semiHidden="1" w:unhideWhenUsed="1"/>
-    <w:lsdException w:name="List Number" w:semiHidden="1" w:unhideWhenUsed="1"/>
-    <w:lsdException w:name="List 2" w:semiHidden="1" w:unhideWhenUsed="1"/>
-    <w:lsdException w:name="List 3" w:semiHidden="1" w:unhideWhenUsed="1"/>
-    <w:lsdException w:name="List 4" w:semiHidden="1" w:unhideWhenUsed="1"/>
-    <w:lsdException w:name="List 5" w:semiHidden="1" w:unhideWhenUsed="1"/>
-    <w:lsdException w:name="List Bullet 2" w:semiHidden="1" w:unhideWhenUsed="1"/>
-    <w:lsdException w:name="List Bullet 3" w:semiHidden="1" w:unhideWhenUsed="1"/>
-    <w:lsdException w:name="List Bullet 4" w:semiHidden="1" w:unhideWhenUsed="1"/>
-    <w:lsdException w:name="List Bullet 5" w:semiHidden="1" w:unhideWhenUsed="1"/>
-    <w:lsdException w:name="List Number 2" w:semiHidden="1" w:unhideWhenUsed="1"/>
-    <w:lsdException w:name="List Number 3" w:semiHidden="1" w:unhideWhenUsed="1"/>
-    <w:lsdException w:name="List Number 4" w:semiHidden="1" w:unhideWhenUsed="1"/>
-    <w:lsdException w:name="List Number 5" w:semiHidden="1" w:unhideWhenUsed="1"/>
-    <w:lsdException w:name="Title" w:uiPriority="10" w:qFormat="1"/>
-    <w:lsdException w:name="Closing" w:semiHidden="1" w:unhideWhenUsed="1"/>
-    <w:lsdException w:name="Signature" w:semiHidden="1" w:unhideWhenUsed="1"/>
-    <w:lsdException w:name="Default Paragraph Font" w:semiHidden="1" w:uiPriority="1" w:unhideWhenUsed="1" w:qFormat="1"/>
-    <w:lsdException w:name="Body Text" w:semiHidden="1" w:unhideWhenUsed="1"/>
-    <w:lsdException w:name="Body Text Indent" w:semiHidden="1" w:unhideWhenUsed="1"/>
-    <w:lsdException w:name="List Continue" w:semiHidden="1" w:unhideWhenUsed="1"/>
-    <w:lsdException w:name="List Continue 2" w:semiHidden="1" w:unhideWhenUsed="1"/>
-    <w:lsdException w:name="List Continue 3" w:semiHidden="1" w:unhideWhenUsed="1"/>
-    <w:lsdException w:name="List Continue 4" w:semiHidden="1" w:unhideWhenUsed="1"/>
-    <w:lsdException w:name="List Continue 5" w:semiHidden="1" w:unhideWhenUsed="1"/>
-    <w:lsdException w:name="Message Header" w:semiHidden="1" w:unhideWhenUsed="1"/>
-    <w:lsdException w:name="Subtitle" w:uiPriority="11" w:qFormat="1"/>
-    <w:lsdException w:name="Salutation" w:semiHidden="1" w:unhideWhenUsed="1"/>
-    <w:lsdException w:name="Date" w:semiHidden="1" w:unhideWhenUsed="1"/>
-    <w:lsdException w:name="Body Text First Indent" w:semiHidden="1" w:unhideWhenUsed="1"/>
-    <w:lsdException w:name="Body Text First Indent 2" w:semiHidden="1" w:unhideWhenUsed="1"/>
-    <w:lsdException w:name="Note Heading" w:semiHidden="1" w:unhideWhenUsed="1"/>
-    <w:lsdException w:name="Body Text 2" w:semiHidden="1" w:unhideWhenUsed="1"/>
-    <w:lsdException w:name="Body Text 3" w:semiHidden="1" w:unhideWhenUsed="1"/>
-    <w:lsdException w:name="Body Text Indent 2" w:semiHidden="1" w:unhideWhenUsed="1"/>
-    <w:lsdException w:name="Body Text Indent 3" w:semiHidden="1" w:unhideWhenUsed="1"/>
-    <w:lsdException w:name="Block Text" w:semiHidden="1" w:unhideWhenUsed="1"/>
-    <w:lsdException w:name="Hyperlink" w:semiHidden="1" w:unhideWhenUsed="1"/>
-    <w:lsdException w:name="FollowedHyperlink" w:semiHidden="1" w:unhideWhenUsed="1"/>
-    <w:lsdException w:name="Strong" w:uiPriority="22" w:qFormat="1"/>
-    <w:lsdException w:name="Emphasis" w:uiPriority="20" w:qFormat="1"/>
-    <w:lsdException w:name="Document Map" w:semiHidden="1" w:unhideWhenUsed="1"/>
-    <w:lsdException w:name="Plain Text" w:semiHidden="1" w:unhideWhenUsed="1"/>
-    <w:lsdException w:name="E-mail Signature" w:semiHidden="1" w:unhideWhenUsed="1"/>
-    <w:lsdException w:name="HTML Top of Form" w:semiHidden="1" w:unhideWhenUsed="1"/>
-    <w:lsdException w:name="HTML Bottom of Form" w:semiHidden="1" w:unhideWhenUsed="1"/>
-    <w:lsdException w:name="Normal (Web)" w:semiHidden="1" w:unhideWhenUsed="1"/>
-    <w:lsdException w:name="HTML Acronym" w:semiHidden="1" w:unhideWhenUsed="1"/>
-    <w:lsdException w:name="HTML Address" w:semiHidden="1" w:unhideWhenUsed="1"/>
-    <w:lsdException w:name="HTML Cite" w:semiHidden="1" w:unhideWhenUsed="1"/>
-    <w:lsdException w:name="HTML Code" w:semiHidden="1" w:unhideWhenUsed="1"/>
-    <w:lsdException w:name="HTML Definition" w:semiHidden="1" w:unhideWhenUsed="1"/>
-    <w:lsdException w:name="HTML Keyboard" w:semiHidden="1" w:unhideWhenUsed="1"/>
-    <w:lsdException w:name="HTML Preformatted" w:semiHidden="1" w:unhideWhenUsed="1"/>
-    <w:lsdException w:name="HTML Sample" w:semiHidden="1" w:unhideWhenUsed="1"/>
-    <w:lsdException w:name="HTML Typewriter" w:semiHidden="1" w:unhideWhenUsed="1"/>
-    <w:lsdException w:name="HTML Variable" w:semiHidden="1" w:unhideWhenUsed="1"/>
-    <w:lsdException w:name="Normal Table" w:semiHidden="1" w:unhideWhenUsed="1" w:qFormat="1"/>
-    <w:lsdException w:name="annotation subject" w:semiHidden="1" w:unhideWhenUsed="1"/>
-    <w:lsdException w:name="No List" w:semiHidden="1" w:unhideWhenUsed="1"/>
-    <w:lsdException w:name="Outline List 1" w:semiHidden="1" w:unhideWhenUsed="1"/>
-    <w:lsdException w:name="Outline List 2" w:semiHidden="1" w:unhideWhenUsed="1"/>
-    <w:lsdException w:name="Outline List 3" w:semiHidden="1" w:unhideWhenUsed="1"/>
-    <w:lsdException w:name="Table Simple 1" w:semiHidden="1" w:unhideWhenUsed="1"/>
-    <w:lsdException w:name="Table Simple 2" w:semiHidden="1" w:unhideWhenUsed="1"/>
-    <w:lsdException w:name="Table Simple 3" w:semiHidden="1" w:unhideWhenUsed="1"/>
-    <w:lsdException w:name="Table Classic 1" w:semiHidden="1" w:unhideWhenUsed="1"/>
-    <w:lsdException w:name="Table Classic 2" w:semiHidden="1" w:unhideWhenUsed="1"/>
-    <w:lsdException w:name="Table Classic 3" w:semiHidden="1" w:unhideWhenUsed="1"/>
-    <w:lsdException w:name="Table Classic 4" w:semiHidden="1" w:unhideWhenUsed="1"/>
-    <w:lsdException w:name="Table Colorful 1" w:semiHidden="1" w:unhideWhenUsed="1"/>
-    <w:lsdException w:name="Table Colorful 2" w:semiHidden="1" w:unhideWhenUsed="1"/>
-    <w:lsdException w:name="Table Colorful 3" w:semiHidden="1" w:unhideWhenUsed="1"/>
-    <w:lsdException w:name="Table Columns 1" w:semiHidden="1" w:unhideWhenUsed="1"/>
-    <w:lsdException w:name="Table Columns 2" w:semiHidden="1" w:unhideWhenUsed="1"/>
-    <w:lsdException w:name="Table Columns 3" w:semiHidden="1" w:unhideWhenUsed="1"/>
-    <w:lsdException w:name="Table Columns 4" w:semiHidden="1" w:unhideWhenUsed="1"/>
-    <w:lsdException w:name="Table Columns 5" w:semiHidden="1" w:unhideWhenUsed="1"/>
-    <w:lsdException w:name="Table Grid 1" w:semiHidden="1" w:unhideWhenUsed="1"/>
-    <w:lsdException w:name="Table Grid 2" w:semiHidden="1" w:unhideWhenUsed="1"/>
-    <w:lsdException w:name="Table Grid 3" w:semiHidden="1" w:unhideWhenUsed="1"/>
-    <w:lsdException w:name="Table Grid 4" w:semiHidden="1" w:unhideWhenUsed="1"/>
-    <w:lsdException w:name="Table Grid 5" w:semiHidden="1" w:unhideWhenUsed="1"/>
-    <w:lsdException w:name="Table Grid 6" w:semiHidden="1" w:unhideWhenUsed="1"/>
-    <w:lsdException w:name="Table Grid 7" w:semiHidden="1" w:unhideWhenUsed="1"/>
-    <w:lsdException w:name="Table Grid 8" w:semiHidden="1" w:unhideWhenUsed="1"/>
-    <w:lsdException w:name="Table List 1" w:semiHidden="1" w:unhideWhenUsed="1"/>
-    <w:lsdException w:name="Table List 2" w:semiHidden="1" w:unhideWhenUsed="1"/>
-    <w:lsdException w:name="Table List 3" w:semiHidden="1" w:unhideWhenUsed="1"/>
-    <w:lsdException w:name="Table List 4" w:semiHidden="1" w:unhideWhenUsed="1"/>
-    <w:lsdException w:name="Table List 5" w:semiHidden="1" w:unhideWhenUsed="1"/>
-    <w:lsdException w:name="Table List 6" w:semiHidden="1" w:unhideWhenUsed="1"/>
-    <w:lsdException w:name="Table List 7" w:semiHidden="1" w:unhideWhenUsed="1"/>
-    <w:lsdException w:name="Table List 8" w:semiHidden="1" w:unhideWhenUsed="1"/>
-    <w:lsdException w:name="Table 3D effects 1" w:semiHidden="1" w:unhideWhenUsed="1"/>
-    <w:lsdException w:name="Table 3D effects 2" w:semiHidden="1" w:unhideWhenUsed="1"/>
-    <w:lsdException w:name="Table 3D effects 3" w:semiHidden="1" w:unhideWhenUsed="1"/>
-    <w:lsdException w:name="Table Contemporary" w:semiHidden="1" w:unhideWhenUsed="1"/>
-    <w:lsdException w:name="Table Elegant" w:semiHidden="1" w:unhideWhenUsed="1"/>
-    <w:lsdException w:name="Table Professional" w:semiHidden="1" w:unhideWhenUsed="1"/>
-    <w:lsdException w:name="Table Subtle 1" w:semiHidden="1" w:unhideWhenUsed="1"/>
-    <w:lsdException w:name="Table Subtle 2" w:semiHidden="1" w:unhideWhenUsed="1"/>
-    <w:lsdException w:name="Table Web 1" w:semiHidden="1" w:unhideWhenUsed="1"/>
-    <w:lsdException w:name="Table Web 2" w:semiHidden="1" w:unhideWhenUsed="1"/>
-    <w:lsdException w:name="Table Web 3" w:semiHidden="1" w:unhideWhenUsed="1"/>
-    <w:lsdException w:name="Balloon Text" w:semiHidden="1" w:unhideWhenUsed="1"/>
-    <w:lsdException w:name="Table Grid" w:uiPriority="39" w:qFormat="1"/>
-    <w:lsdException w:name="Table Theme" w:semiHidden="1" w:unhideWhenUsed="1"/>
-    <w:lsdException w:name="Placeholder Text" w:semiHidden="1" w:unhideWhenUsed="1"/>
-    <w:lsdException w:name="No Spacing" w:semiHidden="1" w:unhideWhenUsed="1"/>
-    <w:lsdException w:name="Light Shading" w:uiPriority="60"/>
-    <w:lsdException w:name="Light List" w:uiPriority="61"/>
-    <w:lsdException w:name="Light Grid" w:uiPriority="62"/>
-    <w:lsdException w:name="Medium Shading 1" w:uiPriority="63"/>
-    <w:lsdException w:name="Medium Shading 2" w:uiPriority="64"/>
-    <w:lsdException w:name="Medium List 1" w:uiPriority="65"/>
-    <w:lsdException w:name="Medium List 2" w:uiPriority="66"/>
-    <w:lsdException w:name="Medium Grid 1" w:uiPriority="67"/>
-    <w:lsdException w:name="Medium Grid 2" w:uiPriority="68"/>
-    <w:lsdException w:name="Medium Grid 3" w:uiPriority="69"/>
-    <w:lsdException w:name="Dark List" w:uiPriority="70"/>
-    <w:lsdException w:name="Colorful Shading" w:uiPriority="71"/>
-    <w:lsdException w:name="Colorful List" w:uiPriority="72"/>
-    <w:lsdException w:name="Colorful Grid" w:uiPriority="73"/>
-    <w:lsdException w:name="Light Shading Accent 1" w:uiPriority="60"/>
-    <w:lsdException w:name="Light List Accent 1" w:uiPriority="61"/>
-    <w:lsdException w:name="Light Grid Accent 1" w:uiPriority="62"/>
-    <w:lsdException w:name="Medium Shading 1 Accent 1" w:uiPriority="63"/>
-    <w:lsdException w:name="Medium Shading 2 Accent 1" w:uiPriority="64"/>
-    <w:lsdException w:name="Medium List 1 Accent 1" w:uiPriority="65"/>
-    <w:lsdException w:name="Revision" w:semiHidden="1" w:unhideWhenUsed="1"/>
-    <w:lsdException w:name="List Paragraph" w:uiPriority="34" w:qFormat="1"/>
-    <w:lsdException w:name="Quote" w:uiPriority="29" w:qFormat="1"/>
-    <w:lsdException w:name="Intense Quote" w:uiPriority="30" w:qFormat="1"/>
-    <w:lsdException w:name="Medium List 2 Accent 1" w:uiPriority="66"/>
-    <w:lsdException w:name="Medium Grid 1 Accent 1" w:uiPriority="67"/>
-    <w:lsdException w:name="Medium Grid 2 Accent 1" w:uiPriority="68"/>
-    <w:lsdException w:name="Medium Grid 3 Accent 1" w:uiPriority="69"/>
-    <w:lsdException w:name="Dark List Accent 1" w:uiPriority="70"/>
-    <w:lsdException w:name="Colorful Shading Accent 1" w:uiPriority="71"/>
-    <w:lsdException w:name="Colorful List Accent 1" w:uiPriority="72"/>
-    <w:lsdException w:name="Colorful Grid Accent 1" w:uiPriority="73"/>
-    <w:lsdException w:name="Light Shading Accent 2" w:uiPriority="60"/>
-    <w:lsdException w:name="Light List Accent 2" w:uiPriority="61"/>
-    <w:lsdException w:name="Light Grid Accent 2" w:uiPriority="62"/>
-    <w:lsdException w:name="Medium Shading 1 Accent 2" w:uiPriority="63"/>
-    <w:lsdException w:name="Medium Shading 2 Accent 2" w:uiPriority="64"/>
-    <w:lsdException w:name="Medium List 1 Accent 2" w:uiPriority="65"/>
-    <w:lsdException w:name="Medium List 2 Accent 2" w:uiPriority="66"/>
-    <w:lsdException w:name="Medium Grid 1 Accent 2" w:uiPriority="67"/>
-    <w:lsdException w:name="Medium Grid 2 Accent 2" w:uiPriority="68"/>
-    <w:lsdException w:name="Medium Grid 3 Accent 2" w:uiPriority="69"/>
-    <w:lsdException w:name="Dark List Accent 2" w:uiPriority="70"/>
-    <w:lsdException w:name="Colorful Shading Accent 2" w:uiPriority="71"/>
-    <w:lsdException w:name="Colorful List Accent 2" w:uiPriority="72"/>
-    <w:lsdException w:name="Colorful Grid Accent 2" w:uiPriority="73"/>
-    <w:lsdException w:name="Light Shading Accent 3" w:uiPriority="60"/>
-    <w:lsdException w:name="Light List Accent 3" w:uiPriority="61"/>
-    <w:lsdException w:name="Light Grid Accent 3" w:uiPriority="62"/>
-    <w:lsdException w:name="Medium Shading 1 Accent 3" w:uiPriority="63"/>
-    <w:lsdException w:name="Medium Shading 2 Accent 3" w:uiPriority="64"/>
-    <w:lsdException w:name="Medium List 1 Accent 3" w:uiPriority="65"/>
-    <w:lsdException w:name="Medium List 2 Accent 3" w:uiPriority="66"/>
-    <w:lsdException w:name="Medium Grid 1 Accent 3" w:uiPriority="67"/>
-    <w:lsdException w:name="Medium Grid 2 Accent 3" w:uiPriority="68"/>
-    <w:lsdException w:name="Medium Grid 3 Accent 3" w:uiPriority="69"/>
-    <w:lsdException w:name="Dark List Accent 3" w:uiPriority="70"/>
-    <w:lsdException w:name="Colorful Shading Accent 3" w:uiPriority="71"/>
-    <w:lsdException w:name="Colorful List Accent 3" w:uiPriority="72"/>
-    <w:lsdException w:name="Colorful Grid Accent 3" w:uiPriority="73"/>
-    <w:lsdException w:name="Light Shading Accent 4" w:uiPriority="60"/>
-    <w:lsdException w:name="Light List Accent 4" w:uiPriority="61"/>
-    <w:lsdException w:name="Light Grid Accent 4" w:uiPriority="62"/>
-    <w:lsdException w:name="Medium Shading 1 Accent 4" w:uiPriority="63"/>
-    <w:lsdException w:name="Medium Shading 2 Accent 4" w:uiPriority="64"/>
-    <w:lsdException w:name="Medium List 1 Accent 4" w:uiPriority="65"/>
-    <w:lsdException w:name="Medium List 2 Accent 4" w:uiPriority="66"/>
-    <w:lsdException w:name="Medium Grid 1 Accent 4" w:uiPriority="67"/>
-    <w:lsdException w:name="Medium Grid 2 Accent 4" w:uiPriority="68"/>
-    <w:lsdException w:name="Medium Grid 3 Accent 4" w:uiPriority="69"/>
-    <w:lsdException w:name="Dark List Accent 4" w:uiPriority="70"/>
-    <w:lsdException w:name="Colorful Shading Accent 4" w:uiPriority="71"/>
-    <w:lsdException w:name="Colorful List Accent 4" w:uiPriority="72"/>
-    <w:lsdException w:name="Colorful Grid Accent 4" w:uiPriority="73"/>
-    <w:lsdException w:name="Light Shading Accent 5" w:uiPriority="60"/>
-    <w:lsdException w:name="Light List Accent 5" w:uiPriority="61"/>
-    <w:lsdException w:name="Light Grid Accent 5" w:uiPriority="62"/>
-    <w:lsdException w:name="Medium Shading 1 Accent 5" w:uiPriority="63"/>
-    <w:lsdException w:name="Medium Shading 2 Accent 5" w:uiPriority="64"/>
-    <w:lsdException w:name="Medium List 1 Accent 5" w:uiPriority="65"/>
-    <w:lsdException w:name="Medium List 2 Accent 5" w:uiPriority="66"/>
-    <w:lsdException w:name="Medium Grid 1 Accent 5" w:uiPriority="67"/>
-    <w:lsdException w:name="Medium Grid 2 Accent 5" w:uiPriority="68"/>
-    <w:lsdException w:name="Medium Grid 3 Accent 5" w:uiPriority="69"/>
-    <w:lsdException w:name="Dark List Accent 5" w:uiPriority="70"/>
-    <w:lsdException w:name="Colorful Shading Accent 5" w:uiPriority="71"/>
-    <w:lsdException w:name="Colorful List Accent 5" w:uiPriority="72"/>
-    <w:lsdException w:name="Colorful Grid Accent 5" w:uiPriority="73"/>
-    <w:lsdException w:name="Light Shading Accent 6" w:uiPriority="60"/>
-    <w:lsdException w:name="Light List Accent 6" w:uiPriority="61"/>
-    <w:lsdException w:name="Light Grid Accent 6" w:uiPriority="62"/>
-    <w:lsdException w:name="Medium Shading 1 Accent 6" w:uiPriority="63"/>
-    <w:lsdException w:name="Medium Shading 2 Accent 6" w:uiPriority="64"/>
-    <w:lsdException w:name="Medium List 1 Accent 6" w:uiPriority="65"/>
-    <w:lsdException w:name="Medium List 2 Accent 6" w:uiPriority="66"/>
-    <w:lsdException w:name="Medium Grid 1 Accent 6" w:uiPriority="67"/>
-    <w:lsdException w:name="Medium Grid 2 Accent 6" w:uiPriority="68"/>
-    <w:lsdException w:name="Medium Grid 3 Accent 6" w:uiPriority="69"/>
-    <w:lsdException w:name="Dark List Accent 6" w:uiPriority="70"/>
-    <w:lsdException w:name="Colorful Shading Accent 6" w:uiPriority="71"/>
-    <w:lsdException w:name="Colorful List Accent 6" w:uiPriority="72"/>
-    <w:lsdException w:name="Colorful Grid Accent 6" w:uiPriority="73"/>
-    <w:lsdException w:name="Subtle Emphasis" w:uiPriority="19" w:qFormat="1"/>
-    <w:lsdException w:name="Intense Emphasis" w:uiPriority="21" w:qFormat="1"/>
-    <w:lsdException w:name="Subtle Reference" w:uiPriority="31" w:qFormat="1"/>
-    <w:lsdException w:name="Intense Reference" w:uiPriority="32" w:qFormat="1"/>
-    <w:lsdException w:name="Book Title" w:uiPriority="33" w:qFormat="1"/>
-    <w:lsdException w:name="Bibliography" w:semiHidden="1" w:uiPriority="37" w:unhideWhenUsed="1"/>
-    <w:lsdException w:name="TOC Heading" w:semiHidden="1" w:uiPriority="39" w:unhideWhenUsed="1" w:qFormat="1"/>
-    <w:lsdException w:name="Plain Table 1" w:uiPriority="41"/>
-    <w:lsdException w:name="Plain Table 2" w:uiPriority="42"/>
-    <w:lsdException w:name="Plain Table 3" w:uiPriority="43"/>
-    <w:lsdException w:name="Plain Table 4" w:uiPriority="44"/>
-    <w:lsdException w:name="Plain Table 5" w:uiPriority="45"/>
-    <w:lsdException w:name="Grid Table Light" w:uiPriority="40"/>
-    <w:lsdException w:name="Grid Table 1 Light" w:uiPriority="46"/>
-    <w:lsdException w:name="Grid Table 2" w:uiPriority="47"/>
-    <w:lsdException w:name="Grid Table 3" w:uiPriority="48"/>
-    <w:lsdException w:name="Grid Table 4" w:uiPriority="49"/>
-    <w:lsdException w:name="Grid Table 5 Dark" w:uiPriority="50"/>
-    <w:lsdException w:name="Grid Table 6 Colorful" w:uiPriority="51"/>
-    <w:lsdException w:name="Grid Table 7 Colorful" w:uiPriority="52"/>
-    <w:lsdException w:name="Grid Table 1 Light Accent 1" w:uiPriority="46"/>
-    <w:lsdException w:name="Grid Table 2 Accent 1" w:uiPriority="47"/>
-    <w:lsdException w:name="Grid Table 3 Accent 1" w:uiPriority="48"/>
-    <w:lsdException w:name="Grid Table 4 Accent 1" w:uiPriority="49"/>
-    <w:lsdException w:name="Grid Table 5 Dark Accent 1" w:uiPriority="50"/>
-    <w:lsdException w:name="Grid Table 6 Colorful Accent 1" w:uiPriority="51"/>
-    <w:lsdException w:name="Grid Table 7 Colorful Accent 1" w:uiPriority="52"/>
-    <w:lsdException w:name="Grid Table 1 Light Accent 2" w:uiPriority="46"/>
-    <w:lsdException w:name="Grid Table 2 Accent 2" w:uiPriority="47"/>
-    <w:lsdException w:name="Grid Table 3 Accent 2" w:uiPriority="48"/>
-    <w:lsdException w:name="Grid Table 4 Accent 2" w:uiPriority="49"/>
-    <w:lsdException w:name="Grid Table 5 Dark Accent 2" w:uiPriority="50"/>
-    <w:lsdException w:name="Grid Table 6 Colorful Accent 2" w:uiPriority="51"/>
-    <w:lsdException w:name="Grid Table 7 Colorful Accent 2" w:uiPriority="52"/>
-    <w:lsdException w:name="Grid Table 1 Light Accent 3" w:uiPriority="46"/>
-    <w:lsdException w:name="Grid Table 2 Accent 3" w:uiPriority="47"/>
-    <w:lsdException w:name="Grid Table 3 Accent 3" w:uiPriority="48"/>
-    <w:lsdException w:name="Grid Table 4 Accent 3" w:uiPriority="49"/>
-    <w:lsdException w:name="Grid Table 5 Dark Accent 3" w:uiPriority="50"/>
-    <w:lsdException w:name="Grid Table 6 Colorful Accent 3" w:uiPriority="51"/>
-    <w:lsdException w:name="Grid Table 7 Colorful Accent 3" w:uiPriority="52"/>
-    <w:lsdException w:name="Grid Table 1 Light Accent 4" w:uiPriority="46"/>
-    <w:lsdException w:name="Grid Table 2 Accent 4" w:uiPriority="47"/>
-    <w:lsdException w:name="Grid Table 3 Accent 4" w:uiPriority="48"/>
-    <w:lsdException w:name="Grid Table 4 Accent 4" w:uiPriority="49"/>
-    <w:lsdException w:name="Grid Table 5 Dark Accent 4" w:uiPriority="50"/>
-    <w:lsdException w:name="Grid Table 6 Colorful Accent 4" w:uiPriority="51"/>
-    <w:lsdException w:name="Grid Table 7 Colorful Accent 4" w:uiPriority="52"/>
-    <w:lsdException w:name="Grid Table 1 Light Accent 5" w:uiPriority="46"/>
-    <w:lsdException w:name="Grid Table 2 Accent 5" w:uiPriority="47"/>
-    <w:lsdException w:name="Grid Table 3 Accent 5" w:uiPriority="48"/>
-    <w:lsdException w:name="Grid Table 4 Accent 5" w:uiPriority="49"/>
-    <w:lsdException w:name="Grid Table 5 Dark Accent 5" w:uiPriority="50"/>
-    <w:lsdException w:name="Grid Table 6 Colorful Accent 5" w:uiPriority="51"/>
-    <w:lsdException w:name="Grid Table 7 Colorful Accent 5" w:uiPriority="52"/>
-    <w:lsdException w:name="Grid Table 1 Light Accent 6" w:uiPriority="46"/>
-    <w:lsdException w:name="Grid Table 2 Accent 6" w:uiPriority="47"/>
-    <w:lsdException w:name="Grid Table 3 Accent 6" w:uiPriority="48"/>
-    <w:lsdException w:name="Grid Table 4 Accent 6" w:uiPriority="49"/>
-    <w:lsdException w:name="Grid Table 5 Dark Accent 6" w:uiPriority="50"/>
-    <w:lsdException w:name="Grid Table 6 Colorful Accent 6" w:uiPriority="51"/>
-    <w:lsdException w:name="Grid Table 7 Colorful Accent 6" w:uiPriority="52"/>
-    <w:lsdException w:name="List Table 1 Light" w:uiPriority="46"/>
-    <w:lsdException w:name="List Table 2" w:uiPriority="47"/>
-    <w:lsdException w:name="List Table 3" w:uiPriority="48"/>
-    <w:lsdException w:name="List Table 4" w:uiPriority="49"/>
-    <w:lsdException w:name="List Table 5 Dark" w:uiPriority="50"/>
-    <w:lsdException w:name="List Table 6 Colorful" w:uiPriority="51"/>
-    <w:lsdException w:name="List Table 7 Colorful" w:uiPriority="52"/>
-    <w:lsdException w:name="List Table 1 Light Accent 1" w:uiPriority="46"/>
-    <w:lsdException w:name="List Table 2 Accent 1" w:uiPriority="47"/>
-    <w:lsdException w:name="List Table 3 Accent 1" w:uiPriority="48"/>
-    <w:lsdException w:name="List Table 4 Accent 1" w:uiPriority="49"/>
-    <w:lsdException w:name="List Table 5 Dark Accent 1" w:uiPriority="50"/>
-    <w:lsdException w:name="List Table 6 Colorful Accent 1" w:uiPriority="51"/>
-    <w:lsdException w:name="List Table 7 Colorful Accent 1" w:uiPriority="52"/>
-    <w:lsdException w:name="List Table 1 Light Accent 2" w:uiPriority="46"/>
-    <w:lsdException w:name="List Table 2 Accent 2" w:uiPriority="47"/>
-    <w:lsdException w:name="List Table 3 Accent 2" w:uiPriority="48"/>
-    <w:lsdException w:name="List Table 4 Accent 2" w:uiPriority="49"/>
-    <w:lsdException w:name="List Table 5 Dark Accent 2" w:uiPriority="50"/>
-    <w:lsdException w:name="List Table 6 Colorful Accent 2" w:uiPriority="51"/>
-    <w:lsdException w:name="List Table 7 Colorful Accent 2" w:uiPriority="52"/>
-    <w:lsdException w:name="List Table 1 Light Accent 3" w:uiPriority="46"/>
-    <w:lsdException w:name="List Table 2 Accent 3" w:uiPriority="47"/>
-    <w:lsdException w:name="List Table 3 Accent 3" w:uiPriority="48"/>
-    <w:lsdException w:name="List Table 4 Accent 3" w:uiPriority="49"/>
-    <w:lsdException w:name="List Table 5 Dark Accent 3" w:uiPriority="50"/>
-    <w:lsdException w:name="List Table 6 Colorful Accent 3" w:uiPriority="51"/>
-    <w:lsdException w:name="List Table 7 Colorful Accent 3" w:uiPriority="52"/>
-    <w:lsdException w:name="List Table 1 Light Accent 4" w:uiPriority="46"/>
-    <w:lsdException w:name="List Table 2 Accent 4" w:uiPriority="47"/>
-    <w:lsdException w:name="List Table 3 Accent 4" w:uiPriority="48"/>
-    <w:lsdException w:name="List Table 4 Accent 4" w:uiPriority="49"/>
-    <w:lsdException w:name="List Table 5 Dark Accent 4" w:uiPriority="50"/>
-    <w:lsdException w:name="List Table 6 Colorful Accent 4" w:uiPriority="51"/>
-    <w:lsdException w:name="List Table 7 Colorful Accent 4" w:uiPriority="52"/>
-    <w:lsdException w:name="List Table 1 Light Accent 5" w:uiPriority="46"/>
-    <w:lsdException w:name="List Table 2 Accent 5" w:uiPriority="47"/>
-    <w:lsdException w:name="List Table 3 Accent 5" w:uiPriority="48"/>
-    <w:lsdException w:name="List Table 4 Accent 5" w:uiPriority="49"/>
-    <w:lsdException w:name="List Table 5 Dark Accent 5" w:uiPriority="50"/>
-    <w:lsdException w:name="List Table 6 Colorful Accent 5" w:uiPriority="51"/>
-    <w:lsdException w:name="List Table 7 Colorful Accent 5" w:uiPriority="52"/>
-    <w:lsdException w:name="List Table 1 Light Accent 6" w:uiPriority="46"/>
-    <w:lsdException w:name="List Table 2 Accent 6" w:uiPriority="47"/>
-    <w:lsdException w:name="List Table 3 Accent 6" w:uiPriority="48"/>
-    <w:lsdException w:name="List Table 4 Accent 6" w:uiPriority="49"/>
-    <w:lsdException w:name="List Table 5 Dark Accent 6" w:uiPriority="50"/>
-    <w:lsdException w:name="List Table 6 Colorful Accent 6" w:uiPriority="51"/>
-    <w:lsdException w:name="List Table 7 Colorful Accent 6" w:uiPriority="52"/>
-    <w:lsdException w:name="Mention" w:semiHidden="1" w:unhideWhenUsed="1"/>
-    <w:lsdException w:name="Smart Hyperlink" w:semiHidden="1" w:unhideWhenUsed="1"/>
-    <w:lsdException w:name="Hashtag" w:semiHidden="1" w:unhideWhenUsed="1"/>
-    <w:lsdException w:name="Unresolved Mention" w:semiHidden="1" w:unhideWhenUsed="1"/>
-    <w:lsdException w:name="Smart Link" w:semiHidden="1" w:unhideWhenUsed="1"/>
+  <w:latentStyles w:count="260" w:defQFormat="0" w:defUnhideWhenUsed="1" w:defSemiHidden="1" w:defUIPriority="99" w:defLockedState="0">
+    <w:lsdException w:qFormat="1" w:unhideWhenUsed="0" w:uiPriority="0" w:semiHidden="0" w:name="Normal"/>
+    <w:lsdException w:qFormat="1" w:unhideWhenUsed="0" w:uiPriority="9" w:semiHidden="0" w:name="heading 1"/>
+    <w:lsdException w:qFormat="1" w:uiPriority="9" w:semiHidden="0" w:name="heading 2"/>
+    <w:lsdException w:qFormat="1" w:uiPriority="9" w:semiHidden="0" w:name="heading 3"/>
+    <w:lsdException w:qFormat="1" w:uiPriority="9" w:semiHidden="0" w:name="heading 4"/>
+    <w:lsdException w:qFormat="1" w:uiPriority="9" w:name="heading 5"/>
+    <w:lsdException w:qFormat="1" w:uiPriority="9" w:name="heading 6"/>
+    <w:lsdException w:qFormat="1" w:uiPriority="9" w:name="heading 7"/>
+    <w:lsdException w:qFormat="1" w:uiPriority="9" w:name="heading 8"/>
+    <w:lsdException w:qFormat="1" w:uiPriority="9" w:name="heading 9"/>
+    <w:lsdException w:uiPriority="99" w:name="index 1"/>
+    <w:lsdException w:uiPriority="99" w:name="index 2"/>
+    <w:lsdException w:uiPriority="99" w:name="index 3"/>
+    <w:lsdException w:uiPriority="99" w:name="index 4"/>
+    <w:lsdException w:uiPriority="99" w:name="index 5"/>
+    <w:lsdException w:uiPriority="99" w:name="index 6"/>
+    <w:lsdException w:uiPriority="99" w:name="index 7"/>
+    <w:lsdException w:uiPriority="99" w:name="index 8"/>
+    <w:lsdException w:uiPriority="99" w:name="index 9"/>
+    <w:lsdException w:uiPriority="39" w:name="toc 1"/>
+    <w:lsdException w:uiPriority="39" w:name="toc 2"/>
+    <w:lsdException w:uiPriority="39" w:name="toc 3"/>
+    <w:lsdException w:uiPriority="39" w:name="toc 4"/>
+    <w:lsdException w:uiPriority="39" w:name="toc 5"/>
+    <w:lsdException w:uiPriority="39" w:name="toc 6"/>
+    <w:lsdException w:uiPriority="39" w:name="toc 7"/>
+    <w:lsdException w:uiPriority="39" w:name="toc 8"/>
+    <w:lsdException w:uiPriority="39" w:name="toc 9"/>
+    <w:lsdException w:uiPriority="99" w:name="Normal Indent"/>
+    <w:lsdException w:uiPriority="99" w:name="footnote text"/>
+    <w:lsdException w:uiPriority="99" w:name="annotation text"/>
+    <w:lsdException w:qFormat="1" w:uiPriority="99" w:semiHidden="0" w:name="header"/>
+    <w:lsdException w:qFormat="1" w:uiPriority="99" w:semiHidden="0" w:name="footer"/>
+    <w:lsdException w:uiPriority="99" w:name="index heading"/>
+    <w:lsdException w:qFormat="1" w:uiPriority="35" w:name="caption"/>
+    <w:lsdException w:uiPriority="99" w:name="table of figures"/>
+    <w:lsdException w:uiPriority="99" w:name="envelope address"/>
+    <w:lsdException w:uiPriority="99" w:name="envelope return"/>
+    <w:lsdException w:uiPriority="99" w:name="footnote reference"/>
+    <w:lsdException w:uiPriority="99" w:name="annotation reference"/>
+    <w:lsdException w:uiPriority="99" w:name="line number"/>
+    <w:lsdException w:uiPriority="99" w:name="page number"/>
+    <w:lsdException w:uiPriority="99" w:name="endnote reference"/>
+    <w:lsdException w:uiPriority="99" w:name="endnote text"/>
+    <w:lsdException w:uiPriority="99" w:name="table of authorities"/>
+    <w:lsdException w:uiPriority="99" w:name="macro"/>
+    <w:lsdException w:uiPriority="99" w:name="toa heading"/>
+    <w:lsdException w:uiPriority="99" w:name="List"/>
+    <w:lsdException w:uiPriority="99" w:name="List Bullet"/>
+    <w:lsdException w:uiPriority="99" w:name="List Number"/>
+    <w:lsdException w:uiPriority="99" w:name="List 2"/>
+    <w:lsdException w:uiPriority="99" w:name="List 3"/>
+    <w:lsdException w:uiPriority="99" w:name="List 4"/>
+    <w:lsdException w:uiPriority="99" w:name="List 5"/>
+    <w:lsdException w:uiPriority="99" w:name="List Bullet 2"/>
+    <w:lsdException w:uiPriority="99" w:name="List Bullet 3"/>
+    <w:lsdException w:uiPriority="99" w:name="List Bullet 4"/>
+    <w:lsdException w:uiPriority="99" w:name="List Bullet 5"/>
+    <w:lsdException w:uiPriority="99" w:name="List Number 2"/>
+    <w:lsdException w:uiPriority="99" w:name="List Number 3"/>
+    <w:lsdException w:uiPriority="99" w:name="List Number 4"/>
+    <w:lsdException w:uiPriority="99" w:name="List Number 5"/>
+    <w:lsdException w:qFormat="1" w:unhideWhenUsed="0" w:uiPriority="10" w:semiHidden="0" w:name="Title"/>
+    <w:lsdException w:uiPriority="99" w:name="Closing"/>
+    <w:lsdException w:uiPriority="99" w:name="Signature"/>
+    <w:lsdException w:qFormat="1" w:uiPriority="1" w:name="Default Paragraph Font"/>
+    <w:lsdException w:uiPriority="99" w:name="Body Text"/>
+    <w:lsdException w:uiPriority="99" w:name="Body Text Indent"/>
+    <w:lsdException w:uiPriority="99" w:name="List Continue"/>
+    <w:lsdException w:uiPriority="99" w:name="List Continue 2"/>
+    <w:lsdException w:uiPriority="99" w:name="List Continue 3"/>
+    <w:lsdException w:uiPriority="99" w:name="List Continue 4"/>
+    <w:lsdException w:uiPriority="99" w:name="List Continue 5"/>
+    <w:lsdException w:uiPriority="99" w:name="Message Header"/>
+    <w:lsdException w:qFormat="1" w:unhideWhenUsed="0" w:uiPriority="11" w:semiHidden="0" w:name="Subtitle"/>
+    <w:lsdException w:uiPriority="99" w:name="Salutation"/>
+    <w:lsdException w:uiPriority="99" w:name="Date"/>
+    <w:lsdException w:uiPriority="99" w:name="Body Text First Indent"/>
+    <w:lsdException w:uiPriority="99" w:name="Body Text First Indent 2"/>
+    <w:lsdException w:uiPriority="99" w:name="Note Heading"/>
+    <w:lsdException w:uiPriority="99" w:name="Body Text 2"/>
+    <w:lsdException w:uiPriority="99" w:name="Body Text 3"/>
+    <w:lsdException w:uiPriority="99" w:name="Body Text Indent 2"/>
+    <w:lsdException w:uiPriority="99" w:name="Body Text Indent 3"/>
+    <w:lsdException w:uiPriority="99" w:name="Block Text"/>
+    <w:lsdException w:uiPriority="99" w:name="Hyperlink"/>
+    <w:lsdException w:uiPriority="99" w:name="FollowedHyperlink"/>
+    <w:lsdException w:qFormat="1" w:unhideWhenUsed="0" w:uiPriority="22" w:semiHidden="0" w:name="Strong"/>
+    <w:lsdException w:qFormat="1" w:unhideWhenUsed="0" w:uiPriority="20" w:semiHidden="0" w:name="Emphasis"/>
+    <w:lsdException w:uiPriority="99" w:name="Document Map"/>
+    <w:lsdException w:uiPriority="99" w:name="Plain Text"/>
+    <w:lsdException w:uiPriority="99" w:name="E-mail Signature"/>
+    <w:lsdException w:uiPriority="99" w:name="Normal (Web)"/>
+    <w:lsdException w:uiPriority="99" w:name="HTML Acronym"/>
+    <w:lsdException w:uiPriority="99" w:name="HTML Address"/>
+    <w:lsdException w:uiPriority="99" w:name="HTML Cite"/>
+    <w:lsdException w:uiPriority="99" w:name="HTML Code"/>
+    <w:lsdException w:uiPriority="99" w:name="HTML Definition"/>
+    <w:lsdException w:uiPriority="99" w:name="HTML Keyboard"/>
+    <w:lsdException w:uiPriority="99" w:name="HTML Preformatted"/>
+    <w:lsdException w:uiPriority="99" w:name="HTML Sample"/>
+    <w:lsdException w:uiPriority="99" w:name="HTML Typewriter"/>
+    <w:lsdException w:uiPriority="99" w:name="HTML Variable"/>
+    <w:lsdException w:qFormat="1" w:uiPriority="99" w:name="Normal Table"/>
+    <w:lsdException w:uiPriority="99" w:name="annotation subject"/>
+    <w:lsdException w:uiPriority="99" w:name="Table Simple 1"/>
+    <w:lsdException w:uiPriority="99" w:name="Table Simple 2"/>
+    <w:lsdException w:uiPriority="99" w:name="Table Simple 3"/>
+    <w:lsdException w:uiPriority="99" w:name="Table Classic 1"/>
+    <w:lsdException w:uiPriority="99" w:name="Table Classic 2"/>
+    <w:lsdException w:uiPriority="99" w:name="Table Classic 3"/>
+    <w:lsdException w:uiPriority="99" w:name="Table Classic 4"/>
+    <w:lsdException w:uiPriority="99" w:name="Table Colorful 1"/>
+    <w:lsdException w:uiPriority="99" w:name="Table Colorful 2"/>
+    <w:lsdException w:uiPriority="99" w:name="Table Colorful 3"/>
+    <w:lsdException w:uiPriority="99" w:name="Table Columns 1"/>
+    <w:lsdException w:uiPriority="99" w:name="Table Columns 2"/>
+    <w:lsdException w:uiPriority="99" w:name="Table Columns 3"/>
+    <w:lsdException w:uiPriority="99" w:name="Table Columns 4"/>
+    <w:lsdException w:uiPriority="99" w:name="Table Columns 5"/>
+    <w:lsdException w:uiPriority="99" w:name="Table Grid 1"/>
+    <w:lsdException w:uiPriority="99" w:name="Table Grid 2"/>
+    <w:lsdException w:uiPriority="99" w:name="Table Grid 3"/>
+    <w:lsdException w:uiPriority="99" w:name="Table Grid 4"/>
+    <w:lsdException w:uiPriority="99" w:name="Table Grid 5"/>
+    <w:lsdException w:uiPriority="99" w:name="Table Grid 6"/>
+    <w:lsdException w:uiPriority="99" w:name="Table Grid 7"/>
+    <w:lsdException w:uiPriority="99" w:name="Table Grid 8"/>
+    <w:lsdException w:uiPriority="99" w:name="Table List 1"/>
+    <w:lsdException w:uiPriority="99" w:name="Table List 2"/>
+    <w:lsdException w:uiPriority="99" w:name="Table List 3"/>
+    <w:lsdException w:uiPriority="99" w:name="Table List 4"/>
+    <w:lsdException w:uiPriority="99" w:name="Table List 5"/>
+    <w:lsdException w:uiPriority="99" w:name="Table List 6"/>
+    <w:lsdException w:uiPriority="99" w:name="Table List 7"/>
+    <w:lsdException w:uiPriority="99" w:name="Table List 8"/>
+    <w:lsdException w:uiPriority="99" w:name="Table 3D effects 1"/>
+    <w:lsdException w:uiPriority="99" w:name="Table 3D effects 2"/>
+    <w:lsdException w:uiPriority="99" w:name="Table 3D effects 3"/>
+    <w:lsdException w:uiPriority="99" w:name="Table Contemporary"/>
+    <w:lsdException w:uiPriority="99" w:name="Table Elegant"/>
+    <w:lsdException w:uiPriority="99" w:name="Table Professional"/>
+    <w:lsdException w:uiPriority="99" w:name="Table Subtle 1"/>
+    <w:lsdException w:uiPriority="99" w:name="Table Subtle 2"/>
+    <w:lsdException w:uiPriority="99" w:name="Table Web 1"/>
+    <w:lsdException w:uiPriority="99" w:name="Table Web 2"/>
+    <w:lsdException w:uiPriority="99" w:name="Table Web 3"/>
+    <w:lsdException w:uiPriority="99" w:name="Balloon Text"/>
+    <w:lsdException w:qFormat="1" w:unhideWhenUsed="0" w:uiPriority="39" w:semiHidden="0" w:name="Table Grid"/>
+    <w:lsdException w:uiPriority="99" w:name="Table Theme"/>
+    <w:lsdException w:unhideWhenUsed="0" w:uiPriority="60" w:semiHidden="0" w:name="Light Shading"/>
+    <w:lsdException w:unhideWhenUsed="0" w:uiPriority="61" w:semiHidden="0" w:name="Light List"/>
+    <w:lsdException w:unhideWhenUsed="0" w:uiPriority="62" w:semiHidden="0" w:name="Light Grid"/>
+    <w:lsdException w:unhideWhenUsed="0" w:uiPriority="63" w:semiHidden="0" w:name="Medium Shading 1"/>
+    <w:lsdException w:unhideWhenUsed="0" w:uiPriority="64" w:semiHidden="0" w:name="Medium Shading 2"/>
+    <w:lsdException w:unhideWhenUsed="0" w:uiPriority="65" w:semiHidden="0" w:name="Medium List 1"/>
+    <w:lsdException w:unhideWhenUsed="0" w:uiPriority="66" w:semiHidden="0" w:name="Medium List 2"/>
+    <w:lsdException w:unhideWhenUsed="0" w:uiPriority="67" w:semiHidden="0" w:name="Medium Grid 1"/>
+    <w:lsdException w:unhideWhenUsed="0" w:uiPriority="68" w:semiHidden="0" w:name="Medium Grid 2"/>
+    <w:lsdException w:unhideWhenUsed="0" w:uiPriority="69" w:semiHidden="0" w:name="Medium Grid 3"/>
+    <w:lsdException w:unhideWhenUsed="0" w:uiPriority="70" w:semiHidden="0" w:name="Dark List"/>
+    <w:lsdException w:unhideWhenUsed="0" w:uiPriority="71" w:semiHidden="0" w:name="Colorful Shading"/>
+    <w:lsdException w:unhideWhenUsed="0" w:uiPriority="72" w:semiHidden="0" w:name="Colorful List"/>
+    <w:lsdException w:unhideWhenUsed="0" w:uiPriority="73" w:semiHidden="0" w:name="Colorful Grid"/>
+    <w:lsdException w:unhideWhenUsed="0" w:uiPriority="60" w:semiHidden="0" w:name="Light Shading Accent 1"/>
+    <w:lsdException w:unhideWhenUsed="0" w:uiPriority="61" w:semiHidden="0" w:name="Light List Accent 1"/>
+    <w:lsdException w:unhideWhenUsed="0" w:uiPriority="62" w:semiHidden="0" w:name="Light Grid Accent 1"/>
+    <w:lsdException w:unhideWhenUsed="0" w:uiPriority="63" w:semiHidden="0" w:name="Medium Shading 1 Accent 1"/>
+    <w:lsdException w:unhideWhenUsed="0" w:uiPriority="64" w:semiHidden="0" w:name="Medium Shading 2 Accent 1"/>
+    <w:lsdException w:unhideWhenUsed="0" w:uiPriority="65" w:semiHidden="0" w:name="Medium List 1 Accent 1"/>
+    <w:lsdException w:qFormat="1" w:unhideWhenUsed="0" w:uiPriority="34" w:semiHidden="0" w:name="List Paragraph"/>
+    <w:lsdException w:qFormat="1" w:unhideWhenUsed="0" w:uiPriority="29" w:semiHidden="0" w:name="Quote"/>
+    <w:lsdException w:qFormat="1" w:unhideWhenUsed="0" w:uiPriority="30" w:semiHidden="0" w:name="Intense Quote"/>
+    <w:lsdException w:unhideWhenUsed="0" w:uiPriority="66" w:semiHidden="0" w:name="Medium List 2 Accent 1"/>
+    <w:lsdException w:unhideWhenUsed="0" w:uiPriority="67" w:semiHidden="0" w:name="Medium Grid 1 Accent 1"/>
+    <w:lsdException w:unhideWhenUsed="0" w:uiPriority="68" w:semiHidden="0" w:name="Medium Grid 2 Accent 1"/>
+    <w:lsdException w:unhideWhenUsed="0" w:uiPriority="69" w:semiHidden="0" w:name="Medium Grid 3 Accent 1"/>
+    <w:lsdException w:unhideWhenUsed="0" w:uiPriority="70" w:semiHidden="0" w:name="Dark List Accent 1"/>
+    <w:lsdException w:unhideWhenUsed="0" w:uiPriority="71" w:semiHidden="0" w:name="Colorful Shading Accent 1"/>
+    <w:lsdException w:unhideWhenUsed="0" w:uiPriority="72" w:semiHidden="0" w:name="Colorful List Accent 1"/>
+    <w:lsdException w:unhideWhenUsed="0" w:uiPriority="73" w:semiHidden="0" w:name="Colorful Grid Accent 1"/>
+    <w:lsdException w:unhideWhenUsed="0" w:uiPriority="60" w:semiHidden="0" w:name="Light Shading Accent 2"/>
+    <w:lsdException w:unhideWhenUsed="0" w:uiPriority="61" w:semiHidden="0" w:name="Light List Accent 2"/>
+    <w:lsdException w:unhideWhenUsed="0" w:uiPriority="62" w:semiHidden="0" w:name="Light Grid Accent 2"/>
+    <w:lsdException w:unhideWhenUsed="0" w:uiPriority="63" w:semiHidden="0" w:name="Medium Shading 1 Accent 2"/>
+    <w:lsdException w:unhideWhenUsed="0" w:uiPriority="64" w:semiHidden="0" w:name="Medium Shading 2 Accent 2"/>
+    <w:lsdException w:unhideWhenUsed="0" w:uiPriority="65" w:semiHidden="0" w:name="Medium List 1 Accent 2"/>
+    <w:lsdException w:unhideWhenUsed="0" w:uiPriority="66" w:semiHidden="0" w:name="Medium List 2 Accent 2"/>
+    <w:lsdException w:unhideWhenUsed="0" w:uiPriority="67" w:semiHidden="0" w:name="Medium Grid 1 Accent 2"/>
+    <w:lsdException w:unhideWhenUsed="0" w:uiPriority="68" w:semiHidden="0" w:name="Medium Grid 2 Accent 2"/>
+    <w:lsdException w:unhideWhenUsed="0" w:uiPriority="69" w:semiHidden="0" w:name="Medium Grid 3 Accent 2"/>
+    <w:lsdException w:unhideWhenUsed="0" w:uiPriority="70" w:semiHidden="0" w:name="Dark List Accent 2"/>
+    <w:lsdException w:unhideWhenUsed="0" w:uiPriority="71" w:semiHidden="0" w:name="Colorful Shading Accent 2"/>
+    <w:lsdException w:unhideWhenUsed="0" w:uiPriority="72" w:semiHidden="0" w:name="Colorful List Accent 2"/>
+    <w:lsdException w:unhideWhenUsed="0" w:uiPriority="73" w:semiHidden="0" w:name="Colorful Grid Accent 2"/>
+    <w:lsdException w:unhideWhenUsed="0" w:uiPriority="60" w:semiHidden="0" w:name="Light Shading Accent 3"/>
+    <w:lsdException w:unhideWhenUsed="0" w:uiPriority="61" w:semiHidden="0" w:name="Light List Accent 3"/>
+    <w:lsdException w:unhideWhenUsed="0" w:uiPriority="62" w:semiHidden="0" w:name="Light Grid Accent 3"/>
+    <w:lsdException w:unhideWhenUsed="0" w:uiPriority="63" w:semiHidden="0" w:name="Medium Shading 1 Accent 3"/>
+    <w:lsdException w:unhideWhenUsed="0" w:uiPriority="64" w:semiHidden="0" w:name="Medium Shading 2 Accent 3"/>
+    <w:lsdException w:unhideWhenUsed="0" w:uiPriority="65" w:semiHidden="0" w:name="Medium List 1 Accent 3"/>
+    <w:lsdException w:unhideWhenUsed="0" w:uiPriority="66" w:semiHidden="0" w:name="Medium List 2 Accent 3"/>
+    <w:lsdException w:unhideWhenUsed="0" w:uiPriority="67" w:semiHidden="0" w:name="Medium Grid 1 Accent 3"/>
+    <w:lsdException w:unhideWhenUsed="0" w:uiPriority="68" w:semiHidden="0" w:name="Medium Grid 2 Accent 3"/>
+    <w:lsdException w:unhideWhenUsed="0" w:uiPriority="69" w:semiHidden="0" w:name="Medium Grid 3 Accent 3"/>
+    <w:lsdException w:unhideWhenUsed="0" w:uiPriority="70" w:semiHidden="0" w:name="Dark List Accent 3"/>
+    <w:lsdException w:unhideWhenUsed="0" w:uiPriority="71" w:semiHidden="0" w:name="Colorful Shading Accent 3"/>
+    <w:lsdException w:unhideWhenUsed="0" w:uiPriority="72" w:semiHidden="0" w:name="Colorful List Accent 3"/>
+    <w:lsdException w:unhideWhenUsed="0" w:uiPriority="73" w:semiHidden="0" w:name="Colorful Grid Accent 3"/>
+    <w:lsdException w:unhideWhenUsed="0" w:uiPriority="60" w:semiHidden="0" w:name="Light Shading Accent 4"/>
+    <w:lsdException w:unhideWhenUsed="0" w:uiPriority="61" w:semiHidden="0" w:name="Light List Accent 4"/>
+    <w:lsdException w:unhideWhenUsed="0" w:uiPriority="62" w:semiHidden="0" w:name="Light Grid Accent 4"/>
+    <w:lsdException w:unhideWhenUsed="0" w:uiPriority="63" w:semiHidden="0" w:name="Medium Shading 1 Accent 4"/>
+    <w:lsdException w:unhideWhenUsed="0" w:uiPriority="64" w:semiHidden="0" w:name="Medium Shading 2 Accent 4"/>
+    <w:lsdException w:unhideWhenUsed="0" w:uiPriority="65" w:semiHidden="0" w:name="Medium List 1 Accent 4"/>
+    <w:lsdException w:unhideWhenUsed="0" w:uiPriority="66" w:semiHidden="0" w:name="Medium List 2 Accent 4"/>
+    <w:lsdException w:unhideWhenUsed="0" w:uiPriority="67" w:semiHidden="0" w:name="Medium Grid 1 Accent 4"/>
+    <w:lsdException w:unhideWhenUsed="0" w:uiPriority="68" w:semiHidden="0" w:name="Medium Grid 2 Accent 4"/>
+    <w:lsdException w:unhideWhenUsed="0" w:uiPriority="69" w:semiHidden="0" w:name="Medium Grid 3 Accent 4"/>
+    <w:lsdException w:unhideWhenUsed="0" w:uiPriority="70" w:semiHidden="0" w:name="Dark List Accent 4"/>
+    <w:lsdException w:unhideWhenUsed="0" w:uiPriority="71" w:semiHidden="0" w:name="Colorful Shading Accent 4"/>
+    <w:lsdException w:unhideWhenUsed="0" w:uiPriority="72" w:semiHidden="0" w:name="Colorful List Accent 4"/>
+    <w:lsdException w:unhideWhenUsed="0" w:uiPriority="73" w:semiHidden="0" w:name="Colorful Grid Accent 4"/>
+    <w:lsdException w:unhideWhenUsed="0" w:uiPriority="60" w:semiHidden="0" w:name="Light Shading Accent 5"/>
+    <w:lsdException w:unhideWhenUsed="0" w:uiPriority="61" w:semiHidden="0" w:name="Light List Accent 5"/>
+    <w:lsdException w:unhideWhenUsed="0" w:uiPriority="62" w:semiHidden="0" w:name="Light Grid Accent 5"/>
+    <w:lsdException w:unhideWhenUsed="0" w:uiPriority="63" w:semiHidden="0" w:name="Medium Shading 1 Accent 5"/>
+    <w:lsdException w:unhideWhenUsed="0" w:uiPriority="64" w:semiHidden="0" w:name="Medium Shading 2 Accent 5"/>
+    <w:lsdException w:unhideWhenUsed="0" w:uiPriority="65" w:semiHidden="0" w:name="Medium List 1 Accent 5"/>
+    <w:lsdException w:unhideWhenUsed="0" w:uiPriority="66" w:semiHidden="0" w:name="Medium List 2 Accent 5"/>
+    <w:lsdException w:unhideWhenUsed="0" w:uiPriority="67" w:semiHidden="0" w:name="Medium Grid 1 Accent 5"/>
+    <w:lsdException w:unhideWhenUsed="0" w:uiPriority="68" w:semiHidden="0" w:name="Medium Grid 2 Accent 5"/>
+    <w:lsdException w:unhideWhenUsed="0" w:uiPriority="69" w:semiHidden="0" w:name="Medium Grid 3 Accent 5"/>
+    <w:lsdException w:unhideWhenUsed="0" w:uiPriority="70" w:semiHidden="0" w:name="Dark List Accent 5"/>
+    <w:lsdException w:unhideWhenUsed="0" w:uiPriority="71" w:semiHidden="0" w:name="Colorful Shading Accent 5"/>
+    <w:lsdException w:unhideWhenUsed="0" w:uiPriority="72" w:semiHidden="0" w:name="Colorful List Accent 5"/>
+    <w:lsdException w:unhideWhenUsed="0" w:uiPriority="73" w:semiHidden="0" w:name="Colorful Grid Accent 5"/>
+    <w:lsdException w:unhideWhenUsed="0" w:uiPriority="60" w:semiHidden="0" w:name="Light Shading Accent 6"/>
+    <w:lsdException w:unhideWhenUsed="0" w:uiPriority="61" w:semiHidden="0" w:name="Light List Accent 6"/>
+    <w:lsdException w:unhideWhenUsed="0" w:uiPriority="62" w:semiHidden="0" w:name="Light Grid Accent 6"/>
+    <w:lsdException w:unhideWhenUsed="0" w:uiPriority="63" w:semiHidden="0" w:name="Medium Shading 1 Accent 6"/>
+    <w:lsdException w:unhideWhenUsed="0" w:uiPriority="64" w:semiHidden="0" w:name="Medium Shading 2 Accent 6"/>
+    <w:lsdException w:unhideWhenUsed="0" w:uiPriority="65" w:semiHidden="0" w:name="Medium List 1 Accent 6"/>
+    <w:lsdException w:unhideWhenUsed="0" w:uiPriority="66" w:semiHidden="0" w:name="Medium List 2 Accent 6"/>
+    <w:lsdException w:unhideWhenUsed="0" w:uiPriority="67" w:semiHidden="0" w:name="Medium Grid 1 Accent 6"/>
+    <w:lsdException w:unhideWhenUsed="0" w:uiPriority="68" w:semiHidden="0" w:name="Medium Grid 2 Accent 6"/>
+    <w:lsdException w:unhideWhenUsed="0" w:uiPriority="69" w:semiHidden="0" w:name="Medium Grid 3 Accent 6"/>
+    <w:lsdException w:unhideWhenUsed="0" w:uiPriority="70" w:semiHidden="0" w:name="Dark List Accent 6"/>
+    <w:lsdException w:unhideWhenUsed="0" w:uiPriority="71" w:semiHidden="0" w:name="Colorful Shading Accent 6"/>
+    <w:lsdException w:unhideWhenUsed="0" w:uiPriority="72" w:semiHidden="0" w:name="Colorful List Accent 6"/>
+    <w:lsdException w:unhideWhenUsed="0" w:uiPriority="73" w:semiHidden="0" w:name="Colorful Grid Accent 6"/>
   </w:latentStyles>
-  <w:style w:type="paragraph" w:default="1" w:styleId="a">
+  <w:style w:type="paragraph" w:default="1" w:styleId="1">
     <w:name w:val="Normal"/>
     <w:qFormat/>
+    <w:uiPriority w:val="0"/>
     <w:pPr>
       <w:widowControl w:val="0"/>
       <w:jc w:val="both"/>
     </w:pPr>
     <w:rPr>
-      <w:rFonts w:ascii="Times New Roman" w:eastAsia="方正书宋_GBK" w:hAnsi="Times New Roman"/>
+      <w:rFonts w:ascii="Times New Roman" w:hAnsi="Times New Roman" w:eastAsia="方正书宋_GBK" w:cstheme="minorBidi"/>
       <w:kern w:val="2"/>
       <w:sz w:val="21"/>
       <w:szCs w:val="22"/>
-    </w:rPr>
-  </w:style>
-  <w:style w:type="paragraph" w:styleId="1">
+      <w:lang w:val="en-US" w:eastAsia="zh-CN" w:bidi="ar-SA"/>
+    </w:rPr>
+  </w:style>
+  <w:style w:type="paragraph" w:styleId="2">
     <w:name w:val="heading 1"/>
-    <w:basedOn w:val="a"/>
-    <w:next w:val="a"/>
-    <w:link w:val="10"/>
+    <w:basedOn w:val="1"/>
+    <w:next w:val="1"/>
+    <w:link w:val="19"/>
+    <w:qFormat/>
     <w:uiPriority w:val="9"/>
-    <w:qFormat/>
     <w:pPr>
       <w:spacing w:before="480" w:after="80"/>
       <w:outlineLvl w:val="0"/>
@@ -1151,51 +1074,56 @@
       <w:szCs w:val="48"/>
     </w:rPr>
   </w:style>
-  <w:style w:type="paragraph" w:styleId="2">
+  <w:style w:type="paragraph" w:styleId="3">
     <w:name w:val="heading 2"/>
-    <w:basedOn w:val="a"/>
-    <w:next w:val="a"/>
+    <w:basedOn w:val="1"/>
+    <w:next w:val="1"/>
     <w:link w:val="20"/>
+    <w:unhideWhenUsed/>
+    <w:qFormat/>
     <w:uiPriority w:val="9"/>
-    <w:unhideWhenUsed/>
-    <w:qFormat/>
     <w:pPr>
       <w:spacing w:before="160" w:after="80"/>
       <w:outlineLvl w:val="1"/>
     </w:pPr>
     <w:rPr>
-      <w:rFonts w:asciiTheme="majorHAnsi" w:eastAsia="华文楷体" w:hAnsiTheme="majorHAnsi" w:cstheme="majorBidi"/>
+      <w:rFonts w:eastAsia="华文楷体" w:asciiTheme="majorHAnsi" w:hAnsiTheme="majorHAnsi" w:cstheme="majorBidi"/>
       <w:color w:val="000000" w:themeColor="text1"/>
       <w:sz w:val="28"/>
       <w:szCs w:val="40"/>
-    </w:rPr>
-  </w:style>
-  <w:style w:type="paragraph" w:styleId="3">
+      <w14:textFill>
+        <w14:solidFill>
+          <w14:schemeClr w14:val="tx1"/>
+        </w14:solidFill>
+      </w14:textFill>
+    </w:rPr>
+  </w:style>
+  <w:style w:type="paragraph" w:styleId="4">
     <w:name w:val="heading 3"/>
-    <w:basedOn w:val="a"/>
-    <w:next w:val="a"/>
-    <w:link w:val="30"/>
+    <w:basedOn w:val="1"/>
+    <w:next w:val="1"/>
+    <w:link w:val="21"/>
+    <w:unhideWhenUsed/>
+    <w:qFormat/>
     <w:uiPriority w:val="9"/>
-    <w:unhideWhenUsed/>
-    <w:qFormat/>
     <w:pPr>
       <w:spacing w:before="160" w:after="80"/>
       <w:outlineLvl w:val="2"/>
     </w:pPr>
     <w:rPr>
-      <w:rFonts w:asciiTheme="majorHAnsi" w:eastAsia="华文黑体" w:hAnsiTheme="majorHAnsi" w:cstheme="majorBidi"/>
-      <w:color w:val="2E74B5" w:themeColor="accent1" w:themeShade="BF"/>
+      <w:rFonts w:eastAsia="华文黑体" w:asciiTheme="majorHAnsi" w:hAnsiTheme="majorHAnsi" w:cstheme="majorBidi"/>
+      <w:color w:val="2E75B6" w:themeColor="accent1" w:themeShade="BF"/>
       <w:szCs w:val="32"/>
     </w:rPr>
   </w:style>
-  <w:style w:type="paragraph" w:styleId="4">
+  <w:style w:type="paragraph" w:styleId="5">
     <w:name w:val="heading 4"/>
-    <w:basedOn w:val="a"/>
-    <w:next w:val="a"/>
-    <w:link w:val="40"/>
+    <w:basedOn w:val="1"/>
+    <w:next w:val="1"/>
+    <w:link w:val="22"/>
+    <w:unhideWhenUsed/>
+    <w:qFormat/>
     <w:uiPriority w:val="9"/>
-    <w:unhideWhenUsed/>
-    <w:qFormat/>
     <w:pPr>
       <w:keepNext/>
       <w:keepLines/>
@@ -1204,20 +1132,20 @@
     </w:pPr>
     <w:rPr>
       <w:rFonts w:cstheme="majorBidi"/>
-      <w:color w:val="2E74B5" w:themeColor="accent1" w:themeShade="BF"/>
+      <w:color w:val="2E75B6" w:themeColor="accent1" w:themeShade="BF"/>
       <w:sz w:val="28"/>
       <w:szCs w:val="28"/>
     </w:rPr>
   </w:style>
-  <w:style w:type="paragraph" w:styleId="5">
+  <w:style w:type="paragraph" w:styleId="6">
     <w:name w:val="heading 5"/>
-    <w:basedOn w:val="a"/>
-    <w:next w:val="a"/>
-    <w:link w:val="50"/>
-    <w:uiPriority w:val="9"/>
+    <w:basedOn w:val="1"/>
+    <w:next w:val="1"/>
+    <w:link w:val="23"/>
     <w:semiHidden/>
     <w:unhideWhenUsed/>
     <w:qFormat/>
+    <w:uiPriority w:val="9"/>
     <w:pPr>
       <w:keepNext/>
       <w:keepLines/>
@@ -1226,20 +1154,20 @@
     </w:pPr>
     <w:rPr>
       <w:rFonts w:cstheme="majorBidi"/>
-      <w:color w:val="2E74B5" w:themeColor="accent1" w:themeShade="BF"/>
+      <w:color w:val="2E75B6" w:themeColor="accent1" w:themeShade="BF"/>
       <w:sz w:val="24"/>
       <w:szCs w:val="24"/>
     </w:rPr>
   </w:style>
-  <w:style w:type="paragraph" w:styleId="6">
+  <w:style w:type="paragraph" w:styleId="7">
     <w:name w:val="heading 6"/>
-    <w:basedOn w:val="a"/>
-    <w:next w:val="a"/>
-    <w:link w:val="60"/>
-    <w:uiPriority w:val="9"/>
+    <w:basedOn w:val="1"/>
+    <w:next w:val="1"/>
+    <w:link w:val="24"/>
     <w:semiHidden/>
     <w:unhideWhenUsed/>
     <w:qFormat/>
+    <w:uiPriority w:val="9"/>
     <w:pPr>
       <w:keepNext/>
       <w:keepLines/>
@@ -1250,18 +1178,18 @@
       <w:rFonts w:cstheme="majorBidi"/>
       <w:b/>
       <w:bCs/>
-      <w:color w:val="2E74B5" w:themeColor="accent1" w:themeShade="BF"/>
-    </w:rPr>
-  </w:style>
-  <w:style w:type="paragraph" w:styleId="7">
+      <w:color w:val="2E75B6" w:themeColor="accent1" w:themeShade="BF"/>
+    </w:rPr>
+  </w:style>
+  <w:style w:type="paragraph" w:styleId="8">
     <w:name w:val="heading 7"/>
-    <w:basedOn w:val="a"/>
-    <w:next w:val="a"/>
-    <w:link w:val="70"/>
-    <w:uiPriority w:val="9"/>
+    <w:basedOn w:val="1"/>
+    <w:next w:val="1"/>
+    <w:link w:val="25"/>
     <w:semiHidden/>
     <w:unhideWhenUsed/>
     <w:qFormat/>
+    <w:uiPriority w:val="9"/>
     <w:pPr>
       <w:keepNext/>
       <w:keepLines/>
@@ -1273,17 +1201,25 @@
       <w:b/>
       <w:bCs/>
       <w:color w:val="595959" w:themeColor="text1" w:themeTint="A6"/>
-    </w:rPr>
-  </w:style>
-  <w:style w:type="paragraph" w:styleId="8">
+      <w14:textFill>
+        <w14:solidFill>
+          <w14:schemeClr w14:val="tx1">
+            <w14:lumMod w14:val="65000"/>
+            <w14:lumOff w14:val="35000"/>
+          </w14:schemeClr>
+        </w14:solidFill>
+      </w14:textFill>
+    </w:rPr>
+  </w:style>
+  <w:style w:type="paragraph" w:styleId="9">
     <w:name w:val="heading 8"/>
-    <w:basedOn w:val="a"/>
-    <w:next w:val="a"/>
-    <w:link w:val="80"/>
-    <w:uiPriority w:val="9"/>
+    <w:basedOn w:val="1"/>
+    <w:next w:val="1"/>
+    <w:link w:val="26"/>
     <w:semiHidden/>
     <w:unhideWhenUsed/>
     <w:qFormat/>
+    <w:uiPriority w:val="9"/>
     <w:pPr>
       <w:keepNext/>
       <w:keepLines/>
@@ -1292,17 +1228,25 @@
     <w:rPr>
       <w:rFonts w:cstheme="majorBidi"/>
       <w:color w:val="595959" w:themeColor="text1" w:themeTint="A6"/>
-    </w:rPr>
-  </w:style>
-  <w:style w:type="paragraph" w:styleId="9">
+      <w14:textFill>
+        <w14:solidFill>
+          <w14:schemeClr w14:val="tx1">
+            <w14:lumMod w14:val="65000"/>
+            <w14:lumOff w14:val="35000"/>
+          </w14:schemeClr>
+        </w14:solidFill>
+      </w14:textFill>
+    </w:rPr>
+  </w:style>
+  <w:style w:type="paragraph" w:styleId="10">
     <w:name w:val="heading 9"/>
-    <w:basedOn w:val="a"/>
-    <w:next w:val="a"/>
-    <w:link w:val="90"/>
-    <w:uiPriority w:val="9"/>
+    <w:basedOn w:val="1"/>
+    <w:next w:val="1"/>
+    <w:link w:val="27"/>
     <w:semiHidden/>
     <w:unhideWhenUsed/>
     <w:qFormat/>
+    <w:uiPriority w:val="9"/>
     <w:pPr>
       <w:keepNext/>
       <w:keepLines/>
@@ -1311,21 +1255,30 @@
     <w:rPr>
       <w:rFonts w:eastAsiaTheme="majorEastAsia" w:cstheme="majorBidi"/>
       <w:color w:val="595959" w:themeColor="text1" w:themeTint="A6"/>
-    </w:rPr>
-  </w:style>
-  <w:style w:type="character" w:default="1" w:styleId="a0">
+      <w14:textFill>
+        <w14:solidFill>
+          <w14:schemeClr w14:val="tx1">
+            <w14:lumMod w14:val="65000"/>
+            <w14:lumOff w14:val="35000"/>
+          </w14:schemeClr>
+        </w14:solidFill>
+      </w14:textFill>
+    </w:rPr>
+  </w:style>
+  <w:style w:type="character" w:default="1" w:styleId="17">
     <w:name w:val="Default Paragraph Font"/>
-    <w:uiPriority w:val="1"/>
     <w:semiHidden/>
     <w:unhideWhenUsed/>
-  </w:style>
-  <w:style w:type="table" w:default="1" w:styleId="a1">
+    <w:qFormat/>
+    <w:uiPriority w:val="1"/>
+  </w:style>
+  <w:style w:type="table" w:default="1" w:styleId="15">
     <w:name w:val="Normal Table"/>
-    <w:uiPriority w:val="99"/>
     <w:semiHidden/>
     <w:unhideWhenUsed/>
+    <w:qFormat/>
+    <w:uiPriority w:val="99"/>
     <w:tblPr>
-      <w:tblInd w:w="0" w:type="dxa"/>
       <w:tblCellMar>
         <w:top w:w="0" w:type="dxa"/>
         <w:left w:w="108" w:type="dxa"/>
@@ -1334,19 +1287,13 @@
       </w:tblCellMar>
     </w:tblPr>
   </w:style>
-  <w:style w:type="numbering" w:default="1" w:styleId="a2">
-    <w:name w:val="No List"/>
+  <w:style w:type="paragraph" w:styleId="11">
+    <w:name w:val="footer"/>
+    <w:basedOn w:val="1"/>
+    <w:link w:val="34"/>
+    <w:unhideWhenUsed/>
+    <w:qFormat/>
     <w:uiPriority w:val="99"/>
-    <w:semiHidden/>
-    <w:unhideWhenUsed/>
-  </w:style>
-  <w:style w:type="paragraph" w:styleId="a3">
-    <w:name w:val="footer"/>
-    <w:basedOn w:val="a"/>
-    <w:link w:val="a4"/>
-    <w:uiPriority w:val="99"/>
-    <w:unhideWhenUsed/>
-    <w:qFormat/>
     <w:pPr>
       <w:tabs>
         <w:tab w:val="center" w:pos="4153"/>
@@ -1360,13 +1307,13 @@
       <w:szCs w:val="18"/>
     </w:rPr>
   </w:style>
-  <w:style w:type="paragraph" w:styleId="a5">
+  <w:style w:type="paragraph" w:styleId="12">
     <w:name w:val="header"/>
-    <w:basedOn w:val="a"/>
-    <w:link w:val="a6"/>
+    <w:basedOn w:val="1"/>
+    <w:link w:val="35"/>
+    <w:unhideWhenUsed/>
+    <w:qFormat/>
     <w:uiPriority w:val="99"/>
-    <w:unhideWhenUsed/>
-    <w:qFormat/>
     <w:pPr>
       <w:tabs>
         <w:tab w:val="center" w:pos="4153"/>
@@ -1380,81 +1327,89 @@
       <w:szCs w:val="18"/>
     </w:rPr>
   </w:style>
-  <w:style w:type="paragraph" w:styleId="a7">
+  <w:style w:type="paragraph" w:styleId="13">
     <w:name w:val="Subtitle"/>
-    <w:basedOn w:val="a"/>
-    <w:next w:val="a"/>
-    <w:link w:val="a8"/>
+    <w:basedOn w:val="1"/>
+    <w:next w:val="1"/>
+    <w:link w:val="28"/>
+    <w:qFormat/>
     <w:uiPriority w:val="11"/>
-    <w:qFormat/>
     <w:pPr>
       <w:spacing w:after="160"/>
       <w:jc w:val="center"/>
     </w:pPr>
     <w:rPr>
-      <w:rFonts w:asciiTheme="majorHAnsi" w:eastAsiaTheme="majorEastAsia" w:hAnsiTheme="majorHAnsi" w:cstheme="majorBidi"/>
+      <w:rFonts w:asciiTheme="majorHAnsi" w:hAnsiTheme="majorHAnsi" w:eastAsiaTheme="majorEastAsia" w:cstheme="majorBidi"/>
       <w:color w:val="595959" w:themeColor="text1" w:themeTint="A6"/>
       <w:spacing w:val="15"/>
       <w:sz w:val="28"/>
       <w:szCs w:val="28"/>
-    </w:rPr>
-  </w:style>
-  <w:style w:type="paragraph" w:styleId="a9">
+      <w14:textFill>
+        <w14:solidFill>
+          <w14:schemeClr w14:val="tx1">
+            <w14:lumMod w14:val="65000"/>
+            <w14:lumOff w14:val="35000"/>
+          </w14:schemeClr>
+        </w14:solidFill>
+      </w14:textFill>
+    </w:rPr>
+  </w:style>
+  <w:style w:type="paragraph" w:styleId="14">
     <w:name w:val="Title"/>
-    <w:basedOn w:val="a"/>
-    <w:next w:val="a"/>
-    <w:link w:val="aa"/>
+    <w:basedOn w:val="1"/>
+    <w:next w:val="1"/>
+    <w:link w:val="18"/>
+    <w:qFormat/>
     <w:uiPriority w:val="10"/>
-    <w:qFormat/>
     <w:pPr>
       <w:spacing w:after="80"/>
       <w:contextualSpacing/>
       <w:jc w:val="center"/>
     </w:pPr>
     <w:rPr>
-      <w:rFonts w:asciiTheme="majorHAnsi" w:eastAsiaTheme="majorEastAsia" w:hAnsiTheme="majorHAnsi" w:cstheme="majorBidi"/>
+      <w:rFonts w:asciiTheme="majorHAnsi" w:hAnsiTheme="majorHAnsi" w:eastAsiaTheme="majorEastAsia" w:cstheme="majorBidi"/>
       <w:spacing w:val="-10"/>
       <w:kern w:val="28"/>
       <w:sz w:val="56"/>
       <w:szCs w:val="56"/>
     </w:rPr>
   </w:style>
-  <w:style w:type="table" w:styleId="ab">
+  <w:style w:type="table" w:styleId="16">
     <w:name w:val="Table Grid"/>
-    <w:basedOn w:val="a1"/>
+    <w:basedOn w:val="15"/>
+    <w:qFormat/>
     <w:uiPriority w:val="39"/>
-    <w:qFormat/>
     <w:tblPr>
       <w:tblBorders>
-        <w:top w:val="single" w:sz="4" w:space="0" w:color="auto"/>
-        <w:left w:val="single" w:sz="4" w:space="0" w:color="auto"/>
-        <w:bottom w:val="single" w:sz="4" w:space="0" w:color="auto"/>
-        <w:right w:val="single" w:sz="4" w:space="0" w:color="auto"/>
-        <w:insideH w:val="single" w:sz="4" w:space="0" w:color="auto"/>
-        <w:insideV w:val="single" w:sz="4" w:space="0" w:color="auto"/>
+        <w:top w:val="single" w:color="auto" w:sz="4" w:space="0"/>
+        <w:left w:val="single" w:color="auto" w:sz="4" w:space="0"/>
+        <w:bottom w:val="single" w:color="auto" w:sz="4" w:space="0"/>
+        <w:right w:val="single" w:color="auto" w:sz="4" w:space="0"/>
+        <w:insideH w:val="single" w:color="auto" w:sz="4" w:space="0"/>
+        <w:insideV w:val="single" w:color="auto" w:sz="4" w:space="0"/>
       </w:tblBorders>
     </w:tblPr>
   </w:style>
-  <w:style w:type="character" w:customStyle="1" w:styleId="aa">
+  <w:style w:type="character" w:customStyle="1" w:styleId="18">
     <w:name w:val="标题 字符"/>
-    <w:basedOn w:val="a0"/>
-    <w:link w:val="a9"/>
+    <w:basedOn w:val="17"/>
+    <w:link w:val="14"/>
+    <w:qFormat/>
     <w:uiPriority w:val="10"/>
-    <w:qFormat/>
-    <w:rPr>
-      <w:rFonts w:asciiTheme="majorHAnsi" w:eastAsiaTheme="majorEastAsia" w:hAnsiTheme="majorHAnsi" w:cstheme="majorBidi"/>
+    <w:rPr>
+      <w:rFonts w:asciiTheme="majorHAnsi" w:hAnsiTheme="majorHAnsi" w:eastAsiaTheme="majorEastAsia" w:cstheme="majorBidi"/>
       <w:spacing w:val="-10"/>
       <w:kern w:val="28"/>
       <w:sz w:val="56"/>
       <w:szCs w:val="56"/>
     </w:rPr>
   </w:style>
-  <w:style w:type="character" w:customStyle="1" w:styleId="10">
+  <w:style w:type="character" w:customStyle="1" w:styleId="19">
     <w:name w:val="标题 1 字符"/>
-    <w:basedOn w:val="a0"/>
-    <w:link w:val="1"/>
+    <w:basedOn w:val="17"/>
+    <w:link w:val="2"/>
+    <w:qFormat/>
     <w:uiPriority w:val="9"/>
-    <w:qFormat/>
     <w:rPr>
       <w:rFonts w:ascii="华文楷体" w:eastAsia="华文楷体" w:hAnsiTheme="majorHAnsi" w:cstheme="majorBidi"/>
       <w:sz w:val="32"/>
@@ -1463,167 +1418,204 @@
   </w:style>
   <w:style w:type="character" w:customStyle="1" w:styleId="20">
     <w:name w:val="标题 2 字符"/>
-    <w:basedOn w:val="a0"/>
-    <w:link w:val="2"/>
+    <w:basedOn w:val="17"/>
+    <w:link w:val="3"/>
+    <w:qFormat/>
     <w:uiPriority w:val="9"/>
-    <w:qFormat/>
-    <w:rPr>
-      <w:rFonts w:asciiTheme="majorHAnsi" w:eastAsia="华文楷体" w:hAnsiTheme="majorHAnsi" w:cstheme="majorBidi"/>
+    <w:rPr>
+      <w:rFonts w:eastAsia="华文楷体" w:asciiTheme="majorHAnsi" w:hAnsiTheme="majorHAnsi" w:cstheme="majorBidi"/>
       <w:color w:val="000000" w:themeColor="text1"/>
       <w:sz w:val="28"/>
       <w:szCs w:val="40"/>
-    </w:rPr>
-  </w:style>
-  <w:style w:type="character" w:customStyle="1" w:styleId="30">
+      <w14:textFill>
+        <w14:solidFill>
+          <w14:schemeClr w14:val="tx1"/>
+        </w14:solidFill>
+      </w14:textFill>
+    </w:rPr>
+  </w:style>
+  <w:style w:type="character" w:customStyle="1" w:styleId="21">
     <w:name w:val="标题 3 字符"/>
-    <w:basedOn w:val="a0"/>
-    <w:link w:val="3"/>
+    <w:basedOn w:val="17"/>
+    <w:link w:val="4"/>
+    <w:qFormat/>
     <w:uiPriority w:val="9"/>
-    <w:qFormat/>
-    <w:rPr>
-      <w:rFonts w:asciiTheme="majorHAnsi" w:eastAsia="华文黑体" w:hAnsiTheme="majorHAnsi" w:cstheme="majorBidi"/>
-      <w:color w:val="2E74B5" w:themeColor="accent1" w:themeShade="BF"/>
+    <w:rPr>
+      <w:rFonts w:eastAsia="华文黑体" w:asciiTheme="majorHAnsi" w:hAnsiTheme="majorHAnsi" w:cstheme="majorBidi"/>
+      <w:color w:val="2E75B6" w:themeColor="accent1" w:themeShade="BF"/>
       <w:szCs w:val="32"/>
     </w:rPr>
   </w:style>
-  <w:style w:type="character" w:customStyle="1" w:styleId="40">
+  <w:style w:type="character" w:customStyle="1" w:styleId="22">
     <w:name w:val="标题 4 字符"/>
-    <w:basedOn w:val="a0"/>
-    <w:link w:val="4"/>
+    <w:basedOn w:val="17"/>
+    <w:link w:val="5"/>
+    <w:qFormat/>
     <w:uiPriority w:val="9"/>
-    <w:qFormat/>
-    <w:rPr>
-      <w:rFonts w:ascii="Times New Roman" w:eastAsia="方正书宋_GBK" w:hAnsi="Times New Roman" w:cstheme="majorBidi"/>
-      <w:color w:val="2E74B5" w:themeColor="accent1" w:themeShade="BF"/>
+    <w:rPr>
+      <w:rFonts w:ascii="Times New Roman" w:hAnsi="Times New Roman" w:eastAsia="方正书宋_GBK" w:cstheme="majorBidi"/>
+      <w:color w:val="2E75B6" w:themeColor="accent1" w:themeShade="BF"/>
       <w:sz w:val="28"/>
       <w:szCs w:val="28"/>
     </w:rPr>
   </w:style>
-  <w:style w:type="character" w:customStyle="1" w:styleId="50">
+  <w:style w:type="character" w:customStyle="1" w:styleId="23">
     <w:name w:val="标题 5 字符"/>
-    <w:basedOn w:val="a0"/>
-    <w:link w:val="5"/>
+    <w:basedOn w:val="17"/>
+    <w:link w:val="6"/>
+    <w:semiHidden/>
+    <w:qFormat/>
     <w:uiPriority w:val="9"/>
-    <w:semiHidden/>
-    <w:qFormat/>
-    <w:rPr>
-      <w:rFonts w:ascii="Times New Roman" w:eastAsia="方正书宋_GBK" w:hAnsi="Times New Roman" w:cstheme="majorBidi"/>
-      <w:color w:val="2E74B5" w:themeColor="accent1" w:themeShade="BF"/>
+    <w:rPr>
+      <w:rFonts w:ascii="Times New Roman" w:hAnsi="Times New Roman" w:eastAsia="方正书宋_GBK" w:cstheme="majorBidi"/>
+      <w:color w:val="2E75B6" w:themeColor="accent1" w:themeShade="BF"/>
       <w:sz w:val="24"/>
       <w:szCs w:val="24"/>
     </w:rPr>
   </w:style>
-  <w:style w:type="character" w:customStyle="1" w:styleId="60">
+  <w:style w:type="character" w:customStyle="1" w:styleId="24">
     <w:name w:val="标题 6 字符"/>
-    <w:basedOn w:val="a0"/>
-    <w:link w:val="6"/>
+    <w:basedOn w:val="17"/>
+    <w:link w:val="7"/>
+    <w:semiHidden/>
+    <w:qFormat/>
     <w:uiPriority w:val="9"/>
-    <w:semiHidden/>
-    <w:qFormat/>
-    <w:rPr>
-      <w:rFonts w:ascii="Times New Roman" w:eastAsia="方正书宋_GBK" w:hAnsi="Times New Roman" w:cstheme="majorBidi"/>
+    <w:rPr>
+      <w:rFonts w:ascii="Times New Roman" w:hAnsi="Times New Roman" w:eastAsia="方正书宋_GBK" w:cstheme="majorBidi"/>
       <w:b/>
       <w:bCs/>
-      <w:color w:val="2E74B5" w:themeColor="accent1" w:themeShade="BF"/>
-    </w:rPr>
-  </w:style>
-  <w:style w:type="character" w:customStyle="1" w:styleId="70">
+      <w:color w:val="2E75B6" w:themeColor="accent1" w:themeShade="BF"/>
+    </w:rPr>
+  </w:style>
+  <w:style w:type="character" w:customStyle="1" w:styleId="25">
     <w:name w:val="标题 7 字符"/>
-    <w:basedOn w:val="a0"/>
-    <w:link w:val="7"/>
+    <w:basedOn w:val="17"/>
+    <w:link w:val="8"/>
+    <w:semiHidden/>
+    <w:qFormat/>
     <w:uiPriority w:val="9"/>
-    <w:semiHidden/>
-    <w:qFormat/>
-    <w:rPr>
-      <w:rFonts w:ascii="Times New Roman" w:eastAsia="方正书宋_GBK" w:hAnsi="Times New Roman" w:cstheme="majorBidi"/>
+    <w:rPr>
+      <w:rFonts w:ascii="Times New Roman" w:hAnsi="Times New Roman" w:eastAsia="方正书宋_GBK" w:cstheme="majorBidi"/>
       <w:b/>
       <w:bCs/>
       <w:color w:val="595959" w:themeColor="text1" w:themeTint="A6"/>
-    </w:rPr>
-  </w:style>
-  <w:style w:type="character" w:customStyle="1" w:styleId="80">
+      <w14:textFill>
+        <w14:solidFill>
+          <w14:schemeClr w14:val="tx1">
+            <w14:lumMod w14:val="65000"/>
+            <w14:lumOff w14:val="35000"/>
+          </w14:schemeClr>
+        </w14:solidFill>
+      </w14:textFill>
+    </w:rPr>
+  </w:style>
+  <w:style w:type="character" w:customStyle="1" w:styleId="26">
     <w:name w:val="标题 8 字符"/>
-    <w:basedOn w:val="a0"/>
-    <w:link w:val="8"/>
+    <w:basedOn w:val="17"/>
+    <w:link w:val="9"/>
+    <w:semiHidden/>
+    <w:qFormat/>
     <w:uiPriority w:val="9"/>
+    <w:rPr>
+      <w:rFonts w:ascii="Times New Roman" w:hAnsi="Times New Roman" w:eastAsia="方正书宋_GBK" w:cstheme="majorBidi"/>
+      <w:color w:val="595959" w:themeColor="text1" w:themeTint="A6"/>
+      <w14:textFill>
+        <w14:solidFill>
+          <w14:schemeClr w14:val="tx1">
+            <w14:lumMod w14:val="65000"/>
+            <w14:lumOff w14:val="35000"/>
+          </w14:schemeClr>
+        </w14:solidFill>
+      </w14:textFill>
+    </w:rPr>
+  </w:style>
+  <w:style w:type="character" w:customStyle="1" w:styleId="27">
+    <w:name w:val="标题 9 字符"/>
+    <w:basedOn w:val="17"/>
+    <w:link w:val="10"/>
     <w:semiHidden/>
     <w:qFormat/>
-    <w:rPr>
-      <w:rFonts w:ascii="Times New Roman" w:eastAsia="方正书宋_GBK" w:hAnsi="Times New Roman" w:cstheme="majorBidi"/>
+    <w:uiPriority w:val="9"/>
+    <w:rPr>
+      <w:rFonts w:ascii="Times New Roman" w:hAnsi="Times New Roman" w:eastAsiaTheme="majorEastAsia" w:cstheme="majorBidi"/>
       <w:color w:val="595959" w:themeColor="text1" w:themeTint="A6"/>
-    </w:rPr>
-  </w:style>
-  <w:style w:type="character" w:customStyle="1" w:styleId="90">
-    <w:name w:val="标题 9 字符"/>
-    <w:basedOn w:val="a0"/>
-    <w:link w:val="9"/>
-    <w:uiPriority w:val="9"/>
-    <w:semiHidden/>
-    <w:qFormat/>
-    <w:rPr>
-      <w:rFonts w:ascii="Times New Roman" w:eastAsiaTheme="majorEastAsia" w:hAnsi="Times New Roman" w:cstheme="majorBidi"/>
-      <w:color w:val="595959" w:themeColor="text1" w:themeTint="A6"/>
-    </w:rPr>
-  </w:style>
-  <w:style w:type="character" w:customStyle="1" w:styleId="a8">
+      <w14:textFill>
+        <w14:solidFill>
+          <w14:schemeClr w14:val="tx1">
+            <w14:lumMod w14:val="65000"/>
+            <w14:lumOff w14:val="35000"/>
+          </w14:schemeClr>
+        </w14:solidFill>
+      </w14:textFill>
+    </w:rPr>
+  </w:style>
+  <w:style w:type="character" w:customStyle="1" w:styleId="28">
     <w:name w:val="副标题 字符"/>
-    <w:basedOn w:val="a0"/>
-    <w:link w:val="a7"/>
+    <w:basedOn w:val="17"/>
+    <w:link w:val="13"/>
+    <w:qFormat/>
     <w:uiPriority w:val="11"/>
-    <w:qFormat/>
-    <w:rPr>
-      <w:rFonts w:asciiTheme="majorHAnsi" w:eastAsiaTheme="majorEastAsia" w:hAnsiTheme="majorHAnsi" w:cstheme="majorBidi"/>
+    <w:rPr>
+      <w:rFonts w:asciiTheme="majorHAnsi" w:hAnsiTheme="majorHAnsi" w:eastAsiaTheme="majorEastAsia" w:cstheme="majorBidi"/>
       <w:color w:val="595959" w:themeColor="text1" w:themeTint="A6"/>
       <w:spacing w:val="15"/>
       <w:sz w:val="28"/>
       <w:szCs w:val="28"/>
-    </w:rPr>
-  </w:style>
-  <w:style w:type="paragraph" w:styleId="ac">
+      <w14:textFill>
+        <w14:solidFill>
+          <w14:schemeClr w14:val="tx1">
+            <w14:lumMod w14:val="65000"/>
+            <w14:lumOff w14:val="35000"/>
+          </w14:schemeClr>
+        </w14:solidFill>
+      </w14:textFill>
+    </w:rPr>
+  </w:style>
+  <w:style w:type="paragraph" w:styleId="29">
     <w:name w:val="List Paragraph"/>
-    <w:basedOn w:val="a"/>
+    <w:basedOn w:val="1"/>
+    <w:qFormat/>
     <w:uiPriority w:val="34"/>
-    <w:qFormat/>
     <w:pPr>
       <w:ind w:left="720"/>
       <w:contextualSpacing/>
     </w:pPr>
   </w:style>
-  <w:style w:type="character" w:customStyle="1" w:styleId="11">
-    <w:name w:val="明显参考1"/>
-    <w:basedOn w:val="a0"/>
+  <w:style w:type="character" w:customStyle="1" w:styleId="30">
+    <w:name w:val="Intense Reference"/>
+    <w:basedOn w:val="17"/>
+    <w:qFormat/>
     <w:uiPriority w:val="32"/>
-    <w:qFormat/>
     <w:rPr>
       <w:b/>
       <w:bCs/>
       <w:smallCaps/>
-      <w:color w:val="2E74B5" w:themeColor="accent1" w:themeShade="BF"/>
+      <w:color w:val="2E75B6" w:themeColor="accent1" w:themeShade="BF"/>
       <w:spacing w:val="5"/>
     </w:rPr>
   </w:style>
-  <w:style w:type="character" w:customStyle="1" w:styleId="12">
-    <w:name w:val="明显强调1"/>
-    <w:basedOn w:val="a0"/>
+  <w:style w:type="character" w:customStyle="1" w:styleId="31">
+    <w:name w:val="Intense Emphasis"/>
+    <w:basedOn w:val="17"/>
+    <w:qFormat/>
     <w:uiPriority w:val="21"/>
-    <w:qFormat/>
     <w:rPr>
       <w:i/>
       <w:iCs/>
-      <w:color w:val="2E74B5" w:themeColor="accent1" w:themeShade="BF"/>
-    </w:rPr>
-  </w:style>
-  <w:style w:type="paragraph" w:styleId="ad">
+      <w:color w:val="2E75B6" w:themeColor="accent1" w:themeShade="BF"/>
+    </w:rPr>
+  </w:style>
+  <w:style w:type="paragraph" w:styleId="32">
     <w:name w:val="Intense Quote"/>
-    <w:basedOn w:val="a"/>
-    <w:next w:val="a"/>
-    <w:link w:val="ae"/>
+    <w:basedOn w:val="1"/>
+    <w:next w:val="1"/>
+    <w:link w:val="33"/>
+    <w:qFormat/>
     <w:uiPriority w:val="30"/>
-    <w:qFormat/>
     <w:pPr>
       <w:pBdr>
-        <w:top w:val="single" w:sz="4" w:space="10" w:color="2E74B5" w:themeColor="accent1" w:themeShade="BF"/>
-        <w:bottom w:val="single" w:sz="4" w:space="10" w:color="2E74B5" w:themeColor="accent1" w:themeShade="BF"/>
+        <w:top w:val="single" w:color="2E75B5" w:themeColor="accent1" w:themeShade="BF" w:sz="4" w:space="10"/>
+        <w:bottom w:val="single" w:color="2E75B5" w:themeColor="accent1" w:themeShade="BF" w:sz="4" w:space="10"/>
       </w:pBdr>
       <w:spacing w:before="360" w:after="360"/>
       <w:ind w:left="864" w:right="864"/>
@@ -1632,53 +1624,53 @@
     <w:rPr>
       <w:i/>
       <w:iCs/>
-      <w:color w:val="2E74B5" w:themeColor="accent1" w:themeShade="BF"/>
-    </w:rPr>
-  </w:style>
-  <w:style w:type="character" w:customStyle="1" w:styleId="ae">
+      <w:color w:val="2E75B6" w:themeColor="accent1" w:themeShade="BF"/>
+    </w:rPr>
+  </w:style>
+  <w:style w:type="character" w:customStyle="1" w:styleId="33">
     <w:name w:val="明显引用 字符"/>
-    <w:basedOn w:val="a0"/>
-    <w:link w:val="ad"/>
+    <w:basedOn w:val="17"/>
+    <w:link w:val="32"/>
+    <w:qFormat/>
     <w:uiPriority w:val="30"/>
-    <w:qFormat/>
-    <w:rPr>
-      <w:rFonts w:ascii="Times New Roman" w:eastAsia="方正书宋_GBK" w:hAnsi="Times New Roman"/>
+    <w:rPr>
+      <w:rFonts w:ascii="Times New Roman" w:hAnsi="Times New Roman" w:eastAsia="方正书宋_GBK"/>
       <w:i/>
       <w:iCs/>
-      <w:color w:val="2E74B5" w:themeColor="accent1" w:themeShade="BF"/>
-    </w:rPr>
-  </w:style>
-  <w:style w:type="character" w:customStyle="1" w:styleId="a4">
+      <w:color w:val="2E75B6" w:themeColor="accent1" w:themeShade="BF"/>
+    </w:rPr>
+  </w:style>
+  <w:style w:type="character" w:customStyle="1" w:styleId="34">
     <w:name w:val="页脚 字符"/>
-    <w:basedOn w:val="a0"/>
-    <w:link w:val="a3"/>
+    <w:basedOn w:val="17"/>
+    <w:link w:val="11"/>
+    <w:qFormat/>
     <w:uiPriority w:val="99"/>
-    <w:qFormat/>
-    <w:rPr>
-      <w:rFonts w:ascii="Times New Roman" w:eastAsia="方正书宋_GBK" w:hAnsi="Times New Roman"/>
+    <w:rPr>
+      <w:rFonts w:ascii="Times New Roman" w:hAnsi="Times New Roman" w:eastAsia="方正书宋_GBK"/>
       <w:sz w:val="18"/>
       <w:szCs w:val="18"/>
     </w:rPr>
   </w:style>
-  <w:style w:type="character" w:customStyle="1" w:styleId="a6">
+  <w:style w:type="character" w:customStyle="1" w:styleId="35">
     <w:name w:val="页眉 字符"/>
-    <w:basedOn w:val="a0"/>
-    <w:link w:val="a5"/>
+    <w:basedOn w:val="17"/>
+    <w:link w:val="12"/>
+    <w:qFormat/>
     <w:uiPriority w:val="99"/>
-    <w:qFormat/>
-    <w:rPr>
-      <w:rFonts w:ascii="Times New Roman" w:eastAsia="方正书宋_GBK" w:hAnsi="Times New Roman"/>
+    <w:rPr>
+      <w:rFonts w:ascii="Times New Roman" w:hAnsi="Times New Roman" w:eastAsia="方正书宋_GBK"/>
       <w:sz w:val="18"/>
       <w:szCs w:val="18"/>
     </w:rPr>
   </w:style>
-  <w:style w:type="paragraph" w:styleId="af">
+  <w:style w:type="paragraph" w:styleId="36">
     <w:name w:val="Quote"/>
-    <w:basedOn w:val="a"/>
-    <w:next w:val="a"/>
-    <w:link w:val="af0"/>
+    <w:basedOn w:val="1"/>
+    <w:next w:val="1"/>
+    <w:link w:val="37"/>
+    <w:qFormat/>
     <w:uiPriority w:val="29"/>
-    <w:qFormat/>
     <w:pPr>
       <w:spacing w:before="160" w:after="160"/>
       <w:jc w:val="center"/>
@@ -1687,31 +1679,47 @@
       <w:i/>
       <w:iCs/>
       <w:color w:val="404040" w:themeColor="text1" w:themeTint="BF"/>
-    </w:rPr>
-  </w:style>
-  <w:style w:type="character" w:customStyle="1" w:styleId="af0">
+      <w14:textFill>
+        <w14:solidFill>
+          <w14:schemeClr w14:val="tx1">
+            <w14:lumMod w14:val="75000"/>
+            <w14:lumOff w14:val="25000"/>
+          </w14:schemeClr>
+        </w14:solidFill>
+      </w14:textFill>
+    </w:rPr>
+  </w:style>
+  <w:style w:type="character" w:customStyle="1" w:styleId="37">
     <w:name w:val="引用 字符"/>
-    <w:basedOn w:val="a0"/>
-    <w:link w:val="af"/>
+    <w:basedOn w:val="17"/>
+    <w:link w:val="36"/>
+    <w:qFormat/>
     <w:uiPriority w:val="29"/>
-    <w:qFormat/>
-    <w:rPr>
-      <w:rFonts w:ascii="Times New Roman" w:eastAsia="方正书宋_GBK" w:hAnsi="Times New Roman"/>
+    <w:rPr>
+      <w:rFonts w:ascii="Times New Roman" w:hAnsi="Times New Roman" w:eastAsia="方正书宋_GBK"/>
       <w:i/>
       <w:iCs/>
       <w:color w:val="404040" w:themeColor="text1" w:themeTint="BF"/>
-    </w:rPr>
-  </w:style>
-  <w:style w:type="table" w:customStyle="1" w:styleId="21">
-    <w:name w:val="清单表 21"/>
-    <w:basedOn w:val="a1"/>
+      <w14:textFill>
+        <w14:solidFill>
+          <w14:schemeClr w14:val="tx1">
+            <w14:lumMod w14:val="75000"/>
+            <w14:lumOff w14:val="25000"/>
+          </w14:schemeClr>
+        </w14:solidFill>
+      </w14:textFill>
+    </w:rPr>
+  </w:style>
+  <w:style w:type="table" w:customStyle="1" w:styleId="38">
+    <w:name w:val="List Table 2"/>
+    <w:basedOn w:val="15"/>
+    <w:qFormat/>
     <w:uiPriority w:val="47"/>
-    <w:qFormat/>
     <w:tblPr>
       <w:tblBorders>
-        <w:top w:val="single" w:sz="4" w:space="0" w:color="666666" w:themeColor="text1" w:themeTint="99"/>
-        <w:bottom w:val="single" w:sz="4" w:space="0" w:color="666666" w:themeColor="text1" w:themeTint="99"/>
-        <w:insideH w:val="single" w:sz="4" w:space="0" w:color="666666" w:themeColor="text1" w:themeTint="99"/>
+        <w:top w:val="single" w:color="666666" w:themeColor="text1" w:themeTint="99" w:sz="4" w:space="0"/>
+        <w:bottom w:val="single" w:color="666666" w:themeColor="text1" w:themeTint="99" w:sz="4" w:space="0"/>
+        <w:insideH w:val="single" w:color="666666" w:themeColor="text1" w:themeTint="99" w:sz="4" w:space="0"/>
       </w:tblBorders>
     </w:tblPr>
     <w:tblStylePr w:type="firstRow">
@@ -1739,33 +1747,29 @@
       </w:rPr>
     </w:tblStylePr>
     <w:tblStylePr w:type="band1Vert">
-      <w:tblPr/>
       <w:tcPr>
         <w:shd w:val="clear" w:color="auto" w:fill="CCCCCC" w:themeFill="text1" w:themeFillTint="33"/>
       </w:tcPr>
     </w:tblStylePr>
     <w:tblStylePr w:type="band1Horz">
-      <w:tblPr/>
       <w:tcPr>
         <w:shd w:val="clear" w:color="auto" w:fill="CCCCCC" w:themeFill="text1" w:themeFillTint="33"/>
       </w:tcPr>
     </w:tblStylePr>
   </w:style>
-  <w:style w:type="table" w:customStyle="1" w:styleId="110">
-    <w:name w:val="清单表 1 浅色1"/>
-    <w:basedOn w:val="a1"/>
+  <w:style w:type="table" w:customStyle="1" w:styleId="39">
+    <w:name w:val="List Table 1 Light"/>
+    <w:basedOn w:val="15"/>
+    <w:qFormat/>
     <w:uiPriority w:val="46"/>
-    <w:qFormat/>
-    <w:tblPr/>
     <w:tblStylePr w:type="firstRow">
       <w:rPr>
         <w:b/>
         <w:bCs/>
       </w:rPr>
-      <w:tblPr/>
       <w:tcPr>
         <w:tcBorders>
-          <w:bottom w:val="single" w:sz="4" w:space="0" w:color="666666" w:themeColor="text1" w:themeTint="99"/>
+          <w:bottom w:val="single" w:color="666666" w:themeColor="text1" w:themeTint="99" w:sz="4" w:space="0"/>
         </w:tcBorders>
       </w:tcPr>
     </w:tblStylePr>
@@ -1774,10 +1778,9 @@
         <w:b/>
         <w:bCs/>
       </w:rPr>
-      <w:tblPr/>
       <w:tcPr>
         <w:tcBorders>
-          <w:top w:val="single" w:sz="4" w:space="0" w:color="666666" w:themeColor="text1" w:themeTint="99"/>
+          <w:top w:val="single" w:color="666666" w:themeColor="text1" w:themeTint="99" w:sz="4" w:space="0"/>
         </w:tcBorders>
       </w:tcPr>
     </w:tblStylePr>
@@ -1794,30 +1797,28 @@
       </w:rPr>
     </w:tblStylePr>
     <w:tblStylePr w:type="band1Vert">
-      <w:tblPr/>
       <w:tcPr>
         <w:shd w:val="clear" w:color="auto" w:fill="CCCCCC" w:themeFill="text1" w:themeFillTint="33"/>
       </w:tcPr>
     </w:tblStylePr>
     <w:tblStylePr w:type="band1Horz">
-      <w:tblPr/>
       <w:tcPr>
         <w:shd w:val="clear" w:color="auto" w:fill="CCCCCC" w:themeFill="text1" w:themeFillTint="33"/>
       </w:tcPr>
     </w:tblStylePr>
   </w:style>
-  <w:style w:type="table" w:customStyle="1" w:styleId="4-31">
-    <w:name w:val="清单表 4 - 着色 31"/>
-    <w:basedOn w:val="a1"/>
+  <w:style w:type="table" w:customStyle="1" w:styleId="40">
+    <w:name w:val="List Table 4 Accent 3"/>
+    <w:basedOn w:val="15"/>
+    <w:qFormat/>
     <w:uiPriority w:val="49"/>
-    <w:qFormat/>
     <w:tblPr>
       <w:tblBorders>
-        <w:top w:val="single" w:sz="4" w:space="0" w:color="C9C9C9" w:themeColor="accent3" w:themeTint="99"/>
-        <w:left w:val="single" w:sz="4" w:space="0" w:color="C9C9C9" w:themeColor="accent3" w:themeTint="99"/>
-        <w:bottom w:val="single" w:sz="4" w:space="0" w:color="C9C9C9" w:themeColor="accent3" w:themeTint="99"/>
-        <w:right w:val="single" w:sz="4" w:space="0" w:color="C9C9C9" w:themeColor="accent3" w:themeTint="99"/>
-        <w:insideH w:val="single" w:sz="4" w:space="0" w:color="C9C9C9" w:themeColor="accent3" w:themeTint="99"/>
+        <w:top w:val="single" w:color="C8C8C8" w:themeColor="accent3" w:themeTint="99" w:sz="4" w:space="0"/>
+        <w:left w:val="single" w:color="C8C8C8" w:themeColor="accent3" w:themeTint="99" w:sz="4" w:space="0"/>
+        <w:bottom w:val="single" w:color="C8C8C8" w:themeColor="accent3" w:themeTint="99" w:sz="4" w:space="0"/>
+        <w:right w:val="single" w:color="C8C8C8" w:themeColor="accent3" w:themeTint="99" w:sz="4" w:space="0"/>
+        <w:insideH w:val="single" w:color="C8C8C8" w:themeColor="accent3" w:themeTint="99" w:sz="4" w:space="0"/>
       </w:tblBorders>
     </w:tblPr>
     <w:tblStylePr w:type="firstRow">
@@ -1825,14 +1826,18 @@
         <w:b/>
         <w:bCs/>
         <w:color w:val="FFFFFF" w:themeColor="background1"/>
+        <w14:textFill>
+          <w14:solidFill>
+            <w14:schemeClr w14:val="bg1"/>
+          </w14:solidFill>
+        </w14:textFill>
       </w:rPr>
-      <w:tblPr/>
       <w:tcPr>
         <w:tcBorders>
-          <w:top w:val="single" w:sz="4" w:space="0" w:color="A5A5A5" w:themeColor="accent3"/>
-          <w:left w:val="single" w:sz="4" w:space="0" w:color="A5A5A5" w:themeColor="accent3"/>
-          <w:bottom w:val="single" w:sz="4" w:space="0" w:color="A5A5A5" w:themeColor="accent3"/>
-          <w:right w:val="single" w:sz="4" w:space="0" w:color="A5A5A5" w:themeColor="accent3"/>
+          <w:top w:val="single" w:color="A5A5A5" w:themeColor="accent3" w:sz="4" w:space="0"/>
+          <w:left w:val="single" w:color="A5A5A5" w:themeColor="accent3" w:sz="4" w:space="0"/>
+          <w:bottom w:val="single" w:color="A5A5A5" w:themeColor="accent3" w:sz="4" w:space="0"/>
+          <w:right w:val="single" w:color="A5A5A5" w:themeColor="accent3" w:sz="4" w:space="0"/>
           <w:insideH w:val="nil"/>
         </w:tcBorders>
         <w:shd w:val="clear" w:color="auto" w:fill="A5A5A5" w:themeFill="accent3"/>
@@ -1843,10 +1848,9 @@
         <w:b/>
         <w:bCs/>
       </w:rPr>
-      <w:tblPr/>
       <w:tcPr>
         <w:tcBorders>
-          <w:top w:val="double" w:sz="4" w:space="0" w:color="C9C9C9" w:themeColor="accent3" w:themeTint="99"/>
+          <w:top w:val="double" w:color="C8C8C8" w:themeColor="accent3" w:themeTint="99" w:sz="4" w:space="0"/>
         </w:tcBorders>
       </w:tcPr>
     </w:tblStylePr>
@@ -1863,15 +1867,13 @@
       </w:rPr>
     </w:tblStylePr>
     <w:tblStylePr w:type="band1Vert">
-      <w:tblPr/>
       <w:tcPr>
-        <w:shd w:val="clear" w:color="auto" w:fill="EDEDED" w:themeFill="accent3" w:themeFillTint="33"/>
+        <w:shd w:val="clear" w:color="auto" w:fill="ECECEC" w:themeFill="accent3" w:themeFillTint="33"/>
       </w:tcPr>
     </w:tblStylePr>
     <w:tblStylePr w:type="band1Horz">
-      <w:tblPr/>
       <w:tcPr>
-        <w:shd w:val="clear" w:color="auto" w:fill="EDEDED" w:themeFill="accent3" w:themeFillTint="33"/>
+        <w:shd w:val="clear" w:color="auto" w:fill="ECECEC" w:themeFill="accent3" w:themeFillTint="33"/>
       </w:tcPr>
     </w:tblStylePr>
   </w:style>
@@ -2130,6 +2132,5 @@
     </a:fmtScheme>
   </a:themeElements>
   <a:objectDefaults/>
-  <a:extraClrSchemeLst/>
 </a:theme>
 </file>
--- a/2027赛季雷达兵种研发项目规划.docx
+++ b/2027赛季雷达兵种研发项目规划.docx
@@ -370,23 +370,7 @@
               <w:cnfStyle w:val="000000000000" w:firstRow="0" w:lastRow="0" w:firstColumn="0" w:lastColumn="0" w:oddVBand="0" w:evenVBand="0" w:oddHBand="0" w:evenHBand="0" w:firstRowFirstColumn="0" w:firstRowLastColumn="0" w:lastRowFirstColumn="0" w:lastRowLastColumn="0"/>
             </w:pPr>
             <w:r>
-              <w:t>适配</w:t>
-            </w:r>
-            <w:r>
-              <w:t>2027</w:t>
-            </w:r>
-            <w:r>
-              <w:t>新地图（地图、掩码、标定矩阵、盲区点位）；加固区面积</w:t>
-            </w:r>
-            <w:r>
-              <w:t>A</w:t>
-            </w:r>
-            <w:r>
-              <w:t>计算与加固指</w:t>
-            </w:r>
-            <w:r>
-              <w:lastRenderedPageBreak/>
-              <w:t>令联调；搭建自测发射源完成接收端自测</w:t>
+              <w:t>适配2027新地图（地图、掩码、标定矩阵、盲区点位）；加固区面积A计算与加固指令联调</w:t>
             </w:r>
           </w:p>
         </w:tc>
@@ -450,25 +434,7 @@
               <w:cnfStyle w:val="000000000000" w:firstRow="0" w:lastRow="0" w:firstColumn="0" w:lastColumn="0" w:oddVBand="0" w:evenVBand="0" w:oddHBand="0" w:evenHBand="0" w:firstRowFirstColumn="0" w:firstRowLastColumn="0" w:lastRowFirstColumn="0" w:lastRowLastColumn="0"/>
             </w:pPr>
             <w:r>
-              <w:t>梳理</w:t>
-            </w:r>
-            <w:r>
-              <w:t>2027</w:t>
-            </w:r>
-            <w:r>
-              <w:t>规则差异、解析装甲受击信息；</w:t>
-            </w:r>
-            <w:r>
-              <w:t>SDR</w:t>
-            </w:r>
-            <w:r>
-              <w:t>采购与接收链路搭建；干扰波三级难度接收与</w:t>
-            </w:r>
-            <w:r>
-              <w:t>6</w:t>
-            </w:r>
-            <w:r>
-              <w:t>位密钥解调验证</w:t>
+              <w:t>梳理2027规则差异、解析装甲受击信息；SDR采购与接收链路搭建；搭建自测发射源完成接收端自测；干扰波三级难度接收与6位密钥解调验证</w:t>
             </w:r>
           </w:p>
         </w:tc>
